--- a/03-Elaboración II/Modelo de Datos/Modelo de Datos_MetricFlow SQA_CoDevIT.docx
+++ b/03-Elaboración II/Modelo de Datos/Modelo de Datos_MetricFlow SQA_CoDevIT.docx
@@ -461,13 +461,23 @@
           <w:szCs w:val="36"/>
         </w:rPr>
       </w:pPr>
+      <w:proofErr w:type="spellStart"/>
       <w:r>
         <w:rPr>
           <w:rFonts w:ascii="Cambria" w:eastAsia="Cambria" w:hAnsi="Cambria" w:cs="Cambria"/>
           <w:sz w:val="36"/>
           <w:szCs w:val="36"/>
         </w:rPr>
-        <w:t>MetricFlow SQA</w:t>
+        <w:t>MetricFlow</w:t>
+      </w:r>
+      <w:proofErr w:type="spellEnd"/>
+      <w:r>
+        <w:rPr>
+          <w:rFonts w:ascii="Cambria" w:eastAsia="Cambria" w:hAnsi="Cambria" w:cs="Cambria"/>
+          <w:sz w:val="36"/>
+          <w:szCs w:val="36"/>
+        </w:rPr>
+        <w:t xml:space="preserve"> SQA</w:t>
       </w:r>
     </w:p>
     <w:p>
@@ -549,9 +559,11 @@
           <w:color w:val="000000"/>
         </w:rPr>
       </w:pPr>
+      <w:proofErr w:type="spellStart"/>
       <w:r>
         <w:t>CoDevIT</w:t>
       </w:r>
+      <w:proofErr w:type="spellEnd"/>
       <w:r>
         <w:rPr>
           <w:color w:val="000000"/>
@@ -568,7 +580,23 @@
         </w:rPr>
       </w:pPr>
       <w:r>
-        <w:t xml:space="preserve">Mansilla Ezequiel, Nuñez Fabricio, Pacheco Santiago, Salazar Malcom, Teppa Lorenzo </w:t>
+        <w:t xml:space="preserve">Mansilla Ezequiel, </w:t>
+      </w:r>
+      <w:proofErr w:type="spellStart"/>
+      <w:r>
+        <w:t>Nuñez</w:t>
+      </w:r>
+      <w:proofErr w:type="spellEnd"/>
+      <w:r>
+        <w:t xml:space="preserve"> Fabricio, Pacheco Santiago, Salazar </w:t>
+      </w:r>
+      <w:proofErr w:type="spellStart"/>
+      <w:r>
+        <w:t>Malcom</w:t>
+      </w:r>
+      <w:proofErr w:type="spellEnd"/>
+      <w:r>
+        <w:t xml:space="preserve">, Teppa Lorenzo </w:t>
       </w:r>
     </w:p>
     <w:p>
@@ -830,7 +858,35 @@
                                   <w:rPr>
                                     <w:color w:val="000000"/>
                                   </w:rPr>
-                                  <w:t>Este modelo de datos representa la estructura de los datos  propuesta, sus relaciones, reglas de consistencia y significado dentro del dominio del negocio para el sistema MetricFlow SQA. Presenta la interacción entre actores externos y el sistema para definir claramente los requerimientos funcionales, sirviendo como base para el desarrollo y acuerdo entre clientes y desarrolladores. El modelo detalla el comportamiento esperado en la gestión de calidad y métricas para proyectos de software.</w:t>
+                                  <w:t xml:space="preserve">Este modelo de datos representa la estructura de los </w:t>
+                                </w:r>
+                                <w:proofErr w:type="gramStart"/>
+                                <w:r>
+                                  <w:rPr>
+                                    <w:color w:val="000000"/>
+                                  </w:rPr>
+                                  <w:t>datos  propuesta</w:t>
+                                </w:r>
+                                <w:proofErr w:type="gramEnd"/>
+                                <w:r>
+                                  <w:rPr>
+                                    <w:color w:val="000000"/>
+                                  </w:rPr>
+                                  <w:t xml:space="preserve">, sus relaciones, reglas de consistencia y significado dentro del dominio del negocio para el sistema </w:t>
+                                </w:r>
+                                <w:proofErr w:type="spellStart"/>
+                                <w:r>
+                                  <w:rPr>
+                                    <w:color w:val="000000"/>
+                                  </w:rPr>
+                                  <w:t>MetricFlow</w:t>
+                                </w:r>
+                                <w:proofErr w:type="spellEnd"/>
+                                <w:r>
+                                  <w:rPr>
+                                    <w:color w:val="000000"/>
+                                  </w:rPr>
+                                  <w:t xml:space="preserve"> SQA. Presenta la interacción entre actores externos y el sistema para definir claramente los requerimientos funcionales, sirviendo como base para el desarrollo y acuerdo entre clientes y desarrolladores. El modelo detalla el comportamiento esperado en la gestión de calidad y métricas para proyectos de software.</w:t>
                                 </w:r>
                               </w:p>
                               <w:p>
@@ -912,7 +968,35 @@
                             <w:rPr>
                               <w:color w:val="000000"/>
                             </w:rPr>
-                            <w:t>Este modelo de datos representa la estructura de los datos  propuesta, sus relaciones, reglas de consistencia y significado dentro del dominio del negocio para el sistema MetricFlow SQA. Presenta la interacción entre actores externos y el sistema para definir claramente los requerimientos funcionales, sirviendo como base para el desarrollo y acuerdo entre clientes y desarrolladores. El modelo detalla el comportamiento esperado en la gestión de calidad y métricas para proyectos de software.</w:t>
+                            <w:t xml:space="preserve">Este modelo de datos representa la estructura de los </w:t>
+                          </w:r>
+                          <w:proofErr w:type="gramStart"/>
+                          <w:r>
+                            <w:rPr>
+                              <w:color w:val="000000"/>
+                            </w:rPr>
+                            <w:t>datos  propuesta</w:t>
+                          </w:r>
+                          <w:proofErr w:type="gramEnd"/>
+                          <w:r>
+                            <w:rPr>
+                              <w:color w:val="000000"/>
+                            </w:rPr>
+                            <w:t xml:space="preserve">, sus relaciones, reglas de consistencia y significado dentro del dominio del negocio para el sistema </w:t>
+                          </w:r>
+                          <w:proofErr w:type="spellStart"/>
+                          <w:r>
+                            <w:rPr>
+                              <w:color w:val="000000"/>
+                            </w:rPr>
+                            <w:t>MetricFlow</w:t>
+                          </w:r>
+                          <w:proofErr w:type="spellEnd"/>
+                          <w:r>
+                            <w:rPr>
+                              <w:color w:val="000000"/>
+                            </w:rPr>
+                            <w:t xml:space="preserve"> SQA. Presenta la interacción entre actores externos y el sistema para definir claramente los requerimientos funcionales, sirviendo como base para el desarrollo y acuerdo entre clientes y desarrolladores. El modelo detalla el comportamiento esperado en la gestión de calidad y métricas para proyectos de software.</w:t>
                           </w:r>
                         </w:p>
                         <w:p>
@@ -1825,7 +1909,21 @@
         <w:rPr>
           <w:b/>
         </w:rPr>
-        <w:t>Interesados (stakeholders):</w:t>
+        <w:t>Interesados (</w:t>
+      </w:r>
+      <w:proofErr w:type="spellStart"/>
+      <w:r>
+        <w:rPr>
+          <w:b/>
+        </w:rPr>
+        <w:t>stakeholders</w:t>
+      </w:r>
+      <w:proofErr w:type="spellEnd"/>
+      <w:r>
+        <w:rPr>
+          <w:b/>
+        </w:rPr>
+        <w:t>):</w:t>
       </w:r>
       <w:r>
         <w:t xml:space="preserve"> como mecanismo de transparencia y control respecto al cumplimiento de los estándares de calidad definidos.</w:t>
@@ -2137,7 +2235,39 @@
         <w:t>Fundamentos de Sistemas de Bases de Datos</w:t>
       </w:r>
       <w:r>
-        <w:t xml:space="preserve"> (5ta edición) de Ramez Elmasri y Shamkant B. Navathe.</w:t>
+        <w:t xml:space="preserve"> (5ta edición) de </w:t>
+      </w:r>
+      <w:proofErr w:type="spellStart"/>
+      <w:r>
+        <w:t>Ramez</w:t>
+      </w:r>
+      <w:proofErr w:type="spellEnd"/>
+      <w:r>
+        <w:t xml:space="preserve"> </w:t>
+      </w:r>
+      <w:proofErr w:type="spellStart"/>
+      <w:r>
+        <w:t>Elmasri</w:t>
+      </w:r>
+      <w:proofErr w:type="spellEnd"/>
+      <w:r>
+        <w:t xml:space="preserve"> y </w:t>
+      </w:r>
+      <w:proofErr w:type="spellStart"/>
+      <w:r>
+        <w:t>Shamkant</w:t>
+      </w:r>
+      <w:proofErr w:type="spellEnd"/>
+      <w:r>
+        <w:t xml:space="preserve"> B. </w:t>
+      </w:r>
+      <w:proofErr w:type="spellStart"/>
+      <w:r>
+        <w:t>Navathe</w:t>
+      </w:r>
+      <w:proofErr w:type="spellEnd"/>
+      <w:r>
+        <w:t>.</w:t>
       </w:r>
     </w:p>
     <w:p>
@@ -2724,6 +2854,7 @@
                 <w:szCs w:val="24"/>
               </w:rPr>
             </w:pPr>
+            <w:proofErr w:type="spellStart"/>
             <w:r>
               <w:rPr>
                 <w:rFonts w:eastAsia="Times New Roman"/>
@@ -2731,6 +2862,7 @@
               </w:rPr>
               <w:t>id_usuario</w:t>
             </w:r>
+            <w:proofErr w:type="spellEnd"/>
           </w:p>
         </w:tc>
         <w:tc>
@@ -2765,7 +2897,23 @@
                 <w:rFonts w:eastAsia="Times New Roman"/>
                 <w:color w:val="000000"/>
               </w:rPr>
-              <w:t>Simple, derivado, monovaluado.</w:t>
+              <w:t xml:space="preserve">Simple, derivado, </w:t>
+            </w:r>
+            <w:proofErr w:type="spellStart"/>
+            <w:r>
+              <w:rPr>
+                <w:rFonts w:eastAsia="Times New Roman"/>
+                <w:color w:val="000000"/>
+              </w:rPr>
+              <w:t>monovaluado</w:t>
+            </w:r>
+            <w:proofErr w:type="spellEnd"/>
+            <w:r>
+              <w:rPr>
+                <w:rFonts w:eastAsia="Times New Roman"/>
+                <w:color w:val="000000"/>
+              </w:rPr>
+              <w:t>.</w:t>
             </w:r>
           </w:p>
         </w:tc>
@@ -2873,6 +3021,7 @@
                 <w:szCs w:val="24"/>
               </w:rPr>
             </w:pPr>
+            <w:proofErr w:type="spellStart"/>
             <w:r>
               <w:rPr>
                 <w:rFonts w:eastAsia="Times New Roman"/>
@@ -2880,6 +3029,7 @@
               </w:rPr>
               <w:t>nombre_apellido</w:t>
             </w:r>
+            <w:proofErr w:type="spellEnd"/>
           </w:p>
         </w:tc>
         <w:tc>
@@ -2914,7 +3064,23 @@
                 <w:rFonts w:eastAsia="Times New Roman"/>
                 <w:color w:val="000000"/>
               </w:rPr>
-              <w:t>Simple, almacenado, monovaluado. </w:t>
+              <w:t xml:space="preserve">Simple, almacenado, </w:t>
+            </w:r>
+            <w:proofErr w:type="spellStart"/>
+            <w:r>
+              <w:rPr>
+                <w:rFonts w:eastAsia="Times New Roman"/>
+                <w:color w:val="000000"/>
+              </w:rPr>
+              <w:t>monovaluado</w:t>
+            </w:r>
+            <w:proofErr w:type="spellEnd"/>
+            <w:r>
+              <w:rPr>
+                <w:rFonts w:eastAsia="Times New Roman"/>
+                <w:color w:val="000000"/>
+              </w:rPr>
+              <w:t>. </w:t>
             </w:r>
           </w:p>
         </w:tc>
@@ -3053,7 +3219,23 @@
                 <w:rFonts w:eastAsia="Times New Roman"/>
                 <w:color w:val="000000"/>
               </w:rPr>
-              <w:t>Simple, almacenado, monovaluado. </w:t>
+              <w:t xml:space="preserve">Simple, almacenado, </w:t>
+            </w:r>
+            <w:proofErr w:type="spellStart"/>
+            <w:r>
+              <w:rPr>
+                <w:rFonts w:eastAsia="Times New Roman"/>
+                <w:color w:val="000000"/>
+              </w:rPr>
+              <w:t>monovaluado</w:t>
+            </w:r>
+            <w:proofErr w:type="spellEnd"/>
+            <w:r>
+              <w:rPr>
+                <w:rFonts w:eastAsia="Times New Roman"/>
+                <w:color w:val="000000"/>
+              </w:rPr>
+              <w:t>. </w:t>
             </w:r>
           </w:p>
         </w:tc>
@@ -3140,7 +3322,7 @@
           <w:rFonts w:eastAsia="Times New Roman"/>
           <w:color w:val="000000"/>
         </w:rPr>
-        <w:t>Tabla 2.0 Descripción de la entidad X</w:t>
+        <w:t>Tabla 1 Descripción de la entidad Usuario</w:t>
       </w:r>
     </w:p>
     <w:p>
@@ -3156,7 +3338,7 @@
     </w:p>
     <w:tbl>
       <w:tblPr>
-        <w:tblW w:w="8504" w:type="dxa"/>
+        <w:tblW w:w="0" w:type="auto"/>
         <w:tblCellMar>
           <w:top w:w="15" w:type="dxa"/>
           <w:left w:w="15" w:type="dxa"/>
@@ -3166,9 +3348,9 @@
         <w:tblLook w:val="04A0" w:firstRow="1" w:lastRow="0" w:firstColumn="1" w:lastColumn="0" w:noHBand="0" w:noVBand="1"/>
       </w:tblPr>
       <w:tblGrid>
-        <w:gridCol w:w="1733"/>
-        <w:gridCol w:w="3150"/>
-        <w:gridCol w:w="2927"/>
+        <w:gridCol w:w="1276"/>
+        <w:gridCol w:w="3090"/>
+        <w:gridCol w:w="3424"/>
         <w:gridCol w:w="694"/>
       </w:tblGrid>
       <w:tr>
@@ -3256,7 +3438,7 @@
                 <w:bCs/>
                 <w:color w:val="000000"/>
               </w:rPr>
-              <w:t>Administrador</w:t>
+              <w:t>Proyecto</w:t>
             </w:r>
           </w:p>
         </w:tc>
@@ -3447,13 +3629,15 @@
                 <w:szCs w:val="24"/>
               </w:rPr>
             </w:pPr>
-            <w:r>
-              <w:rPr>
-                <w:rFonts w:eastAsia="Times New Roman"/>
-                <w:color w:val="000000"/>
-              </w:rPr>
-              <w:t>id_usuario</w:t>
-            </w:r>
+            <w:proofErr w:type="spellStart"/>
+            <w:r>
+              <w:rPr>
+                <w:rFonts w:eastAsia="Times New Roman"/>
+                <w:color w:val="000000"/>
+              </w:rPr>
+              <w:t>id_proyecto</w:t>
+            </w:r>
+            <w:proofErr w:type="spellEnd"/>
           </w:p>
         </w:tc>
         <w:tc>
@@ -3488,7 +3672,23 @@
                 <w:rFonts w:eastAsia="Times New Roman"/>
                 <w:color w:val="000000"/>
               </w:rPr>
-              <w:t>Simple, derivado, monovaluado.</w:t>
+              <w:t xml:space="preserve">Simple, derivado, </w:t>
+            </w:r>
+            <w:proofErr w:type="spellStart"/>
+            <w:r>
+              <w:rPr>
+                <w:rFonts w:eastAsia="Times New Roman"/>
+                <w:color w:val="000000"/>
+              </w:rPr>
+              <w:t>monovaluado</w:t>
+            </w:r>
+            <w:proofErr w:type="spellEnd"/>
+            <w:r>
+              <w:rPr>
+                <w:rFonts w:eastAsia="Times New Roman"/>
+                <w:color w:val="000000"/>
+              </w:rPr>
+              <w:t>.</w:t>
             </w:r>
           </w:p>
         </w:tc>
@@ -3524,7 +3724,7 @@
                 <w:rFonts w:eastAsia="Times New Roman"/>
                 <w:color w:val="000000"/>
               </w:rPr>
-              <w:t>Identificador único de un usuario.</w:t>
+              <w:t>Identificador único de un proyecto.</w:t>
             </w:r>
           </w:p>
         </w:tc>
@@ -3601,7 +3801,7 @@
                 <w:rFonts w:eastAsia="Times New Roman"/>
                 <w:color w:val="000000"/>
               </w:rPr>
-              <w:t>nombre_apellido</w:t>
+              <w:t>nombre</w:t>
             </w:r>
           </w:p>
         </w:tc>
@@ -3637,7 +3837,23 @@
                 <w:rFonts w:eastAsia="Times New Roman"/>
                 <w:color w:val="000000"/>
               </w:rPr>
-              <w:t>Simple, almacenado, monovaluado. </w:t>
+              <w:t xml:space="preserve">Simple, almacenado, </w:t>
+            </w:r>
+            <w:proofErr w:type="spellStart"/>
+            <w:r>
+              <w:rPr>
+                <w:rFonts w:eastAsia="Times New Roman"/>
+                <w:color w:val="000000"/>
+              </w:rPr>
+              <w:t>monovaluado</w:t>
+            </w:r>
+            <w:proofErr w:type="spellEnd"/>
+            <w:r>
+              <w:rPr>
+                <w:rFonts w:eastAsia="Times New Roman"/>
+                <w:color w:val="000000"/>
+              </w:rPr>
+              <w:t>. </w:t>
             </w:r>
           </w:p>
         </w:tc>
@@ -3673,7 +3889,7 @@
                 <w:rFonts w:eastAsia="Times New Roman"/>
                 <w:color w:val="000000"/>
               </w:rPr>
-              <w:t>Nombre y apellido de un usuario.</w:t>
+              <w:t>Nombre de un proyecto.</w:t>
             </w:r>
           </w:p>
         </w:tc>
@@ -3735,14 +3951,16 @@
                 <w:szCs w:val="24"/>
               </w:rPr>
             </w:pPr>
+            <w:proofErr w:type="spellStart"/>
             <w:r>
               <w:rPr>
                 <w:rFonts w:eastAsia="Times New Roman"/>
                 <w:color w:val="000000"/>
               </w:rPr>
               <w:lastRenderedPageBreak/>
-              <w:t>email</w:t>
-            </w:r>
+              <w:t>descripcion</w:t>
+            </w:r>
+            <w:proofErr w:type="spellEnd"/>
           </w:p>
         </w:tc>
         <w:tc>
@@ -3777,7 +3995,23 @@
                 <w:rFonts w:eastAsia="Times New Roman"/>
                 <w:color w:val="000000"/>
               </w:rPr>
-              <w:t>Simple, almacenado, monovaluado. </w:t>
+              <w:t xml:space="preserve">Simple, almacenado, </w:t>
+            </w:r>
+            <w:proofErr w:type="spellStart"/>
+            <w:r>
+              <w:rPr>
+                <w:rFonts w:eastAsia="Times New Roman"/>
+                <w:color w:val="000000"/>
+              </w:rPr>
+              <w:t>monovaluado</w:t>
+            </w:r>
+            <w:proofErr w:type="spellEnd"/>
+            <w:r>
+              <w:rPr>
+                <w:rFonts w:eastAsia="Times New Roman"/>
+                <w:color w:val="000000"/>
+              </w:rPr>
+              <w:t>. </w:t>
             </w:r>
           </w:p>
         </w:tc>
@@ -3813,7 +4047,7 @@
                 <w:rFonts w:eastAsia="Times New Roman"/>
                 <w:color w:val="000000"/>
               </w:rPr>
-              <w:t>Correo electrónico de un usuario.</w:t>
+              <w:t>Descripción de un proyecto.</w:t>
             </w:r>
           </w:p>
         </w:tc>
@@ -3847,6 +4081,316 @@
           </w:p>
         </w:tc>
       </w:tr>
+      <w:tr>
+        <w:tc>
+          <w:tcPr>
+            <w:tcW w:w="0" w:type="auto"/>
+            <w:tcBorders>
+              <w:top w:val="single" w:sz="8" w:space="0" w:color="000000"/>
+              <w:left w:val="single" w:sz="8" w:space="0" w:color="000000"/>
+              <w:bottom w:val="single" w:sz="8" w:space="0" w:color="000000"/>
+              <w:right w:val="single" w:sz="8" w:space="0" w:color="000000"/>
+            </w:tcBorders>
+            <w:tcMar>
+              <w:top w:w="100" w:type="dxa"/>
+              <w:left w:w="100" w:type="dxa"/>
+              <w:bottom w:w="100" w:type="dxa"/>
+              <w:right w:w="100" w:type="dxa"/>
+            </w:tcMar>
+            <w:hideMark/>
+          </w:tcPr>
+          <w:p>
+            <w:pPr>
+              <w:spacing w:before="0" w:line="240" w:lineRule="auto"/>
+              <w:ind w:left="0"/>
+              <w:rPr>
+                <w:rFonts w:ascii="Times New Roman" w:eastAsia="Times New Roman" w:hAnsi="Times New Roman" w:cs="Times New Roman"/>
+                <w:sz w:val="24"/>
+                <w:szCs w:val="24"/>
+              </w:rPr>
+            </w:pPr>
+            <w:r>
+              <w:rPr>
+                <w:rFonts w:eastAsia="Times New Roman"/>
+                <w:color w:val="000000"/>
+              </w:rPr>
+              <w:t>objetivo</w:t>
+            </w:r>
+          </w:p>
+        </w:tc>
+        <w:tc>
+          <w:tcPr>
+            <w:tcW w:w="0" w:type="auto"/>
+            <w:tcBorders>
+              <w:top w:val="single" w:sz="8" w:space="0" w:color="000000"/>
+              <w:left w:val="single" w:sz="8" w:space="0" w:color="000000"/>
+              <w:bottom w:val="single" w:sz="8" w:space="0" w:color="000000"/>
+              <w:right w:val="single" w:sz="8" w:space="0" w:color="000000"/>
+            </w:tcBorders>
+            <w:tcMar>
+              <w:top w:w="100" w:type="dxa"/>
+              <w:left w:w="100" w:type="dxa"/>
+              <w:bottom w:w="100" w:type="dxa"/>
+              <w:right w:w="100" w:type="dxa"/>
+            </w:tcMar>
+            <w:hideMark/>
+          </w:tcPr>
+          <w:p>
+            <w:pPr>
+              <w:spacing w:before="0" w:line="240" w:lineRule="auto"/>
+              <w:ind w:left="0"/>
+              <w:rPr>
+                <w:rFonts w:ascii="Times New Roman" w:eastAsia="Times New Roman" w:hAnsi="Times New Roman" w:cs="Times New Roman"/>
+                <w:sz w:val="24"/>
+                <w:szCs w:val="24"/>
+              </w:rPr>
+            </w:pPr>
+            <w:r>
+              <w:rPr>
+                <w:rFonts w:eastAsia="Times New Roman"/>
+                <w:color w:val="000000"/>
+              </w:rPr>
+              <w:t xml:space="preserve">Simple, almacenado, </w:t>
+            </w:r>
+            <w:proofErr w:type="spellStart"/>
+            <w:r>
+              <w:rPr>
+                <w:rFonts w:eastAsia="Times New Roman"/>
+                <w:color w:val="000000"/>
+              </w:rPr>
+              <w:t>monovaluado</w:t>
+            </w:r>
+            <w:proofErr w:type="spellEnd"/>
+            <w:r>
+              <w:rPr>
+                <w:rFonts w:eastAsia="Times New Roman"/>
+                <w:color w:val="000000"/>
+              </w:rPr>
+              <w:t>. </w:t>
+            </w:r>
+          </w:p>
+        </w:tc>
+        <w:tc>
+          <w:tcPr>
+            <w:tcW w:w="0" w:type="auto"/>
+            <w:tcBorders>
+              <w:top w:val="single" w:sz="8" w:space="0" w:color="000000"/>
+              <w:left w:val="single" w:sz="8" w:space="0" w:color="000000"/>
+              <w:bottom w:val="single" w:sz="8" w:space="0" w:color="000000"/>
+              <w:right w:val="single" w:sz="8" w:space="0" w:color="000000"/>
+            </w:tcBorders>
+            <w:tcMar>
+              <w:top w:w="100" w:type="dxa"/>
+              <w:left w:w="100" w:type="dxa"/>
+              <w:bottom w:w="100" w:type="dxa"/>
+              <w:right w:w="100" w:type="dxa"/>
+            </w:tcMar>
+            <w:hideMark/>
+          </w:tcPr>
+          <w:p>
+            <w:pPr>
+              <w:spacing w:before="0" w:line="240" w:lineRule="auto"/>
+              <w:ind w:left="0"/>
+              <w:rPr>
+                <w:rFonts w:ascii="Times New Roman" w:eastAsia="Times New Roman" w:hAnsi="Times New Roman" w:cs="Times New Roman"/>
+                <w:sz w:val="24"/>
+                <w:szCs w:val="24"/>
+              </w:rPr>
+            </w:pPr>
+            <w:r>
+              <w:rPr>
+                <w:rFonts w:eastAsia="Times New Roman"/>
+                <w:color w:val="000000"/>
+              </w:rPr>
+              <w:t>Propósito del proyecto.</w:t>
+            </w:r>
+          </w:p>
+        </w:tc>
+        <w:tc>
+          <w:tcPr>
+            <w:tcW w:w="0" w:type="auto"/>
+            <w:tcBorders>
+              <w:top w:val="single" w:sz="8" w:space="0" w:color="000000"/>
+              <w:left w:val="single" w:sz="8" w:space="0" w:color="000000"/>
+              <w:bottom w:val="single" w:sz="8" w:space="0" w:color="000000"/>
+              <w:right w:val="single" w:sz="8" w:space="0" w:color="000000"/>
+            </w:tcBorders>
+            <w:tcMar>
+              <w:top w:w="100" w:type="dxa"/>
+              <w:left w:w="100" w:type="dxa"/>
+              <w:bottom w:w="100" w:type="dxa"/>
+              <w:right w:w="100" w:type="dxa"/>
+            </w:tcMar>
+            <w:hideMark/>
+          </w:tcPr>
+          <w:p>
+            <w:pPr>
+              <w:spacing w:before="0" w:line="240" w:lineRule="auto"/>
+              <w:ind w:left="0"/>
+              <w:rPr>
+                <w:rFonts w:ascii="Times New Roman" w:eastAsia="Times New Roman" w:hAnsi="Times New Roman" w:cs="Times New Roman"/>
+                <w:sz w:val="24"/>
+                <w:szCs w:val="24"/>
+              </w:rPr>
+            </w:pPr>
+          </w:p>
+        </w:tc>
+      </w:tr>
+      <w:tr>
+        <w:tc>
+          <w:tcPr>
+            <w:tcW w:w="0" w:type="auto"/>
+            <w:tcBorders>
+              <w:top w:val="single" w:sz="8" w:space="0" w:color="000000"/>
+              <w:left w:val="single" w:sz="8" w:space="0" w:color="000000"/>
+              <w:bottom w:val="single" w:sz="8" w:space="0" w:color="000000"/>
+              <w:right w:val="single" w:sz="8" w:space="0" w:color="000000"/>
+            </w:tcBorders>
+            <w:tcMar>
+              <w:top w:w="100" w:type="dxa"/>
+              <w:left w:w="100" w:type="dxa"/>
+              <w:bottom w:w="100" w:type="dxa"/>
+              <w:right w:w="100" w:type="dxa"/>
+            </w:tcMar>
+            <w:hideMark/>
+          </w:tcPr>
+          <w:p>
+            <w:pPr>
+              <w:spacing w:before="0" w:line="240" w:lineRule="auto"/>
+              <w:ind w:left="0"/>
+              <w:rPr>
+                <w:rFonts w:ascii="Times New Roman" w:eastAsia="Times New Roman" w:hAnsi="Times New Roman" w:cs="Times New Roman"/>
+                <w:sz w:val="24"/>
+                <w:szCs w:val="24"/>
+              </w:rPr>
+            </w:pPr>
+            <w:r>
+              <w:rPr>
+                <w:rFonts w:eastAsia="Times New Roman"/>
+                <w:color w:val="000000"/>
+              </w:rPr>
+              <w:t>estado</w:t>
+            </w:r>
+          </w:p>
+        </w:tc>
+        <w:tc>
+          <w:tcPr>
+            <w:tcW w:w="0" w:type="auto"/>
+            <w:tcBorders>
+              <w:top w:val="single" w:sz="8" w:space="0" w:color="000000"/>
+              <w:left w:val="single" w:sz="8" w:space="0" w:color="000000"/>
+              <w:bottom w:val="single" w:sz="8" w:space="0" w:color="000000"/>
+              <w:right w:val="single" w:sz="8" w:space="0" w:color="000000"/>
+            </w:tcBorders>
+            <w:tcMar>
+              <w:top w:w="100" w:type="dxa"/>
+              <w:left w:w="100" w:type="dxa"/>
+              <w:bottom w:w="100" w:type="dxa"/>
+              <w:right w:w="100" w:type="dxa"/>
+            </w:tcMar>
+            <w:hideMark/>
+          </w:tcPr>
+          <w:p>
+            <w:pPr>
+              <w:spacing w:before="0" w:line="240" w:lineRule="auto"/>
+              <w:ind w:left="0"/>
+              <w:rPr>
+                <w:rFonts w:ascii="Times New Roman" w:eastAsia="Times New Roman" w:hAnsi="Times New Roman" w:cs="Times New Roman"/>
+                <w:sz w:val="24"/>
+                <w:szCs w:val="24"/>
+              </w:rPr>
+            </w:pPr>
+            <w:r>
+              <w:rPr>
+                <w:rFonts w:eastAsia="Times New Roman"/>
+                <w:color w:val="000000"/>
+              </w:rPr>
+              <w:t xml:space="preserve">Simple, almacenado, </w:t>
+            </w:r>
+            <w:proofErr w:type="spellStart"/>
+            <w:r>
+              <w:rPr>
+                <w:rFonts w:eastAsia="Times New Roman"/>
+                <w:color w:val="000000"/>
+              </w:rPr>
+              <w:t>monovaluado</w:t>
+            </w:r>
+            <w:proofErr w:type="spellEnd"/>
+            <w:r>
+              <w:rPr>
+                <w:rFonts w:eastAsia="Times New Roman"/>
+                <w:color w:val="000000"/>
+              </w:rPr>
+              <w:t>. </w:t>
+            </w:r>
+          </w:p>
+        </w:tc>
+        <w:tc>
+          <w:tcPr>
+            <w:tcW w:w="0" w:type="auto"/>
+            <w:tcBorders>
+              <w:top w:val="single" w:sz="8" w:space="0" w:color="000000"/>
+              <w:left w:val="single" w:sz="8" w:space="0" w:color="000000"/>
+              <w:bottom w:val="single" w:sz="8" w:space="0" w:color="000000"/>
+              <w:right w:val="single" w:sz="8" w:space="0" w:color="000000"/>
+            </w:tcBorders>
+            <w:tcMar>
+              <w:top w:w="100" w:type="dxa"/>
+              <w:left w:w="100" w:type="dxa"/>
+              <w:bottom w:w="100" w:type="dxa"/>
+              <w:right w:w="100" w:type="dxa"/>
+            </w:tcMar>
+            <w:hideMark/>
+          </w:tcPr>
+          <w:p>
+            <w:pPr>
+              <w:spacing w:before="0" w:line="240" w:lineRule="auto"/>
+              <w:ind w:left="0"/>
+              <w:rPr>
+                <w:rFonts w:ascii="Times New Roman" w:eastAsia="Times New Roman" w:hAnsi="Times New Roman" w:cs="Times New Roman"/>
+                <w:sz w:val="24"/>
+                <w:szCs w:val="24"/>
+              </w:rPr>
+            </w:pPr>
+            <w:r>
+              <w:rPr>
+                <w:rFonts w:eastAsia="Times New Roman"/>
+                <w:color w:val="000000"/>
+              </w:rPr>
+              <w:t>Estado del proyecto (en curso, finalizado)</w:t>
+            </w:r>
+          </w:p>
+        </w:tc>
+        <w:tc>
+          <w:tcPr>
+            <w:tcW w:w="0" w:type="auto"/>
+            <w:tcBorders>
+              <w:top w:val="single" w:sz="8" w:space="0" w:color="000000"/>
+              <w:left w:val="single" w:sz="8" w:space="0" w:color="000000"/>
+              <w:bottom w:val="single" w:sz="8" w:space="0" w:color="000000"/>
+              <w:right w:val="single" w:sz="8" w:space="0" w:color="000000"/>
+            </w:tcBorders>
+            <w:tcMar>
+              <w:top w:w="100" w:type="dxa"/>
+              <w:left w:w="100" w:type="dxa"/>
+              <w:bottom w:w="100" w:type="dxa"/>
+              <w:right w:w="100" w:type="dxa"/>
+            </w:tcMar>
+            <w:hideMark/>
+          </w:tcPr>
+          <w:p>
+            <w:pPr>
+              <w:spacing w:before="0" w:line="240" w:lineRule="auto"/>
+              <w:ind w:left="0"/>
+              <w:rPr>
+                <w:rFonts w:ascii="Times New Roman" w:eastAsia="Times New Roman" w:hAnsi="Times New Roman" w:cs="Times New Roman"/>
+                <w:sz w:val="24"/>
+                <w:szCs w:val="24"/>
+              </w:rPr>
+            </w:pPr>
+          </w:p>
+        </w:tc>
+      </w:tr>
     </w:tbl>
     <w:p>
       <w:pPr>
@@ -3864,12 +4408,23 @@
           <w:rFonts w:eastAsia="Times New Roman"/>
           <w:color w:val="000000"/>
         </w:rPr>
-        <w:t>Tabla 2.0 Descripción de la entidad X</w:t>
-      </w:r>
+        <w:t>Tabla 2 Descripción de la entidad Proyecto</w:t>
+      </w:r>
+    </w:p>
+    <w:p>
+      <w:pPr>
+        <w:spacing w:before="0" w:after="240" w:line="240" w:lineRule="auto"/>
+        <w:ind w:left="0"/>
+        <w:rPr>
+          <w:rFonts w:ascii="Times New Roman" w:eastAsia="Times New Roman" w:hAnsi="Times New Roman" w:cs="Times New Roman"/>
+          <w:sz w:val="24"/>
+          <w:szCs w:val="24"/>
+        </w:rPr>
+      </w:pPr>
     </w:p>
     <w:tbl>
       <w:tblPr>
-        <w:tblW w:w="8504" w:type="dxa"/>
+        <w:tblW w:w="0" w:type="auto"/>
         <w:tblCellMar>
           <w:top w:w="15" w:type="dxa"/>
           <w:left w:w="15" w:type="dxa"/>
@@ -3879,10 +4434,10 @@
         <w:tblLook w:val="04A0" w:firstRow="1" w:lastRow="0" w:firstColumn="1" w:lastColumn="0" w:noHBand="0" w:noVBand="1"/>
       </w:tblPr>
       <w:tblGrid>
-        <w:gridCol w:w="1733"/>
-        <w:gridCol w:w="3150"/>
-        <w:gridCol w:w="2927"/>
-        <w:gridCol w:w="694"/>
+        <w:gridCol w:w="1277"/>
+        <w:gridCol w:w="3381"/>
+        <w:gridCol w:w="2472"/>
+        <w:gridCol w:w="1354"/>
       </w:tblGrid>
       <w:tr>
         <w:trPr>
@@ -3969,7 +4524,7 @@
                 <w:bCs/>
                 <w:color w:val="000000"/>
               </w:rPr>
-              <w:t>Lider_Proyecto</w:t>
+              <w:t>Fase</w:t>
             </w:r>
           </w:p>
         </w:tc>
@@ -4127,7 +4682,7 @@
                 <w:bCs/>
                 <w:color w:val="000000"/>
               </w:rPr>
-              <w:t>Clave</w:t>
+              <w:t>Clave Parcial</w:t>
             </w:r>
           </w:p>
         </w:tc>
@@ -4165,7 +4720,7 @@
                 <w:rFonts w:eastAsia="Times New Roman"/>
                 <w:color w:val="000000"/>
               </w:rPr>
-              <w:t>id_usuario</w:t>
+              <w:t>nombre</w:t>
             </w:r>
           </w:p>
         </w:tc>
@@ -4201,7 +4756,23 @@
                 <w:rFonts w:eastAsia="Times New Roman"/>
                 <w:color w:val="000000"/>
               </w:rPr>
-              <w:t>Simple, derivado, monovaluado.</w:t>
+              <w:t xml:space="preserve">Simple, almacenado, </w:t>
+            </w:r>
+            <w:proofErr w:type="spellStart"/>
+            <w:r>
+              <w:rPr>
+                <w:rFonts w:eastAsia="Times New Roman"/>
+                <w:color w:val="000000"/>
+              </w:rPr>
+              <w:t>monovaluado</w:t>
+            </w:r>
+            <w:proofErr w:type="spellEnd"/>
+            <w:r>
+              <w:rPr>
+                <w:rFonts w:eastAsia="Times New Roman"/>
+                <w:color w:val="000000"/>
+              </w:rPr>
+              <w:t>.</w:t>
             </w:r>
           </w:p>
         </w:tc>
@@ -4237,7 +4808,7 @@
                 <w:rFonts w:eastAsia="Times New Roman"/>
                 <w:color w:val="000000"/>
               </w:rPr>
-              <w:t>Identificador único de un usuario.</w:t>
+              <w:t>Nombre de la fase.</w:t>
             </w:r>
           </w:p>
         </w:tc>
@@ -4309,13 +4880,15 @@
                 <w:szCs w:val="24"/>
               </w:rPr>
             </w:pPr>
-            <w:r>
-              <w:rPr>
-                <w:rFonts w:eastAsia="Times New Roman"/>
-                <w:color w:val="000000"/>
-              </w:rPr>
-              <w:t>nombre_apellido</w:t>
-            </w:r>
+            <w:proofErr w:type="spellStart"/>
+            <w:r>
+              <w:rPr>
+                <w:rFonts w:eastAsia="Times New Roman"/>
+                <w:color w:val="000000"/>
+              </w:rPr>
+              <w:t>fecha_inicio</w:t>
+            </w:r>
+            <w:proofErr w:type="spellEnd"/>
           </w:p>
         </w:tc>
         <w:tc>
@@ -4350,7 +4923,23 @@
                 <w:rFonts w:eastAsia="Times New Roman"/>
                 <w:color w:val="000000"/>
               </w:rPr>
-              <w:t>Simple, almacenado, monovaluado. </w:t>
+              <w:t xml:space="preserve">Simple, almacenado, </w:t>
+            </w:r>
+            <w:proofErr w:type="spellStart"/>
+            <w:r>
+              <w:rPr>
+                <w:rFonts w:eastAsia="Times New Roman"/>
+                <w:color w:val="000000"/>
+              </w:rPr>
+              <w:t>monovaluado</w:t>
+            </w:r>
+            <w:proofErr w:type="spellEnd"/>
+            <w:r>
+              <w:rPr>
+                <w:rFonts w:eastAsia="Times New Roman"/>
+                <w:color w:val="000000"/>
+              </w:rPr>
+              <w:t>.</w:t>
             </w:r>
           </w:p>
         </w:tc>
@@ -4386,7 +4975,7 @@
                 <w:rFonts w:eastAsia="Times New Roman"/>
                 <w:color w:val="000000"/>
               </w:rPr>
-              <w:t>Nombre y apellido de un usuario.</w:t>
+              <w:t>Fecha de inicio de la fase.</w:t>
             </w:r>
           </w:p>
         </w:tc>
@@ -4448,13 +5037,15 @@
                 <w:szCs w:val="24"/>
               </w:rPr>
             </w:pPr>
-            <w:r>
-              <w:rPr>
-                <w:rFonts w:eastAsia="Times New Roman"/>
-                <w:color w:val="000000"/>
-              </w:rPr>
-              <w:t>email</w:t>
-            </w:r>
+            <w:proofErr w:type="spellStart"/>
+            <w:r>
+              <w:rPr>
+                <w:rFonts w:eastAsia="Times New Roman"/>
+                <w:color w:val="000000"/>
+              </w:rPr>
+              <w:t>fecha_fin</w:t>
+            </w:r>
+            <w:proofErr w:type="spellEnd"/>
           </w:p>
         </w:tc>
         <w:tc>
@@ -4489,7 +5080,23 @@
                 <w:rFonts w:eastAsia="Times New Roman"/>
                 <w:color w:val="000000"/>
               </w:rPr>
-              <w:t>Simple, almacenado, monovaluado. </w:t>
+              <w:t xml:space="preserve">Simple, almacenado, </w:t>
+            </w:r>
+            <w:proofErr w:type="spellStart"/>
+            <w:r>
+              <w:rPr>
+                <w:rFonts w:eastAsia="Times New Roman"/>
+                <w:color w:val="000000"/>
+              </w:rPr>
+              <w:t>monovaluado</w:t>
+            </w:r>
+            <w:proofErr w:type="spellEnd"/>
+            <w:r>
+              <w:rPr>
+                <w:rFonts w:eastAsia="Times New Roman"/>
+                <w:color w:val="000000"/>
+              </w:rPr>
+              <w:t>.</w:t>
             </w:r>
           </w:p>
         </w:tc>
@@ -4525,7 +5132,7 @@
                 <w:rFonts w:eastAsia="Times New Roman"/>
                 <w:color w:val="000000"/>
               </w:rPr>
-              <w:t>Correo electrónico de un usuario.</w:t>
+              <w:t>Fecha de fin de la fase.</w:t>
             </w:r>
           </w:p>
         </w:tc>
@@ -4576,12 +5183,12 @@
           <w:rFonts w:eastAsia="Times New Roman"/>
           <w:color w:val="000000"/>
         </w:rPr>
-        <w:t>Tabla 2.0 Descripción de la entidad X</w:t>
-      </w:r>
-    </w:p>
-    <w:p>
-      <w:pPr>
-        <w:spacing w:before="0" w:line="240" w:lineRule="auto"/>
+        <w:t>Tabla 3 Descripción de la entidad Fase</w:t>
+      </w:r>
+    </w:p>
+    <w:p>
+      <w:pPr>
+        <w:spacing w:before="0" w:after="240" w:line="240" w:lineRule="auto"/>
         <w:ind w:left="0"/>
         <w:rPr>
           <w:rFonts w:ascii="Times New Roman" w:eastAsia="Times New Roman" w:hAnsi="Times New Roman" w:cs="Times New Roman"/>
@@ -4602,9 +5209,9 @@
         <w:tblLook w:val="04A0" w:firstRow="1" w:lastRow="0" w:firstColumn="1" w:lastColumn="0" w:noHBand="0" w:noVBand="1"/>
       </w:tblPr>
       <w:tblGrid>
-        <w:gridCol w:w="1733"/>
-        <w:gridCol w:w="3150"/>
-        <w:gridCol w:w="2927"/>
+        <w:gridCol w:w="1277"/>
+        <w:gridCol w:w="3248"/>
+        <w:gridCol w:w="3285"/>
         <w:gridCol w:w="694"/>
       </w:tblGrid>
       <w:tr>
@@ -4692,7 +5299,7 @@
                 <w:bCs/>
                 <w:color w:val="000000"/>
               </w:rPr>
-              <w:t>Gerente_Calidad</w:t>
+              <w:t>Iteración</w:t>
             </w:r>
           </w:p>
         </w:tc>
@@ -4883,13 +5490,15 @@
                 <w:szCs w:val="24"/>
               </w:rPr>
             </w:pPr>
-            <w:r>
-              <w:rPr>
-                <w:rFonts w:eastAsia="Times New Roman"/>
-                <w:color w:val="000000"/>
-              </w:rPr>
-              <w:t>id_usuario</w:t>
-            </w:r>
+            <w:proofErr w:type="spellStart"/>
+            <w:r>
+              <w:rPr>
+                <w:rFonts w:eastAsia="Times New Roman"/>
+                <w:color w:val="000000"/>
+              </w:rPr>
+              <w:t>id_iteracion</w:t>
+            </w:r>
+            <w:proofErr w:type="spellEnd"/>
           </w:p>
         </w:tc>
         <w:tc>
@@ -4924,7 +5533,23 @@
                 <w:rFonts w:eastAsia="Times New Roman"/>
                 <w:color w:val="000000"/>
               </w:rPr>
-              <w:t>Simple, derivado, monovaluado.</w:t>
+              <w:t xml:space="preserve">Simple, derivado, </w:t>
+            </w:r>
+            <w:proofErr w:type="spellStart"/>
+            <w:r>
+              <w:rPr>
+                <w:rFonts w:eastAsia="Times New Roman"/>
+                <w:color w:val="000000"/>
+              </w:rPr>
+              <w:t>monovaluado</w:t>
+            </w:r>
+            <w:proofErr w:type="spellEnd"/>
+            <w:r>
+              <w:rPr>
+                <w:rFonts w:eastAsia="Times New Roman"/>
+                <w:color w:val="000000"/>
+              </w:rPr>
+              <w:t>.</w:t>
             </w:r>
           </w:p>
         </w:tc>
@@ -4960,7 +5585,7 @@
                 <w:rFonts w:eastAsia="Times New Roman"/>
                 <w:color w:val="000000"/>
               </w:rPr>
-              <w:t>Identificador único de un usuario.</w:t>
+              <w:t>Identificador único de una iteración.</w:t>
             </w:r>
           </w:p>
         </w:tc>
@@ -5032,13 +5657,15 @@
                 <w:szCs w:val="24"/>
               </w:rPr>
             </w:pPr>
-            <w:r>
-              <w:rPr>
-                <w:rFonts w:eastAsia="Times New Roman"/>
-                <w:color w:val="000000"/>
-              </w:rPr>
-              <w:t>nombre_apellido</w:t>
-            </w:r>
+            <w:proofErr w:type="spellStart"/>
+            <w:r>
+              <w:rPr>
+                <w:rFonts w:eastAsia="Times New Roman"/>
+                <w:color w:val="000000"/>
+              </w:rPr>
+              <w:t>fecha_inicio</w:t>
+            </w:r>
+            <w:proofErr w:type="spellEnd"/>
           </w:p>
         </w:tc>
         <w:tc>
@@ -5073,7 +5700,23 @@
                 <w:rFonts w:eastAsia="Times New Roman"/>
                 <w:color w:val="000000"/>
               </w:rPr>
-              <w:t>Simple, almacenado, monovaluado. </w:t>
+              <w:t xml:space="preserve">Simple, almacenado, </w:t>
+            </w:r>
+            <w:proofErr w:type="spellStart"/>
+            <w:r>
+              <w:rPr>
+                <w:rFonts w:eastAsia="Times New Roman"/>
+                <w:color w:val="000000"/>
+              </w:rPr>
+              <w:t>monovaluado</w:t>
+            </w:r>
+            <w:proofErr w:type="spellEnd"/>
+            <w:r>
+              <w:rPr>
+                <w:rFonts w:eastAsia="Times New Roman"/>
+                <w:color w:val="000000"/>
+              </w:rPr>
+              <w:t>.</w:t>
             </w:r>
           </w:p>
         </w:tc>
@@ -5109,7 +5752,7 @@
                 <w:rFonts w:eastAsia="Times New Roman"/>
                 <w:color w:val="000000"/>
               </w:rPr>
-              <w:t>Nombre y apellido de un usuario.</w:t>
+              <w:t>Fecha de inicio de la iteración.</w:t>
             </w:r>
           </w:p>
         </w:tc>
@@ -5171,13 +5814,15 @@
                 <w:szCs w:val="24"/>
               </w:rPr>
             </w:pPr>
-            <w:r>
-              <w:rPr>
-                <w:rFonts w:eastAsia="Times New Roman"/>
-                <w:color w:val="000000"/>
-              </w:rPr>
-              <w:t>email</w:t>
-            </w:r>
+            <w:proofErr w:type="spellStart"/>
+            <w:r>
+              <w:rPr>
+                <w:rFonts w:eastAsia="Times New Roman"/>
+                <w:color w:val="000000"/>
+              </w:rPr>
+              <w:t>fecha_fin</w:t>
+            </w:r>
+            <w:proofErr w:type="spellEnd"/>
           </w:p>
         </w:tc>
         <w:tc>
@@ -5212,7 +5857,23 @@
                 <w:rFonts w:eastAsia="Times New Roman"/>
                 <w:color w:val="000000"/>
               </w:rPr>
-              <w:t>Simple, almacenado, monovaluado. </w:t>
+              <w:t xml:space="preserve">Simple, almacenado, </w:t>
+            </w:r>
+            <w:proofErr w:type="spellStart"/>
+            <w:r>
+              <w:rPr>
+                <w:rFonts w:eastAsia="Times New Roman"/>
+                <w:color w:val="000000"/>
+              </w:rPr>
+              <w:t>monovaluado</w:t>
+            </w:r>
+            <w:proofErr w:type="spellEnd"/>
+            <w:r>
+              <w:rPr>
+                <w:rFonts w:eastAsia="Times New Roman"/>
+                <w:color w:val="000000"/>
+              </w:rPr>
+              <w:t>.</w:t>
             </w:r>
           </w:p>
         </w:tc>
@@ -5248,7 +5909,7 @@
                 <w:rFonts w:eastAsia="Times New Roman"/>
                 <w:color w:val="000000"/>
               </w:rPr>
-              <w:t>Correo electrónico de un usuario.</w:t>
+              <w:t>Fecha de fin de la iteración.</w:t>
             </w:r>
           </w:p>
         </w:tc>
@@ -5282,6 +5943,161 @@
           </w:p>
         </w:tc>
       </w:tr>
+      <w:tr>
+        <w:tc>
+          <w:tcPr>
+            <w:tcW w:w="0" w:type="auto"/>
+            <w:tcBorders>
+              <w:top w:val="single" w:sz="8" w:space="0" w:color="000000"/>
+              <w:left w:val="single" w:sz="8" w:space="0" w:color="000000"/>
+              <w:bottom w:val="single" w:sz="8" w:space="0" w:color="000000"/>
+              <w:right w:val="single" w:sz="8" w:space="0" w:color="000000"/>
+            </w:tcBorders>
+            <w:tcMar>
+              <w:top w:w="100" w:type="dxa"/>
+              <w:left w:w="100" w:type="dxa"/>
+              <w:bottom w:w="100" w:type="dxa"/>
+              <w:right w:w="100" w:type="dxa"/>
+            </w:tcMar>
+            <w:hideMark/>
+          </w:tcPr>
+          <w:p>
+            <w:pPr>
+              <w:spacing w:before="0" w:line="240" w:lineRule="auto"/>
+              <w:ind w:left="0"/>
+              <w:rPr>
+                <w:rFonts w:ascii="Times New Roman" w:eastAsia="Times New Roman" w:hAnsi="Times New Roman" w:cs="Times New Roman"/>
+                <w:sz w:val="24"/>
+                <w:szCs w:val="24"/>
+              </w:rPr>
+            </w:pPr>
+            <w:r>
+              <w:rPr>
+                <w:rFonts w:eastAsia="Times New Roman"/>
+                <w:color w:val="000000"/>
+              </w:rPr>
+              <w:t>objetivo</w:t>
+            </w:r>
+          </w:p>
+        </w:tc>
+        <w:tc>
+          <w:tcPr>
+            <w:tcW w:w="0" w:type="auto"/>
+            <w:tcBorders>
+              <w:top w:val="single" w:sz="8" w:space="0" w:color="000000"/>
+              <w:left w:val="single" w:sz="8" w:space="0" w:color="000000"/>
+              <w:bottom w:val="single" w:sz="8" w:space="0" w:color="000000"/>
+              <w:right w:val="single" w:sz="8" w:space="0" w:color="000000"/>
+            </w:tcBorders>
+            <w:tcMar>
+              <w:top w:w="100" w:type="dxa"/>
+              <w:left w:w="100" w:type="dxa"/>
+              <w:bottom w:w="100" w:type="dxa"/>
+              <w:right w:w="100" w:type="dxa"/>
+            </w:tcMar>
+            <w:hideMark/>
+          </w:tcPr>
+          <w:p>
+            <w:pPr>
+              <w:spacing w:before="0" w:line="240" w:lineRule="auto"/>
+              <w:ind w:left="0"/>
+              <w:rPr>
+                <w:rFonts w:ascii="Times New Roman" w:eastAsia="Times New Roman" w:hAnsi="Times New Roman" w:cs="Times New Roman"/>
+                <w:sz w:val="24"/>
+                <w:szCs w:val="24"/>
+              </w:rPr>
+            </w:pPr>
+            <w:r>
+              <w:rPr>
+                <w:rFonts w:eastAsia="Times New Roman"/>
+                <w:color w:val="000000"/>
+              </w:rPr>
+              <w:t xml:space="preserve">Simple, almacenado, </w:t>
+            </w:r>
+            <w:proofErr w:type="spellStart"/>
+            <w:r>
+              <w:rPr>
+                <w:rFonts w:eastAsia="Times New Roman"/>
+                <w:color w:val="000000"/>
+              </w:rPr>
+              <w:t>monovaluado</w:t>
+            </w:r>
+            <w:proofErr w:type="spellEnd"/>
+            <w:r>
+              <w:rPr>
+                <w:rFonts w:eastAsia="Times New Roman"/>
+                <w:color w:val="000000"/>
+              </w:rPr>
+              <w:t>.</w:t>
+            </w:r>
+          </w:p>
+        </w:tc>
+        <w:tc>
+          <w:tcPr>
+            <w:tcW w:w="0" w:type="auto"/>
+            <w:tcBorders>
+              <w:top w:val="single" w:sz="8" w:space="0" w:color="000000"/>
+              <w:left w:val="single" w:sz="8" w:space="0" w:color="000000"/>
+              <w:bottom w:val="single" w:sz="8" w:space="0" w:color="000000"/>
+              <w:right w:val="single" w:sz="8" w:space="0" w:color="000000"/>
+            </w:tcBorders>
+            <w:tcMar>
+              <w:top w:w="100" w:type="dxa"/>
+              <w:left w:w="100" w:type="dxa"/>
+              <w:bottom w:w="100" w:type="dxa"/>
+              <w:right w:w="100" w:type="dxa"/>
+            </w:tcMar>
+            <w:hideMark/>
+          </w:tcPr>
+          <w:p>
+            <w:pPr>
+              <w:spacing w:before="0" w:line="240" w:lineRule="auto"/>
+              <w:ind w:left="0"/>
+              <w:rPr>
+                <w:rFonts w:ascii="Times New Roman" w:eastAsia="Times New Roman" w:hAnsi="Times New Roman" w:cs="Times New Roman"/>
+                <w:sz w:val="24"/>
+                <w:szCs w:val="24"/>
+              </w:rPr>
+            </w:pPr>
+            <w:r>
+              <w:rPr>
+                <w:rFonts w:eastAsia="Times New Roman"/>
+                <w:color w:val="000000"/>
+              </w:rPr>
+              <w:t>Objetivo de la iteración.</w:t>
+            </w:r>
+          </w:p>
+        </w:tc>
+        <w:tc>
+          <w:tcPr>
+            <w:tcW w:w="0" w:type="auto"/>
+            <w:tcBorders>
+              <w:top w:val="single" w:sz="8" w:space="0" w:color="000000"/>
+              <w:left w:val="single" w:sz="8" w:space="0" w:color="000000"/>
+              <w:bottom w:val="single" w:sz="8" w:space="0" w:color="000000"/>
+              <w:right w:val="single" w:sz="8" w:space="0" w:color="000000"/>
+            </w:tcBorders>
+            <w:tcMar>
+              <w:top w:w="100" w:type="dxa"/>
+              <w:left w:w="100" w:type="dxa"/>
+              <w:bottom w:w="100" w:type="dxa"/>
+              <w:right w:w="100" w:type="dxa"/>
+            </w:tcMar>
+            <w:hideMark/>
+          </w:tcPr>
+          <w:p>
+            <w:pPr>
+              <w:spacing w:before="0" w:line="240" w:lineRule="auto"/>
+              <w:ind w:left="0"/>
+              <w:rPr>
+                <w:rFonts w:ascii="Times New Roman" w:eastAsia="Times New Roman" w:hAnsi="Times New Roman" w:cs="Times New Roman"/>
+                <w:sz w:val="24"/>
+                <w:szCs w:val="24"/>
+              </w:rPr>
+            </w:pPr>
+          </w:p>
+        </w:tc>
+      </w:tr>
     </w:tbl>
     <w:p>
       <w:pPr>
@@ -5299,7 +6115,7 @@
           <w:rFonts w:eastAsia="Times New Roman"/>
           <w:color w:val="000000"/>
         </w:rPr>
-        <w:t>Tabla 2.0 Descripción de la entidad X</w:t>
+        <w:t>Tabla 4 Descripción de la entidad Iteración</w:t>
       </w:r>
     </w:p>
     <w:p>
@@ -5325,10 +6141,10 @@
         <w:tblLook w:val="04A0" w:firstRow="1" w:lastRow="0" w:firstColumn="1" w:lastColumn="0" w:noHBand="0" w:noVBand="1"/>
       </w:tblPr>
       <w:tblGrid>
-        <w:gridCol w:w="1733"/>
-        <w:gridCol w:w="3150"/>
-        <w:gridCol w:w="2927"/>
-        <w:gridCol w:w="694"/>
+        <w:gridCol w:w="1280"/>
+        <w:gridCol w:w="3399"/>
+        <w:gridCol w:w="3129"/>
+        <w:gridCol w:w="696"/>
       </w:tblGrid>
       <w:tr>
         <w:trPr>
@@ -5370,6 +6186,7 @@
                 <w:bCs/>
                 <w:color w:val="000000"/>
               </w:rPr>
+              <w:lastRenderedPageBreak/>
               <w:t>EN05</w:t>
             </w:r>
           </w:p>
@@ -5415,7 +6232,7 @@
                 <w:bCs/>
                 <w:color w:val="000000"/>
               </w:rPr>
-              <w:t>Espectador</w:t>
+              <w:t>Tarea</w:t>
             </w:r>
           </w:p>
         </w:tc>
@@ -5606,13 +6423,15 @@
                 <w:szCs w:val="24"/>
               </w:rPr>
             </w:pPr>
-            <w:r>
-              <w:rPr>
-                <w:rFonts w:eastAsia="Times New Roman"/>
-                <w:color w:val="000000"/>
-              </w:rPr>
-              <w:t>id_usuario</w:t>
-            </w:r>
+            <w:proofErr w:type="spellStart"/>
+            <w:r>
+              <w:rPr>
+                <w:rFonts w:eastAsia="Times New Roman"/>
+                <w:color w:val="000000"/>
+              </w:rPr>
+              <w:t>id_tarea</w:t>
+            </w:r>
+            <w:proofErr w:type="spellEnd"/>
           </w:p>
         </w:tc>
         <w:tc>
@@ -5647,7 +6466,23 @@
                 <w:rFonts w:eastAsia="Times New Roman"/>
                 <w:color w:val="000000"/>
               </w:rPr>
-              <w:t>Simple, derivado, monovaluado.</w:t>
+              <w:t xml:space="preserve">Simple, derivado, </w:t>
+            </w:r>
+            <w:proofErr w:type="spellStart"/>
+            <w:r>
+              <w:rPr>
+                <w:rFonts w:eastAsia="Times New Roman"/>
+                <w:color w:val="000000"/>
+              </w:rPr>
+              <w:t>monovaluado</w:t>
+            </w:r>
+            <w:proofErr w:type="spellEnd"/>
+            <w:r>
+              <w:rPr>
+                <w:rFonts w:eastAsia="Times New Roman"/>
+                <w:color w:val="000000"/>
+              </w:rPr>
+              <w:t>.</w:t>
             </w:r>
           </w:p>
         </w:tc>
@@ -5683,7 +6518,7 @@
                 <w:rFonts w:eastAsia="Times New Roman"/>
                 <w:color w:val="000000"/>
               </w:rPr>
-              <w:t>Identificador único de un usuario.</w:t>
+              <w:t>Identificador único de una tarea.</w:t>
             </w:r>
           </w:p>
         </w:tc>
@@ -5755,13 +6590,15 @@
                 <w:szCs w:val="24"/>
               </w:rPr>
             </w:pPr>
-            <w:r>
-              <w:rPr>
-                <w:rFonts w:eastAsia="Times New Roman"/>
-                <w:color w:val="000000"/>
-              </w:rPr>
-              <w:t>nombre_apellido</w:t>
-            </w:r>
+            <w:proofErr w:type="spellStart"/>
+            <w:r>
+              <w:rPr>
+                <w:rFonts w:eastAsia="Times New Roman"/>
+                <w:color w:val="000000"/>
+              </w:rPr>
+              <w:t>fecha_inicio</w:t>
+            </w:r>
+            <w:proofErr w:type="spellEnd"/>
           </w:p>
         </w:tc>
         <w:tc>
@@ -5796,7 +6633,23 @@
                 <w:rFonts w:eastAsia="Times New Roman"/>
                 <w:color w:val="000000"/>
               </w:rPr>
-              <w:t>Simple, almacenado, monovaluado. </w:t>
+              <w:t xml:space="preserve">Simple, almacenado, </w:t>
+            </w:r>
+            <w:proofErr w:type="spellStart"/>
+            <w:r>
+              <w:rPr>
+                <w:rFonts w:eastAsia="Times New Roman"/>
+                <w:color w:val="000000"/>
+              </w:rPr>
+              <w:t>monovaluado</w:t>
+            </w:r>
+            <w:proofErr w:type="spellEnd"/>
+            <w:r>
+              <w:rPr>
+                <w:rFonts w:eastAsia="Times New Roman"/>
+                <w:color w:val="000000"/>
+              </w:rPr>
+              <w:t>.</w:t>
             </w:r>
           </w:p>
         </w:tc>
@@ -5832,7 +6685,7 @@
                 <w:rFonts w:eastAsia="Times New Roman"/>
                 <w:color w:val="000000"/>
               </w:rPr>
-              <w:t>Nombre y apellido de un usuario.</w:t>
+              <w:t>Fecha de inicio de la tarea.</w:t>
             </w:r>
           </w:p>
         </w:tc>
@@ -5894,14 +6747,15 @@
                 <w:szCs w:val="24"/>
               </w:rPr>
             </w:pPr>
-            <w:r>
-              <w:rPr>
-                <w:rFonts w:eastAsia="Times New Roman"/>
-                <w:color w:val="000000"/>
-              </w:rPr>
-              <w:lastRenderedPageBreak/>
-              <w:t>email</w:t>
-            </w:r>
+            <w:proofErr w:type="spellStart"/>
+            <w:r>
+              <w:rPr>
+                <w:rFonts w:eastAsia="Times New Roman"/>
+                <w:color w:val="000000"/>
+              </w:rPr>
+              <w:t>fecha_fin</w:t>
+            </w:r>
+            <w:proofErr w:type="spellEnd"/>
           </w:p>
         </w:tc>
         <w:tc>
@@ -5936,7 +6790,23 @@
                 <w:rFonts w:eastAsia="Times New Roman"/>
                 <w:color w:val="000000"/>
               </w:rPr>
-              <w:t>Simple, almacenado, monovaluado. </w:t>
+              <w:t xml:space="preserve">Simple, almacenado, </w:t>
+            </w:r>
+            <w:proofErr w:type="spellStart"/>
+            <w:r>
+              <w:rPr>
+                <w:rFonts w:eastAsia="Times New Roman"/>
+                <w:color w:val="000000"/>
+              </w:rPr>
+              <w:t>monovaluado</w:t>
+            </w:r>
+            <w:proofErr w:type="spellEnd"/>
+            <w:r>
+              <w:rPr>
+                <w:rFonts w:eastAsia="Times New Roman"/>
+                <w:color w:val="000000"/>
+              </w:rPr>
+              <w:t>.</w:t>
             </w:r>
           </w:p>
         </w:tc>
@@ -5972,7 +6842,7 @@
                 <w:rFonts w:eastAsia="Times New Roman"/>
                 <w:color w:val="000000"/>
               </w:rPr>
-              <w:t>Correo electrónico de un usuario.</w:t>
+              <w:t>Fecha de fin de la tarea.</w:t>
             </w:r>
           </w:p>
         </w:tc>
@@ -6006,6 +6876,161 @@
           </w:p>
         </w:tc>
       </w:tr>
+      <w:tr>
+        <w:tc>
+          <w:tcPr>
+            <w:tcW w:w="0" w:type="auto"/>
+            <w:tcBorders>
+              <w:top w:val="single" w:sz="8" w:space="0" w:color="000000"/>
+              <w:left w:val="single" w:sz="8" w:space="0" w:color="000000"/>
+              <w:bottom w:val="single" w:sz="8" w:space="0" w:color="000000"/>
+              <w:right w:val="single" w:sz="8" w:space="0" w:color="000000"/>
+            </w:tcBorders>
+            <w:tcMar>
+              <w:top w:w="100" w:type="dxa"/>
+              <w:left w:w="100" w:type="dxa"/>
+              <w:bottom w:w="100" w:type="dxa"/>
+              <w:right w:w="100" w:type="dxa"/>
+            </w:tcMar>
+            <w:hideMark/>
+          </w:tcPr>
+          <w:p>
+            <w:pPr>
+              <w:spacing w:before="0" w:line="240" w:lineRule="auto"/>
+              <w:ind w:left="0"/>
+              <w:rPr>
+                <w:rFonts w:ascii="Times New Roman" w:eastAsia="Times New Roman" w:hAnsi="Times New Roman" w:cs="Times New Roman"/>
+                <w:sz w:val="24"/>
+                <w:szCs w:val="24"/>
+              </w:rPr>
+            </w:pPr>
+            <w:r>
+              <w:rPr>
+                <w:rFonts w:eastAsia="Times New Roman"/>
+                <w:color w:val="000000"/>
+              </w:rPr>
+              <w:t>nombre</w:t>
+            </w:r>
+          </w:p>
+        </w:tc>
+        <w:tc>
+          <w:tcPr>
+            <w:tcW w:w="0" w:type="auto"/>
+            <w:tcBorders>
+              <w:top w:val="single" w:sz="8" w:space="0" w:color="000000"/>
+              <w:left w:val="single" w:sz="8" w:space="0" w:color="000000"/>
+              <w:bottom w:val="single" w:sz="8" w:space="0" w:color="000000"/>
+              <w:right w:val="single" w:sz="8" w:space="0" w:color="000000"/>
+            </w:tcBorders>
+            <w:tcMar>
+              <w:top w:w="100" w:type="dxa"/>
+              <w:left w:w="100" w:type="dxa"/>
+              <w:bottom w:w="100" w:type="dxa"/>
+              <w:right w:w="100" w:type="dxa"/>
+            </w:tcMar>
+            <w:hideMark/>
+          </w:tcPr>
+          <w:p>
+            <w:pPr>
+              <w:spacing w:before="0" w:line="240" w:lineRule="auto"/>
+              <w:ind w:left="0"/>
+              <w:rPr>
+                <w:rFonts w:ascii="Times New Roman" w:eastAsia="Times New Roman" w:hAnsi="Times New Roman" w:cs="Times New Roman"/>
+                <w:sz w:val="24"/>
+                <w:szCs w:val="24"/>
+              </w:rPr>
+            </w:pPr>
+            <w:r>
+              <w:rPr>
+                <w:rFonts w:eastAsia="Times New Roman"/>
+                <w:color w:val="000000"/>
+              </w:rPr>
+              <w:t xml:space="preserve">Simple, almacenado, </w:t>
+            </w:r>
+            <w:proofErr w:type="spellStart"/>
+            <w:r>
+              <w:rPr>
+                <w:rFonts w:eastAsia="Times New Roman"/>
+                <w:color w:val="000000"/>
+              </w:rPr>
+              <w:t>monovaluado</w:t>
+            </w:r>
+            <w:proofErr w:type="spellEnd"/>
+            <w:r>
+              <w:rPr>
+                <w:rFonts w:eastAsia="Times New Roman"/>
+                <w:color w:val="000000"/>
+              </w:rPr>
+              <w:t>.</w:t>
+            </w:r>
+          </w:p>
+        </w:tc>
+        <w:tc>
+          <w:tcPr>
+            <w:tcW w:w="0" w:type="auto"/>
+            <w:tcBorders>
+              <w:top w:val="single" w:sz="8" w:space="0" w:color="000000"/>
+              <w:left w:val="single" w:sz="8" w:space="0" w:color="000000"/>
+              <w:bottom w:val="single" w:sz="8" w:space="0" w:color="000000"/>
+              <w:right w:val="single" w:sz="8" w:space="0" w:color="000000"/>
+            </w:tcBorders>
+            <w:tcMar>
+              <w:top w:w="100" w:type="dxa"/>
+              <w:left w:w="100" w:type="dxa"/>
+              <w:bottom w:w="100" w:type="dxa"/>
+              <w:right w:w="100" w:type="dxa"/>
+            </w:tcMar>
+            <w:hideMark/>
+          </w:tcPr>
+          <w:p>
+            <w:pPr>
+              <w:spacing w:before="0" w:line="240" w:lineRule="auto"/>
+              <w:ind w:left="0"/>
+              <w:rPr>
+                <w:rFonts w:ascii="Times New Roman" w:eastAsia="Times New Roman" w:hAnsi="Times New Roman" w:cs="Times New Roman"/>
+                <w:sz w:val="24"/>
+                <w:szCs w:val="24"/>
+              </w:rPr>
+            </w:pPr>
+            <w:r>
+              <w:rPr>
+                <w:rFonts w:eastAsia="Times New Roman"/>
+                <w:color w:val="000000"/>
+              </w:rPr>
+              <w:t>Nombre de la tarea.</w:t>
+            </w:r>
+          </w:p>
+        </w:tc>
+        <w:tc>
+          <w:tcPr>
+            <w:tcW w:w="0" w:type="auto"/>
+            <w:tcBorders>
+              <w:top w:val="single" w:sz="8" w:space="0" w:color="000000"/>
+              <w:left w:val="single" w:sz="8" w:space="0" w:color="000000"/>
+              <w:bottom w:val="single" w:sz="8" w:space="0" w:color="000000"/>
+              <w:right w:val="single" w:sz="8" w:space="0" w:color="000000"/>
+            </w:tcBorders>
+            <w:tcMar>
+              <w:top w:w="100" w:type="dxa"/>
+              <w:left w:w="100" w:type="dxa"/>
+              <w:bottom w:w="100" w:type="dxa"/>
+              <w:right w:w="100" w:type="dxa"/>
+            </w:tcMar>
+            <w:hideMark/>
+          </w:tcPr>
+          <w:p>
+            <w:pPr>
+              <w:spacing w:before="0" w:line="240" w:lineRule="auto"/>
+              <w:ind w:left="0"/>
+              <w:rPr>
+                <w:rFonts w:ascii="Times New Roman" w:eastAsia="Times New Roman" w:hAnsi="Times New Roman" w:cs="Times New Roman"/>
+                <w:sz w:val="24"/>
+                <w:szCs w:val="24"/>
+              </w:rPr>
+            </w:pPr>
+          </w:p>
+        </w:tc>
+      </w:tr>
     </w:tbl>
     <w:p>
       <w:pPr>
@@ -6023,12 +7048,12 @@
           <w:rFonts w:eastAsia="Times New Roman"/>
           <w:color w:val="000000"/>
         </w:rPr>
-        <w:t>Tabla 2.0 Descripción de la entidad X</w:t>
-      </w:r>
-    </w:p>
-    <w:p>
-      <w:pPr>
-        <w:spacing w:before="0" w:line="240" w:lineRule="auto"/>
+        <w:t>Tabla 5 Descripción de la entidad Tarea</w:t>
+      </w:r>
+    </w:p>
+    <w:p>
+      <w:pPr>
+        <w:spacing w:before="0" w:after="240" w:line="240" w:lineRule="auto"/>
         <w:ind w:left="0"/>
         <w:rPr>
           <w:rFonts w:ascii="Times New Roman" w:eastAsia="Times New Roman" w:hAnsi="Times New Roman" w:cs="Times New Roman"/>
@@ -6039,7 +7064,7 @@
     </w:p>
     <w:tbl>
       <w:tblPr>
-        <w:tblW w:w="0" w:type="auto"/>
+        <w:tblW w:w="8504" w:type="dxa"/>
         <w:tblCellMar>
           <w:top w:w="15" w:type="dxa"/>
           <w:left w:w="15" w:type="dxa"/>
@@ -6049,9 +7074,9 @@
         <w:tblLook w:val="04A0" w:firstRow="1" w:lastRow="0" w:firstColumn="1" w:lastColumn="0" w:noHBand="0" w:noVBand="1"/>
       </w:tblPr>
       <w:tblGrid>
-        <w:gridCol w:w="2132"/>
-        <w:gridCol w:w="2724"/>
-        <w:gridCol w:w="2934"/>
+        <w:gridCol w:w="1891"/>
+        <w:gridCol w:w="2604"/>
+        <w:gridCol w:w="3315"/>
         <w:gridCol w:w="694"/>
       </w:tblGrid>
       <w:tr>
@@ -6132,6 +7157,7 @@
                 <w:szCs w:val="24"/>
               </w:rPr>
             </w:pPr>
+            <w:proofErr w:type="spellStart"/>
             <w:r>
               <w:rPr>
                 <w:rFonts w:eastAsia="Times New Roman"/>
@@ -6139,8 +7165,9 @@
                 <w:bCs/>
                 <w:color w:val="000000"/>
               </w:rPr>
-              <w:t>Proyecto</w:t>
-            </w:r>
+              <w:t>Metrica</w:t>
+            </w:r>
+            <w:proofErr w:type="spellEnd"/>
           </w:p>
         </w:tc>
       </w:tr>
@@ -6330,13 +7357,15 @@
                 <w:szCs w:val="24"/>
               </w:rPr>
             </w:pPr>
-            <w:r>
-              <w:rPr>
-                <w:rFonts w:eastAsia="Times New Roman"/>
-                <w:color w:val="000000"/>
-              </w:rPr>
-              <w:t>id_proyecto</w:t>
-            </w:r>
+            <w:proofErr w:type="spellStart"/>
+            <w:r>
+              <w:rPr>
+                <w:rFonts w:eastAsia="Times New Roman"/>
+                <w:color w:val="000000"/>
+              </w:rPr>
+              <w:t>id_metrica</w:t>
+            </w:r>
+            <w:proofErr w:type="spellEnd"/>
           </w:p>
         </w:tc>
         <w:tc>
@@ -6371,7 +7400,23 @@
                 <w:rFonts w:eastAsia="Times New Roman"/>
                 <w:color w:val="000000"/>
               </w:rPr>
-              <w:t>Simple, derivado, monovaluado.</w:t>
+              <w:t xml:space="preserve">Simple, derivado, </w:t>
+            </w:r>
+            <w:proofErr w:type="spellStart"/>
+            <w:r>
+              <w:rPr>
+                <w:rFonts w:eastAsia="Times New Roman"/>
+                <w:color w:val="000000"/>
+              </w:rPr>
+              <w:t>monovaluado</w:t>
+            </w:r>
+            <w:proofErr w:type="spellEnd"/>
+            <w:r>
+              <w:rPr>
+                <w:rFonts w:eastAsia="Times New Roman"/>
+                <w:color w:val="000000"/>
+              </w:rPr>
+              <w:t>.</w:t>
             </w:r>
           </w:p>
         </w:tc>
@@ -6407,7 +7452,7 @@
                 <w:rFonts w:eastAsia="Times New Roman"/>
                 <w:color w:val="000000"/>
               </w:rPr>
-              <w:t>Identificador único de un proyecto.</w:t>
+              <w:t>Identificador único de una métrica.</w:t>
             </w:r>
           </w:p>
         </w:tc>
@@ -6484,7 +7529,7 @@
                 <w:rFonts w:eastAsia="Times New Roman"/>
                 <w:color w:val="000000"/>
               </w:rPr>
-              <w:t>nombre_proyecto</w:t>
+              <w:t>nombre</w:t>
             </w:r>
           </w:p>
         </w:tc>
@@ -6520,7 +7565,23 @@
                 <w:rFonts w:eastAsia="Times New Roman"/>
                 <w:color w:val="000000"/>
               </w:rPr>
-              <w:t>Simple, almacenado, monovaluado. </w:t>
+              <w:t xml:space="preserve">Simple, almacenado, </w:t>
+            </w:r>
+            <w:proofErr w:type="spellStart"/>
+            <w:r>
+              <w:rPr>
+                <w:rFonts w:eastAsia="Times New Roman"/>
+                <w:color w:val="000000"/>
+              </w:rPr>
+              <w:t>monovaluado</w:t>
+            </w:r>
+            <w:proofErr w:type="spellEnd"/>
+            <w:r>
+              <w:rPr>
+                <w:rFonts w:eastAsia="Times New Roman"/>
+                <w:color w:val="000000"/>
+              </w:rPr>
+              <w:t>.</w:t>
             </w:r>
           </w:p>
         </w:tc>
@@ -6556,7 +7617,7 @@
                 <w:rFonts w:eastAsia="Times New Roman"/>
                 <w:color w:val="000000"/>
               </w:rPr>
-              <w:t>Nombre de un proyecto.</w:t>
+              <w:t>Nombre de la métrica.</w:t>
             </w:r>
           </w:p>
         </w:tc>
@@ -6618,13 +7679,15 @@
                 <w:szCs w:val="24"/>
               </w:rPr>
             </w:pPr>
-            <w:r>
-              <w:rPr>
-                <w:rFonts w:eastAsia="Times New Roman"/>
-                <w:color w:val="000000"/>
-              </w:rPr>
-              <w:t>descripcion_proyecto</w:t>
-            </w:r>
+            <w:proofErr w:type="spellStart"/>
+            <w:r>
+              <w:rPr>
+                <w:rFonts w:eastAsia="Times New Roman"/>
+                <w:color w:val="000000"/>
+              </w:rPr>
+              <w:t>descripcion</w:t>
+            </w:r>
+            <w:proofErr w:type="spellEnd"/>
           </w:p>
         </w:tc>
         <w:tc>
@@ -6659,7 +7722,23 @@
                 <w:rFonts w:eastAsia="Times New Roman"/>
                 <w:color w:val="000000"/>
               </w:rPr>
-              <w:t>Simple, almacenado, monovaluado. </w:t>
+              <w:t xml:space="preserve">Simple, almacenado, </w:t>
+            </w:r>
+            <w:proofErr w:type="spellStart"/>
+            <w:r>
+              <w:rPr>
+                <w:rFonts w:eastAsia="Times New Roman"/>
+                <w:color w:val="000000"/>
+              </w:rPr>
+              <w:t>monovaluado</w:t>
+            </w:r>
+            <w:proofErr w:type="spellEnd"/>
+            <w:r>
+              <w:rPr>
+                <w:rFonts w:eastAsia="Times New Roman"/>
+                <w:color w:val="000000"/>
+              </w:rPr>
+              <w:t>.</w:t>
             </w:r>
           </w:p>
         </w:tc>
@@ -6695,7 +7774,7 @@
                 <w:rFonts w:eastAsia="Times New Roman"/>
                 <w:color w:val="000000"/>
               </w:rPr>
-              <w:t>Descripción de un proyecto.</w:t>
+              <w:t>Descripción de la métrica.</w:t>
             </w:r>
           </w:p>
         </w:tc>
@@ -6757,13 +7836,15 @@
                 <w:szCs w:val="24"/>
               </w:rPr>
             </w:pPr>
-            <w:r>
-              <w:rPr>
-                <w:rFonts w:eastAsia="Times New Roman"/>
-                <w:color w:val="000000"/>
-              </w:rPr>
-              <w:t>objetivo_proyecto</w:t>
-            </w:r>
+            <w:proofErr w:type="spellStart"/>
+            <w:r>
+              <w:rPr>
+                <w:rFonts w:eastAsia="Times New Roman"/>
+                <w:color w:val="000000"/>
+              </w:rPr>
+              <w:t>valor_planificado</w:t>
+            </w:r>
+            <w:proofErr w:type="spellEnd"/>
           </w:p>
         </w:tc>
         <w:tc>
@@ -6798,7 +7879,23 @@
                 <w:rFonts w:eastAsia="Times New Roman"/>
                 <w:color w:val="000000"/>
               </w:rPr>
-              <w:t>Simple, almacenado, monovaluado. </w:t>
+              <w:t xml:space="preserve">Simple, almacenado, </w:t>
+            </w:r>
+            <w:proofErr w:type="spellStart"/>
+            <w:r>
+              <w:rPr>
+                <w:rFonts w:eastAsia="Times New Roman"/>
+                <w:color w:val="000000"/>
+              </w:rPr>
+              <w:t>monovaluado</w:t>
+            </w:r>
+            <w:proofErr w:type="spellEnd"/>
+            <w:r>
+              <w:rPr>
+                <w:rFonts w:eastAsia="Times New Roman"/>
+                <w:color w:val="000000"/>
+              </w:rPr>
+              <w:t>.</w:t>
             </w:r>
           </w:p>
         </w:tc>
@@ -6834,7 +7931,7 @@
                 <w:rFonts w:eastAsia="Times New Roman"/>
                 <w:color w:val="000000"/>
               </w:rPr>
-              <w:t>Propósito del proyecto.</w:t>
+              <w:t>Valor planificado para la métrica.</w:t>
             </w:r>
           </w:p>
         </w:tc>
@@ -6896,13 +7993,15 @@
                 <w:szCs w:val="24"/>
               </w:rPr>
             </w:pPr>
-            <w:r>
-              <w:rPr>
-                <w:rFonts w:eastAsia="Times New Roman"/>
-                <w:color w:val="000000"/>
-              </w:rPr>
-              <w:t>estado_proyecto</w:t>
-            </w:r>
+            <w:proofErr w:type="spellStart"/>
+            <w:r>
+              <w:rPr>
+                <w:rFonts w:eastAsia="Times New Roman"/>
+                <w:color w:val="000000"/>
+              </w:rPr>
+              <w:t>valor_ejecutado</w:t>
+            </w:r>
+            <w:proofErr w:type="spellEnd"/>
           </w:p>
         </w:tc>
         <w:tc>
@@ -6937,7 +8036,23 @@
                 <w:rFonts w:eastAsia="Times New Roman"/>
                 <w:color w:val="000000"/>
               </w:rPr>
-              <w:t>Simple, almacenado, monovaluado. </w:t>
+              <w:t xml:space="preserve">Simple, almacenado, </w:t>
+            </w:r>
+            <w:proofErr w:type="spellStart"/>
+            <w:r>
+              <w:rPr>
+                <w:rFonts w:eastAsia="Times New Roman"/>
+                <w:color w:val="000000"/>
+              </w:rPr>
+              <w:t>monovaluado</w:t>
+            </w:r>
+            <w:proofErr w:type="spellEnd"/>
+            <w:r>
+              <w:rPr>
+                <w:rFonts w:eastAsia="Times New Roman"/>
+                <w:color w:val="000000"/>
+              </w:rPr>
+              <w:t>.</w:t>
             </w:r>
           </w:p>
         </w:tc>
@@ -6973,7 +8088,7 @@
                 <w:rFonts w:eastAsia="Times New Roman"/>
                 <w:color w:val="000000"/>
               </w:rPr>
-              <w:t>Estado del proyecto (en curso, finalizado)</w:t>
+              <w:t>Valor ejecutado de la métrica.</w:t>
             </w:r>
           </w:p>
         </w:tc>
@@ -7007,6 +8122,166 @@
           </w:p>
         </w:tc>
       </w:tr>
+      <w:tr>
+        <w:trPr>
+          <w:trHeight w:val="732"/>
+        </w:trPr>
+        <w:tc>
+          <w:tcPr>
+            <w:tcW w:w="0" w:type="auto"/>
+            <w:tcBorders>
+              <w:top w:val="single" w:sz="8" w:space="0" w:color="000000"/>
+              <w:left w:val="single" w:sz="8" w:space="0" w:color="000000"/>
+              <w:bottom w:val="single" w:sz="8" w:space="0" w:color="000000"/>
+              <w:right w:val="single" w:sz="8" w:space="0" w:color="000000"/>
+            </w:tcBorders>
+            <w:tcMar>
+              <w:top w:w="100" w:type="dxa"/>
+              <w:left w:w="100" w:type="dxa"/>
+              <w:bottom w:w="100" w:type="dxa"/>
+              <w:right w:w="100" w:type="dxa"/>
+            </w:tcMar>
+            <w:hideMark/>
+          </w:tcPr>
+          <w:p>
+            <w:pPr>
+              <w:spacing w:before="0" w:line="240" w:lineRule="auto"/>
+              <w:ind w:left="0"/>
+              <w:rPr>
+                <w:rFonts w:ascii="Times New Roman" w:eastAsia="Times New Roman" w:hAnsi="Times New Roman" w:cs="Times New Roman"/>
+                <w:sz w:val="24"/>
+                <w:szCs w:val="24"/>
+              </w:rPr>
+            </w:pPr>
+            <w:proofErr w:type="spellStart"/>
+            <w:r>
+              <w:rPr>
+                <w:rFonts w:eastAsia="Times New Roman"/>
+                <w:color w:val="000000"/>
+              </w:rPr>
+              <w:t>umbral_desviacion</w:t>
+            </w:r>
+            <w:proofErr w:type="spellEnd"/>
+          </w:p>
+        </w:tc>
+        <w:tc>
+          <w:tcPr>
+            <w:tcW w:w="0" w:type="auto"/>
+            <w:tcBorders>
+              <w:top w:val="single" w:sz="8" w:space="0" w:color="000000"/>
+              <w:left w:val="single" w:sz="8" w:space="0" w:color="000000"/>
+              <w:bottom w:val="single" w:sz="8" w:space="0" w:color="000000"/>
+              <w:right w:val="single" w:sz="8" w:space="0" w:color="000000"/>
+            </w:tcBorders>
+            <w:tcMar>
+              <w:top w:w="100" w:type="dxa"/>
+              <w:left w:w="100" w:type="dxa"/>
+              <w:bottom w:w="100" w:type="dxa"/>
+              <w:right w:w="100" w:type="dxa"/>
+            </w:tcMar>
+            <w:hideMark/>
+          </w:tcPr>
+          <w:p>
+            <w:pPr>
+              <w:spacing w:before="0" w:line="240" w:lineRule="auto"/>
+              <w:ind w:left="0"/>
+              <w:rPr>
+                <w:rFonts w:ascii="Times New Roman" w:eastAsia="Times New Roman" w:hAnsi="Times New Roman" w:cs="Times New Roman"/>
+                <w:sz w:val="24"/>
+                <w:szCs w:val="24"/>
+              </w:rPr>
+            </w:pPr>
+            <w:r>
+              <w:rPr>
+                <w:rFonts w:eastAsia="Times New Roman"/>
+                <w:color w:val="000000"/>
+              </w:rPr>
+              <w:t xml:space="preserve">Simple, almacenado, </w:t>
+            </w:r>
+            <w:proofErr w:type="spellStart"/>
+            <w:r>
+              <w:rPr>
+                <w:rFonts w:eastAsia="Times New Roman"/>
+                <w:color w:val="000000"/>
+              </w:rPr>
+              <w:t>monovaluado</w:t>
+            </w:r>
+            <w:proofErr w:type="spellEnd"/>
+            <w:r>
+              <w:rPr>
+                <w:rFonts w:eastAsia="Times New Roman"/>
+                <w:color w:val="000000"/>
+              </w:rPr>
+              <w:t>.</w:t>
+            </w:r>
+          </w:p>
+        </w:tc>
+        <w:tc>
+          <w:tcPr>
+            <w:tcW w:w="0" w:type="auto"/>
+            <w:tcBorders>
+              <w:top w:val="single" w:sz="8" w:space="0" w:color="000000"/>
+              <w:left w:val="single" w:sz="8" w:space="0" w:color="000000"/>
+              <w:bottom w:val="single" w:sz="8" w:space="0" w:color="000000"/>
+              <w:right w:val="single" w:sz="8" w:space="0" w:color="000000"/>
+            </w:tcBorders>
+            <w:tcMar>
+              <w:top w:w="100" w:type="dxa"/>
+              <w:left w:w="100" w:type="dxa"/>
+              <w:bottom w:w="100" w:type="dxa"/>
+              <w:right w:w="100" w:type="dxa"/>
+            </w:tcMar>
+            <w:hideMark/>
+          </w:tcPr>
+          <w:p>
+            <w:pPr>
+              <w:spacing w:before="0" w:line="240" w:lineRule="auto"/>
+              <w:ind w:left="0"/>
+              <w:rPr>
+                <w:rFonts w:ascii="Times New Roman" w:eastAsia="Times New Roman" w:hAnsi="Times New Roman" w:cs="Times New Roman"/>
+                <w:sz w:val="24"/>
+                <w:szCs w:val="24"/>
+              </w:rPr>
+            </w:pPr>
+            <w:r>
+              <w:rPr>
+                <w:rFonts w:eastAsia="Times New Roman"/>
+                <w:color w:val="000000"/>
+              </w:rPr>
+              <w:t>Valor margen aceptado en una métrica de calidad.</w:t>
+            </w:r>
+          </w:p>
+        </w:tc>
+        <w:tc>
+          <w:tcPr>
+            <w:tcW w:w="0" w:type="auto"/>
+            <w:tcBorders>
+              <w:top w:val="single" w:sz="8" w:space="0" w:color="000000"/>
+              <w:left w:val="single" w:sz="8" w:space="0" w:color="000000"/>
+              <w:bottom w:val="single" w:sz="8" w:space="0" w:color="000000"/>
+              <w:right w:val="single" w:sz="8" w:space="0" w:color="000000"/>
+            </w:tcBorders>
+            <w:tcMar>
+              <w:top w:w="100" w:type="dxa"/>
+              <w:left w:w="100" w:type="dxa"/>
+              <w:bottom w:w="100" w:type="dxa"/>
+              <w:right w:w="100" w:type="dxa"/>
+            </w:tcMar>
+            <w:hideMark/>
+          </w:tcPr>
+          <w:p>
+            <w:pPr>
+              <w:spacing w:before="0" w:line="240" w:lineRule="auto"/>
+              <w:ind w:left="0"/>
+              <w:rPr>
+                <w:rFonts w:ascii="Times New Roman" w:eastAsia="Times New Roman" w:hAnsi="Times New Roman" w:cs="Times New Roman"/>
+                <w:sz w:val="24"/>
+                <w:szCs w:val="24"/>
+              </w:rPr>
+            </w:pPr>
+          </w:p>
+        </w:tc>
+      </w:tr>
     </w:tbl>
     <w:p>
       <w:pPr>
@@ -7024,12 +8299,59 @@
           <w:rFonts w:eastAsia="Times New Roman"/>
           <w:color w:val="000000"/>
         </w:rPr>
-        <w:t>Tabla 2.0 Descripción de la entidad X</w:t>
-      </w:r>
-    </w:p>
-    <w:p>
-      <w:pPr>
-        <w:spacing w:before="0" w:line="240" w:lineRule="auto"/>
+        <w:t xml:space="preserve">Tabla 6 Descripción de la entidad </w:t>
+      </w:r>
+      <w:proofErr w:type="spellStart"/>
+      <w:r>
+        <w:rPr>
+          <w:rFonts w:eastAsia="Times New Roman"/>
+          <w:color w:val="000000"/>
+        </w:rPr>
+        <w:t>Metrica</w:t>
+      </w:r>
+      <w:proofErr w:type="spellEnd"/>
+    </w:p>
+    <w:p>
+      <w:pPr>
+        <w:spacing w:before="0" w:after="240" w:line="240" w:lineRule="auto"/>
+        <w:ind w:left="0"/>
+        <w:rPr>
+          <w:rFonts w:ascii="Times New Roman" w:eastAsia="Times New Roman" w:hAnsi="Times New Roman" w:cs="Times New Roman"/>
+          <w:sz w:val="24"/>
+          <w:szCs w:val="24"/>
+        </w:rPr>
+      </w:pPr>
+      <w:r>
+        <w:rPr>
+          <w:rFonts w:ascii="Times New Roman" w:eastAsia="Times New Roman" w:hAnsi="Times New Roman" w:cs="Times New Roman"/>
+          <w:sz w:val="24"/>
+          <w:szCs w:val="24"/>
+        </w:rPr>
+        <w:br/>
+      </w:r>
+      <w:r>
+        <w:rPr>
+          <w:rFonts w:ascii="Times New Roman" w:eastAsia="Times New Roman" w:hAnsi="Times New Roman" w:cs="Times New Roman"/>
+          <w:sz w:val="24"/>
+          <w:szCs w:val="24"/>
+        </w:rPr>
+        <w:br/>
+      </w:r>
+    </w:p>
+    <w:p>
+      <w:pPr>
+        <w:spacing w:before="0" w:after="240" w:line="240" w:lineRule="auto"/>
+        <w:ind w:left="0"/>
+        <w:rPr>
+          <w:rFonts w:ascii="Times New Roman" w:eastAsia="Times New Roman" w:hAnsi="Times New Roman" w:cs="Times New Roman"/>
+          <w:sz w:val="24"/>
+          <w:szCs w:val="24"/>
+        </w:rPr>
+      </w:pPr>
+    </w:p>
+    <w:p>
+      <w:pPr>
+        <w:spacing w:before="0" w:after="240" w:line="240" w:lineRule="auto"/>
         <w:ind w:left="0"/>
         <w:rPr>
           <w:rFonts w:ascii="Times New Roman" w:eastAsia="Times New Roman" w:hAnsi="Times New Roman" w:cs="Times New Roman"/>
@@ -7050,10 +8372,10 @@
         <w:tblLook w:val="04A0" w:firstRow="1" w:lastRow="0" w:firstColumn="1" w:lastColumn="0" w:noHBand="0" w:noVBand="1"/>
       </w:tblPr>
       <w:tblGrid>
-        <w:gridCol w:w="1227"/>
-        <w:gridCol w:w="3192"/>
-        <w:gridCol w:w="3368"/>
-        <w:gridCol w:w="717"/>
+        <w:gridCol w:w="1223"/>
+        <w:gridCol w:w="2992"/>
+        <w:gridCol w:w="3595"/>
+        <w:gridCol w:w="694"/>
       </w:tblGrid>
       <w:tr>
         <w:trPr>
@@ -7095,6 +8417,7 @@
                 <w:bCs/>
                 <w:color w:val="000000"/>
               </w:rPr>
+              <w:lastRenderedPageBreak/>
               <w:t>EN07</w:t>
             </w:r>
           </w:p>
@@ -7133,6 +8456,7 @@
                 <w:szCs w:val="24"/>
               </w:rPr>
             </w:pPr>
+            <w:proofErr w:type="spellStart"/>
             <w:r>
               <w:rPr>
                 <w:rFonts w:eastAsia="Times New Roman"/>
@@ -7140,8 +8464,9 @@
                 <w:bCs/>
                 <w:color w:val="000000"/>
               </w:rPr>
-              <w:t>Informe</w:t>
-            </w:r>
+              <w:t>Modelo_Calidad</w:t>
+            </w:r>
+            <w:proofErr w:type="spellEnd"/>
           </w:p>
         </w:tc>
       </w:tr>
@@ -7331,13 +8656,15 @@
                 <w:szCs w:val="24"/>
               </w:rPr>
             </w:pPr>
-            <w:r>
-              <w:rPr>
-                <w:rFonts w:eastAsia="Times New Roman"/>
-                <w:color w:val="000000"/>
-              </w:rPr>
-              <w:t>id_informe</w:t>
-            </w:r>
+            <w:proofErr w:type="spellStart"/>
+            <w:r>
+              <w:rPr>
+                <w:rFonts w:eastAsia="Times New Roman"/>
+                <w:color w:val="000000"/>
+              </w:rPr>
+              <w:t>id_modelo</w:t>
+            </w:r>
+            <w:proofErr w:type="spellEnd"/>
           </w:p>
         </w:tc>
         <w:tc>
@@ -7372,7 +8699,23 @@
                 <w:rFonts w:eastAsia="Times New Roman"/>
                 <w:color w:val="000000"/>
               </w:rPr>
-              <w:t>Simple, derivado, monovaluado.</w:t>
+              <w:t xml:space="preserve">Simple, derivado, </w:t>
+            </w:r>
+            <w:proofErr w:type="spellStart"/>
+            <w:r>
+              <w:rPr>
+                <w:rFonts w:eastAsia="Times New Roman"/>
+                <w:color w:val="000000"/>
+              </w:rPr>
+              <w:t>monovaluado</w:t>
+            </w:r>
+            <w:proofErr w:type="spellEnd"/>
+            <w:r>
+              <w:rPr>
+                <w:rFonts w:eastAsia="Times New Roman"/>
+                <w:color w:val="000000"/>
+              </w:rPr>
+              <w:t>.</w:t>
             </w:r>
           </w:p>
         </w:tc>
@@ -7408,7 +8751,7 @@
                 <w:rFonts w:eastAsia="Times New Roman"/>
                 <w:color w:val="000000"/>
               </w:rPr>
-              <w:t>Identificador único de un informe.</w:t>
+              <w:t>Identificador único de un modelo de calidad.</w:t>
             </w:r>
           </w:p>
         </w:tc>
@@ -7448,144 +8791,6 @@
                 <w:szCs w:val="40"/>
               </w:rPr>
               <w:t>x</w:t>
-            </w:r>
-          </w:p>
-        </w:tc>
-      </w:tr>
-    </w:tbl>
-    <w:p>
-      <w:pPr>
-        <w:spacing w:before="0" w:line="240" w:lineRule="auto"/>
-        <w:ind w:left="0" w:hanging="357"/>
-        <w:jc w:val="center"/>
-        <w:rPr>
-          <w:rFonts w:ascii="Times New Roman" w:eastAsia="Times New Roman" w:hAnsi="Times New Roman" w:cs="Times New Roman"/>
-          <w:sz w:val="24"/>
-          <w:szCs w:val="24"/>
-        </w:rPr>
-      </w:pPr>
-      <w:r>
-        <w:rPr>
-          <w:rFonts w:eastAsia="Times New Roman"/>
-          <w:color w:val="000000"/>
-        </w:rPr>
-        <w:t>Tabla 2.0 Descripción de la entidad X</w:t>
-      </w:r>
-    </w:p>
-    <w:p>
-      <w:pPr>
-        <w:spacing w:before="0" w:line="240" w:lineRule="auto"/>
-        <w:ind w:left="0"/>
-        <w:rPr>
-          <w:rFonts w:ascii="Times New Roman" w:eastAsia="Times New Roman" w:hAnsi="Times New Roman" w:cs="Times New Roman"/>
-          <w:sz w:val="24"/>
-          <w:szCs w:val="24"/>
-        </w:rPr>
-      </w:pPr>
-    </w:p>
-    <w:tbl>
-      <w:tblPr>
-        <w:tblW w:w="8504" w:type="dxa"/>
-        <w:tblCellMar>
-          <w:top w:w="15" w:type="dxa"/>
-          <w:left w:w="15" w:type="dxa"/>
-          <w:bottom w:w="15" w:type="dxa"/>
-          <w:right w:w="15" w:type="dxa"/>
-        </w:tblCellMar>
-        <w:tblLook w:val="04A0" w:firstRow="1" w:lastRow="0" w:firstColumn="1" w:lastColumn="0" w:noHBand="0" w:noVBand="1"/>
-      </w:tblPr>
-      <w:tblGrid>
-        <w:gridCol w:w="1389"/>
-        <w:gridCol w:w="3396"/>
-        <w:gridCol w:w="3024"/>
-        <w:gridCol w:w="695"/>
-      </w:tblGrid>
-      <w:tr>
-        <w:trPr>
-          <w:trHeight w:val="420"/>
-        </w:trPr>
-        <w:tc>
-          <w:tcPr>
-            <w:tcW w:w="0" w:type="auto"/>
-            <w:gridSpan w:val="4"/>
-            <w:tcBorders>
-              <w:top w:val="single" w:sz="8" w:space="0" w:color="000000"/>
-              <w:left w:val="single" w:sz="8" w:space="0" w:color="000000"/>
-              <w:bottom w:val="single" w:sz="8" w:space="0" w:color="000000"/>
-              <w:right w:val="single" w:sz="8" w:space="0" w:color="000000"/>
-            </w:tcBorders>
-            <w:shd w:val="clear" w:color="auto" w:fill="CCCCCC"/>
-            <w:tcMar>
-              <w:top w:w="100" w:type="dxa"/>
-              <w:left w:w="100" w:type="dxa"/>
-              <w:bottom w:w="100" w:type="dxa"/>
-              <w:right w:w="100" w:type="dxa"/>
-            </w:tcMar>
-            <w:hideMark/>
-          </w:tcPr>
-          <w:p>
-            <w:pPr>
-              <w:spacing w:before="0" w:line="240" w:lineRule="auto"/>
-              <w:ind w:left="0"/>
-              <w:rPr>
-                <w:rFonts w:ascii="Times New Roman" w:eastAsia="Times New Roman" w:hAnsi="Times New Roman" w:cs="Times New Roman"/>
-                <w:sz w:val="24"/>
-                <w:szCs w:val="24"/>
-              </w:rPr>
-            </w:pPr>
-            <w:r>
-              <w:rPr>
-                <w:rFonts w:eastAsia="Times New Roman"/>
-                <w:b/>
-                <w:bCs/>
-                <w:color w:val="000000"/>
-              </w:rPr>
-              <w:t>EN08</w:t>
-            </w:r>
-          </w:p>
-        </w:tc>
-      </w:tr>
-      <w:tr>
-        <w:trPr>
-          <w:trHeight w:val="420"/>
-        </w:trPr>
-        <w:tc>
-          <w:tcPr>
-            <w:tcW w:w="0" w:type="auto"/>
-            <w:gridSpan w:val="4"/>
-            <w:tcBorders>
-              <w:top w:val="single" w:sz="8" w:space="0" w:color="000000"/>
-              <w:left w:val="single" w:sz="8" w:space="0" w:color="000000"/>
-              <w:bottom w:val="single" w:sz="8" w:space="0" w:color="000000"/>
-              <w:right w:val="single" w:sz="8" w:space="0" w:color="000000"/>
-            </w:tcBorders>
-            <w:tcMar>
-              <w:top w:w="100" w:type="dxa"/>
-              <w:left w:w="100" w:type="dxa"/>
-              <w:bottom w:w="100" w:type="dxa"/>
-              <w:right w:w="100" w:type="dxa"/>
-            </w:tcMar>
-            <w:hideMark/>
-          </w:tcPr>
-          <w:p>
-            <w:pPr>
-              <w:spacing w:before="0" w:line="240" w:lineRule="auto"/>
-              <w:ind w:left="0"/>
-              <w:jc w:val="center"/>
-              <w:rPr>
-                <w:rFonts w:ascii="Times New Roman" w:eastAsia="Times New Roman" w:hAnsi="Times New Roman" w:cs="Times New Roman"/>
-                <w:sz w:val="24"/>
-                <w:szCs w:val="24"/>
-              </w:rPr>
-            </w:pPr>
-            <w:r>
-              <w:rPr>
-                <w:rFonts w:eastAsia="Times New Roman"/>
-                <w:b/>
-                <w:bCs/>
-                <w:color w:val="000000"/>
-              </w:rPr>
-              <w:t>Fase</w:t>
             </w:r>
           </w:p>
         </w:tc>
@@ -7612,7 +8817,6 @@
             <w:pPr>
               <w:spacing w:before="0" w:line="240" w:lineRule="auto"/>
               <w:ind w:left="0"/>
-              <w:jc w:val="center"/>
               <w:rPr>
                 <w:rFonts w:ascii="Times New Roman" w:eastAsia="Times New Roman" w:hAnsi="Times New Roman" w:cs="Times New Roman"/>
                 <w:sz w:val="24"/>
@@ -7622,11 +8826,9 @@
             <w:r>
               <w:rPr>
                 <w:rFonts w:eastAsia="Times New Roman"/>
-                <w:b/>
-                <w:bCs/>
-                <w:color w:val="000000"/>
-              </w:rPr>
-              <w:t>Atributo</w:t>
+                <w:color w:val="000000"/>
+              </w:rPr>
+              <w:t>nombre</w:t>
             </w:r>
           </w:p>
         </w:tc>
@@ -7651,7 +8853,6 @@
             <w:pPr>
               <w:spacing w:before="0" w:line="240" w:lineRule="auto"/>
               <w:ind w:left="0"/>
-              <w:jc w:val="center"/>
               <w:rPr>
                 <w:rFonts w:ascii="Times New Roman" w:eastAsia="Times New Roman" w:hAnsi="Times New Roman" w:cs="Times New Roman"/>
                 <w:sz w:val="24"/>
@@ -7661,11 +8862,25 @@
             <w:r>
               <w:rPr>
                 <w:rFonts w:eastAsia="Times New Roman"/>
-                <w:b/>
-                <w:bCs/>
-                <w:color w:val="000000"/>
-              </w:rPr>
-              <w:t>Tipo</w:t>
+                <w:color w:val="000000"/>
+              </w:rPr>
+              <w:t xml:space="preserve">Simple, almacenado, </w:t>
+            </w:r>
+            <w:proofErr w:type="spellStart"/>
+            <w:r>
+              <w:rPr>
+                <w:rFonts w:eastAsia="Times New Roman"/>
+                <w:color w:val="000000"/>
+              </w:rPr>
+              <w:t>monovaluado</w:t>
+            </w:r>
+            <w:proofErr w:type="spellEnd"/>
+            <w:r>
+              <w:rPr>
+                <w:rFonts w:eastAsia="Times New Roman"/>
+                <w:color w:val="000000"/>
+              </w:rPr>
+              <w:t>.</w:t>
             </w:r>
           </w:p>
         </w:tc>
@@ -7690,7 +8905,6 @@
             <w:pPr>
               <w:spacing w:before="0" w:line="240" w:lineRule="auto"/>
               <w:ind w:left="0"/>
-              <w:jc w:val="center"/>
               <w:rPr>
                 <w:rFonts w:ascii="Times New Roman" w:eastAsia="Times New Roman" w:hAnsi="Times New Roman" w:cs="Times New Roman"/>
                 <w:sz w:val="24"/>
@@ -7700,309 +8914,9 @@
             <w:r>
               <w:rPr>
                 <w:rFonts w:eastAsia="Times New Roman"/>
-                <w:b/>
-                <w:bCs/>
-                <w:color w:val="000000"/>
-              </w:rPr>
-              <w:t>Descripción</w:t>
-            </w:r>
-          </w:p>
-        </w:tc>
-        <w:tc>
-          <w:tcPr>
-            <w:tcW w:w="0" w:type="auto"/>
-            <w:tcBorders>
-              <w:top w:val="single" w:sz="8" w:space="0" w:color="000000"/>
-              <w:left w:val="single" w:sz="8" w:space="0" w:color="000000"/>
-              <w:bottom w:val="single" w:sz="8" w:space="0" w:color="000000"/>
-              <w:right w:val="single" w:sz="8" w:space="0" w:color="000000"/>
-            </w:tcBorders>
-            <w:tcMar>
-              <w:top w:w="100" w:type="dxa"/>
-              <w:left w:w="100" w:type="dxa"/>
-              <w:bottom w:w="100" w:type="dxa"/>
-              <w:right w:w="100" w:type="dxa"/>
-            </w:tcMar>
-            <w:hideMark/>
-          </w:tcPr>
-          <w:p>
-            <w:pPr>
-              <w:spacing w:before="0" w:line="240" w:lineRule="auto"/>
-              <w:ind w:left="0"/>
-              <w:jc w:val="center"/>
-              <w:rPr>
-                <w:rFonts w:ascii="Times New Roman" w:eastAsia="Times New Roman" w:hAnsi="Times New Roman" w:cs="Times New Roman"/>
-                <w:sz w:val="24"/>
-                <w:szCs w:val="24"/>
-              </w:rPr>
-            </w:pPr>
-            <w:r>
-              <w:rPr>
-                <w:rFonts w:eastAsia="Times New Roman"/>
-                <w:b/>
-                <w:bCs/>
-                <w:color w:val="000000"/>
-              </w:rPr>
-              <w:t>Clave</w:t>
-            </w:r>
-          </w:p>
-        </w:tc>
-      </w:tr>
-      <w:tr>
-        <w:tc>
-          <w:tcPr>
-            <w:tcW w:w="0" w:type="auto"/>
-            <w:tcBorders>
-              <w:top w:val="single" w:sz="8" w:space="0" w:color="000000"/>
-              <w:left w:val="single" w:sz="8" w:space="0" w:color="000000"/>
-              <w:bottom w:val="single" w:sz="8" w:space="0" w:color="000000"/>
-              <w:right w:val="single" w:sz="8" w:space="0" w:color="000000"/>
-            </w:tcBorders>
-            <w:tcMar>
-              <w:top w:w="100" w:type="dxa"/>
-              <w:left w:w="100" w:type="dxa"/>
-              <w:bottom w:w="100" w:type="dxa"/>
-              <w:right w:w="100" w:type="dxa"/>
-            </w:tcMar>
-            <w:hideMark/>
-          </w:tcPr>
-          <w:p>
-            <w:pPr>
-              <w:spacing w:before="0" w:line="240" w:lineRule="auto"/>
-              <w:ind w:left="0"/>
-              <w:rPr>
-                <w:rFonts w:ascii="Times New Roman" w:eastAsia="Times New Roman" w:hAnsi="Times New Roman" w:cs="Times New Roman"/>
-                <w:sz w:val="24"/>
-                <w:szCs w:val="24"/>
-              </w:rPr>
-            </w:pPr>
-            <w:r>
-              <w:rPr>
-                <w:rFonts w:eastAsia="Times New Roman"/>
-                <w:color w:val="000000"/>
-              </w:rPr>
-              <w:t>id_fase</w:t>
-            </w:r>
-          </w:p>
-        </w:tc>
-        <w:tc>
-          <w:tcPr>
-            <w:tcW w:w="0" w:type="auto"/>
-            <w:tcBorders>
-              <w:top w:val="single" w:sz="8" w:space="0" w:color="000000"/>
-              <w:left w:val="single" w:sz="8" w:space="0" w:color="000000"/>
-              <w:bottom w:val="single" w:sz="8" w:space="0" w:color="000000"/>
-              <w:right w:val="single" w:sz="8" w:space="0" w:color="000000"/>
-            </w:tcBorders>
-            <w:tcMar>
-              <w:top w:w="100" w:type="dxa"/>
-              <w:left w:w="100" w:type="dxa"/>
-              <w:bottom w:w="100" w:type="dxa"/>
-              <w:right w:w="100" w:type="dxa"/>
-            </w:tcMar>
-            <w:hideMark/>
-          </w:tcPr>
-          <w:p>
-            <w:pPr>
-              <w:spacing w:before="0" w:line="240" w:lineRule="auto"/>
-              <w:ind w:left="0"/>
-              <w:rPr>
-                <w:rFonts w:ascii="Times New Roman" w:eastAsia="Times New Roman" w:hAnsi="Times New Roman" w:cs="Times New Roman"/>
-                <w:sz w:val="24"/>
-                <w:szCs w:val="24"/>
-              </w:rPr>
-            </w:pPr>
-            <w:r>
-              <w:rPr>
-                <w:rFonts w:eastAsia="Times New Roman"/>
-                <w:color w:val="000000"/>
-              </w:rPr>
-              <w:t>Simple, derivado, monovaluado.</w:t>
-            </w:r>
-          </w:p>
-        </w:tc>
-        <w:tc>
-          <w:tcPr>
-            <w:tcW w:w="0" w:type="auto"/>
-            <w:tcBorders>
-              <w:top w:val="single" w:sz="8" w:space="0" w:color="000000"/>
-              <w:left w:val="single" w:sz="8" w:space="0" w:color="000000"/>
-              <w:bottom w:val="single" w:sz="8" w:space="0" w:color="000000"/>
-              <w:right w:val="single" w:sz="8" w:space="0" w:color="000000"/>
-            </w:tcBorders>
-            <w:tcMar>
-              <w:top w:w="100" w:type="dxa"/>
-              <w:left w:w="100" w:type="dxa"/>
-              <w:bottom w:w="100" w:type="dxa"/>
-              <w:right w:w="100" w:type="dxa"/>
-            </w:tcMar>
-            <w:hideMark/>
-          </w:tcPr>
-          <w:p>
-            <w:pPr>
-              <w:spacing w:before="0" w:line="240" w:lineRule="auto"/>
-              <w:ind w:left="0"/>
-              <w:rPr>
-                <w:rFonts w:ascii="Times New Roman" w:eastAsia="Times New Roman" w:hAnsi="Times New Roman" w:cs="Times New Roman"/>
-                <w:sz w:val="24"/>
-                <w:szCs w:val="24"/>
-              </w:rPr>
-            </w:pPr>
-            <w:r>
-              <w:rPr>
-                <w:rFonts w:eastAsia="Times New Roman"/>
-                <w:color w:val="000000"/>
-              </w:rPr>
-              <w:t>Identificador único de una fase.</w:t>
-            </w:r>
-          </w:p>
-        </w:tc>
-        <w:tc>
-          <w:tcPr>
-            <w:tcW w:w="0" w:type="auto"/>
-            <w:tcBorders>
-              <w:top w:val="single" w:sz="8" w:space="0" w:color="000000"/>
-              <w:left w:val="single" w:sz="8" w:space="0" w:color="000000"/>
-              <w:bottom w:val="single" w:sz="8" w:space="0" w:color="000000"/>
-              <w:right w:val="single" w:sz="8" w:space="0" w:color="000000"/>
-            </w:tcBorders>
-            <w:tcMar>
-              <w:top w:w="100" w:type="dxa"/>
-              <w:left w:w="100" w:type="dxa"/>
-              <w:bottom w:w="100" w:type="dxa"/>
-              <w:right w:w="100" w:type="dxa"/>
-            </w:tcMar>
-            <w:hideMark/>
-          </w:tcPr>
-          <w:p>
-            <w:pPr>
-              <w:spacing w:before="0" w:line="240" w:lineRule="auto"/>
-              <w:ind w:left="0"/>
-              <w:jc w:val="center"/>
-              <w:rPr>
-                <w:rFonts w:ascii="Times New Roman" w:eastAsia="Times New Roman" w:hAnsi="Times New Roman" w:cs="Times New Roman"/>
-                <w:sz w:val="24"/>
-                <w:szCs w:val="24"/>
-              </w:rPr>
-            </w:pPr>
-            <w:r>
-              <w:rPr>
-                <w:rFonts w:eastAsia="Times New Roman"/>
-                <w:color w:val="000000"/>
-                <w:sz w:val="40"/>
-                <w:szCs w:val="40"/>
-              </w:rPr>
-              <w:t>x</w:t>
-            </w:r>
-          </w:p>
-        </w:tc>
-      </w:tr>
-      <w:tr>
-        <w:tc>
-          <w:tcPr>
-            <w:tcW w:w="0" w:type="auto"/>
-            <w:tcBorders>
-              <w:top w:val="single" w:sz="8" w:space="0" w:color="000000"/>
-              <w:left w:val="single" w:sz="8" w:space="0" w:color="000000"/>
-              <w:bottom w:val="single" w:sz="8" w:space="0" w:color="000000"/>
-              <w:right w:val="single" w:sz="8" w:space="0" w:color="000000"/>
-            </w:tcBorders>
-            <w:tcMar>
-              <w:top w:w="100" w:type="dxa"/>
-              <w:left w:w="100" w:type="dxa"/>
-              <w:bottom w:w="100" w:type="dxa"/>
-              <w:right w:w="100" w:type="dxa"/>
-            </w:tcMar>
-            <w:hideMark/>
-          </w:tcPr>
-          <w:p>
-            <w:pPr>
-              <w:spacing w:before="0" w:line="240" w:lineRule="auto"/>
-              <w:ind w:left="0"/>
-              <w:rPr>
-                <w:rFonts w:ascii="Times New Roman" w:eastAsia="Times New Roman" w:hAnsi="Times New Roman" w:cs="Times New Roman"/>
-                <w:sz w:val="24"/>
-                <w:szCs w:val="24"/>
-              </w:rPr>
-            </w:pPr>
-            <w:r>
-              <w:rPr>
-                <w:rFonts w:eastAsia="Times New Roman"/>
-                <w:color w:val="000000"/>
-              </w:rPr>
-              <w:t>nombre_fase</w:t>
-            </w:r>
-          </w:p>
-        </w:tc>
-        <w:tc>
-          <w:tcPr>
-            <w:tcW w:w="0" w:type="auto"/>
-            <w:tcBorders>
-              <w:top w:val="single" w:sz="8" w:space="0" w:color="000000"/>
-              <w:left w:val="single" w:sz="8" w:space="0" w:color="000000"/>
-              <w:bottom w:val="single" w:sz="8" w:space="0" w:color="000000"/>
-              <w:right w:val="single" w:sz="8" w:space="0" w:color="000000"/>
-            </w:tcBorders>
-            <w:tcMar>
-              <w:top w:w="100" w:type="dxa"/>
-              <w:left w:w="100" w:type="dxa"/>
-              <w:bottom w:w="100" w:type="dxa"/>
-              <w:right w:w="100" w:type="dxa"/>
-            </w:tcMar>
-            <w:hideMark/>
-          </w:tcPr>
-          <w:p>
-            <w:pPr>
-              <w:spacing w:before="0" w:line="240" w:lineRule="auto"/>
-              <w:ind w:left="0"/>
-              <w:rPr>
-                <w:rFonts w:ascii="Times New Roman" w:eastAsia="Times New Roman" w:hAnsi="Times New Roman" w:cs="Times New Roman"/>
-                <w:sz w:val="24"/>
-                <w:szCs w:val="24"/>
-              </w:rPr>
-            </w:pPr>
-            <w:r>
-              <w:rPr>
-                <w:rFonts w:eastAsia="Times New Roman"/>
-                <w:color w:val="000000"/>
-              </w:rPr>
-              <w:t>Simple, almacenado, monovaluado.</w:t>
-            </w:r>
-          </w:p>
-        </w:tc>
-        <w:tc>
-          <w:tcPr>
-            <w:tcW w:w="0" w:type="auto"/>
-            <w:tcBorders>
-              <w:top w:val="single" w:sz="8" w:space="0" w:color="000000"/>
-              <w:left w:val="single" w:sz="8" w:space="0" w:color="000000"/>
-              <w:bottom w:val="single" w:sz="8" w:space="0" w:color="000000"/>
-              <w:right w:val="single" w:sz="8" w:space="0" w:color="000000"/>
-            </w:tcBorders>
-            <w:tcMar>
-              <w:top w:w="100" w:type="dxa"/>
-              <w:left w:w="100" w:type="dxa"/>
-              <w:bottom w:w="100" w:type="dxa"/>
-              <w:right w:w="100" w:type="dxa"/>
-            </w:tcMar>
-            <w:hideMark/>
-          </w:tcPr>
-          <w:p>
-            <w:pPr>
-              <w:spacing w:before="0" w:line="240" w:lineRule="auto"/>
-              <w:ind w:left="0"/>
-              <w:rPr>
-                <w:rFonts w:ascii="Times New Roman" w:eastAsia="Times New Roman" w:hAnsi="Times New Roman" w:cs="Times New Roman"/>
-                <w:sz w:val="24"/>
-                <w:szCs w:val="24"/>
-              </w:rPr>
-            </w:pPr>
-            <w:r>
-              <w:rPr>
-                <w:rFonts w:eastAsia="Times New Roman"/>
-                <w:color w:val="000000"/>
-              </w:rPr>
-              <w:t>Nombre de la fase.</w:t>
+                <w:color w:val="000000"/>
+              </w:rPr>
+              <w:t>Nombre del modelo de calidad.</w:t>
             </w:r>
           </w:p>
         </w:tc>
@@ -8064,14 +8978,15 @@
                 <w:szCs w:val="24"/>
               </w:rPr>
             </w:pPr>
-            <w:r>
-              <w:rPr>
-                <w:rFonts w:eastAsia="Times New Roman"/>
-                <w:color w:val="000000"/>
-              </w:rPr>
-              <w:lastRenderedPageBreak/>
-              <w:t>fecha_inicio</w:t>
-            </w:r>
+            <w:proofErr w:type="spellStart"/>
+            <w:r>
+              <w:rPr>
+                <w:rFonts w:eastAsia="Times New Roman"/>
+                <w:color w:val="000000"/>
+              </w:rPr>
+              <w:t>descripcion</w:t>
+            </w:r>
+            <w:proofErr w:type="spellEnd"/>
           </w:p>
         </w:tc>
         <w:tc>
@@ -8106,7 +9021,23 @@
                 <w:rFonts w:eastAsia="Times New Roman"/>
                 <w:color w:val="000000"/>
               </w:rPr>
-              <w:t>Simple, almacenado, monovaluado.</w:t>
+              <w:t xml:space="preserve">Simple, almacenado, </w:t>
+            </w:r>
+            <w:proofErr w:type="spellStart"/>
+            <w:r>
+              <w:rPr>
+                <w:rFonts w:eastAsia="Times New Roman"/>
+                <w:color w:val="000000"/>
+              </w:rPr>
+              <w:t>monovaluado</w:t>
+            </w:r>
+            <w:proofErr w:type="spellEnd"/>
+            <w:r>
+              <w:rPr>
+                <w:rFonts w:eastAsia="Times New Roman"/>
+                <w:color w:val="000000"/>
+              </w:rPr>
+              <w:t>.</w:t>
             </w:r>
           </w:p>
         </w:tc>
@@ -8142,7 +9073,7 @@
                 <w:rFonts w:eastAsia="Times New Roman"/>
                 <w:color w:val="000000"/>
               </w:rPr>
-              <w:t>Fecha de inicio de la fase.</w:t>
+              <w:t>Descripción del modelo de calidad.</w:t>
             </w:r>
           </w:p>
         </w:tc>
@@ -8176,145 +9107,6 @@
           </w:p>
         </w:tc>
       </w:tr>
-      <w:tr>
-        <w:tc>
-          <w:tcPr>
-            <w:tcW w:w="0" w:type="auto"/>
-            <w:tcBorders>
-              <w:top w:val="single" w:sz="8" w:space="0" w:color="000000"/>
-              <w:left w:val="single" w:sz="8" w:space="0" w:color="000000"/>
-              <w:bottom w:val="single" w:sz="8" w:space="0" w:color="000000"/>
-              <w:right w:val="single" w:sz="8" w:space="0" w:color="000000"/>
-            </w:tcBorders>
-            <w:tcMar>
-              <w:top w:w="100" w:type="dxa"/>
-              <w:left w:w="100" w:type="dxa"/>
-              <w:bottom w:w="100" w:type="dxa"/>
-              <w:right w:w="100" w:type="dxa"/>
-            </w:tcMar>
-            <w:hideMark/>
-          </w:tcPr>
-          <w:p>
-            <w:pPr>
-              <w:spacing w:before="0" w:line="240" w:lineRule="auto"/>
-              <w:ind w:left="0"/>
-              <w:rPr>
-                <w:rFonts w:ascii="Times New Roman" w:eastAsia="Times New Roman" w:hAnsi="Times New Roman" w:cs="Times New Roman"/>
-                <w:sz w:val="24"/>
-                <w:szCs w:val="24"/>
-              </w:rPr>
-            </w:pPr>
-            <w:r>
-              <w:rPr>
-                <w:rFonts w:eastAsia="Times New Roman"/>
-                <w:color w:val="000000"/>
-              </w:rPr>
-              <w:t>fecha_fin</w:t>
-            </w:r>
-          </w:p>
-        </w:tc>
-        <w:tc>
-          <w:tcPr>
-            <w:tcW w:w="0" w:type="auto"/>
-            <w:tcBorders>
-              <w:top w:val="single" w:sz="8" w:space="0" w:color="000000"/>
-              <w:left w:val="single" w:sz="8" w:space="0" w:color="000000"/>
-              <w:bottom w:val="single" w:sz="8" w:space="0" w:color="000000"/>
-              <w:right w:val="single" w:sz="8" w:space="0" w:color="000000"/>
-            </w:tcBorders>
-            <w:tcMar>
-              <w:top w:w="100" w:type="dxa"/>
-              <w:left w:w="100" w:type="dxa"/>
-              <w:bottom w:w="100" w:type="dxa"/>
-              <w:right w:w="100" w:type="dxa"/>
-            </w:tcMar>
-            <w:hideMark/>
-          </w:tcPr>
-          <w:p>
-            <w:pPr>
-              <w:spacing w:before="0" w:line="240" w:lineRule="auto"/>
-              <w:ind w:left="0"/>
-              <w:rPr>
-                <w:rFonts w:ascii="Times New Roman" w:eastAsia="Times New Roman" w:hAnsi="Times New Roman" w:cs="Times New Roman"/>
-                <w:sz w:val="24"/>
-                <w:szCs w:val="24"/>
-              </w:rPr>
-            </w:pPr>
-            <w:r>
-              <w:rPr>
-                <w:rFonts w:eastAsia="Times New Roman"/>
-                <w:color w:val="000000"/>
-              </w:rPr>
-              <w:t>Simple, almacenado, monovaluado.</w:t>
-            </w:r>
-          </w:p>
-        </w:tc>
-        <w:tc>
-          <w:tcPr>
-            <w:tcW w:w="0" w:type="auto"/>
-            <w:tcBorders>
-              <w:top w:val="single" w:sz="8" w:space="0" w:color="000000"/>
-              <w:left w:val="single" w:sz="8" w:space="0" w:color="000000"/>
-              <w:bottom w:val="single" w:sz="8" w:space="0" w:color="000000"/>
-              <w:right w:val="single" w:sz="8" w:space="0" w:color="000000"/>
-            </w:tcBorders>
-            <w:tcMar>
-              <w:top w:w="100" w:type="dxa"/>
-              <w:left w:w="100" w:type="dxa"/>
-              <w:bottom w:w="100" w:type="dxa"/>
-              <w:right w:w="100" w:type="dxa"/>
-            </w:tcMar>
-            <w:hideMark/>
-          </w:tcPr>
-          <w:p>
-            <w:pPr>
-              <w:spacing w:before="0" w:line="240" w:lineRule="auto"/>
-              <w:ind w:left="0"/>
-              <w:rPr>
-                <w:rFonts w:ascii="Times New Roman" w:eastAsia="Times New Roman" w:hAnsi="Times New Roman" w:cs="Times New Roman"/>
-                <w:sz w:val="24"/>
-                <w:szCs w:val="24"/>
-              </w:rPr>
-            </w:pPr>
-            <w:r>
-              <w:rPr>
-                <w:rFonts w:eastAsia="Times New Roman"/>
-                <w:color w:val="000000"/>
-              </w:rPr>
-              <w:t>Fecha de fin de la fase.</w:t>
-            </w:r>
-          </w:p>
-        </w:tc>
-        <w:tc>
-          <w:tcPr>
-            <w:tcW w:w="0" w:type="auto"/>
-            <w:tcBorders>
-              <w:top w:val="single" w:sz="8" w:space="0" w:color="000000"/>
-              <w:left w:val="single" w:sz="8" w:space="0" w:color="000000"/>
-              <w:bottom w:val="single" w:sz="8" w:space="0" w:color="000000"/>
-              <w:right w:val="single" w:sz="8" w:space="0" w:color="000000"/>
-            </w:tcBorders>
-            <w:tcMar>
-              <w:top w:w="100" w:type="dxa"/>
-              <w:left w:w="100" w:type="dxa"/>
-              <w:bottom w:w="100" w:type="dxa"/>
-              <w:right w:w="100" w:type="dxa"/>
-            </w:tcMar>
-            <w:hideMark/>
-          </w:tcPr>
-          <w:p>
-            <w:pPr>
-              <w:spacing w:before="0" w:line="240" w:lineRule="auto"/>
-              <w:ind w:left="0"/>
-              <w:rPr>
-                <w:rFonts w:ascii="Times New Roman" w:eastAsia="Times New Roman" w:hAnsi="Times New Roman" w:cs="Times New Roman"/>
-                <w:sz w:val="24"/>
-                <w:szCs w:val="24"/>
-              </w:rPr>
-            </w:pPr>
-          </w:p>
-        </w:tc>
-      </w:tr>
     </w:tbl>
     <w:p>
       <w:pPr>
@@ -8332,2821 +9124,17 @@
           <w:rFonts w:eastAsia="Times New Roman"/>
           <w:color w:val="000000"/>
         </w:rPr>
-        <w:t>Tabla 2.0 Descripción de la entidad X</w:t>
-      </w:r>
-    </w:p>
-    <w:p>
-      <w:pPr>
-        <w:spacing w:before="0" w:line="240" w:lineRule="auto"/>
-        <w:ind w:left="0"/>
-        <w:rPr>
-          <w:rFonts w:ascii="Times New Roman" w:eastAsia="Times New Roman" w:hAnsi="Times New Roman" w:cs="Times New Roman"/>
-          <w:sz w:val="24"/>
-          <w:szCs w:val="24"/>
-        </w:rPr>
-      </w:pPr>
-    </w:p>
-    <w:tbl>
-      <w:tblPr>
-        <w:tblW w:w="8504" w:type="dxa"/>
-        <w:tblCellMar>
-          <w:top w:w="15" w:type="dxa"/>
-          <w:left w:w="15" w:type="dxa"/>
-          <w:bottom w:w="15" w:type="dxa"/>
-          <w:right w:w="15" w:type="dxa"/>
-        </w:tblCellMar>
-        <w:tblLook w:val="04A0" w:firstRow="1" w:lastRow="0" w:firstColumn="1" w:lastColumn="0" w:noHBand="0" w:noVBand="1"/>
-      </w:tblPr>
-      <w:tblGrid>
-        <w:gridCol w:w="1834"/>
-        <w:gridCol w:w="2983"/>
-        <w:gridCol w:w="2993"/>
-        <w:gridCol w:w="694"/>
-      </w:tblGrid>
-      <w:tr>
-        <w:trPr>
-          <w:trHeight w:val="420"/>
-        </w:trPr>
-        <w:tc>
-          <w:tcPr>
-            <w:tcW w:w="0" w:type="auto"/>
-            <w:gridSpan w:val="4"/>
-            <w:tcBorders>
-              <w:top w:val="single" w:sz="8" w:space="0" w:color="000000"/>
-              <w:left w:val="single" w:sz="8" w:space="0" w:color="000000"/>
-              <w:bottom w:val="single" w:sz="8" w:space="0" w:color="000000"/>
-              <w:right w:val="single" w:sz="8" w:space="0" w:color="000000"/>
-            </w:tcBorders>
-            <w:shd w:val="clear" w:color="auto" w:fill="CCCCCC"/>
-            <w:tcMar>
-              <w:top w:w="100" w:type="dxa"/>
-              <w:left w:w="100" w:type="dxa"/>
-              <w:bottom w:w="100" w:type="dxa"/>
-              <w:right w:w="100" w:type="dxa"/>
-            </w:tcMar>
-            <w:hideMark/>
-          </w:tcPr>
-          <w:p>
-            <w:pPr>
-              <w:spacing w:before="0" w:line="240" w:lineRule="auto"/>
-              <w:ind w:left="0"/>
-              <w:rPr>
-                <w:rFonts w:ascii="Times New Roman" w:eastAsia="Times New Roman" w:hAnsi="Times New Roman" w:cs="Times New Roman"/>
-                <w:sz w:val="24"/>
-                <w:szCs w:val="24"/>
-              </w:rPr>
-            </w:pPr>
-            <w:r>
-              <w:rPr>
-                <w:rFonts w:eastAsia="Times New Roman"/>
-                <w:b/>
-                <w:bCs/>
-                <w:color w:val="000000"/>
-              </w:rPr>
-              <w:t>EN09</w:t>
-            </w:r>
-          </w:p>
-        </w:tc>
-      </w:tr>
-      <w:tr>
-        <w:trPr>
-          <w:trHeight w:val="420"/>
-        </w:trPr>
-        <w:tc>
-          <w:tcPr>
-            <w:tcW w:w="0" w:type="auto"/>
-            <w:gridSpan w:val="4"/>
-            <w:tcBorders>
-              <w:top w:val="single" w:sz="8" w:space="0" w:color="000000"/>
-              <w:left w:val="single" w:sz="8" w:space="0" w:color="000000"/>
-              <w:bottom w:val="single" w:sz="8" w:space="0" w:color="000000"/>
-              <w:right w:val="single" w:sz="8" w:space="0" w:color="000000"/>
-            </w:tcBorders>
-            <w:tcMar>
-              <w:top w:w="100" w:type="dxa"/>
-              <w:left w:w="100" w:type="dxa"/>
-              <w:bottom w:w="100" w:type="dxa"/>
-              <w:right w:w="100" w:type="dxa"/>
-            </w:tcMar>
-            <w:hideMark/>
-          </w:tcPr>
-          <w:p>
-            <w:pPr>
-              <w:spacing w:before="0" w:line="240" w:lineRule="auto"/>
-              <w:ind w:left="0"/>
-              <w:jc w:val="center"/>
-              <w:rPr>
-                <w:rFonts w:ascii="Times New Roman" w:eastAsia="Times New Roman" w:hAnsi="Times New Roman" w:cs="Times New Roman"/>
-                <w:sz w:val="24"/>
-                <w:szCs w:val="24"/>
-              </w:rPr>
-            </w:pPr>
-            <w:r>
-              <w:rPr>
-                <w:rFonts w:eastAsia="Times New Roman"/>
-                <w:b/>
-                <w:bCs/>
-                <w:color w:val="000000"/>
-              </w:rPr>
-              <w:t>Iteración</w:t>
-            </w:r>
-          </w:p>
-        </w:tc>
-      </w:tr>
-      <w:tr>
-        <w:tc>
-          <w:tcPr>
-            <w:tcW w:w="0" w:type="auto"/>
-            <w:tcBorders>
-              <w:top w:val="single" w:sz="8" w:space="0" w:color="000000"/>
-              <w:left w:val="single" w:sz="8" w:space="0" w:color="000000"/>
-              <w:bottom w:val="single" w:sz="8" w:space="0" w:color="000000"/>
-              <w:right w:val="single" w:sz="8" w:space="0" w:color="000000"/>
-            </w:tcBorders>
-            <w:tcMar>
-              <w:top w:w="100" w:type="dxa"/>
-              <w:left w:w="100" w:type="dxa"/>
-              <w:bottom w:w="100" w:type="dxa"/>
-              <w:right w:w="100" w:type="dxa"/>
-            </w:tcMar>
-            <w:hideMark/>
-          </w:tcPr>
-          <w:p>
-            <w:pPr>
-              <w:spacing w:before="0" w:line="240" w:lineRule="auto"/>
-              <w:ind w:left="0"/>
-              <w:jc w:val="center"/>
-              <w:rPr>
-                <w:rFonts w:ascii="Times New Roman" w:eastAsia="Times New Roman" w:hAnsi="Times New Roman" w:cs="Times New Roman"/>
-                <w:sz w:val="24"/>
-                <w:szCs w:val="24"/>
-              </w:rPr>
-            </w:pPr>
-            <w:r>
-              <w:rPr>
-                <w:rFonts w:eastAsia="Times New Roman"/>
-                <w:b/>
-                <w:bCs/>
-                <w:color w:val="000000"/>
-              </w:rPr>
-              <w:t>Atributo</w:t>
-            </w:r>
-          </w:p>
-        </w:tc>
-        <w:tc>
-          <w:tcPr>
-            <w:tcW w:w="0" w:type="auto"/>
-            <w:tcBorders>
-              <w:top w:val="single" w:sz="8" w:space="0" w:color="000000"/>
-              <w:left w:val="single" w:sz="8" w:space="0" w:color="000000"/>
-              <w:bottom w:val="single" w:sz="8" w:space="0" w:color="000000"/>
-              <w:right w:val="single" w:sz="8" w:space="0" w:color="000000"/>
-            </w:tcBorders>
-            <w:tcMar>
-              <w:top w:w="100" w:type="dxa"/>
-              <w:left w:w="100" w:type="dxa"/>
-              <w:bottom w:w="100" w:type="dxa"/>
-              <w:right w:w="100" w:type="dxa"/>
-            </w:tcMar>
-            <w:hideMark/>
-          </w:tcPr>
-          <w:p>
-            <w:pPr>
-              <w:spacing w:before="0" w:line="240" w:lineRule="auto"/>
-              <w:ind w:left="0"/>
-              <w:jc w:val="center"/>
-              <w:rPr>
-                <w:rFonts w:ascii="Times New Roman" w:eastAsia="Times New Roman" w:hAnsi="Times New Roman" w:cs="Times New Roman"/>
-                <w:sz w:val="24"/>
-                <w:szCs w:val="24"/>
-              </w:rPr>
-            </w:pPr>
-            <w:r>
-              <w:rPr>
-                <w:rFonts w:eastAsia="Times New Roman"/>
-                <w:b/>
-                <w:bCs/>
-                <w:color w:val="000000"/>
-              </w:rPr>
-              <w:t>Tipo</w:t>
-            </w:r>
-          </w:p>
-        </w:tc>
-        <w:tc>
-          <w:tcPr>
-            <w:tcW w:w="0" w:type="auto"/>
-            <w:tcBorders>
-              <w:top w:val="single" w:sz="8" w:space="0" w:color="000000"/>
-              <w:left w:val="single" w:sz="8" w:space="0" w:color="000000"/>
-              <w:bottom w:val="single" w:sz="8" w:space="0" w:color="000000"/>
-              <w:right w:val="single" w:sz="8" w:space="0" w:color="000000"/>
-            </w:tcBorders>
-            <w:tcMar>
-              <w:top w:w="100" w:type="dxa"/>
-              <w:left w:w="100" w:type="dxa"/>
-              <w:bottom w:w="100" w:type="dxa"/>
-              <w:right w:w="100" w:type="dxa"/>
-            </w:tcMar>
-            <w:hideMark/>
-          </w:tcPr>
-          <w:p>
-            <w:pPr>
-              <w:spacing w:before="0" w:line="240" w:lineRule="auto"/>
-              <w:ind w:left="0"/>
-              <w:jc w:val="center"/>
-              <w:rPr>
-                <w:rFonts w:ascii="Times New Roman" w:eastAsia="Times New Roman" w:hAnsi="Times New Roman" w:cs="Times New Roman"/>
-                <w:sz w:val="24"/>
-                <w:szCs w:val="24"/>
-              </w:rPr>
-            </w:pPr>
-            <w:r>
-              <w:rPr>
-                <w:rFonts w:eastAsia="Times New Roman"/>
-                <w:b/>
-                <w:bCs/>
-                <w:color w:val="000000"/>
-              </w:rPr>
-              <w:t>Descripción</w:t>
-            </w:r>
-          </w:p>
-        </w:tc>
-        <w:tc>
-          <w:tcPr>
-            <w:tcW w:w="0" w:type="auto"/>
-            <w:tcBorders>
-              <w:top w:val="single" w:sz="8" w:space="0" w:color="000000"/>
-              <w:left w:val="single" w:sz="8" w:space="0" w:color="000000"/>
-              <w:bottom w:val="single" w:sz="8" w:space="0" w:color="000000"/>
-              <w:right w:val="single" w:sz="8" w:space="0" w:color="000000"/>
-            </w:tcBorders>
-            <w:tcMar>
-              <w:top w:w="100" w:type="dxa"/>
-              <w:left w:w="100" w:type="dxa"/>
-              <w:bottom w:w="100" w:type="dxa"/>
-              <w:right w:w="100" w:type="dxa"/>
-            </w:tcMar>
-            <w:hideMark/>
-          </w:tcPr>
-          <w:p>
-            <w:pPr>
-              <w:spacing w:before="0" w:line="240" w:lineRule="auto"/>
-              <w:ind w:left="0"/>
-              <w:jc w:val="center"/>
-              <w:rPr>
-                <w:rFonts w:ascii="Times New Roman" w:eastAsia="Times New Roman" w:hAnsi="Times New Roman" w:cs="Times New Roman"/>
-                <w:sz w:val="24"/>
-                <w:szCs w:val="24"/>
-              </w:rPr>
-            </w:pPr>
-            <w:r>
-              <w:rPr>
-                <w:rFonts w:eastAsia="Times New Roman"/>
-                <w:b/>
-                <w:bCs/>
-                <w:color w:val="000000"/>
-              </w:rPr>
-              <w:t>Clave</w:t>
-            </w:r>
-          </w:p>
-        </w:tc>
-      </w:tr>
-      <w:tr>
-        <w:tc>
-          <w:tcPr>
-            <w:tcW w:w="0" w:type="auto"/>
-            <w:tcBorders>
-              <w:top w:val="single" w:sz="8" w:space="0" w:color="000000"/>
-              <w:left w:val="single" w:sz="8" w:space="0" w:color="000000"/>
-              <w:bottom w:val="single" w:sz="8" w:space="0" w:color="000000"/>
-              <w:right w:val="single" w:sz="8" w:space="0" w:color="000000"/>
-            </w:tcBorders>
-            <w:tcMar>
-              <w:top w:w="100" w:type="dxa"/>
-              <w:left w:w="100" w:type="dxa"/>
-              <w:bottom w:w="100" w:type="dxa"/>
-              <w:right w:w="100" w:type="dxa"/>
-            </w:tcMar>
-            <w:hideMark/>
-          </w:tcPr>
-          <w:p>
-            <w:pPr>
-              <w:spacing w:before="0" w:line="240" w:lineRule="auto"/>
-              <w:ind w:left="0"/>
-              <w:rPr>
-                <w:rFonts w:ascii="Times New Roman" w:eastAsia="Times New Roman" w:hAnsi="Times New Roman" w:cs="Times New Roman"/>
-                <w:sz w:val="24"/>
-                <w:szCs w:val="24"/>
-              </w:rPr>
-            </w:pPr>
-            <w:r>
-              <w:rPr>
-                <w:rFonts w:eastAsia="Times New Roman"/>
-                <w:color w:val="000000"/>
-              </w:rPr>
-              <w:t>id_iteracion</w:t>
-            </w:r>
-          </w:p>
-        </w:tc>
-        <w:tc>
-          <w:tcPr>
-            <w:tcW w:w="0" w:type="auto"/>
-            <w:tcBorders>
-              <w:top w:val="single" w:sz="8" w:space="0" w:color="000000"/>
-              <w:left w:val="single" w:sz="8" w:space="0" w:color="000000"/>
-              <w:bottom w:val="single" w:sz="8" w:space="0" w:color="000000"/>
-              <w:right w:val="single" w:sz="8" w:space="0" w:color="000000"/>
-            </w:tcBorders>
-            <w:tcMar>
-              <w:top w:w="100" w:type="dxa"/>
-              <w:left w:w="100" w:type="dxa"/>
-              <w:bottom w:w="100" w:type="dxa"/>
-              <w:right w:w="100" w:type="dxa"/>
-            </w:tcMar>
-            <w:hideMark/>
-          </w:tcPr>
-          <w:p>
-            <w:pPr>
-              <w:spacing w:before="0" w:line="240" w:lineRule="auto"/>
-              <w:ind w:left="0"/>
-              <w:rPr>
-                <w:rFonts w:ascii="Times New Roman" w:eastAsia="Times New Roman" w:hAnsi="Times New Roman" w:cs="Times New Roman"/>
-                <w:sz w:val="24"/>
-                <w:szCs w:val="24"/>
-              </w:rPr>
-            </w:pPr>
-            <w:r>
-              <w:rPr>
-                <w:rFonts w:eastAsia="Times New Roman"/>
-                <w:color w:val="000000"/>
-              </w:rPr>
-              <w:t>Simple, derivado, monovaluado.</w:t>
-            </w:r>
-          </w:p>
-        </w:tc>
-        <w:tc>
-          <w:tcPr>
-            <w:tcW w:w="0" w:type="auto"/>
-            <w:tcBorders>
-              <w:top w:val="single" w:sz="8" w:space="0" w:color="000000"/>
-              <w:left w:val="single" w:sz="8" w:space="0" w:color="000000"/>
-              <w:bottom w:val="single" w:sz="8" w:space="0" w:color="000000"/>
-              <w:right w:val="single" w:sz="8" w:space="0" w:color="000000"/>
-            </w:tcBorders>
-            <w:tcMar>
-              <w:top w:w="100" w:type="dxa"/>
-              <w:left w:w="100" w:type="dxa"/>
-              <w:bottom w:w="100" w:type="dxa"/>
-              <w:right w:w="100" w:type="dxa"/>
-            </w:tcMar>
-            <w:hideMark/>
-          </w:tcPr>
-          <w:p>
-            <w:pPr>
-              <w:spacing w:before="0" w:line="240" w:lineRule="auto"/>
-              <w:ind w:left="0"/>
-              <w:rPr>
-                <w:rFonts w:ascii="Times New Roman" w:eastAsia="Times New Roman" w:hAnsi="Times New Roman" w:cs="Times New Roman"/>
-                <w:sz w:val="24"/>
-                <w:szCs w:val="24"/>
-              </w:rPr>
-            </w:pPr>
-            <w:r>
-              <w:rPr>
-                <w:rFonts w:eastAsia="Times New Roman"/>
-                <w:color w:val="000000"/>
-              </w:rPr>
-              <w:t>Identificador único de una iteración.</w:t>
-            </w:r>
-          </w:p>
-        </w:tc>
-        <w:tc>
-          <w:tcPr>
-            <w:tcW w:w="0" w:type="auto"/>
-            <w:tcBorders>
-              <w:top w:val="single" w:sz="8" w:space="0" w:color="000000"/>
-              <w:left w:val="single" w:sz="8" w:space="0" w:color="000000"/>
-              <w:bottom w:val="single" w:sz="8" w:space="0" w:color="000000"/>
-              <w:right w:val="single" w:sz="8" w:space="0" w:color="000000"/>
-            </w:tcBorders>
-            <w:tcMar>
-              <w:top w:w="100" w:type="dxa"/>
-              <w:left w:w="100" w:type="dxa"/>
-              <w:bottom w:w="100" w:type="dxa"/>
-              <w:right w:w="100" w:type="dxa"/>
-            </w:tcMar>
-            <w:hideMark/>
-          </w:tcPr>
-          <w:p>
-            <w:pPr>
-              <w:spacing w:before="0" w:line="240" w:lineRule="auto"/>
-              <w:ind w:left="0"/>
-              <w:jc w:val="center"/>
-              <w:rPr>
-                <w:rFonts w:ascii="Times New Roman" w:eastAsia="Times New Roman" w:hAnsi="Times New Roman" w:cs="Times New Roman"/>
-                <w:sz w:val="24"/>
-                <w:szCs w:val="24"/>
-              </w:rPr>
-            </w:pPr>
-            <w:r>
-              <w:rPr>
-                <w:rFonts w:eastAsia="Times New Roman"/>
-                <w:color w:val="000000"/>
-                <w:sz w:val="40"/>
-                <w:szCs w:val="40"/>
-              </w:rPr>
-              <w:t>x</w:t>
-            </w:r>
-          </w:p>
-        </w:tc>
-      </w:tr>
-      <w:tr>
-        <w:tc>
-          <w:tcPr>
-            <w:tcW w:w="0" w:type="auto"/>
-            <w:tcBorders>
-              <w:top w:val="single" w:sz="8" w:space="0" w:color="000000"/>
-              <w:left w:val="single" w:sz="8" w:space="0" w:color="000000"/>
-              <w:bottom w:val="single" w:sz="8" w:space="0" w:color="000000"/>
-              <w:right w:val="single" w:sz="8" w:space="0" w:color="000000"/>
-            </w:tcBorders>
-            <w:tcMar>
-              <w:top w:w="100" w:type="dxa"/>
-              <w:left w:w="100" w:type="dxa"/>
-              <w:bottom w:w="100" w:type="dxa"/>
-              <w:right w:w="100" w:type="dxa"/>
-            </w:tcMar>
-            <w:hideMark/>
-          </w:tcPr>
-          <w:p>
-            <w:pPr>
-              <w:spacing w:before="0" w:line="240" w:lineRule="auto"/>
-              <w:ind w:left="0"/>
-              <w:rPr>
-                <w:rFonts w:ascii="Times New Roman" w:eastAsia="Times New Roman" w:hAnsi="Times New Roman" w:cs="Times New Roman"/>
-                <w:sz w:val="24"/>
-                <w:szCs w:val="24"/>
-              </w:rPr>
-            </w:pPr>
-            <w:r>
-              <w:rPr>
-                <w:rFonts w:eastAsia="Times New Roman"/>
-                <w:color w:val="000000"/>
-              </w:rPr>
-              <w:t>fecha_inicio</w:t>
-            </w:r>
-          </w:p>
-        </w:tc>
-        <w:tc>
-          <w:tcPr>
-            <w:tcW w:w="0" w:type="auto"/>
-            <w:tcBorders>
-              <w:top w:val="single" w:sz="8" w:space="0" w:color="000000"/>
-              <w:left w:val="single" w:sz="8" w:space="0" w:color="000000"/>
-              <w:bottom w:val="single" w:sz="8" w:space="0" w:color="000000"/>
-              <w:right w:val="single" w:sz="8" w:space="0" w:color="000000"/>
-            </w:tcBorders>
-            <w:tcMar>
-              <w:top w:w="100" w:type="dxa"/>
-              <w:left w:w="100" w:type="dxa"/>
-              <w:bottom w:w="100" w:type="dxa"/>
-              <w:right w:w="100" w:type="dxa"/>
-            </w:tcMar>
-            <w:hideMark/>
-          </w:tcPr>
-          <w:p>
-            <w:pPr>
-              <w:spacing w:before="0" w:line="240" w:lineRule="auto"/>
-              <w:ind w:left="0"/>
-              <w:rPr>
-                <w:rFonts w:ascii="Times New Roman" w:eastAsia="Times New Roman" w:hAnsi="Times New Roman" w:cs="Times New Roman"/>
-                <w:sz w:val="24"/>
-                <w:szCs w:val="24"/>
-              </w:rPr>
-            </w:pPr>
-            <w:r>
-              <w:rPr>
-                <w:rFonts w:eastAsia="Times New Roman"/>
-                <w:color w:val="000000"/>
-              </w:rPr>
-              <w:t>Simple, almacenado, monovaluado.</w:t>
-            </w:r>
-          </w:p>
-        </w:tc>
-        <w:tc>
-          <w:tcPr>
-            <w:tcW w:w="0" w:type="auto"/>
-            <w:tcBorders>
-              <w:top w:val="single" w:sz="8" w:space="0" w:color="000000"/>
-              <w:left w:val="single" w:sz="8" w:space="0" w:color="000000"/>
-              <w:bottom w:val="single" w:sz="8" w:space="0" w:color="000000"/>
-              <w:right w:val="single" w:sz="8" w:space="0" w:color="000000"/>
-            </w:tcBorders>
-            <w:tcMar>
-              <w:top w:w="100" w:type="dxa"/>
-              <w:left w:w="100" w:type="dxa"/>
-              <w:bottom w:w="100" w:type="dxa"/>
-              <w:right w:w="100" w:type="dxa"/>
-            </w:tcMar>
-            <w:hideMark/>
-          </w:tcPr>
-          <w:p>
-            <w:pPr>
-              <w:spacing w:before="0" w:line="240" w:lineRule="auto"/>
-              <w:ind w:left="0"/>
-              <w:rPr>
-                <w:rFonts w:ascii="Times New Roman" w:eastAsia="Times New Roman" w:hAnsi="Times New Roman" w:cs="Times New Roman"/>
-                <w:sz w:val="24"/>
-                <w:szCs w:val="24"/>
-              </w:rPr>
-            </w:pPr>
-            <w:r>
-              <w:rPr>
-                <w:rFonts w:eastAsia="Times New Roman"/>
-                <w:color w:val="000000"/>
-              </w:rPr>
-              <w:t>Fecha de inicio de la iteración.</w:t>
-            </w:r>
-          </w:p>
-        </w:tc>
-        <w:tc>
-          <w:tcPr>
-            <w:tcW w:w="0" w:type="auto"/>
-            <w:tcBorders>
-              <w:top w:val="single" w:sz="8" w:space="0" w:color="000000"/>
-              <w:left w:val="single" w:sz="8" w:space="0" w:color="000000"/>
-              <w:bottom w:val="single" w:sz="8" w:space="0" w:color="000000"/>
-              <w:right w:val="single" w:sz="8" w:space="0" w:color="000000"/>
-            </w:tcBorders>
-            <w:tcMar>
-              <w:top w:w="100" w:type="dxa"/>
-              <w:left w:w="100" w:type="dxa"/>
-              <w:bottom w:w="100" w:type="dxa"/>
-              <w:right w:w="100" w:type="dxa"/>
-            </w:tcMar>
-            <w:hideMark/>
-          </w:tcPr>
-          <w:p>
-            <w:pPr>
-              <w:spacing w:before="0" w:line="240" w:lineRule="auto"/>
-              <w:ind w:left="0"/>
-              <w:rPr>
-                <w:rFonts w:ascii="Times New Roman" w:eastAsia="Times New Roman" w:hAnsi="Times New Roman" w:cs="Times New Roman"/>
-                <w:sz w:val="24"/>
-                <w:szCs w:val="24"/>
-              </w:rPr>
-            </w:pPr>
-          </w:p>
-        </w:tc>
-      </w:tr>
-      <w:tr>
-        <w:tc>
-          <w:tcPr>
-            <w:tcW w:w="0" w:type="auto"/>
-            <w:tcBorders>
-              <w:top w:val="single" w:sz="8" w:space="0" w:color="000000"/>
-              <w:left w:val="single" w:sz="8" w:space="0" w:color="000000"/>
-              <w:bottom w:val="single" w:sz="8" w:space="0" w:color="000000"/>
-              <w:right w:val="single" w:sz="8" w:space="0" w:color="000000"/>
-            </w:tcBorders>
-            <w:tcMar>
-              <w:top w:w="100" w:type="dxa"/>
-              <w:left w:w="100" w:type="dxa"/>
-              <w:bottom w:w="100" w:type="dxa"/>
-              <w:right w:w="100" w:type="dxa"/>
-            </w:tcMar>
-            <w:hideMark/>
-          </w:tcPr>
-          <w:p>
-            <w:pPr>
-              <w:spacing w:before="0" w:line="240" w:lineRule="auto"/>
-              <w:ind w:left="0"/>
-              <w:rPr>
-                <w:rFonts w:ascii="Times New Roman" w:eastAsia="Times New Roman" w:hAnsi="Times New Roman" w:cs="Times New Roman"/>
-                <w:sz w:val="24"/>
-                <w:szCs w:val="24"/>
-              </w:rPr>
-            </w:pPr>
-            <w:r>
-              <w:rPr>
-                <w:rFonts w:eastAsia="Times New Roman"/>
-                <w:color w:val="000000"/>
-              </w:rPr>
-              <w:t>fecha_fin</w:t>
-            </w:r>
-          </w:p>
-        </w:tc>
-        <w:tc>
-          <w:tcPr>
-            <w:tcW w:w="0" w:type="auto"/>
-            <w:tcBorders>
-              <w:top w:val="single" w:sz="8" w:space="0" w:color="000000"/>
-              <w:left w:val="single" w:sz="8" w:space="0" w:color="000000"/>
-              <w:bottom w:val="single" w:sz="8" w:space="0" w:color="000000"/>
-              <w:right w:val="single" w:sz="8" w:space="0" w:color="000000"/>
-            </w:tcBorders>
-            <w:tcMar>
-              <w:top w:w="100" w:type="dxa"/>
-              <w:left w:w="100" w:type="dxa"/>
-              <w:bottom w:w="100" w:type="dxa"/>
-              <w:right w:w="100" w:type="dxa"/>
-            </w:tcMar>
-            <w:hideMark/>
-          </w:tcPr>
-          <w:p>
-            <w:pPr>
-              <w:spacing w:before="0" w:line="240" w:lineRule="auto"/>
-              <w:ind w:left="0"/>
-              <w:rPr>
-                <w:rFonts w:ascii="Times New Roman" w:eastAsia="Times New Roman" w:hAnsi="Times New Roman" w:cs="Times New Roman"/>
-                <w:sz w:val="24"/>
-                <w:szCs w:val="24"/>
-              </w:rPr>
-            </w:pPr>
-            <w:r>
-              <w:rPr>
-                <w:rFonts w:eastAsia="Times New Roman"/>
-                <w:color w:val="000000"/>
-              </w:rPr>
-              <w:t>Simple, almacenado, monovaluado.</w:t>
-            </w:r>
-          </w:p>
-        </w:tc>
-        <w:tc>
-          <w:tcPr>
-            <w:tcW w:w="0" w:type="auto"/>
-            <w:tcBorders>
-              <w:top w:val="single" w:sz="8" w:space="0" w:color="000000"/>
-              <w:left w:val="single" w:sz="8" w:space="0" w:color="000000"/>
-              <w:bottom w:val="single" w:sz="8" w:space="0" w:color="000000"/>
-              <w:right w:val="single" w:sz="8" w:space="0" w:color="000000"/>
-            </w:tcBorders>
-            <w:tcMar>
-              <w:top w:w="100" w:type="dxa"/>
-              <w:left w:w="100" w:type="dxa"/>
-              <w:bottom w:w="100" w:type="dxa"/>
-              <w:right w:w="100" w:type="dxa"/>
-            </w:tcMar>
-            <w:hideMark/>
-          </w:tcPr>
-          <w:p>
-            <w:pPr>
-              <w:spacing w:before="0" w:line="240" w:lineRule="auto"/>
-              <w:ind w:left="0"/>
-              <w:rPr>
-                <w:rFonts w:ascii="Times New Roman" w:eastAsia="Times New Roman" w:hAnsi="Times New Roman" w:cs="Times New Roman"/>
-                <w:sz w:val="24"/>
-                <w:szCs w:val="24"/>
-              </w:rPr>
-            </w:pPr>
-            <w:r>
-              <w:rPr>
-                <w:rFonts w:eastAsia="Times New Roman"/>
-                <w:color w:val="000000"/>
-              </w:rPr>
-              <w:t>Fecha de fin de la iteración.</w:t>
-            </w:r>
-          </w:p>
-        </w:tc>
-        <w:tc>
-          <w:tcPr>
-            <w:tcW w:w="0" w:type="auto"/>
-            <w:tcBorders>
-              <w:top w:val="single" w:sz="8" w:space="0" w:color="000000"/>
-              <w:left w:val="single" w:sz="8" w:space="0" w:color="000000"/>
-              <w:bottom w:val="single" w:sz="8" w:space="0" w:color="000000"/>
-              <w:right w:val="single" w:sz="8" w:space="0" w:color="000000"/>
-            </w:tcBorders>
-            <w:tcMar>
-              <w:top w:w="100" w:type="dxa"/>
-              <w:left w:w="100" w:type="dxa"/>
-              <w:bottom w:w="100" w:type="dxa"/>
-              <w:right w:w="100" w:type="dxa"/>
-            </w:tcMar>
-            <w:hideMark/>
-          </w:tcPr>
-          <w:p>
-            <w:pPr>
-              <w:spacing w:before="0" w:line="240" w:lineRule="auto"/>
-              <w:ind w:left="0"/>
-              <w:rPr>
-                <w:rFonts w:ascii="Times New Roman" w:eastAsia="Times New Roman" w:hAnsi="Times New Roman" w:cs="Times New Roman"/>
-                <w:sz w:val="24"/>
-                <w:szCs w:val="24"/>
-              </w:rPr>
-            </w:pPr>
-          </w:p>
-        </w:tc>
-      </w:tr>
-      <w:tr>
-        <w:tc>
-          <w:tcPr>
-            <w:tcW w:w="0" w:type="auto"/>
-            <w:tcBorders>
-              <w:top w:val="single" w:sz="8" w:space="0" w:color="000000"/>
-              <w:left w:val="single" w:sz="8" w:space="0" w:color="000000"/>
-              <w:bottom w:val="single" w:sz="8" w:space="0" w:color="000000"/>
-              <w:right w:val="single" w:sz="8" w:space="0" w:color="000000"/>
-            </w:tcBorders>
-            <w:tcMar>
-              <w:top w:w="100" w:type="dxa"/>
-              <w:left w:w="100" w:type="dxa"/>
-              <w:bottom w:w="100" w:type="dxa"/>
-              <w:right w:w="100" w:type="dxa"/>
-            </w:tcMar>
-            <w:hideMark/>
-          </w:tcPr>
-          <w:p>
-            <w:pPr>
-              <w:spacing w:before="0" w:line="240" w:lineRule="auto"/>
-              <w:ind w:left="0"/>
-              <w:rPr>
-                <w:rFonts w:ascii="Times New Roman" w:eastAsia="Times New Roman" w:hAnsi="Times New Roman" w:cs="Times New Roman"/>
-                <w:sz w:val="24"/>
-                <w:szCs w:val="24"/>
-              </w:rPr>
-            </w:pPr>
-            <w:r>
-              <w:rPr>
-                <w:rFonts w:eastAsia="Times New Roman"/>
-                <w:color w:val="000000"/>
-              </w:rPr>
-              <w:t>objetivo_iteracion</w:t>
-            </w:r>
-          </w:p>
-        </w:tc>
-        <w:tc>
-          <w:tcPr>
-            <w:tcW w:w="0" w:type="auto"/>
-            <w:tcBorders>
-              <w:top w:val="single" w:sz="8" w:space="0" w:color="000000"/>
-              <w:left w:val="single" w:sz="8" w:space="0" w:color="000000"/>
-              <w:bottom w:val="single" w:sz="8" w:space="0" w:color="000000"/>
-              <w:right w:val="single" w:sz="8" w:space="0" w:color="000000"/>
-            </w:tcBorders>
-            <w:tcMar>
-              <w:top w:w="100" w:type="dxa"/>
-              <w:left w:w="100" w:type="dxa"/>
-              <w:bottom w:w="100" w:type="dxa"/>
-              <w:right w:w="100" w:type="dxa"/>
-            </w:tcMar>
-            <w:hideMark/>
-          </w:tcPr>
-          <w:p>
-            <w:pPr>
-              <w:spacing w:before="0" w:line="240" w:lineRule="auto"/>
-              <w:ind w:left="0"/>
-              <w:rPr>
-                <w:rFonts w:ascii="Times New Roman" w:eastAsia="Times New Roman" w:hAnsi="Times New Roman" w:cs="Times New Roman"/>
-                <w:sz w:val="24"/>
-                <w:szCs w:val="24"/>
-              </w:rPr>
-            </w:pPr>
-            <w:r>
-              <w:rPr>
-                <w:rFonts w:eastAsia="Times New Roman"/>
-                <w:color w:val="000000"/>
-              </w:rPr>
-              <w:t>Simple, almacenado, monovaluado.</w:t>
-            </w:r>
-          </w:p>
-        </w:tc>
-        <w:tc>
-          <w:tcPr>
-            <w:tcW w:w="0" w:type="auto"/>
-            <w:tcBorders>
-              <w:top w:val="single" w:sz="8" w:space="0" w:color="000000"/>
-              <w:left w:val="single" w:sz="8" w:space="0" w:color="000000"/>
-              <w:bottom w:val="single" w:sz="8" w:space="0" w:color="000000"/>
-              <w:right w:val="single" w:sz="8" w:space="0" w:color="000000"/>
-            </w:tcBorders>
-            <w:tcMar>
-              <w:top w:w="100" w:type="dxa"/>
-              <w:left w:w="100" w:type="dxa"/>
-              <w:bottom w:w="100" w:type="dxa"/>
-              <w:right w:w="100" w:type="dxa"/>
-            </w:tcMar>
-            <w:hideMark/>
-          </w:tcPr>
-          <w:p>
-            <w:pPr>
-              <w:spacing w:before="0" w:line="240" w:lineRule="auto"/>
-              <w:ind w:left="0"/>
-              <w:rPr>
-                <w:rFonts w:ascii="Times New Roman" w:eastAsia="Times New Roman" w:hAnsi="Times New Roman" w:cs="Times New Roman"/>
-                <w:sz w:val="24"/>
-                <w:szCs w:val="24"/>
-              </w:rPr>
-            </w:pPr>
-            <w:r>
-              <w:rPr>
-                <w:rFonts w:eastAsia="Times New Roman"/>
-                <w:color w:val="000000"/>
-              </w:rPr>
-              <w:t>Objetivo de la iteración.</w:t>
-            </w:r>
-          </w:p>
-        </w:tc>
-        <w:tc>
-          <w:tcPr>
-            <w:tcW w:w="0" w:type="auto"/>
-            <w:tcBorders>
-              <w:top w:val="single" w:sz="8" w:space="0" w:color="000000"/>
-              <w:left w:val="single" w:sz="8" w:space="0" w:color="000000"/>
-              <w:bottom w:val="single" w:sz="8" w:space="0" w:color="000000"/>
-              <w:right w:val="single" w:sz="8" w:space="0" w:color="000000"/>
-            </w:tcBorders>
-            <w:tcMar>
-              <w:top w:w="100" w:type="dxa"/>
-              <w:left w:w="100" w:type="dxa"/>
-              <w:bottom w:w="100" w:type="dxa"/>
-              <w:right w:w="100" w:type="dxa"/>
-            </w:tcMar>
-            <w:hideMark/>
-          </w:tcPr>
-          <w:p>
-            <w:pPr>
-              <w:spacing w:before="0" w:line="240" w:lineRule="auto"/>
-              <w:ind w:left="0"/>
-              <w:rPr>
-                <w:rFonts w:ascii="Times New Roman" w:eastAsia="Times New Roman" w:hAnsi="Times New Roman" w:cs="Times New Roman"/>
-                <w:sz w:val="24"/>
-                <w:szCs w:val="24"/>
-              </w:rPr>
-            </w:pPr>
-          </w:p>
-        </w:tc>
-      </w:tr>
-    </w:tbl>
-    <w:p>
-      <w:pPr>
-        <w:spacing w:before="0" w:line="240" w:lineRule="auto"/>
-        <w:ind w:left="0" w:hanging="357"/>
-        <w:jc w:val="center"/>
-        <w:rPr>
-          <w:rFonts w:ascii="Times New Roman" w:eastAsia="Times New Roman" w:hAnsi="Times New Roman" w:cs="Times New Roman"/>
-          <w:sz w:val="24"/>
-          <w:szCs w:val="24"/>
-        </w:rPr>
-      </w:pPr>
+        <w:t xml:space="preserve">Tabla 7 Descripción de la entidad </w:t>
+      </w:r>
+      <w:proofErr w:type="spellStart"/>
       <w:r>
         <w:rPr>
           <w:rFonts w:eastAsia="Times New Roman"/>
           <w:color w:val="000000"/>
         </w:rPr>
-        <w:t>Tabla 2.0 Descripción de la entidad X</w:t>
-      </w:r>
-    </w:p>
-    <w:p>
-      <w:pPr>
-        <w:spacing w:before="0" w:line="240" w:lineRule="auto"/>
-        <w:ind w:left="0"/>
-        <w:rPr>
-          <w:rFonts w:ascii="Times New Roman" w:eastAsia="Times New Roman" w:hAnsi="Times New Roman" w:cs="Times New Roman"/>
-          <w:sz w:val="24"/>
-          <w:szCs w:val="24"/>
-        </w:rPr>
-      </w:pPr>
-    </w:p>
-    <w:tbl>
-      <w:tblPr>
-        <w:tblW w:w="8504" w:type="dxa"/>
-        <w:tblCellMar>
-          <w:top w:w="15" w:type="dxa"/>
-          <w:left w:w="15" w:type="dxa"/>
-          <w:bottom w:w="15" w:type="dxa"/>
-          <w:right w:w="15" w:type="dxa"/>
-        </w:tblCellMar>
-        <w:tblLook w:val="04A0" w:firstRow="1" w:lastRow="0" w:firstColumn="1" w:lastColumn="0" w:noHBand="0" w:noVBand="1"/>
-      </w:tblPr>
-      <w:tblGrid>
-        <w:gridCol w:w="2345"/>
-        <w:gridCol w:w="1446"/>
-        <w:gridCol w:w="3041"/>
-        <w:gridCol w:w="1672"/>
-      </w:tblGrid>
-      <w:tr>
-        <w:trPr>
-          <w:trHeight w:val="420"/>
-        </w:trPr>
-        <w:tc>
-          <w:tcPr>
-            <w:tcW w:w="0" w:type="auto"/>
-            <w:gridSpan w:val="4"/>
-            <w:tcBorders>
-              <w:top w:val="single" w:sz="8" w:space="0" w:color="000000"/>
-              <w:left w:val="single" w:sz="8" w:space="0" w:color="000000"/>
-              <w:bottom w:val="single" w:sz="8" w:space="0" w:color="000000"/>
-              <w:right w:val="single" w:sz="8" w:space="0" w:color="000000"/>
-            </w:tcBorders>
-            <w:shd w:val="clear" w:color="auto" w:fill="CCCCCC"/>
-            <w:tcMar>
-              <w:top w:w="100" w:type="dxa"/>
-              <w:left w:w="100" w:type="dxa"/>
-              <w:bottom w:w="100" w:type="dxa"/>
-              <w:right w:w="100" w:type="dxa"/>
-            </w:tcMar>
-            <w:hideMark/>
-          </w:tcPr>
-          <w:p>
-            <w:pPr>
-              <w:spacing w:before="0" w:line="240" w:lineRule="auto"/>
-              <w:ind w:left="0"/>
-              <w:rPr>
-                <w:rFonts w:ascii="Times New Roman" w:eastAsia="Times New Roman" w:hAnsi="Times New Roman" w:cs="Times New Roman"/>
-                <w:sz w:val="24"/>
-                <w:szCs w:val="24"/>
-              </w:rPr>
-            </w:pPr>
-            <w:r>
-              <w:rPr>
-                <w:rFonts w:eastAsia="Times New Roman"/>
-                <w:b/>
-                <w:bCs/>
-                <w:color w:val="000000"/>
-              </w:rPr>
-              <w:t>EN10</w:t>
-            </w:r>
-          </w:p>
-        </w:tc>
-      </w:tr>
-      <w:tr>
-        <w:trPr>
-          <w:trHeight w:val="420"/>
-        </w:trPr>
-        <w:tc>
-          <w:tcPr>
-            <w:tcW w:w="0" w:type="auto"/>
-            <w:gridSpan w:val="4"/>
-            <w:tcBorders>
-              <w:top w:val="single" w:sz="8" w:space="0" w:color="000000"/>
-              <w:left w:val="single" w:sz="8" w:space="0" w:color="000000"/>
-              <w:bottom w:val="single" w:sz="8" w:space="0" w:color="000000"/>
-              <w:right w:val="single" w:sz="8" w:space="0" w:color="000000"/>
-            </w:tcBorders>
-            <w:tcMar>
-              <w:top w:w="100" w:type="dxa"/>
-              <w:left w:w="100" w:type="dxa"/>
-              <w:bottom w:w="100" w:type="dxa"/>
-              <w:right w:w="100" w:type="dxa"/>
-            </w:tcMar>
-            <w:hideMark/>
-          </w:tcPr>
-          <w:p>
-            <w:pPr>
-              <w:spacing w:before="0" w:line="240" w:lineRule="auto"/>
-              <w:ind w:left="0"/>
-              <w:jc w:val="center"/>
-              <w:rPr>
-                <w:rFonts w:ascii="Times New Roman" w:eastAsia="Times New Roman" w:hAnsi="Times New Roman" w:cs="Times New Roman"/>
-                <w:sz w:val="24"/>
-                <w:szCs w:val="24"/>
-              </w:rPr>
-            </w:pPr>
-            <w:r>
-              <w:rPr>
-                <w:rFonts w:eastAsia="Times New Roman"/>
-                <w:b/>
-                <w:bCs/>
-                <w:color w:val="000000"/>
-              </w:rPr>
-              <w:t>Tarea</w:t>
-            </w:r>
-          </w:p>
-        </w:tc>
-      </w:tr>
-      <w:tr>
-        <w:tc>
-          <w:tcPr>
-            <w:tcW w:w="0" w:type="auto"/>
-            <w:tcBorders>
-              <w:top w:val="single" w:sz="8" w:space="0" w:color="000000"/>
-              <w:left w:val="single" w:sz="8" w:space="0" w:color="000000"/>
-              <w:bottom w:val="single" w:sz="8" w:space="0" w:color="000000"/>
-              <w:right w:val="single" w:sz="8" w:space="0" w:color="000000"/>
-            </w:tcBorders>
-            <w:tcMar>
-              <w:top w:w="100" w:type="dxa"/>
-              <w:left w:w="100" w:type="dxa"/>
-              <w:bottom w:w="100" w:type="dxa"/>
-              <w:right w:w="100" w:type="dxa"/>
-            </w:tcMar>
-            <w:hideMark/>
-          </w:tcPr>
-          <w:p>
-            <w:pPr>
-              <w:spacing w:before="0" w:line="240" w:lineRule="auto"/>
-              <w:ind w:left="0"/>
-              <w:jc w:val="center"/>
-              <w:rPr>
-                <w:rFonts w:ascii="Times New Roman" w:eastAsia="Times New Roman" w:hAnsi="Times New Roman" w:cs="Times New Roman"/>
-                <w:sz w:val="24"/>
-                <w:szCs w:val="24"/>
-              </w:rPr>
-            </w:pPr>
-            <w:r>
-              <w:rPr>
-                <w:rFonts w:eastAsia="Times New Roman"/>
-                <w:b/>
-                <w:bCs/>
-                <w:color w:val="000000"/>
-              </w:rPr>
-              <w:t>Atributo</w:t>
-            </w:r>
-          </w:p>
-        </w:tc>
-        <w:tc>
-          <w:tcPr>
-            <w:tcW w:w="0" w:type="auto"/>
-            <w:tcBorders>
-              <w:top w:val="single" w:sz="8" w:space="0" w:color="000000"/>
-              <w:left w:val="single" w:sz="8" w:space="0" w:color="000000"/>
-              <w:bottom w:val="single" w:sz="8" w:space="0" w:color="000000"/>
-              <w:right w:val="single" w:sz="8" w:space="0" w:color="000000"/>
-            </w:tcBorders>
-            <w:tcMar>
-              <w:top w:w="100" w:type="dxa"/>
-              <w:left w:w="100" w:type="dxa"/>
-              <w:bottom w:w="100" w:type="dxa"/>
-              <w:right w:w="100" w:type="dxa"/>
-            </w:tcMar>
-            <w:hideMark/>
-          </w:tcPr>
-          <w:p>
-            <w:pPr>
-              <w:spacing w:before="0" w:line="240" w:lineRule="auto"/>
-              <w:ind w:left="0"/>
-              <w:jc w:val="center"/>
-              <w:rPr>
-                <w:rFonts w:ascii="Times New Roman" w:eastAsia="Times New Roman" w:hAnsi="Times New Roman" w:cs="Times New Roman"/>
-                <w:sz w:val="24"/>
-                <w:szCs w:val="24"/>
-              </w:rPr>
-            </w:pPr>
-            <w:r>
-              <w:rPr>
-                <w:rFonts w:eastAsia="Times New Roman"/>
-                <w:b/>
-                <w:bCs/>
-                <w:color w:val="000000"/>
-              </w:rPr>
-              <w:t>Tipo</w:t>
-            </w:r>
-          </w:p>
-        </w:tc>
-        <w:tc>
-          <w:tcPr>
-            <w:tcW w:w="0" w:type="auto"/>
-            <w:tcBorders>
-              <w:top w:val="single" w:sz="8" w:space="0" w:color="000000"/>
-              <w:left w:val="single" w:sz="8" w:space="0" w:color="000000"/>
-              <w:bottom w:val="single" w:sz="8" w:space="0" w:color="000000"/>
-              <w:right w:val="single" w:sz="8" w:space="0" w:color="000000"/>
-            </w:tcBorders>
-            <w:tcMar>
-              <w:top w:w="100" w:type="dxa"/>
-              <w:left w:w="100" w:type="dxa"/>
-              <w:bottom w:w="100" w:type="dxa"/>
-              <w:right w:w="100" w:type="dxa"/>
-            </w:tcMar>
-            <w:hideMark/>
-          </w:tcPr>
-          <w:p>
-            <w:pPr>
-              <w:spacing w:before="0" w:line="240" w:lineRule="auto"/>
-              <w:ind w:left="0"/>
-              <w:jc w:val="center"/>
-              <w:rPr>
-                <w:rFonts w:ascii="Times New Roman" w:eastAsia="Times New Roman" w:hAnsi="Times New Roman" w:cs="Times New Roman"/>
-                <w:sz w:val="24"/>
-                <w:szCs w:val="24"/>
-              </w:rPr>
-            </w:pPr>
-            <w:r>
-              <w:rPr>
-                <w:rFonts w:eastAsia="Times New Roman"/>
-                <w:b/>
-                <w:bCs/>
-                <w:color w:val="000000"/>
-              </w:rPr>
-              <w:t>Descripción</w:t>
-            </w:r>
-          </w:p>
-        </w:tc>
-        <w:tc>
-          <w:tcPr>
-            <w:tcW w:w="0" w:type="auto"/>
-            <w:tcBorders>
-              <w:top w:val="single" w:sz="8" w:space="0" w:color="000000"/>
-              <w:left w:val="single" w:sz="8" w:space="0" w:color="000000"/>
-              <w:bottom w:val="single" w:sz="8" w:space="0" w:color="000000"/>
-              <w:right w:val="single" w:sz="8" w:space="0" w:color="000000"/>
-            </w:tcBorders>
-            <w:tcMar>
-              <w:top w:w="100" w:type="dxa"/>
-              <w:left w:w="100" w:type="dxa"/>
-              <w:bottom w:w="100" w:type="dxa"/>
-              <w:right w:w="100" w:type="dxa"/>
-            </w:tcMar>
-            <w:hideMark/>
-          </w:tcPr>
-          <w:p>
-            <w:pPr>
-              <w:spacing w:before="0" w:line="240" w:lineRule="auto"/>
-              <w:ind w:left="0"/>
-              <w:jc w:val="center"/>
-              <w:rPr>
-                <w:rFonts w:ascii="Times New Roman" w:eastAsia="Times New Roman" w:hAnsi="Times New Roman" w:cs="Times New Roman"/>
-                <w:sz w:val="24"/>
-                <w:szCs w:val="24"/>
-              </w:rPr>
-            </w:pPr>
-            <w:r>
-              <w:rPr>
-                <w:rFonts w:eastAsia="Times New Roman"/>
-                <w:b/>
-                <w:bCs/>
-                <w:color w:val="000000"/>
-              </w:rPr>
-              <w:t>Clave</w:t>
-            </w:r>
-          </w:p>
-        </w:tc>
-      </w:tr>
-      <w:tr>
-        <w:tc>
-          <w:tcPr>
-            <w:tcW w:w="0" w:type="auto"/>
-            <w:tcBorders>
-              <w:top w:val="single" w:sz="8" w:space="0" w:color="000000"/>
-              <w:left w:val="single" w:sz="8" w:space="0" w:color="000000"/>
-              <w:bottom w:val="single" w:sz="8" w:space="0" w:color="000000"/>
-              <w:right w:val="single" w:sz="8" w:space="0" w:color="000000"/>
-            </w:tcBorders>
-            <w:tcMar>
-              <w:top w:w="100" w:type="dxa"/>
-              <w:left w:w="100" w:type="dxa"/>
-              <w:bottom w:w="100" w:type="dxa"/>
-              <w:right w:w="100" w:type="dxa"/>
-            </w:tcMar>
-            <w:hideMark/>
-          </w:tcPr>
-          <w:p>
-            <w:pPr>
-              <w:spacing w:before="0" w:line="240" w:lineRule="auto"/>
-              <w:ind w:left="0"/>
-              <w:rPr>
-                <w:rFonts w:ascii="Times New Roman" w:eastAsia="Times New Roman" w:hAnsi="Times New Roman" w:cs="Times New Roman"/>
-                <w:sz w:val="24"/>
-                <w:szCs w:val="24"/>
-              </w:rPr>
-            </w:pPr>
-          </w:p>
-        </w:tc>
-        <w:tc>
-          <w:tcPr>
-            <w:tcW w:w="0" w:type="auto"/>
-            <w:tcBorders>
-              <w:top w:val="single" w:sz="8" w:space="0" w:color="000000"/>
-              <w:left w:val="single" w:sz="8" w:space="0" w:color="000000"/>
-              <w:bottom w:val="single" w:sz="8" w:space="0" w:color="000000"/>
-              <w:right w:val="single" w:sz="8" w:space="0" w:color="000000"/>
-            </w:tcBorders>
-            <w:tcMar>
-              <w:top w:w="100" w:type="dxa"/>
-              <w:left w:w="100" w:type="dxa"/>
-              <w:bottom w:w="100" w:type="dxa"/>
-              <w:right w:w="100" w:type="dxa"/>
-            </w:tcMar>
-            <w:hideMark/>
-          </w:tcPr>
-          <w:p>
-            <w:pPr>
-              <w:spacing w:before="0" w:line="240" w:lineRule="auto"/>
-              <w:ind w:left="0"/>
-              <w:rPr>
-                <w:rFonts w:ascii="Times New Roman" w:eastAsia="Times New Roman" w:hAnsi="Times New Roman" w:cs="Times New Roman"/>
-                <w:sz w:val="24"/>
-                <w:szCs w:val="24"/>
-              </w:rPr>
-            </w:pPr>
-          </w:p>
-        </w:tc>
-        <w:tc>
-          <w:tcPr>
-            <w:tcW w:w="0" w:type="auto"/>
-            <w:tcBorders>
-              <w:top w:val="single" w:sz="8" w:space="0" w:color="000000"/>
-              <w:left w:val="single" w:sz="8" w:space="0" w:color="000000"/>
-              <w:bottom w:val="single" w:sz="8" w:space="0" w:color="000000"/>
-              <w:right w:val="single" w:sz="8" w:space="0" w:color="000000"/>
-            </w:tcBorders>
-            <w:tcMar>
-              <w:top w:w="100" w:type="dxa"/>
-              <w:left w:w="100" w:type="dxa"/>
-              <w:bottom w:w="100" w:type="dxa"/>
-              <w:right w:w="100" w:type="dxa"/>
-            </w:tcMar>
-            <w:hideMark/>
-          </w:tcPr>
-          <w:p>
-            <w:pPr>
-              <w:spacing w:before="0" w:line="240" w:lineRule="auto"/>
-              <w:ind w:left="0"/>
-              <w:rPr>
-                <w:rFonts w:ascii="Times New Roman" w:eastAsia="Times New Roman" w:hAnsi="Times New Roman" w:cs="Times New Roman"/>
-                <w:sz w:val="24"/>
-                <w:szCs w:val="24"/>
-              </w:rPr>
-            </w:pPr>
-          </w:p>
-        </w:tc>
-        <w:tc>
-          <w:tcPr>
-            <w:tcW w:w="0" w:type="auto"/>
-            <w:tcBorders>
-              <w:top w:val="single" w:sz="8" w:space="0" w:color="000000"/>
-              <w:left w:val="single" w:sz="8" w:space="0" w:color="000000"/>
-              <w:bottom w:val="single" w:sz="8" w:space="0" w:color="000000"/>
-              <w:right w:val="single" w:sz="8" w:space="0" w:color="000000"/>
-            </w:tcBorders>
-            <w:tcMar>
-              <w:top w:w="100" w:type="dxa"/>
-              <w:left w:w="100" w:type="dxa"/>
-              <w:bottom w:w="100" w:type="dxa"/>
-              <w:right w:w="100" w:type="dxa"/>
-            </w:tcMar>
-            <w:hideMark/>
-          </w:tcPr>
-          <w:p>
-            <w:pPr>
-              <w:spacing w:before="0" w:line="240" w:lineRule="auto"/>
-              <w:ind w:left="0"/>
-              <w:rPr>
-                <w:rFonts w:ascii="Times New Roman" w:eastAsia="Times New Roman" w:hAnsi="Times New Roman" w:cs="Times New Roman"/>
-                <w:sz w:val="24"/>
-                <w:szCs w:val="24"/>
-              </w:rPr>
-            </w:pPr>
-          </w:p>
-        </w:tc>
-      </w:tr>
-      <w:tr>
-        <w:tc>
-          <w:tcPr>
-            <w:tcW w:w="0" w:type="auto"/>
-            <w:tcBorders>
-              <w:top w:val="single" w:sz="8" w:space="0" w:color="000000"/>
-              <w:left w:val="single" w:sz="8" w:space="0" w:color="000000"/>
-              <w:bottom w:val="single" w:sz="8" w:space="0" w:color="000000"/>
-              <w:right w:val="single" w:sz="8" w:space="0" w:color="000000"/>
-            </w:tcBorders>
-            <w:tcMar>
-              <w:top w:w="100" w:type="dxa"/>
-              <w:left w:w="100" w:type="dxa"/>
-              <w:bottom w:w="100" w:type="dxa"/>
-              <w:right w:w="100" w:type="dxa"/>
-            </w:tcMar>
-            <w:hideMark/>
-          </w:tcPr>
-          <w:p>
-            <w:pPr>
-              <w:spacing w:before="0" w:line="240" w:lineRule="auto"/>
-              <w:ind w:left="0"/>
-              <w:rPr>
-                <w:rFonts w:ascii="Times New Roman" w:eastAsia="Times New Roman" w:hAnsi="Times New Roman" w:cs="Times New Roman"/>
-                <w:sz w:val="24"/>
-                <w:szCs w:val="24"/>
-              </w:rPr>
-            </w:pPr>
-          </w:p>
-        </w:tc>
-        <w:tc>
-          <w:tcPr>
-            <w:tcW w:w="0" w:type="auto"/>
-            <w:tcBorders>
-              <w:top w:val="single" w:sz="8" w:space="0" w:color="000000"/>
-              <w:left w:val="single" w:sz="8" w:space="0" w:color="000000"/>
-              <w:bottom w:val="single" w:sz="8" w:space="0" w:color="000000"/>
-              <w:right w:val="single" w:sz="8" w:space="0" w:color="000000"/>
-            </w:tcBorders>
-            <w:tcMar>
-              <w:top w:w="100" w:type="dxa"/>
-              <w:left w:w="100" w:type="dxa"/>
-              <w:bottom w:w="100" w:type="dxa"/>
-              <w:right w:w="100" w:type="dxa"/>
-            </w:tcMar>
-            <w:hideMark/>
-          </w:tcPr>
-          <w:p>
-            <w:pPr>
-              <w:spacing w:before="0" w:line="240" w:lineRule="auto"/>
-              <w:ind w:left="0"/>
-              <w:rPr>
-                <w:rFonts w:ascii="Times New Roman" w:eastAsia="Times New Roman" w:hAnsi="Times New Roman" w:cs="Times New Roman"/>
-                <w:sz w:val="24"/>
-                <w:szCs w:val="24"/>
-              </w:rPr>
-            </w:pPr>
-          </w:p>
-        </w:tc>
-        <w:tc>
-          <w:tcPr>
-            <w:tcW w:w="0" w:type="auto"/>
-            <w:tcBorders>
-              <w:top w:val="single" w:sz="8" w:space="0" w:color="000000"/>
-              <w:left w:val="single" w:sz="8" w:space="0" w:color="000000"/>
-              <w:bottom w:val="single" w:sz="8" w:space="0" w:color="000000"/>
-              <w:right w:val="single" w:sz="8" w:space="0" w:color="000000"/>
-            </w:tcBorders>
-            <w:tcMar>
-              <w:top w:w="100" w:type="dxa"/>
-              <w:left w:w="100" w:type="dxa"/>
-              <w:bottom w:w="100" w:type="dxa"/>
-              <w:right w:w="100" w:type="dxa"/>
-            </w:tcMar>
-            <w:hideMark/>
-          </w:tcPr>
-          <w:p>
-            <w:pPr>
-              <w:spacing w:before="0" w:line="240" w:lineRule="auto"/>
-              <w:ind w:left="0"/>
-              <w:rPr>
-                <w:rFonts w:ascii="Times New Roman" w:eastAsia="Times New Roman" w:hAnsi="Times New Roman" w:cs="Times New Roman"/>
-                <w:sz w:val="24"/>
-                <w:szCs w:val="24"/>
-              </w:rPr>
-            </w:pPr>
-          </w:p>
-        </w:tc>
-        <w:tc>
-          <w:tcPr>
-            <w:tcW w:w="0" w:type="auto"/>
-            <w:tcBorders>
-              <w:top w:val="single" w:sz="8" w:space="0" w:color="000000"/>
-              <w:left w:val="single" w:sz="8" w:space="0" w:color="000000"/>
-              <w:bottom w:val="single" w:sz="8" w:space="0" w:color="000000"/>
-              <w:right w:val="single" w:sz="8" w:space="0" w:color="000000"/>
-            </w:tcBorders>
-            <w:tcMar>
-              <w:top w:w="100" w:type="dxa"/>
-              <w:left w:w="100" w:type="dxa"/>
-              <w:bottom w:w="100" w:type="dxa"/>
-              <w:right w:w="100" w:type="dxa"/>
-            </w:tcMar>
-            <w:hideMark/>
-          </w:tcPr>
-          <w:p>
-            <w:pPr>
-              <w:spacing w:before="0" w:line="240" w:lineRule="auto"/>
-              <w:ind w:left="0"/>
-              <w:rPr>
-                <w:rFonts w:ascii="Times New Roman" w:eastAsia="Times New Roman" w:hAnsi="Times New Roman" w:cs="Times New Roman"/>
-                <w:sz w:val="24"/>
-                <w:szCs w:val="24"/>
-              </w:rPr>
-            </w:pPr>
-          </w:p>
-        </w:tc>
-      </w:tr>
-      <w:tr>
-        <w:tc>
-          <w:tcPr>
-            <w:tcW w:w="0" w:type="auto"/>
-            <w:tcBorders>
-              <w:top w:val="single" w:sz="8" w:space="0" w:color="000000"/>
-              <w:left w:val="single" w:sz="8" w:space="0" w:color="000000"/>
-              <w:bottom w:val="single" w:sz="8" w:space="0" w:color="000000"/>
-              <w:right w:val="single" w:sz="8" w:space="0" w:color="000000"/>
-            </w:tcBorders>
-            <w:tcMar>
-              <w:top w:w="100" w:type="dxa"/>
-              <w:left w:w="100" w:type="dxa"/>
-              <w:bottom w:w="100" w:type="dxa"/>
-              <w:right w:w="100" w:type="dxa"/>
-            </w:tcMar>
-            <w:hideMark/>
-          </w:tcPr>
-          <w:p>
-            <w:pPr>
-              <w:spacing w:before="0" w:line="240" w:lineRule="auto"/>
-              <w:ind w:left="0"/>
-              <w:rPr>
-                <w:rFonts w:ascii="Times New Roman" w:eastAsia="Times New Roman" w:hAnsi="Times New Roman" w:cs="Times New Roman"/>
-                <w:sz w:val="24"/>
-                <w:szCs w:val="24"/>
-              </w:rPr>
-            </w:pPr>
-          </w:p>
-        </w:tc>
-        <w:tc>
-          <w:tcPr>
-            <w:tcW w:w="0" w:type="auto"/>
-            <w:tcBorders>
-              <w:top w:val="single" w:sz="8" w:space="0" w:color="000000"/>
-              <w:left w:val="single" w:sz="8" w:space="0" w:color="000000"/>
-              <w:bottom w:val="single" w:sz="8" w:space="0" w:color="000000"/>
-              <w:right w:val="single" w:sz="8" w:space="0" w:color="000000"/>
-            </w:tcBorders>
-            <w:tcMar>
-              <w:top w:w="100" w:type="dxa"/>
-              <w:left w:w="100" w:type="dxa"/>
-              <w:bottom w:w="100" w:type="dxa"/>
-              <w:right w:w="100" w:type="dxa"/>
-            </w:tcMar>
-            <w:hideMark/>
-          </w:tcPr>
-          <w:p>
-            <w:pPr>
-              <w:spacing w:before="0" w:line="240" w:lineRule="auto"/>
-              <w:ind w:left="0"/>
-              <w:rPr>
-                <w:rFonts w:ascii="Times New Roman" w:eastAsia="Times New Roman" w:hAnsi="Times New Roman" w:cs="Times New Roman"/>
-                <w:sz w:val="24"/>
-                <w:szCs w:val="24"/>
-              </w:rPr>
-            </w:pPr>
-          </w:p>
-        </w:tc>
-        <w:tc>
-          <w:tcPr>
-            <w:tcW w:w="0" w:type="auto"/>
-            <w:tcBorders>
-              <w:top w:val="single" w:sz="8" w:space="0" w:color="000000"/>
-              <w:left w:val="single" w:sz="8" w:space="0" w:color="000000"/>
-              <w:bottom w:val="single" w:sz="8" w:space="0" w:color="000000"/>
-              <w:right w:val="single" w:sz="8" w:space="0" w:color="000000"/>
-            </w:tcBorders>
-            <w:tcMar>
-              <w:top w:w="100" w:type="dxa"/>
-              <w:left w:w="100" w:type="dxa"/>
-              <w:bottom w:w="100" w:type="dxa"/>
-              <w:right w:w="100" w:type="dxa"/>
-            </w:tcMar>
-            <w:hideMark/>
-          </w:tcPr>
-          <w:p>
-            <w:pPr>
-              <w:spacing w:before="0" w:line="240" w:lineRule="auto"/>
-              <w:ind w:left="0"/>
-              <w:rPr>
-                <w:rFonts w:ascii="Times New Roman" w:eastAsia="Times New Roman" w:hAnsi="Times New Roman" w:cs="Times New Roman"/>
-                <w:sz w:val="24"/>
-                <w:szCs w:val="24"/>
-              </w:rPr>
-            </w:pPr>
-          </w:p>
-        </w:tc>
-        <w:tc>
-          <w:tcPr>
-            <w:tcW w:w="0" w:type="auto"/>
-            <w:tcBorders>
-              <w:top w:val="single" w:sz="8" w:space="0" w:color="000000"/>
-              <w:left w:val="single" w:sz="8" w:space="0" w:color="000000"/>
-              <w:bottom w:val="single" w:sz="8" w:space="0" w:color="000000"/>
-              <w:right w:val="single" w:sz="8" w:space="0" w:color="000000"/>
-            </w:tcBorders>
-            <w:tcMar>
-              <w:top w:w="100" w:type="dxa"/>
-              <w:left w:w="100" w:type="dxa"/>
-              <w:bottom w:w="100" w:type="dxa"/>
-              <w:right w:w="100" w:type="dxa"/>
-            </w:tcMar>
-            <w:hideMark/>
-          </w:tcPr>
-          <w:p>
-            <w:pPr>
-              <w:spacing w:before="0" w:line="240" w:lineRule="auto"/>
-              <w:ind w:left="0"/>
-              <w:rPr>
-                <w:rFonts w:ascii="Times New Roman" w:eastAsia="Times New Roman" w:hAnsi="Times New Roman" w:cs="Times New Roman"/>
-                <w:sz w:val="24"/>
-                <w:szCs w:val="24"/>
-              </w:rPr>
-            </w:pPr>
-          </w:p>
-        </w:tc>
-      </w:tr>
-    </w:tbl>
-    <w:p>
-      <w:pPr>
-        <w:spacing w:before="0" w:line="240" w:lineRule="auto"/>
-        <w:ind w:left="0" w:hanging="357"/>
-        <w:jc w:val="center"/>
-        <w:rPr>
-          <w:rFonts w:ascii="Times New Roman" w:eastAsia="Times New Roman" w:hAnsi="Times New Roman" w:cs="Times New Roman"/>
-          <w:sz w:val="24"/>
-          <w:szCs w:val="24"/>
-        </w:rPr>
-      </w:pPr>
-      <w:r>
-        <w:rPr>
-          <w:rFonts w:eastAsia="Times New Roman"/>
-          <w:color w:val="000000"/>
-        </w:rPr>
-        <w:t>Tabla 2.0 Descripción de la entidad X</w:t>
-      </w:r>
-    </w:p>
-    <w:p>
-      <w:pPr>
-        <w:spacing w:before="0" w:line="240" w:lineRule="auto"/>
-        <w:ind w:left="0"/>
-        <w:rPr>
-          <w:rFonts w:ascii="Times New Roman" w:eastAsia="Times New Roman" w:hAnsi="Times New Roman" w:cs="Times New Roman"/>
-          <w:sz w:val="24"/>
-          <w:szCs w:val="24"/>
-        </w:rPr>
-      </w:pPr>
-    </w:p>
-    <w:tbl>
-      <w:tblPr>
-        <w:tblW w:w="8504" w:type="dxa"/>
-        <w:tblCellMar>
-          <w:top w:w="15" w:type="dxa"/>
-          <w:left w:w="15" w:type="dxa"/>
-          <w:bottom w:w="15" w:type="dxa"/>
-          <w:right w:w="15" w:type="dxa"/>
-        </w:tblCellMar>
-        <w:tblLook w:val="04A0" w:firstRow="1" w:lastRow="0" w:firstColumn="1" w:lastColumn="0" w:noHBand="0" w:noVBand="1"/>
-      </w:tblPr>
-      <w:tblGrid>
-        <w:gridCol w:w="2345"/>
-        <w:gridCol w:w="1446"/>
-        <w:gridCol w:w="3041"/>
-        <w:gridCol w:w="1672"/>
-      </w:tblGrid>
-      <w:tr>
-        <w:trPr>
-          <w:trHeight w:val="420"/>
-        </w:trPr>
-        <w:tc>
-          <w:tcPr>
-            <w:tcW w:w="0" w:type="auto"/>
-            <w:gridSpan w:val="4"/>
-            <w:tcBorders>
-              <w:top w:val="single" w:sz="8" w:space="0" w:color="000000"/>
-              <w:left w:val="single" w:sz="8" w:space="0" w:color="000000"/>
-              <w:bottom w:val="single" w:sz="8" w:space="0" w:color="000000"/>
-              <w:right w:val="single" w:sz="8" w:space="0" w:color="000000"/>
-            </w:tcBorders>
-            <w:shd w:val="clear" w:color="auto" w:fill="CCCCCC"/>
-            <w:tcMar>
-              <w:top w:w="100" w:type="dxa"/>
-              <w:left w:w="100" w:type="dxa"/>
-              <w:bottom w:w="100" w:type="dxa"/>
-              <w:right w:w="100" w:type="dxa"/>
-            </w:tcMar>
-            <w:hideMark/>
-          </w:tcPr>
-          <w:p>
-            <w:pPr>
-              <w:spacing w:before="0" w:line="240" w:lineRule="auto"/>
-              <w:ind w:left="0"/>
-              <w:rPr>
-                <w:rFonts w:ascii="Times New Roman" w:eastAsia="Times New Roman" w:hAnsi="Times New Roman" w:cs="Times New Roman"/>
-                <w:sz w:val="24"/>
-                <w:szCs w:val="24"/>
-              </w:rPr>
-            </w:pPr>
-            <w:r>
-              <w:rPr>
-                <w:rFonts w:eastAsia="Times New Roman"/>
-                <w:b/>
-                <w:bCs/>
-                <w:color w:val="000000"/>
-              </w:rPr>
-              <w:t>EN11</w:t>
-            </w:r>
-          </w:p>
-        </w:tc>
-      </w:tr>
-      <w:tr>
-        <w:trPr>
-          <w:trHeight w:val="420"/>
-        </w:trPr>
-        <w:tc>
-          <w:tcPr>
-            <w:tcW w:w="0" w:type="auto"/>
-            <w:gridSpan w:val="4"/>
-            <w:tcBorders>
-              <w:top w:val="single" w:sz="8" w:space="0" w:color="000000"/>
-              <w:left w:val="single" w:sz="8" w:space="0" w:color="000000"/>
-              <w:bottom w:val="single" w:sz="8" w:space="0" w:color="000000"/>
-              <w:right w:val="single" w:sz="8" w:space="0" w:color="000000"/>
-            </w:tcBorders>
-            <w:tcMar>
-              <w:top w:w="100" w:type="dxa"/>
-              <w:left w:w="100" w:type="dxa"/>
-              <w:bottom w:w="100" w:type="dxa"/>
-              <w:right w:w="100" w:type="dxa"/>
-            </w:tcMar>
-            <w:hideMark/>
-          </w:tcPr>
-          <w:p>
-            <w:pPr>
-              <w:spacing w:before="0" w:line="240" w:lineRule="auto"/>
-              <w:ind w:left="0"/>
-              <w:jc w:val="center"/>
-              <w:rPr>
-                <w:rFonts w:ascii="Times New Roman" w:eastAsia="Times New Roman" w:hAnsi="Times New Roman" w:cs="Times New Roman"/>
-                <w:sz w:val="24"/>
-                <w:szCs w:val="24"/>
-              </w:rPr>
-            </w:pPr>
-            <w:r>
-              <w:rPr>
-                <w:rFonts w:eastAsia="Times New Roman"/>
-                <w:b/>
-                <w:bCs/>
-                <w:color w:val="000000"/>
-              </w:rPr>
-              <w:t>Metrica</w:t>
-            </w:r>
-          </w:p>
-        </w:tc>
-      </w:tr>
-      <w:tr>
-        <w:tc>
-          <w:tcPr>
-            <w:tcW w:w="0" w:type="auto"/>
-            <w:tcBorders>
-              <w:top w:val="single" w:sz="8" w:space="0" w:color="000000"/>
-              <w:left w:val="single" w:sz="8" w:space="0" w:color="000000"/>
-              <w:bottom w:val="single" w:sz="8" w:space="0" w:color="000000"/>
-              <w:right w:val="single" w:sz="8" w:space="0" w:color="000000"/>
-            </w:tcBorders>
-            <w:tcMar>
-              <w:top w:w="100" w:type="dxa"/>
-              <w:left w:w="100" w:type="dxa"/>
-              <w:bottom w:w="100" w:type="dxa"/>
-              <w:right w:w="100" w:type="dxa"/>
-            </w:tcMar>
-            <w:hideMark/>
-          </w:tcPr>
-          <w:p>
-            <w:pPr>
-              <w:spacing w:before="0" w:line="240" w:lineRule="auto"/>
-              <w:ind w:left="0"/>
-              <w:jc w:val="center"/>
-              <w:rPr>
-                <w:rFonts w:ascii="Times New Roman" w:eastAsia="Times New Roman" w:hAnsi="Times New Roman" w:cs="Times New Roman"/>
-                <w:sz w:val="24"/>
-                <w:szCs w:val="24"/>
-              </w:rPr>
-            </w:pPr>
-            <w:r>
-              <w:rPr>
-                <w:rFonts w:eastAsia="Times New Roman"/>
-                <w:b/>
-                <w:bCs/>
-                <w:color w:val="000000"/>
-              </w:rPr>
-              <w:t>Atributo</w:t>
-            </w:r>
-          </w:p>
-        </w:tc>
-        <w:tc>
-          <w:tcPr>
-            <w:tcW w:w="0" w:type="auto"/>
-            <w:tcBorders>
-              <w:top w:val="single" w:sz="8" w:space="0" w:color="000000"/>
-              <w:left w:val="single" w:sz="8" w:space="0" w:color="000000"/>
-              <w:bottom w:val="single" w:sz="8" w:space="0" w:color="000000"/>
-              <w:right w:val="single" w:sz="8" w:space="0" w:color="000000"/>
-            </w:tcBorders>
-            <w:tcMar>
-              <w:top w:w="100" w:type="dxa"/>
-              <w:left w:w="100" w:type="dxa"/>
-              <w:bottom w:w="100" w:type="dxa"/>
-              <w:right w:w="100" w:type="dxa"/>
-            </w:tcMar>
-            <w:hideMark/>
-          </w:tcPr>
-          <w:p>
-            <w:pPr>
-              <w:spacing w:before="0" w:line="240" w:lineRule="auto"/>
-              <w:ind w:left="0"/>
-              <w:jc w:val="center"/>
-              <w:rPr>
-                <w:rFonts w:ascii="Times New Roman" w:eastAsia="Times New Roman" w:hAnsi="Times New Roman" w:cs="Times New Roman"/>
-                <w:sz w:val="24"/>
-                <w:szCs w:val="24"/>
-              </w:rPr>
-            </w:pPr>
-            <w:r>
-              <w:rPr>
-                <w:rFonts w:eastAsia="Times New Roman"/>
-                <w:b/>
-                <w:bCs/>
-                <w:color w:val="000000"/>
-              </w:rPr>
-              <w:t>Tipo</w:t>
-            </w:r>
-          </w:p>
-        </w:tc>
-        <w:tc>
-          <w:tcPr>
-            <w:tcW w:w="0" w:type="auto"/>
-            <w:tcBorders>
-              <w:top w:val="single" w:sz="8" w:space="0" w:color="000000"/>
-              <w:left w:val="single" w:sz="8" w:space="0" w:color="000000"/>
-              <w:bottom w:val="single" w:sz="8" w:space="0" w:color="000000"/>
-              <w:right w:val="single" w:sz="8" w:space="0" w:color="000000"/>
-            </w:tcBorders>
-            <w:tcMar>
-              <w:top w:w="100" w:type="dxa"/>
-              <w:left w:w="100" w:type="dxa"/>
-              <w:bottom w:w="100" w:type="dxa"/>
-              <w:right w:w="100" w:type="dxa"/>
-            </w:tcMar>
-            <w:hideMark/>
-          </w:tcPr>
-          <w:p>
-            <w:pPr>
-              <w:spacing w:before="0" w:line="240" w:lineRule="auto"/>
-              <w:ind w:left="0"/>
-              <w:jc w:val="center"/>
-              <w:rPr>
-                <w:rFonts w:ascii="Times New Roman" w:eastAsia="Times New Roman" w:hAnsi="Times New Roman" w:cs="Times New Roman"/>
-                <w:sz w:val="24"/>
-                <w:szCs w:val="24"/>
-              </w:rPr>
-            </w:pPr>
-            <w:r>
-              <w:rPr>
-                <w:rFonts w:eastAsia="Times New Roman"/>
-                <w:b/>
-                <w:bCs/>
-                <w:color w:val="000000"/>
-              </w:rPr>
-              <w:t>Descripción</w:t>
-            </w:r>
-          </w:p>
-        </w:tc>
-        <w:tc>
-          <w:tcPr>
-            <w:tcW w:w="0" w:type="auto"/>
-            <w:tcBorders>
-              <w:top w:val="single" w:sz="8" w:space="0" w:color="000000"/>
-              <w:left w:val="single" w:sz="8" w:space="0" w:color="000000"/>
-              <w:bottom w:val="single" w:sz="8" w:space="0" w:color="000000"/>
-              <w:right w:val="single" w:sz="8" w:space="0" w:color="000000"/>
-            </w:tcBorders>
-            <w:tcMar>
-              <w:top w:w="100" w:type="dxa"/>
-              <w:left w:w="100" w:type="dxa"/>
-              <w:bottom w:w="100" w:type="dxa"/>
-              <w:right w:w="100" w:type="dxa"/>
-            </w:tcMar>
-            <w:hideMark/>
-          </w:tcPr>
-          <w:p>
-            <w:pPr>
-              <w:spacing w:before="0" w:line="240" w:lineRule="auto"/>
-              <w:ind w:left="0"/>
-              <w:jc w:val="center"/>
-              <w:rPr>
-                <w:rFonts w:ascii="Times New Roman" w:eastAsia="Times New Roman" w:hAnsi="Times New Roman" w:cs="Times New Roman"/>
-                <w:sz w:val="24"/>
-                <w:szCs w:val="24"/>
-              </w:rPr>
-            </w:pPr>
-            <w:r>
-              <w:rPr>
-                <w:rFonts w:eastAsia="Times New Roman"/>
-                <w:b/>
-                <w:bCs/>
-                <w:color w:val="000000"/>
-              </w:rPr>
-              <w:t>Clave</w:t>
-            </w:r>
-          </w:p>
-        </w:tc>
-      </w:tr>
-      <w:tr>
-        <w:tc>
-          <w:tcPr>
-            <w:tcW w:w="0" w:type="auto"/>
-            <w:tcBorders>
-              <w:top w:val="single" w:sz="8" w:space="0" w:color="000000"/>
-              <w:left w:val="single" w:sz="8" w:space="0" w:color="000000"/>
-              <w:bottom w:val="single" w:sz="8" w:space="0" w:color="000000"/>
-              <w:right w:val="single" w:sz="8" w:space="0" w:color="000000"/>
-            </w:tcBorders>
-            <w:tcMar>
-              <w:top w:w="100" w:type="dxa"/>
-              <w:left w:w="100" w:type="dxa"/>
-              <w:bottom w:w="100" w:type="dxa"/>
-              <w:right w:w="100" w:type="dxa"/>
-            </w:tcMar>
-            <w:hideMark/>
-          </w:tcPr>
-          <w:p>
-            <w:pPr>
-              <w:spacing w:before="0" w:line="240" w:lineRule="auto"/>
-              <w:ind w:left="0"/>
-              <w:rPr>
-                <w:rFonts w:ascii="Times New Roman" w:eastAsia="Times New Roman" w:hAnsi="Times New Roman" w:cs="Times New Roman"/>
-                <w:sz w:val="24"/>
-                <w:szCs w:val="24"/>
-              </w:rPr>
-            </w:pPr>
-          </w:p>
-        </w:tc>
-        <w:tc>
-          <w:tcPr>
-            <w:tcW w:w="0" w:type="auto"/>
-            <w:tcBorders>
-              <w:top w:val="single" w:sz="8" w:space="0" w:color="000000"/>
-              <w:left w:val="single" w:sz="8" w:space="0" w:color="000000"/>
-              <w:bottom w:val="single" w:sz="8" w:space="0" w:color="000000"/>
-              <w:right w:val="single" w:sz="8" w:space="0" w:color="000000"/>
-            </w:tcBorders>
-            <w:tcMar>
-              <w:top w:w="100" w:type="dxa"/>
-              <w:left w:w="100" w:type="dxa"/>
-              <w:bottom w:w="100" w:type="dxa"/>
-              <w:right w:w="100" w:type="dxa"/>
-            </w:tcMar>
-            <w:hideMark/>
-          </w:tcPr>
-          <w:p>
-            <w:pPr>
-              <w:spacing w:before="0" w:line="240" w:lineRule="auto"/>
-              <w:ind w:left="0"/>
-              <w:rPr>
-                <w:rFonts w:ascii="Times New Roman" w:eastAsia="Times New Roman" w:hAnsi="Times New Roman" w:cs="Times New Roman"/>
-                <w:sz w:val="24"/>
-                <w:szCs w:val="24"/>
-              </w:rPr>
-            </w:pPr>
-          </w:p>
-        </w:tc>
-        <w:tc>
-          <w:tcPr>
-            <w:tcW w:w="0" w:type="auto"/>
-            <w:tcBorders>
-              <w:top w:val="single" w:sz="8" w:space="0" w:color="000000"/>
-              <w:left w:val="single" w:sz="8" w:space="0" w:color="000000"/>
-              <w:bottom w:val="single" w:sz="8" w:space="0" w:color="000000"/>
-              <w:right w:val="single" w:sz="8" w:space="0" w:color="000000"/>
-            </w:tcBorders>
-            <w:tcMar>
-              <w:top w:w="100" w:type="dxa"/>
-              <w:left w:w="100" w:type="dxa"/>
-              <w:bottom w:w="100" w:type="dxa"/>
-              <w:right w:w="100" w:type="dxa"/>
-            </w:tcMar>
-            <w:hideMark/>
-          </w:tcPr>
-          <w:p>
-            <w:pPr>
-              <w:spacing w:before="0" w:line="240" w:lineRule="auto"/>
-              <w:ind w:left="0"/>
-              <w:rPr>
-                <w:rFonts w:ascii="Times New Roman" w:eastAsia="Times New Roman" w:hAnsi="Times New Roman" w:cs="Times New Roman"/>
-                <w:sz w:val="24"/>
-                <w:szCs w:val="24"/>
-              </w:rPr>
-            </w:pPr>
-          </w:p>
-        </w:tc>
-        <w:tc>
-          <w:tcPr>
-            <w:tcW w:w="0" w:type="auto"/>
-            <w:tcBorders>
-              <w:top w:val="single" w:sz="8" w:space="0" w:color="000000"/>
-              <w:left w:val="single" w:sz="8" w:space="0" w:color="000000"/>
-              <w:bottom w:val="single" w:sz="8" w:space="0" w:color="000000"/>
-              <w:right w:val="single" w:sz="8" w:space="0" w:color="000000"/>
-            </w:tcBorders>
-            <w:tcMar>
-              <w:top w:w="100" w:type="dxa"/>
-              <w:left w:w="100" w:type="dxa"/>
-              <w:bottom w:w="100" w:type="dxa"/>
-              <w:right w:w="100" w:type="dxa"/>
-            </w:tcMar>
-            <w:hideMark/>
-          </w:tcPr>
-          <w:p>
-            <w:pPr>
-              <w:spacing w:before="0" w:line="240" w:lineRule="auto"/>
-              <w:ind w:left="0"/>
-              <w:rPr>
-                <w:rFonts w:ascii="Times New Roman" w:eastAsia="Times New Roman" w:hAnsi="Times New Roman" w:cs="Times New Roman"/>
-                <w:sz w:val="24"/>
-                <w:szCs w:val="24"/>
-              </w:rPr>
-            </w:pPr>
-          </w:p>
-        </w:tc>
-      </w:tr>
-      <w:tr>
-        <w:tc>
-          <w:tcPr>
-            <w:tcW w:w="0" w:type="auto"/>
-            <w:tcBorders>
-              <w:top w:val="single" w:sz="8" w:space="0" w:color="000000"/>
-              <w:left w:val="single" w:sz="8" w:space="0" w:color="000000"/>
-              <w:bottom w:val="single" w:sz="8" w:space="0" w:color="000000"/>
-              <w:right w:val="single" w:sz="8" w:space="0" w:color="000000"/>
-            </w:tcBorders>
-            <w:tcMar>
-              <w:top w:w="100" w:type="dxa"/>
-              <w:left w:w="100" w:type="dxa"/>
-              <w:bottom w:w="100" w:type="dxa"/>
-              <w:right w:w="100" w:type="dxa"/>
-            </w:tcMar>
-            <w:hideMark/>
-          </w:tcPr>
-          <w:p>
-            <w:pPr>
-              <w:spacing w:before="0" w:line="240" w:lineRule="auto"/>
-              <w:ind w:left="0"/>
-              <w:rPr>
-                <w:rFonts w:ascii="Times New Roman" w:eastAsia="Times New Roman" w:hAnsi="Times New Roman" w:cs="Times New Roman"/>
-                <w:sz w:val="24"/>
-                <w:szCs w:val="24"/>
-              </w:rPr>
-            </w:pPr>
-          </w:p>
-        </w:tc>
-        <w:tc>
-          <w:tcPr>
-            <w:tcW w:w="0" w:type="auto"/>
-            <w:tcBorders>
-              <w:top w:val="single" w:sz="8" w:space="0" w:color="000000"/>
-              <w:left w:val="single" w:sz="8" w:space="0" w:color="000000"/>
-              <w:bottom w:val="single" w:sz="8" w:space="0" w:color="000000"/>
-              <w:right w:val="single" w:sz="8" w:space="0" w:color="000000"/>
-            </w:tcBorders>
-            <w:tcMar>
-              <w:top w:w="100" w:type="dxa"/>
-              <w:left w:w="100" w:type="dxa"/>
-              <w:bottom w:w="100" w:type="dxa"/>
-              <w:right w:w="100" w:type="dxa"/>
-            </w:tcMar>
-            <w:hideMark/>
-          </w:tcPr>
-          <w:p>
-            <w:pPr>
-              <w:spacing w:before="0" w:line="240" w:lineRule="auto"/>
-              <w:ind w:left="0"/>
-              <w:rPr>
-                <w:rFonts w:ascii="Times New Roman" w:eastAsia="Times New Roman" w:hAnsi="Times New Roman" w:cs="Times New Roman"/>
-                <w:sz w:val="24"/>
-                <w:szCs w:val="24"/>
-              </w:rPr>
-            </w:pPr>
-          </w:p>
-        </w:tc>
-        <w:tc>
-          <w:tcPr>
-            <w:tcW w:w="0" w:type="auto"/>
-            <w:tcBorders>
-              <w:top w:val="single" w:sz="8" w:space="0" w:color="000000"/>
-              <w:left w:val="single" w:sz="8" w:space="0" w:color="000000"/>
-              <w:bottom w:val="single" w:sz="8" w:space="0" w:color="000000"/>
-              <w:right w:val="single" w:sz="8" w:space="0" w:color="000000"/>
-            </w:tcBorders>
-            <w:tcMar>
-              <w:top w:w="100" w:type="dxa"/>
-              <w:left w:w="100" w:type="dxa"/>
-              <w:bottom w:w="100" w:type="dxa"/>
-              <w:right w:w="100" w:type="dxa"/>
-            </w:tcMar>
-            <w:hideMark/>
-          </w:tcPr>
-          <w:p>
-            <w:pPr>
-              <w:spacing w:before="0" w:line="240" w:lineRule="auto"/>
-              <w:ind w:left="0"/>
-              <w:rPr>
-                <w:rFonts w:ascii="Times New Roman" w:eastAsia="Times New Roman" w:hAnsi="Times New Roman" w:cs="Times New Roman"/>
-                <w:sz w:val="24"/>
-                <w:szCs w:val="24"/>
-              </w:rPr>
-            </w:pPr>
-          </w:p>
-        </w:tc>
-        <w:tc>
-          <w:tcPr>
-            <w:tcW w:w="0" w:type="auto"/>
-            <w:tcBorders>
-              <w:top w:val="single" w:sz="8" w:space="0" w:color="000000"/>
-              <w:left w:val="single" w:sz="8" w:space="0" w:color="000000"/>
-              <w:bottom w:val="single" w:sz="8" w:space="0" w:color="000000"/>
-              <w:right w:val="single" w:sz="8" w:space="0" w:color="000000"/>
-            </w:tcBorders>
-            <w:tcMar>
-              <w:top w:w="100" w:type="dxa"/>
-              <w:left w:w="100" w:type="dxa"/>
-              <w:bottom w:w="100" w:type="dxa"/>
-              <w:right w:w="100" w:type="dxa"/>
-            </w:tcMar>
-            <w:hideMark/>
-          </w:tcPr>
-          <w:p>
-            <w:pPr>
-              <w:spacing w:before="0" w:line="240" w:lineRule="auto"/>
-              <w:ind w:left="0"/>
-              <w:rPr>
-                <w:rFonts w:ascii="Times New Roman" w:eastAsia="Times New Roman" w:hAnsi="Times New Roman" w:cs="Times New Roman"/>
-                <w:sz w:val="24"/>
-                <w:szCs w:val="24"/>
-              </w:rPr>
-            </w:pPr>
-          </w:p>
-        </w:tc>
-      </w:tr>
-      <w:tr>
-        <w:tc>
-          <w:tcPr>
-            <w:tcW w:w="0" w:type="auto"/>
-            <w:tcBorders>
-              <w:top w:val="single" w:sz="8" w:space="0" w:color="000000"/>
-              <w:left w:val="single" w:sz="8" w:space="0" w:color="000000"/>
-              <w:bottom w:val="single" w:sz="8" w:space="0" w:color="000000"/>
-              <w:right w:val="single" w:sz="8" w:space="0" w:color="000000"/>
-            </w:tcBorders>
-            <w:tcMar>
-              <w:top w:w="100" w:type="dxa"/>
-              <w:left w:w="100" w:type="dxa"/>
-              <w:bottom w:w="100" w:type="dxa"/>
-              <w:right w:w="100" w:type="dxa"/>
-            </w:tcMar>
-            <w:hideMark/>
-          </w:tcPr>
-          <w:p>
-            <w:pPr>
-              <w:spacing w:before="0" w:line="240" w:lineRule="auto"/>
-              <w:ind w:left="0"/>
-              <w:rPr>
-                <w:rFonts w:ascii="Times New Roman" w:eastAsia="Times New Roman" w:hAnsi="Times New Roman" w:cs="Times New Roman"/>
-                <w:sz w:val="24"/>
-                <w:szCs w:val="24"/>
-              </w:rPr>
-            </w:pPr>
-          </w:p>
-        </w:tc>
-        <w:tc>
-          <w:tcPr>
-            <w:tcW w:w="0" w:type="auto"/>
-            <w:tcBorders>
-              <w:top w:val="single" w:sz="8" w:space="0" w:color="000000"/>
-              <w:left w:val="single" w:sz="8" w:space="0" w:color="000000"/>
-              <w:bottom w:val="single" w:sz="8" w:space="0" w:color="000000"/>
-              <w:right w:val="single" w:sz="8" w:space="0" w:color="000000"/>
-            </w:tcBorders>
-            <w:tcMar>
-              <w:top w:w="100" w:type="dxa"/>
-              <w:left w:w="100" w:type="dxa"/>
-              <w:bottom w:w="100" w:type="dxa"/>
-              <w:right w:w="100" w:type="dxa"/>
-            </w:tcMar>
-            <w:hideMark/>
-          </w:tcPr>
-          <w:p>
-            <w:pPr>
-              <w:spacing w:before="0" w:line="240" w:lineRule="auto"/>
-              <w:ind w:left="0"/>
-              <w:rPr>
-                <w:rFonts w:ascii="Times New Roman" w:eastAsia="Times New Roman" w:hAnsi="Times New Roman" w:cs="Times New Roman"/>
-                <w:sz w:val="24"/>
-                <w:szCs w:val="24"/>
-              </w:rPr>
-            </w:pPr>
-          </w:p>
-        </w:tc>
-        <w:tc>
-          <w:tcPr>
-            <w:tcW w:w="0" w:type="auto"/>
-            <w:tcBorders>
-              <w:top w:val="single" w:sz="8" w:space="0" w:color="000000"/>
-              <w:left w:val="single" w:sz="8" w:space="0" w:color="000000"/>
-              <w:bottom w:val="single" w:sz="8" w:space="0" w:color="000000"/>
-              <w:right w:val="single" w:sz="8" w:space="0" w:color="000000"/>
-            </w:tcBorders>
-            <w:tcMar>
-              <w:top w:w="100" w:type="dxa"/>
-              <w:left w:w="100" w:type="dxa"/>
-              <w:bottom w:w="100" w:type="dxa"/>
-              <w:right w:w="100" w:type="dxa"/>
-            </w:tcMar>
-            <w:hideMark/>
-          </w:tcPr>
-          <w:p>
-            <w:pPr>
-              <w:spacing w:before="0" w:line="240" w:lineRule="auto"/>
-              <w:ind w:left="0"/>
-              <w:rPr>
-                <w:rFonts w:ascii="Times New Roman" w:eastAsia="Times New Roman" w:hAnsi="Times New Roman" w:cs="Times New Roman"/>
-                <w:sz w:val="24"/>
-                <w:szCs w:val="24"/>
-              </w:rPr>
-            </w:pPr>
-          </w:p>
-        </w:tc>
-        <w:tc>
-          <w:tcPr>
-            <w:tcW w:w="0" w:type="auto"/>
-            <w:tcBorders>
-              <w:top w:val="single" w:sz="8" w:space="0" w:color="000000"/>
-              <w:left w:val="single" w:sz="8" w:space="0" w:color="000000"/>
-              <w:bottom w:val="single" w:sz="8" w:space="0" w:color="000000"/>
-              <w:right w:val="single" w:sz="8" w:space="0" w:color="000000"/>
-            </w:tcBorders>
-            <w:tcMar>
-              <w:top w:w="100" w:type="dxa"/>
-              <w:left w:w="100" w:type="dxa"/>
-              <w:bottom w:w="100" w:type="dxa"/>
-              <w:right w:w="100" w:type="dxa"/>
-            </w:tcMar>
-            <w:hideMark/>
-          </w:tcPr>
-          <w:p>
-            <w:pPr>
-              <w:spacing w:before="0" w:line="240" w:lineRule="auto"/>
-              <w:ind w:left="0"/>
-              <w:rPr>
-                <w:rFonts w:ascii="Times New Roman" w:eastAsia="Times New Roman" w:hAnsi="Times New Roman" w:cs="Times New Roman"/>
-                <w:sz w:val="24"/>
-                <w:szCs w:val="24"/>
-              </w:rPr>
-            </w:pPr>
-          </w:p>
-        </w:tc>
-      </w:tr>
-    </w:tbl>
-    <w:p>
-      <w:pPr>
-        <w:spacing w:before="0" w:line="240" w:lineRule="auto"/>
-        <w:ind w:left="0" w:hanging="357"/>
-        <w:jc w:val="center"/>
-        <w:rPr>
-          <w:rFonts w:ascii="Times New Roman" w:eastAsia="Times New Roman" w:hAnsi="Times New Roman" w:cs="Times New Roman"/>
-          <w:sz w:val="24"/>
-          <w:szCs w:val="24"/>
-        </w:rPr>
-      </w:pPr>
-      <w:r>
-        <w:rPr>
-          <w:rFonts w:eastAsia="Times New Roman"/>
-          <w:color w:val="000000"/>
-        </w:rPr>
-        <w:t>Tabla 2.0 Descripción de la entidad X</w:t>
-      </w:r>
-    </w:p>
-    <w:p>
-      <w:pPr>
-        <w:spacing w:before="0" w:line="240" w:lineRule="auto"/>
-        <w:ind w:left="0"/>
-        <w:rPr>
-          <w:rFonts w:ascii="Times New Roman" w:eastAsia="Times New Roman" w:hAnsi="Times New Roman" w:cs="Times New Roman"/>
-          <w:sz w:val="24"/>
-          <w:szCs w:val="24"/>
-        </w:rPr>
-      </w:pPr>
-    </w:p>
-    <w:tbl>
-      <w:tblPr>
-        <w:tblW w:w="8504" w:type="dxa"/>
-        <w:tblCellMar>
-          <w:top w:w="15" w:type="dxa"/>
-          <w:left w:w="15" w:type="dxa"/>
-          <w:bottom w:w="15" w:type="dxa"/>
-          <w:right w:w="15" w:type="dxa"/>
-        </w:tblCellMar>
-        <w:tblLook w:val="04A0" w:firstRow="1" w:lastRow="0" w:firstColumn="1" w:lastColumn="0" w:noHBand="0" w:noVBand="1"/>
-      </w:tblPr>
-      <w:tblGrid>
-        <w:gridCol w:w="2345"/>
-        <w:gridCol w:w="1446"/>
-        <w:gridCol w:w="3041"/>
-        <w:gridCol w:w="1672"/>
-      </w:tblGrid>
-      <w:tr>
-        <w:trPr>
-          <w:trHeight w:val="420"/>
-        </w:trPr>
-        <w:tc>
-          <w:tcPr>
-            <w:tcW w:w="0" w:type="auto"/>
-            <w:gridSpan w:val="4"/>
-            <w:tcBorders>
-              <w:top w:val="single" w:sz="8" w:space="0" w:color="000000"/>
-              <w:left w:val="single" w:sz="8" w:space="0" w:color="000000"/>
-              <w:bottom w:val="single" w:sz="8" w:space="0" w:color="000000"/>
-              <w:right w:val="single" w:sz="8" w:space="0" w:color="000000"/>
-            </w:tcBorders>
-            <w:shd w:val="clear" w:color="auto" w:fill="CCCCCC"/>
-            <w:tcMar>
-              <w:top w:w="100" w:type="dxa"/>
-              <w:left w:w="100" w:type="dxa"/>
-              <w:bottom w:w="100" w:type="dxa"/>
-              <w:right w:w="100" w:type="dxa"/>
-            </w:tcMar>
-            <w:hideMark/>
-          </w:tcPr>
-          <w:p>
-            <w:pPr>
-              <w:spacing w:before="0" w:line="240" w:lineRule="auto"/>
-              <w:ind w:left="0"/>
-              <w:rPr>
-                <w:rFonts w:ascii="Times New Roman" w:eastAsia="Times New Roman" w:hAnsi="Times New Roman" w:cs="Times New Roman"/>
-                <w:sz w:val="24"/>
-                <w:szCs w:val="24"/>
-              </w:rPr>
-            </w:pPr>
-            <w:r>
-              <w:rPr>
-                <w:rFonts w:eastAsia="Times New Roman"/>
-                <w:b/>
-                <w:bCs/>
-                <w:color w:val="000000"/>
-              </w:rPr>
-              <w:t>EN12</w:t>
-            </w:r>
-          </w:p>
-        </w:tc>
-      </w:tr>
-      <w:tr>
-        <w:trPr>
-          <w:trHeight w:val="420"/>
-        </w:trPr>
-        <w:tc>
-          <w:tcPr>
-            <w:tcW w:w="0" w:type="auto"/>
-            <w:gridSpan w:val="4"/>
-            <w:tcBorders>
-              <w:top w:val="single" w:sz="8" w:space="0" w:color="000000"/>
-              <w:left w:val="single" w:sz="8" w:space="0" w:color="000000"/>
-              <w:bottom w:val="single" w:sz="8" w:space="0" w:color="000000"/>
-              <w:right w:val="single" w:sz="8" w:space="0" w:color="000000"/>
-            </w:tcBorders>
-            <w:tcMar>
-              <w:top w:w="100" w:type="dxa"/>
-              <w:left w:w="100" w:type="dxa"/>
-              <w:bottom w:w="100" w:type="dxa"/>
-              <w:right w:w="100" w:type="dxa"/>
-            </w:tcMar>
-            <w:hideMark/>
-          </w:tcPr>
-          <w:p>
-            <w:pPr>
-              <w:spacing w:before="0" w:line="240" w:lineRule="auto"/>
-              <w:ind w:left="0"/>
-              <w:jc w:val="center"/>
-              <w:rPr>
-                <w:rFonts w:ascii="Times New Roman" w:eastAsia="Times New Roman" w:hAnsi="Times New Roman" w:cs="Times New Roman"/>
-                <w:sz w:val="24"/>
-                <w:szCs w:val="24"/>
-              </w:rPr>
-            </w:pPr>
-            <w:r>
-              <w:rPr>
-                <w:rFonts w:eastAsia="Times New Roman"/>
-                <w:b/>
-                <w:bCs/>
-                <w:color w:val="000000"/>
-              </w:rPr>
-              <w:lastRenderedPageBreak/>
-              <w:t>Modelo_Calidad</w:t>
-            </w:r>
-          </w:p>
-        </w:tc>
-      </w:tr>
-      <w:tr>
-        <w:tc>
-          <w:tcPr>
-            <w:tcW w:w="0" w:type="auto"/>
-            <w:tcBorders>
-              <w:top w:val="single" w:sz="8" w:space="0" w:color="000000"/>
-              <w:left w:val="single" w:sz="8" w:space="0" w:color="000000"/>
-              <w:bottom w:val="single" w:sz="8" w:space="0" w:color="000000"/>
-              <w:right w:val="single" w:sz="8" w:space="0" w:color="000000"/>
-            </w:tcBorders>
-            <w:tcMar>
-              <w:top w:w="100" w:type="dxa"/>
-              <w:left w:w="100" w:type="dxa"/>
-              <w:bottom w:w="100" w:type="dxa"/>
-              <w:right w:w="100" w:type="dxa"/>
-            </w:tcMar>
-            <w:hideMark/>
-          </w:tcPr>
-          <w:p>
-            <w:pPr>
-              <w:spacing w:before="0" w:line="240" w:lineRule="auto"/>
-              <w:ind w:left="0"/>
-              <w:jc w:val="center"/>
-              <w:rPr>
-                <w:rFonts w:ascii="Times New Roman" w:eastAsia="Times New Roman" w:hAnsi="Times New Roman" w:cs="Times New Roman"/>
-                <w:sz w:val="24"/>
-                <w:szCs w:val="24"/>
-              </w:rPr>
-            </w:pPr>
-            <w:r>
-              <w:rPr>
-                <w:rFonts w:eastAsia="Times New Roman"/>
-                <w:b/>
-                <w:bCs/>
-                <w:color w:val="000000"/>
-              </w:rPr>
-              <w:t>Atributo</w:t>
-            </w:r>
-          </w:p>
-        </w:tc>
-        <w:tc>
-          <w:tcPr>
-            <w:tcW w:w="0" w:type="auto"/>
-            <w:tcBorders>
-              <w:top w:val="single" w:sz="8" w:space="0" w:color="000000"/>
-              <w:left w:val="single" w:sz="8" w:space="0" w:color="000000"/>
-              <w:bottom w:val="single" w:sz="8" w:space="0" w:color="000000"/>
-              <w:right w:val="single" w:sz="8" w:space="0" w:color="000000"/>
-            </w:tcBorders>
-            <w:tcMar>
-              <w:top w:w="100" w:type="dxa"/>
-              <w:left w:w="100" w:type="dxa"/>
-              <w:bottom w:w="100" w:type="dxa"/>
-              <w:right w:w="100" w:type="dxa"/>
-            </w:tcMar>
-            <w:hideMark/>
-          </w:tcPr>
-          <w:p>
-            <w:pPr>
-              <w:spacing w:before="0" w:line="240" w:lineRule="auto"/>
-              <w:ind w:left="0"/>
-              <w:jc w:val="center"/>
-              <w:rPr>
-                <w:rFonts w:ascii="Times New Roman" w:eastAsia="Times New Roman" w:hAnsi="Times New Roman" w:cs="Times New Roman"/>
-                <w:sz w:val="24"/>
-                <w:szCs w:val="24"/>
-              </w:rPr>
-            </w:pPr>
-            <w:r>
-              <w:rPr>
-                <w:rFonts w:eastAsia="Times New Roman"/>
-                <w:b/>
-                <w:bCs/>
-                <w:color w:val="000000"/>
-              </w:rPr>
-              <w:t>Tipo</w:t>
-            </w:r>
-          </w:p>
-        </w:tc>
-        <w:tc>
-          <w:tcPr>
-            <w:tcW w:w="0" w:type="auto"/>
-            <w:tcBorders>
-              <w:top w:val="single" w:sz="8" w:space="0" w:color="000000"/>
-              <w:left w:val="single" w:sz="8" w:space="0" w:color="000000"/>
-              <w:bottom w:val="single" w:sz="8" w:space="0" w:color="000000"/>
-              <w:right w:val="single" w:sz="8" w:space="0" w:color="000000"/>
-            </w:tcBorders>
-            <w:tcMar>
-              <w:top w:w="100" w:type="dxa"/>
-              <w:left w:w="100" w:type="dxa"/>
-              <w:bottom w:w="100" w:type="dxa"/>
-              <w:right w:w="100" w:type="dxa"/>
-            </w:tcMar>
-            <w:hideMark/>
-          </w:tcPr>
-          <w:p>
-            <w:pPr>
-              <w:spacing w:before="0" w:line="240" w:lineRule="auto"/>
-              <w:ind w:left="0"/>
-              <w:jc w:val="center"/>
-              <w:rPr>
-                <w:rFonts w:ascii="Times New Roman" w:eastAsia="Times New Roman" w:hAnsi="Times New Roman" w:cs="Times New Roman"/>
-                <w:sz w:val="24"/>
-                <w:szCs w:val="24"/>
-              </w:rPr>
-            </w:pPr>
-            <w:r>
-              <w:rPr>
-                <w:rFonts w:eastAsia="Times New Roman"/>
-                <w:b/>
-                <w:bCs/>
-                <w:color w:val="000000"/>
-              </w:rPr>
-              <w:t>Descripción</w:t>
-            </w:r>
-          </w:p>
-        </w:tc>
-        <w:tc>
-          <w:tcPr>
-            <w:tcW w:w="0" w:type="auto"/>
-            <w:tcBorders>
-              <w:top w:val="single" w:sz="8" w:space="0" w:color="000000"/>
-              <w:left w:val="single" w:sz="8" w:space="0" w:color="000000"/>
-              <w:bottom w:val="single" w:sz="8" w:space="0" w:color="000000"/>
-              <w:right w:val="single" w:sz="8" w:space="0" w:color="000000"/>
-            </w:tcBorders>
-            <w:tcMar>
-              <w:top w:w="100" w:type="dxa"/>
-              <w:left w:w="100" w:type="dxa"/>
-              <w:bottom w:w="100" w:type="dxa"/>
-              <w:right w:w="100" w:type="dxa"/>
-            </w:tcMar>
-            <w:hideMark/>
-          </w:tcPr>
-          <w:p>
-            <w:pPr>
-              <w:spacing w:before="0" w:line="240" w:lineRule="auto"/>
-              <w:ind w:left="0"/>
-              <w:jc w:val="center"/>
-              <w:rPr>
-                <w:rFonts w:ascii="Times New Roman" w:eastAsia="Times New Roman" w:hAnsi="Times New Roman" w:cs="Times New Roman"/>
-                <w:sz w:val="24"/>
-                <w:szCs w:val="24"/>
-              </w:rPr>
-            </w:pPr>
-            <w:r>
-              <w:rPr>
-                <w:rFonts w:eastAsia="Times New Roman"/>
-                <w:b/>
-                <w:bCs/>
-                <w:color w:val="000000"/>
-              </w:rPr>
-              <w:t>Clave</w:t>
-            </w:r>
-          </w:p>
-        </w:tc>
-      </w:tr>
-      <w:tr>
-        <w:tc>
-          <w:tcPr>
-            <w:tcW w:w="0" w:type="auto"/>
-            <w:tcBorders>
-              <w:top w:val="single" w:sz="8" w:space="0" w:color="000000"/>
-              <w:left w:val="single" w:sz="8" w:space="0" w:color="000000"/>
-              <w:bottom w:val="single" w:sz="8" w:space="0" w:color="000000"/>
-              <w:right w:val="single" w:sz="8" w:space="0" w:color="000000"/>
-            </w:tcBorders>
-            <w:tcMar>
-              <w:top w:w="100" w:type="dxa"/>
-              <w:left w:w="100" w:type="dxa"/>
-              <w:bottom w:w="100" w:type="dxa"/>
-              <w:right w:w="100" w:type="dxa"/>
-            </w:tcMar>
-            <w:hideMark/>
-          </w:tcPr>
-          <w:p>
-            <w:pPr>
-              <w:spacing w:before="0" w:line="240" w:lineRule="auto"/>
-              <w:ind w:left="0"/>
-              <w:rPr>
-                <w:rFonts w:ascii="Times New Roman" w:eastAsia="Times New Roman" w:hAnsi="Times New Roman" w:cs="Times New Roman"/>
-                <w:sz w:val="24"/>
-                <w:szCs w:val="24"/>
-              </w:rPr>
-            </w:pPr>
-          </w:p>
-        </w:tc>
-        <w:tc>
-          <w:tcPr>
-            <w:tcW w:w="0" w:type="auto"/>
-            <w:tcBorders>
-              <w:top w:val="single" w:sz="8" w:space="0" w:color="000000"/>
-              <w:left w:val="single" w:sz="8" w:space="0" w:color="000000"/>
-              <w:bottom w:val="single" w:sz="8" w:space="0" w:color="000000"/>
-              <w:right w:val="single" w:sz="8" w:space="0" w:color="000000"/>
-            </w:tcBorders>
-            <w:tcMar>
-              <w:top w:w="100" w:type="dxa"/>
-              <w:left w:w="100" w:type="dxa"/>
-              <w:bottom w:w="100" w:type="dxa"/>
-              <w:right w:w="100" w:type="dxa"/>
-            </w:tcMar>
-            <w:hideMark/>
-          </w:tcPr>
-          <w:p>
-            <w:pPr>
-              <w:spacing w:before="0" w:line="240" w:lineRule="auto"/>
-              <w:ind w:left="0"/>
-              <w:rPr>
-                <w:rFonts w:ascii="Times New Roman" w:eastAsia="Times New Roman" w:hAnsi="Times New Roman" w:cs="Times New Roman"/>
-                <w:sz w:val="24"/>
-                <w:szCs w:val="24"/>
-              </w:rPr>
-            </w:pPr>
-          </w:p>
-        </w:tc>
-        <w:tc>
-          <w:tcPr>
-            <w:tcW w:w="0" w:type="auto"/>
-            <w:tcBorders>
-              <w:top w:val="single" w:sz="8" w:space="0" w:color="000000"/>
-              <w:left w:val="single" w:sz="8" w:space="0" w:color="000000"/>
-              <w:bottom w:val="single" w:sz="8" w:space="0" w:color="000000"/>
-              <w:right w:val="single" w:sz="8" w:space="0" w:color="000000"/>
-            </w:tcBorders>
-            <w:tcMar>
-              <w:top w:w="100" w:type="dxa"/>
-              <w:left w:w="100" w:type="dxa"/>
-              <w:bottom w:w="100" w:type="dxa"/>
-              <w:right w:w="100" w:type="dxa"/>
-            </w:tcMar>
-            <w:hideMark/>
-          </w:tcPr>
-          <w:p>
-            <w:pPr>
-              <w:spacing w:before="0" w:line="240" w:lineRule="auto"/>
-              <w:ind w:left="0"/>
-              <w:rPr>
-                <w:rFonts w:ascii="Times New Roman" w:eastAsia="Times New Roman" w:hAnsi="Times New Roman" w:cs="Times New Roman"/>
-                <w:sz w:val="24"/>
-                <w:szCs w:val="24"/>
-              </w:rPr>
-            </w:pPr>
-          </w:p>
-        </w:tc>
-        <w:tc>
-          <w:tcPr>
-            <w:tcW w:w="0" w:type="auto"/>
-            <w:tcBorders>
-              <w:top w:val="single" w:sz="8" w:space="0" w:color="000000"/>
-              <w:left w:val="single" w:sz="8" w:space="0" w:color="000000"/>
-              <w:bottom w:val="single" w:sz="8" w:space="0" w:color="000000"/>
-              <w:right w:val="single" w:sz="8" w:space="0" w:color="000000"/>
-            </w:tcBorders>
-            <w:tcMar>
-              <w:top w:w="100" w:type="dxa"/>
-              <w:left w:w="100" w:type="dxa"/>
-              <w:bottom w:w="100" w:type="dxa"/>
-              <w:right w:w="100" w:type="dxa"/>
-            </w:tcMar>
-            <w:hideMark/>
-          </w:tcPr>
-          <w:p>
-            <w:pPr>
-              <w:spacing w:before="0" w:line="240" w:lineRule="auto"/>
-              <w:ind w:left="0"/>
-              <w:rPr>
-                <w:rFonts w:ascii="Times New Roman" w:eastAsia="Times New Roman" w:hAnsi="Times New Roman" w:cs="Times New Roman"/>
-                <w:sz w:val="24"/>
-                <w:szCs w:val="24"/>
-              </w:rPr>
-            </w:pPr>
-          </w:p>
-        </w:tc>
-      </w:tr>
-      <w:tr>
-        <w:tc>
-          <w:tcPr>
-            <w:tcW w:w="0" w:type="auto"/>
-            <w:tcBorders>
-              <w:top w:val="single" w:sz="8" w:space="0" w:color="000000"/>
-              <w:left w:val="single" w:sz="8" w:space="0" w:color="000000"/>
-              <w:bottom w:val="single" w:sz="8" w:space="0" w:color="000000"/>
-              <w:right w:val="single" w:sz="8" w:space="0" w:color="000000"/>
-            </w:tcBorders>
-            <w:tcMar>
-              <w:top w:w="100" w:type="dxa"/>
-              <w:left w:w="100" w:type="dxa"/>
-              <w:bottom w:w="100" w:type="dxa"/>
-              <w:right w:w="100" w:type="dxa"/>
-            </w:tcMar>
-            <w:hideMark/>
-          </w:tcPr>
-          <w:p>
-            <w:pPr>
-              <w:spacing w:before="0" w:line="240" w:lineRule="auto"/>
-              <w:ind w:left="0"/>
-              <w:rPr>
-                <w:rFonts w:ascii="Times New Roman" w:eastAsia="Times New Roman" w:hAnsi="Times New Roman" w:cs="Times New Roman"/>
-                <w:sz w:val="24"/>
-                <w:szCs w:val="24"/>
-              </w:rPr>
-            </w:pPr>
-          </w:p>
-        </w:tc>
-        <w:tc>
-          <w:tcPr>
-            <w:tcW w:w="0" w:type="auto"/>
-            <w:tcBorders>
-              <w:top w:val="single" w:sz="8" w:space="0" w:color="000000"/>
-              <w:left w:val="single" w:sz="8" w:space="0" w:color="000000"/>
-              <w:bottom w:val="single" w:sz="8" w:space="0" w:color="000000"/>
-              <w:right w:val="single" w:sz="8" w:space="0" w:color="000000"/>
-            </w:tcBorders>
-            <w:tcMar>
-              <w:top w:w="100" w:type="dxa"/>
-              <w:left w:w="100" w:type="dxa"/>
-              <w:bottom w:w="100" w:type="dxa"/>
-              <w:right w:w="100" w:type="dxa"/>
-            </w:tcMar>
-            <w:hideMark/>
-          </w:tcPr>
-          <w:p>
-            <w:pPr>
-              <w:spacing w:before="0" w:line="240" w:lineRule="auto"/>
-              <w:ind w:left="0"/>
-              <w:rPr>
-                <w:rFonts w:ascii="Times New Roman" w:eastAsia="Times New Roman" w:hAnsi="Times New Roman" w:cs="Times New Roman"/>
-                <w:sz w:val="24"/>
-                <w:szCs w:val="24"/>
-              </w:rPr>
-            </w:pPr>
-          </w:p>
-        </w:tc>
-        <w:tc>
-          <w:tcPr>
-            <w:tcW w:w="0" w:type="auto"/>
-            <w:tcBorders>
-              <w:top w:val="single" w:sz="8" w:space="0" w:color="000000"/>
-              <w:left w:val="single" w:sz="8" w:space="0" w:color="000000"/>
-              <w:bottom w:val="single" w:sz="8" w:space="0" w:color="000000"/>
-              <w:right w:val="single" w:sz="8" w:space="0" w:color="000000"/>
-            </w:tcBorders>
-            <w:tcMar>
-              <w:top w:w="100" w:type="dxa"/>
-              <w:left w:w="100" w:type="dxa"/>
-              <w:bottom w:w="100" w:type="dxa"/>
-              <w:right w:w="100" w:type="dxa"/>
-            </w:tcMar>
-            <w:hideMark/>
-          </w:tcPr>
-          <w:p>
-            <w:pPr>
-              <w:spacing w:before="0" w:line="240" w:lineRule="auto"/>
-              <w:ind w:left="0"/>
-              <w:rPr>
-                <w:rFonts w:ascii="Times New Roman" w:eastAsia="Times New Roman" w:hAnsi="Times New Roman" w:cs="Times New Roman"/>
-                <w:sz w:val="24"/>
-                <w:szCs w:val="24"/>
-              </w:rPr>
-            </w:pPr>
-          </w:p>
-        </w:tc>
-        <w:tc>
-          <w:tcPr>
-            <w:tcW w:w="0" w:type="auto"/>
-            <w:tcBorders>
-              <w:top w:val="single" w:sz="8" w:space="0" w:color="000000"/>
-              <w:left w:val="single" w:sz="8" w:space="0" w:color="000000"/>
-              <w:bottom w:val="single" w:sz="8" w:space="0" w:color="000000"/>
-              <w:right w:val="single" w:sz="8" w:space="0" w:color="000000"/>
-            </w:tcBorders>
-            <w:tcMar>
-              <w:top w:w="100" w:type="dxa"/>
-              <w:left w:w="100" w:type="dxa"/>
-              <w:bottom w:w="100" w:type="dxa"/>
-              <w:right w:w="100" w:type="dxa"/>
-            </w:tcMar>
-            <w:hideMark/>
-          </w:tcPr>
-          <w:p>
-            <w:pPr>
-              <w:spacing w:before="0" w:line="240" w:lineRule="auto"/>
-              <w:ind w:left="0"/>
-              <w:rPr>
-                <w:rFonts w:ascii="Times New Roman" w:eastAsia="Times New Roman" w:hAnsi="Times New Roman" w:cs="Times New Roman"/>
-                <w:sz w:val="24"/>
-                <w:szCs w:val="24"/>
-              </w:rPr>
-            </w:pPr>
-          </w:p>
-        </w:tc>
-      </w:tr>
-      <w:tr>
-        <w:tc>
-          <w:tcPr>
-            <w:tcW w:w="0" w:type="auto"/>
-            <w:tcBorders>
-              <w:top w:val="single" w:sz="8" w:space="0" w:color="000000"/>
-              <w:left w:val="single" w:sz="8" w:space="0" w:color="000000"/>
-              <w:bottom w:val="single" w:sz="8" w:space="0" w:color="000000"/>
-              <w:right w:val="single" w:sz="8" w:space="0" w:color="000000"/>
-            </w:tcBorders>
-            <w:tcMar>
-              <w:top w:w="100" w:type="dxa"/>
-              <w:left w:w="100" w:type="dxa"/>
-              <w:bottom w:w="100" w:type="dxa"/>
-              <w:right w:w="100" w:type="dxa"/>
-            </w:tcMar>
-            <w:hideMark/>
-          </w:tcPr>
-          <w:p>
-            <w:pPr>
-              <w:spacing w:before="0" w:line="240" w:lineRule="auto"/>
-              <w:ind w:left="0"/>
-              <w:rPr>
-                <w:rFonts w:ascii="Times New Roman" w:eastAsia="Times New Roman" w:hAnsi="Times New Roman" w:cs="Times New Roman"/>
-                <w:sz w:val="24"/>
-                <w:szCs w:val="24"/>
-              </w:rPr>
-            </w:pPr>
-          </w:p>
-        </w:tc>
-        <w:tc>
-          <w:tcPr>
-            <w:tcW w:w="0" w:type="auto"/>
-            <w:tcBorders>
-              <w:top w:val="single" w:sz="8" w:space="0" w:color="000000"/>
-              <w:left w:val="single" w:sz="8" w:space="0" w:color="000000"/>
-              <w:bottom w:val="single" w:sz="8" w:space="0" w:color="000000"/>
-              <w:right w:val="single" w:sz="8" w:space="0" w:color="000000"/>
-            </w:tcBorders>
-            <w:tcMar>
-              <w:top w:w="100" w:type="dxa"/>
-              <w:left w:w="100" w:type="dxa"/>
-              <w:bottom w:w="100" w:type="dxa"/>
-              <w:right w:w="100" w:type="dxa"/>
-            </w:tcMar>
-            <w:hideMark/>
-          </w:tcPr>
-          <w:p>
-            <w:pPr>
-              <w:spacing w:before="0" w:line="240" w:lineRule="auto"/>
-              <w:ind w:left="0"/>
-              <w:rPr>
-                <w:rFonts w:ascii="Times New Roman" w:eastAsia="Times New Roman" w:hAnsi="Times New Roman" w:cs="Times New Roman"/>
-                <w:sz w:val="24"/>
-                <w:szCs w:val="24"/>
-              </w:rPr>
-            </w:pPr>
-          </w:p>
-        </w:tc>
-        <w:tc>
-          <w:tcPr>
-            <w:tcW w:w="0" w:type="auto"/>
-            <w:tcBorders>
-              <w:top w:val="single" w:sz="8" w:space="0" w:color="000000"/>
-              <w:left w:val="single" w:sz="8" w:space="0" w:color="000000"/>
-              <w:bottom w:val="single" w:sz="8" w:space="0" w:color="000000"/>
-              <w:right w:val="single" w:sz="8" w:space="0" w:color="000000"/>
-            </w:tcBorders>
-            <w:tcMar>
-              <w:top w:w="100" w:type="dxa"/>
-              <w:left w:w="100" w:type="dxa"/>
-              <w:bottom w:w="100" w:type="dxa"/>
-              <w:right w:w="100" w:type="dxa"/>
-            </w:tcMar>
-            <w:hideMark/>
-          </w:tcPr>
-          <w:p>
-            <w:pPr>
-              <w:spacing w:before="0" w:line="240" w:lineRule="auto"/>
-              <w:ind w:left="0"/>
-              <w:rPr>
-                <w:rFonts w:ascii="Times New Roman" w:eastAsia="Times New Roman" w:hAnsi="Times New Roman" w:cs="Times New Roman"/>
-                <w:sz w:val="24"/>
-                <w:szCs w:val="24"/>
-              </w:rPr>
-            </w:pPr>
-          </w:p>
-        </w:tc>
-        <w:tc>
-          <w:tcPr>
-            <w:tcW w:w="0" w:type="auto"/>
-            <w:tcBorders>
-              <w:top w:val="single" w:sz="8" w:space="0" w:color="000000"/>
-              <w:left w:val="single" w:sz="8" w:space="0" w:color="000000"/>
-              <w:bottom w:val="single" w:sz="8" w:space="0" w:color="000000"/>
-              <w:right w:val="single" w:sz="8" w:space="0" w:color="000000"/>
-            </w:tcBorders>
-            <w:tcMar>
-              <w:top w:w="100" w:type="dxa"/>
-              <w:left w:w="100" w:type="dxa"/>
-              <w:bottom w:w="100" w:type="dxa"/>
-              <w:right w:w="100" w:type="dxa"/>
-            </w:tcMar>
-            <w:hideMark/>
-          </w:tcPr>
-          <w:p>
-            <w:pPr>
-              <w:spacing w:before="0" w:line="240" w:lineRule="auto"/>
-              <w:ind w:left="0"/>
-              <w:rPr>
-                <w:rFonts w:ascii="Times New Roman" w:eastAsia="Times New Roman" w:hAnsi="Times New Roman" w:cs="Times New Roman"/>
-                <w:sz w:val="24"/>
-                <w:szCs w:val="24"/>
-              </w:rPr>
-            </w:pPr>
-          </w:p>
-        </w:tc>
-      </w:tr>
-    </w:tbl>
-    <w:p>
-      <w:pPr>
-        <w:spacing w:before="0" w:line="240" w:lineRule="auto"/>
-        <w:ind w:left="0" w:hanging="357"/>
-        <w:jc w:val="center"/>
-        <w:rPr>
-          <w:rFonts w:ascii="Times New Roman" w:eastAsia="Times New Roman" w:hAnsi="Times New Roman" w:cs="Times New Roman"/>
-          <w:sz w:val="24"/>
-          <w:szCs w:val="24"/>
-        </w:rPr>
-      </w:pPr>
-      <w:r>
-        <w:rPr>
-          <w:rFonts w:eastAsia="Times New Roman"/>
-          <w:color w:val="000000"/>
-        </w:rPr>
-        <w:t>Tabla 2.0 Descripción de la entidad X</w:t>
-      </w:r>
+        <w:t>Modelo_Calidad</w:t>
+      </w:r>
+      <w:proofErr w:type="spellEnd"/>
     </w:p>
     <w:p>
       <w:pPr>
@@ -11798,6 +9786,7 @@
       <w:bookmarkStart w:id="9" w:name="_heading=h.i0kmubdk1zl1" w:colFirst="0" w:colLast="0"/>
       <w:bookmarkEnd w:id="9"/>
       <w:r>
+        <w:lastRenderedPageBreak/>
         <w:t>Diagrama E-R</w:t>
       </w:r>
     </w:p>
@@ -11843,7 +9832,6 @@
         <w:rPr>
           <w:highlight w:val="yellow"/>
         </w:rPr>
-        <w:lastRenderedPageBreak/>
         <w:t>(FOTO DEL DIAGRAMA)</w:t>
       </w:r>
     </w:p>
@@ -11988,6 +9976,7 @@
         <w:rPr>
           <w:b/>
         </w:rPr>
+        <w:lastRenderedPageBreak/>
         <w:t>Tuplas</w:t>
       </w:r>
       <w:r>
@@ -12067,7 +10056,15 @@
         <w:t>Primaria (PK)</w:t>
       </w:r>
       <w:r>
-        <w:t>: Si R tiene varias claves, todas son Claves Candidatas. La clave Primaria (Primary Key, PK) es la clave candidata elegida para identificar las tuplas de R.</w:t>
+        <w:t>: Si R tiene varias claves, todas son Claves Candidatas. La clave Primaria (</w:t>
+      </w:r>
+      <w:proofErr w:type="spellStart"/>
+      <w:r>
+        <w:t>Primary</w:t>
+      </w:r>
+      <w:proofErr w:type="spellEnd"/>
+      <w:r>
+        <w:t xml:space="preserve"> Key, PK) es la clave candidata elegida para identificar las tuplas de R.</w:t>
       </w:r>
     </w:p>
     <w:p>
@@ -12083,7 +10080,6 @@
         <w:rPr>
           <w:b/>
         </w:rPr>
-        <w:lastRenderedPageBreak/>
         <w:t>Foránea (FK)</w:t>
       </w:r>
       <w:r>
@@ -12182,8 +10178,13 @@
       <w:bookmarkStart w:id="12" w:name="_heading=h.c9trlfwvbkxy" w:colFirst="0" w:colLast="0"/>
       <w:bookmarkEnd w:id="12"/>
       <w:r>
-        <w:t>Mapeo de las Entidades fuertes y debiles</w:t>
-      </w:r>
+        <w:t xml:space="preserve">Mapeo de las Entidades fuertes y </w:t>
+      </w:r>
+      <w:proofErr w:type="spellStart"/>
+      <w:r>
+        <w:t>debiles</w:t>
+      </w:r>
+      <w:proofErr w:type="spellEnd"/>
     </w:p>
     <w:p>
       <w:pPr>
@@ -12217,6 +10218,7 @@
       <w:r>
         <w:t>Proyecto(</w:t>
       </w:r>
+      <w:proofErr w:type="spellStart"/>
       <w:r>
         <w:rPr>
           <w:b/>
@@ -12224,8 +10226,25 @@
         </w:rPr>
         <w:t>id_proyecto</w:t>
       </w:r>
-      <w:r>
-        <w:t>, nombre, descripción, estado, fecha_inicio, fecha_finalizacion)</w:t>
+      <w:proofErr w:type="spellEnd"/>
+      <w:r>
+        <w:t xml:space="preserve">, nombre, descripción, estado, </w:t>
+      </w:r>
+      <w:proofErr w:type="spellStart"/>
+      <w:r>
+        <w:t>fecha_inicio</w:t>
+      </w:r>
+      <w:proofErr w:type="spellEnd"/>
+      <w:r>
+        <w:t xml:space="preserve">, </w:t>
+      </w:r>
+      <w:proofErr w:type="spellStart"/>
+      <w:r>
+        <w:t>fecha_finalizacion</w:t>
+      </w:r>
+      <w:proofErr w:type="spellEnd"/>
+      <w:r>
+        <w:t>)</w:t>
       </w:r>
     </w:p>
     <w:p>
@@ -12237,6 +10256,7 @@
       <w:r>
         <w:t>Usuario(</w:t>
       </w:r>
+      <w:proofErr w:type="spellStart"/>
       <w:r>
         <w:rPr>
           <w:b/>
@@ -12244,6 +10264,7 @@
         </w:rPr>
         <w:t>id_usuario</w:t>
       </w:r>
+      <w:proofErr w:type="spellEnd"/>
       <w:r>
         <w:t>, nombre, correo)</w:t>
       </w:r>
@@ -12257,6 +10278,7 @@
       <w:r>
         <w:t>Riesgo(</w:t>
       </w:r>
+      <w:proofErr w:type="spellStart"/>
       <w:r>
         <w:rPr>
           <w:b/>
@@ -12264,8 +10286,33 @@
         </w:rPr>
         <w:t>id_riesgo</w:t>
       </w:r>
-      <w:r>
-        <w:t>, descripcion, factor_riesgo*, fecha_creacion)</w:t>
+      <w:proofErr w:type="spellEnd"/>
+      <w:r>
+        <w:t xml:space="preserve">, </w:t>
+      </w:r>
+      <w:proofErr w:type="spellStart"/>
+      <w:r>
+        <w:t>descripcion</w:t>
+      </w:r>
+      <w:proofErr w:type="spellEnd"/>
+      <w:r>
+        <w:t xml:space="preserve">, </w:t>
+      </w:r>
+      <w:proofErr w:type="spellStart"/>
+      <w:r>
+        <w:t>factor_riesgo</w:t>
+      </w:r>
+      <w:proofErr w:type="spellEnd"/>
+      <w:r>
+        <w:t xml:space="preserve">*, </w:t>
+      </w:r>
+      <w:proofErr w:type="spellStart"/>
+      <w:r>
+        <w:t>fecha_creacion</w:t>
+      </w:r>
+      <w:proofErr w:type="spellEnd"/>
+      <w:r>
+        <w:t>)</w:t>
       </w:r>
     </w:p>
     <w:p>
@@ -12274,9 +10321,15 @@
         <w:ind w:left="0"/>
         <w:jc w:val="both"/>
       </w:pPr>
-      <w:r>
-        <w:t>Categoria(</w:t>
-      </w:r>
+      <w:proofErr w:type="spellStart"/>
+      <w:r>
+        <w:t>Categoria</w:t>
+      </w:r>
+      <w:proofErr w:type="spellEnd"/>
+      <w:r>
+        <w:t>(</w:t>
+      </w:r>
+      <w:proofErr w:type="spellStart"/>
       <w:r>
         <w:rPr>
           <w:b/>
@@ -12284,8 +10337,17 @@
         </w:rPr>
         <w:t>id_categoria</w:t>
       </w:r>
-      <w:r>
-        <w:t>, nombre, descripcion)</w:t>
+      <w:proofErr w:type="spellEnd"/>
+      <w:r>
+        <w:t xml:space="preserve">, nombre, </w:t>
+      </w:r>
+      <w:proofErr w:type="spellStart"/>
+      <w:r>
+        <w:t>descripcion</w:t>
+      </w:r>
+      <w:proofErr w:type="spellEnd"/>
+      <w:r>
+        <w:t>)</w:t>
       </w:r>
     </w:p>
     <w:p>
@@ -12297,6 +10359,7 @@
       <w:r>
         <w:t>Incidencia(</w:t>
       </w:r>
+      <w:proofErr w:type="spellStart"/>
       <w:r>
         <w:rPr>
           <w:b/>
@@ -12304,8 +10367,25 @@
         </w:rPr>
         <w:t>id_incidencia</w:t>
       </w:r>
-      <w:r>
-        <w:t>, descripcion, fecha_ocurrencia)</w:t>
+      <w:proofErr w:type="spellEnd"/>
+      <w:r>
+        <w:t xml:space="preserve">, </w:t>
+      </w:r>
+      <w:proofErr w:type="spellStart"/>
+      <w:r>
+        <w:t>descripcion</w:t>
+      </w:r>
+      <w:proofErr w:type="spellEnd"/>
+      <w:r>
+        <w:t xml:space="preserve">, </w:t>
+      </w:r>
+      <w:proofErr w:type="spellStart"/>
+      <w:r>
+        <w:t>fecha_ocurrencia</w:t>
+      </w:r>
+      <w:proofErr w:type="spellEnd"/>
+      <w:r>
+        <w:t>)</w:t>
       </w:r>
     </w:p>
     <w:p>
@@ -12314,9 +10394,15 @@
         <w:ind w:left="0"/>
         <w:jc w:val="both"/>
       </w:pPr>
-      <w:r>
-        <w:t>Iteracion(</w:t>
-      </w:r>
+      <w:proofErr w:type="spellStart"/>
+      <w:r>
+        <w:t>Iteracion</w:t>
+      </w:r>
+      <w:proofErr w:type="spellEnd"/>
+      <w:r>
+        <w:t>(</w:t>
+      </w:r>
+      <w:proofErr w:type="spellStart"/>
       <w:r>
         <w:rPr>
           <w:b/>
@@ -12324,8 +10410,25 @@
         </w:rPr>
         <w:t>id_iteracion</w:t>
       </w:r>
-      <w:r>
-        <w:t>, fecha_inicio, fecha_fin)</w:t>
+      <w:proofErr w:type="spellEnd"/>
+      <w:r>
+        <w:t xml:space="preserve">, </w:t>
+      </w:r>
+      <w:proofErr w:type="spellStart"/>
+      <w:r>
+        <w:t>fecha_inicio</w:t>
+      </w:r>
+      <w:proofErr w:type="spellEnd"/>
+      <w:r>
+        <w:t xml:space="preserve">, </w:t>
+      </w:r>
+      <w:proofErr w:type="spellStart"/>
+      <w:r>
+        <w:t>fecha_fin</w:t>
+      </w:r>
+      <w:proofErr w:type="spellEnd"/>
+      <w:r>
+        <w:t>)</w:t>
       </w:r>
     </w:p>
     <w:p>
@@ -12334,9 +10437,15 @@
         <w:ind w:left="0"/>
         <w:jc w:val="both"/>
       </w:pPr>
-      <w:r>
-        <w:t>Evaluacion(</w:t>
-      </w:r>
+      <w:proofErr w:type="spellStart"/>
+      <w:r>
+        <w:t>Evaluacion</w:t>
+      </w:r>
+      <w:proofErr w:type="spellEnd"/>
+      <w:r>
+        <w:t>(</w:t>
+      </w:r>
+      <w:proofErr w:type="spellStart"/>
       <w:r>
         <w:rPr>
           <w:b/>
@@ -12344,8 +10453,25 @@
         </w:rPr>
         <w:t>id_evaluacion</w:t>
       </w:r>
-      <w:r>
-        <w:t>, impacto, probabilidad, descripcion, fecha_realizacion)</w:t>
+      <w:proofErr w:type="spellEnd"/>
+      <w:r>
+        <w:t xml:space="preserve">, impacto, probabilidad, </w:t>
+      </w:r>
+      <w:proofErr w:type="spellStart"/>
+      <w:r>
+        <w:t>descripcion</w:t>
+      </w:r>
+      <w:proofErr w:type="spellEnd"/>
+      <w:r>
+        <w:t xml:space="preserve">, </w:t>
+      </w:r>
+      <w:proofErr w:type="spellStart"/>
+      <w:r>
+        <w:t>fecha_realizacion</w:t>
+      </w:r>
+      <w:proofErr w:type="spellEnd"/>
+      <w:r>
+        <w:t>)</w:t>
       </w:r>
     </w:p>
     <w:p>
@@ -12357,6 +10483,7 @@
       <w:r>
         <w:t>Plan(</w:t>
       </w:r>
+      <w:proofErr w:type="spellStart"/>
       <w:r>
         <w:rPr>
           <w:b/>
@@ -12364,8 +10491,17 @@
         </w:rPr>
         <w:t>id_plan</w:t>
       </w:r>
-      <w:r>
-        <w:t>, descripcion, tipo)</w:t>
+      <w:proofErr w:type="spellEnd"/>
+      <w:r>
+        <w:t xml:space="preserve">, </w:t>
+      </w:r>
+      <w:proofErr w:type="spellStart"/>
+      <w:r>
+        <w:t>descripcion</w:t>
+      </w:r>
+      <w:proofErr w:type="spellEnd"/>
+      <w:r>
+        <w:t>, tipo)</w:t>
       </w:r>
     </w:p>
     <w:p>
@@ -12377,6 +10513,7 @@
       <w:r>
         <w:t>Tarea(</w:t>
       </w:r>
+      <w:proofErr w:type="spellStart"/>
       <w:r>
         <w:rPr>
           <w:b/>
@@ -12384,8 +10521,41 @@
         </w:rPr>
         <w:t>id_tarea</w:t>
       </w:r>
-      <w:r>
-        <w:t>, nombre, descripcion, estado, fecha_inicio, fecha_fin, fecha_fin_real*)</w:t>
+      <w:proofErr w:type="spellEnd"/>
+      <w:r>
+        <w:t xml:space="preserve">, nombre, </w:t>
+      </w:r>
+      <w:proofErr w:type="spellStart"/>
+      <w:r>
+        <w:t>descripcion</w:t>
+      </w:r>
+      <w:proofErr w:type="spellEnd"/>
+      <w:r>
+        <w:t xml:space="preserve">, estado, </w:t>
+      </w:r>
+      <w:proofErr w:type="spellStart"/>
+      <w:r>
+        <w:t>fecha_inicio</w:t>
+      </w:r>
+      <w:proofErr w:type="spellEnd"/>
+      <w:r>
+        <w:t xml:space="preserve">, </w:t>
+      </w:r>
+      <w:proofErr w:type="spellStart"/>
+      <w:r>
+        <w:t>fecha_fin</w:t>
+      </w:r>
+      <w:proofErr w:type="spellEnd"/>
+      <w:r>
+        <w:t xml:space="preserve">, </w:t>
+      </w:r>
+      <w:proofErr w:type="spellStart"/>
+      <w:r>
+        <w:t>fecha_fin_real</w:t>
+      </w:r>
+      <w:proofErr w:type="spellEnd"/>
+      <w:r>
+        <w:t>*)</w:t>
       </w:r>
     </w:p>
     <w:p>
@@ -12433,8 +10603,10 @@
         <w:jc w:val="both"/>
       </w:pPr>
       <w:r>
+        <w:lastRenderedPageBreak/>
         <w:t>Proyecto(</w:t>
       </w:r>
+      <w:proofErr w:type="spellStart"/>
       <w:r>
         <w:rPr>
           <w:b/>
@@ -12442,8 +10614,25 @@
         </w:rPr>
         <w:t>id_proyecto</w:t>
       </w:r>
-      <w:r>
-        <w:t>, nombre, descripción, estado, fecha_inicio, fecha_finalizacion)</w:t>
+      <w:proofErr w:type="spellEnd"/>
+      <w:r>
+        <w:t xml:space="preserve">, nombre, descripción, estado, </w:t>
+      </w:r>
+      <w:proofErr w:type="spellStart"/>
+      <w:r>
+        <w:t>fecha_inicio</w:t>
+      </w:r>
+      <w:proofErr w:type="spellEnd"/>
+      <w:r>
+        <w:t xml:space="preserve">, </w:t>
+      </w:r>
+      <w:proofErr w:type="spellStart"/>
+      <w:r>
+        <w:t>fecha_finalizacion</w:t>
+      </w:r>
+      <w:proofErr w:type="spellEnd"/>
+      <w:r>
+        <w:t>)</w:t>
       </w:r>
     </w:p>
     <w:p>
@@ -12455,6 +10644,7 @@
       <w:r>
         <w:t>Usuario(</w:t>
       </w:r>
+      <w:proofErr w:type="spellStart"/>
       <w:r>
         <w:rPr>
           <w:b/>
@@ -12462,6 +10652,7 @@
         </w:rPr>
         <w:t>id_usuario</w:t>
       </w:r>
+      <w:proofErr w:type="spellEnd"/>
       <w:r>
         <w:t>, nombre, correo)</w:t>
       </w:r>
@@ -12475,6 +10666,7 @@
       <w:r>
         <w:t>Riesgo(</w:t>
       </w:r>
+      <w:proofErr w:type="spellStart"/>
       <w:r>
         <w:rPr>
           <w:b/>
@@ -12482,8 +10674,33 @@
         </w:rPr>
         <w:t>id_riesgo</w:t>
       </w:r>
-      <w:r>
-        <w:t>, descripcion, factor_riesgo*, fecha_creacion)</w:t>
+      <w:proofErr w:type="spellEnd"/>
+      <w:r>
+        <w:t xml:space="preserve">, </w:t>
+      </w:r>
+      <w:proofErr w:type="spellStart"/>
+      <w:r>
+        <w:t>descripcion</w:t>
+      </w:r>
+      <w:proofErr w:type="spellEnd"/>
+      <w:r>
+        <w:t xml:space="preserve">, </w:t>
+      </w:r>
+      <w:proofErr w:type="spellStart"/>
+      <w:r>
+        <w:t>factor_riesgo</w:t>
+      </w:r>
+      <w:proofErr w:type="spellEnd"/>
+      <w:r>
+        <w:t xml:space="preserve">*, </w:t>
+      </w:r>
+      <w:proofErr w:type="spellStart"/>
+      <w:r>
+        <w:t>fecha_creacion</w:t>
+      </w:r>
+      <w:proofErr w:type="spellEnd"/>
+      <w:r>
+        <w:t>)</w:t>
       </w:r>
     </w:p>
     <w:p>
@@ -12492,9 +10709,15 @@
         <w:ind w:left="0"/>
         <w:jc w:val="both"/>
       </w:pPr>
-      <w:r>
-        <w:t>Categoria(</w:t>
-      </w:r>
+      <w:proofErr w:type="spellStart"/>
+      <w:r>
+        <w:t>Categoria</w:t>
+      </w:r>
+      <w:proofErr w:type="spellEnd"/>
+      <w:r>
+        <w:t>(</w:t>
+      </w:r>
+      <w:proofErr w:type="spellStart"/>
       <w:r>
         <w:rPr>
           <w:b/>
@@ -12502,8 +10725,17 @@
         </w:rPr>
         <w:t>id_categoria</w:t>
       </w:r>
-      <w:r>
-        <w:t>, nombre, descripcion)</w:t>
+      <w:proofErr w:type="spellEnd"/>
+      <w:r>
+        <w:t xml:space="preserve">, nombre, </w:t>
+      </w:r>
+      <w:proofErr w:type="spellStart"/>
+      <w:r>
+        <w:t>descripcion</w:t>
+      </w:r>
+      <w:proofErr w:type="spellEnd"/>
+      <w:r>
+        <w:t>)</w:t>
       </w:r>
     </w:p>
     <w:p>
@@ -12513,9 +10745,9 @@
         <w:jc w:val="both"/>
       </w:pPr>
       <w:r>
-        <w:lastRenderedPageBreak/>
         <w:t>Incidencia(</w:t>
       </w:r>
+      <w:proofErr w:type="spellStart"/>
       <w:r>
         <w:rPr>
           <w:b/>
@@ -12523,8 +10755,25 @@
         </w:rPr>
         <w:t>id_incidencia</w:t>
       </w:r>
-      <w:r>
-        <w:t>, descripcion, fecha_ocurrencia)</w:t>
+      <w:proofErr w:type="spellEnd"/>
+      <w:r>
+        <w:t xml:space="preserve">, </w:t>
+      </w:r>
+      <w:proofErr w:type="spellStart"/>
+      <w:r>
+        <w:t>descripcion</w:t>
+      </w:r>
+      <w:proofErr w:type="spellEnd"/>
+      <w:r>
+        <w:t xml:space="preserve">, </w:t>
+      </w:r>
+      <w:proofErr w:type="spellStart"/>
+      <w:r>
+        <w:t>fecha_ocurrencia</w:t>
+      </w:r>
+      <w:proofErr w:type="spellEnd"/>
+      <w:r>
+        <w:t>)</w:t>
       </w:r>
     </w:p>
     <w:p>
@@ -12533,9 +10782,15 @@
         <w:ind w:left="0"/>
         <w:jc w:val="both"/>
       </w:pPr>
-      <w:r>
-        <w:t>Iteracion(</w:t>
-      </w:r>
+      <w:proofErr w:type="spellStart"/>
+      <w:r>
+        <w:t>Iteracion</w:t>
+      </w:r>
+      <w:proofErr w:type="spellEnd"/>
+      <w:r>
+        <w:t>(</w:t>
+      </w:r>
+      <w:proofErr w:type="spellStart"/>
       <w:r>
         <w:rPr>
           <w:b/>
@@ -12543,8 +10798,25 @@
         </w:rPr>
         <w:t>id_iteracion</w:t>
       </w:r>
-      <w:r>
-        <w:t>, fecha_inicio, fecha_fin)</w:t>
+      <w:proofErr w:type="spellEnd"/>
+      <w:r>
+        <w:t xml:space="preserve">, </w:t>
+      </w:r>
+      <w:proofErr w:type="spellStart"/>
+      <w:r>
+        <w:t>fecha_inicio</w:t>
+      </w:r>
+      <w:proofErr w:type="spellEnd"/>
+      <w:r>
+        <w:t xml:space="preserve">, </w:t>
+      </w:r>
+      <w:proofErr w:type="spellStart"/>
+      <w:r>
+        <w:t>fecha_fin</w:t>
+      </w:r>
+      <w:proofErr w:type="spellEnd"/>
+      <w:r>
+        <w:t>)</w:t>
       </w:r>
     </w:p>
     <w:p>
@@ -12553,9 +10825,15 @@
         <w:ind w:left="0"/>
         <w:jc w:val="both"/>
       </w:pPr>
-      <w:r>
-        <w:t>Evaluacion(</w:t>
-      </w:r>
+      <w:proofErr w:type="spellStart"/>
+      <w:r>
+        <w:t>Evaluacion</w:t>
+      </w:r>
+      <w:proofErr w:type="spellEnd"/>
+      <w:r>
+        <w:t>(</w:t>
+      </w:r>
+      <w:proofErr w:type="spellStart"/>
       <w:r>
         <w:rPr>
           <w:b/>
@@ -12563,15 +10841,34 @@
         </w:rPr>
         <w:t>id_evaluacion</w:t>
       </w:r>
-      <w:r>
-        <w:t xml:space="preserve">, impacto, probabilidad, descripcion, fecha_realizacion, </w:t>
-      </w:r>
+      <w:proofErr w:type="spellEnd"/>
+      <w:r>
+        <w:t xml:space="preserve">, impacto, probabilidad, </w:t>
+      </w:r>
+      <w:proofErr w:type="spellStart"/>
+      <w:r>
+        <w:t>descripcion</w:t>
+      </w:r>
+      <w:proofErr w:type="spellEnd"/>
+      <w:r>
+        <w:t xml:space="preserve">, </w:t>
+      </w:r>
+      <w:proofErr w:type="spellStart"/>
+      <w:r>
+        <w:t>fecha_realizacion</w:t>
+      </w:r>
+      <w:proofErr w:type="spellEnd"/>
+      <w:r>
+        <w:t xml:space="preserve">, </w:t>
+      </w:r>
+      <w:proofErr w:type="spellStart"/>
       <w:r>
         <w:rPr>
           <w:i/>
         </w:rPr>
         <w:t>id_riesgo</w:t>
       </w:r>
+      <w:proofErr w:type="spellEnd"/>
       <w:r>
         <w:t>)</w:t>
       </w:r>
@@ -12585,6 +10882,7 @@
       <w:r>
         <w:t>Plan(</w:t>
       </w:r>
+      <w:proofErr w:type="spellStart"/>
       <w:r>
         <w:rPr>
           <w:b/>
@@ -12592,8 +10890,17 @@
         </w:rPr>
         <w:t>id_plan</w:t>
       </w:r>
-      <w:r>
-        <w:t>, descripcion, tipo)</w:t>
+      <w:proofErr w:type="spellEnd"/>
+      <w:r>
+        <w:t xml:space="preserve">, </w:t>
+      </w:r>
+      <w:proofErr w:type="spellStart"/>
+      <w:r>
+        <w:t>descripcion</w:t>
+      </w:r>
+      <w:proofErr w:type="spellEnd"/>
+      <w:r>
+        <w:t>, tipo)</w:t>
       </w:r>
     </w:p>
     <w:p>
@@ -12605,6 +10912,7 @@
       <w:r>
         <w:t>Tarea(</w:t>
       </w:r>
+      <w:proofErr w:type="spellStart"/>
       <w:r>
         <w:rPr>
           <w:b/>
@@ -12612,8 +10920,41 @@
         </w:rPr>
         <w:t>id_tarea</w:t>
       </w:r>
-      <w:r>
-        <w:t>, nombre, descripcion, estado, fecha_inicio, fecha_fin, fecha_fin_real*)</w:t>
+      <w:proofErr w:type="spellEnd"/>
+      <w:r>
+        <w:t xml:space="preserve">, nombre, </w:t>
+      </w:r>
+      <w:proofErr w:type="spellStart"/>
+      <w:r>
+        <w:t>descripcion</w:t>
+      </w:r>
+      <w:proofErr w:type="spellEnd"/>
+      <w:r>
+        <w:t xml:space="preserve">, estado, </w:t>
+      </w:r>
+      <w:proofErr w:type="spellStart"/>
+      <w:r>
+        <w:t>fecha_inicio</w:t>
+      </w:r>
+      <w:proofErr w:type="spellEnd"/>
+      <w:r>
+        <w:t xml:space="preserve">, </w:t>
+      </w:r>
+      <w:proofErr w:type="spellStart"/>
+      <w:r>
+        <w:t>fecha_fin</w:t>
+      </w:r>
+      <w:proofErr w:type="spellEnd"/>
+      <w:r>
+        <w:t xml:space="preserve">, </w:t>
+      </w:r>
+      <w:proofErr w:type="spellStart"/>
+      <w:r>
+        <w:t>fecha_fin_real</w:t>
+      </w:r>
+      <w:proofErr w:type="spellEnd"/>
+      <w:r>
+        <w:t>*)</w:t>
       </w:r>
     </w:p>
     <w:p>
@@ -12658,6 +10999,7 @@
       <w:r>
         <w:t>Proyecto(</w:t>
       </w:r>
+      <w:proofErr w:type="spellStart"/>
       <w:r>
         <w:rPr>
           <w:b/>
@@ -12665,8 +11007,25 @@
         </w:rPr>
         <w:t>id_proyecto</w:t>
       </w:r>
-      <w:r>
-        <w:t>, nombre, descripción, estado, fecha_inicio, fecha_finalizacion)</w:t>
+      <w:proofErr w:type="spellEnd"/>
+      <w:r>
+        <w:t xml:space="preserve">, nombre, descripción, estado, </w:t>
+      </w:r>
+      <w:proofErr w:type="spellStart"/>
+      <w:r>
+        <w:t>fecha_inicio</w:t>
+      </w:r>
+      <w:proofErr w:type="spellEnd"/>
+      <w:r>
+        <w:t xml:space="preserve">, </w:t>
+      </w:r>
+      <w:proofErr w:type="spellStart"/>
+      <w:r>
+        <w:t>fecha_finalizacion</w:t>
+      </w:r>
+      <w:proofErr w:type="spellEnd"/>
+      <w:r>
+        <w:t>)</w:t>
       </w:r>
     </w:p>
     <w:p>
@@ -12678,6 +11037,7 @@
       <w:r>
         <w:t>Usuario(</w:t>
       </w:r>
+      <w:proofErr w:type="spellStart"/>
       <w:r>
         <w:rPr>
           <w:b/>
@@ -12685,6 +11045,7 @@
         </w:rPr>
         <w:t>id_usuario</w:t>
       </w:r>
+      <w:proofErr w:type="spellEnd"/>
       <w:r>
         <w:t>, nombre, correo)</w:t>
       </w:r>
@@ -12698,6 +11059,7 @@
       <w:r>
         <w:t>Riesgo(</w:t>
       </w:r>
+      <w:proofErr w:type="spellStart"/>
       <w:r>
         <w:rPr>
           <w:b/>
@@ -12705,15 +11067,42 @@
         </w:rPr>
         <w:t>id_riesgo</w:t>
       </w:r>
-      <w:r>
-        <w:t xml:space="preserve">, descripcion, factor_riesgo*, fecha_creacion, </w:t>
-      </w:r>
+      <w:proofErr w:type="spellEnd"/>
+      <w:r>
+        <w:t xml:space="preserve">, </w:t>
+      </w:r>
+      <w:proofErr w:type="spellStart"/>
+      <w:r>
+        <w:t>descripcion</w:t>
+      </w:r>
+      <w:proofErr w:type="spellEnd"/>
+      <w:r>
+        <w:t xml:space="preserve">, </w:t>
+      </w:r>
+      <w:proofErr w:type="spellStart"/>
+      <w:r>
+        <w:t>factor_riesgo</w:t>
+      </w:r>
+      <w:proofErr w:type="spellEnd"/>
+      <w:r>
+        <w:t xml:space="preserve">*, </w:t>
+      </w:r>
+      <w:proofErr w:type="spellStart"/>
+      <w:r>
+        <w:t>fecha_creacion</w:t>
+      </w:r>
+      <w:proofErr w:type="spellEnd"/>
+      <w:r>
+        <w:t xml:space="preserve">, </w:t>
+      </w:r>
+      <w:proofErr w:type="spellStart"/>
       <w:r>
         <w:rPr>
           <w:i/>
         </w:rPr>
         <w:t>id_categoria</w:t>
       </w:r>
+      <w:proofErr w:type="spellEnd"/>
       <w:r>
         <w:t>)</w:t>
       </w:r>
@@ -12724,9 +11113,15 @@
         <w:ind w:left="0"/>
         <w:jc w:val="both"/>
       </w:pPr>
-      <w:r>
-        <w:t>Categoria(</w:t>
-      </w:r>
+      <w:proofErr w:type="spellStart"/>
+      <w:r>
+        <w:t>Categoria</w:t>
+      </w:r>
+      <w:proofErr w:type="spellEnd"/>
+      <w:r>
+        <w:t>(</w:t>
+      </w:r>
+      <w:proofErr w:type="spellStart"/>
       <w:r>
         <w:rPr>
           <w:b/>
@@ -12734,8 +11129,17 @@
         </w:rPr>
         <w:t>id_categoria</w:t>
       </w:r>
-      <w:r>
-        <w:t>, nombre, descripcion)</w:t>
+      <w:proofErr w:type="spellEnd"/>
+      <w:r>
+        <w:t xml:space="preserve">, nombre, </w:t>
+      </w:r>
+      <w:proofErr w:type="spellStart"/>
+      <w:r>
+        <w:t>descripcion</w:t>
+      </w:r>
+      <w:proofErr w:type="spellEnd"/>
+      <w:r>
+        <w:t>)</w:t>
       </w:r>
     </w:p>
     <w:p>
@@ -12747,6 +11151,7 @@
       <w:r>
         <w:t>Incidencia(</w:t>
       </w:r>
+      <w:proofErr w:type="spellStart"/>
       <w:r>
         <w:rPr>
           <w:b/>
@@ -12754,15 +11159,48 @@
         </w:rPr>
         <w:t>id_incidencia</w:t>
       </w:r>
-      <w:r>
-        <w:t xml:space="preserve">, descripcion, fecha_ocurrencia, </w:t>
-      </w:r>
+      <w:proofErr w:type="spellEnd"/>
+      <w:r>
+        <w:t xml:space="preserve">, </w:t>
+      </w:r>
+      <w:proofErr w:type="spellStart"/>
+      <w:r>
+        <w:t>descripcion</w:t>
+      </w:r>
+      <w:proofErr w:type="spellEnd"/>
+      <w:r>
+        <w:t xml:space="preserve">, </w:t>
+      </w:r>
+      <w:proofErr w:type="spellStart"/>
+      <w:r>
+        <w:t>fecha_ocurrencia</w:t>
+      </w:r>
+      <w:proofErr w:type="spellEnd"/>
+      <w:r>
+        <w:t xml:space="preserve">, </w:t>
+      </w:r>
+      <w:proofErr w:type="spellStart"/>
       <w:r>
         <w:rPr>
           <w:i/>
         </w:rPr>
-        <w:t>id_riesgo, id_usuario</w:t>
-      </w:r>
+        <w:t>id_riesgo</w:t>
+      </w:r>
+      <w:proofErr w:type="spellEnd"/>
+      <w:r>
+        <w:rPr>
+          <w:i/>
+        </w:rPr>
+        <w:t xml:space="preserve">, </w:t>
+      </w:r>
+      <w:proofErr w:type="spellStart"/>
+      <w:r>
+        <w:rPr>
+          <w:i/>
+        </w:rPr>
+        <w:t>id_usuario</w:t>
+      </w:r>
+      <w:proofErr w:type="spellEnd"/>
       <w:r>
         <w:t>)</w:t>
       </w:r>
@@ -12773,9 +11211,15 @@
         <w:ind w:left="0"/>
         <w:jc w:val="both"/>
       </w:pPr>
-      <w:r>
-        <w:t>Iteracion(</w:t>
-      </w:r>
+      <w:proofErr w:type="spellStart"/>
+      <w:r>
+        <w:t>Iteracion</w:t>
+      </w:r>
+      <w:proofErr w:type="spellEnd"/>
+      <w:r>
+        <w:t>(</w:t>
+      </w:r>
+      <w:proofErr w:type="spellStart"/>
       <w:r>
         <w:rPr>
           <w:b/>
@@ -12783,15 +11227,34 @@
         </w:rPr>
         <w:t>id_iteracion</w:t>
       </w:r>
-      <w:r>
-        <w:t xml:space="preserve">, fecha_inicio, fecha_fin, </w:t>
-      </w:r>
+      <w:proofErr w:type="spellEnd"/>
+      <w:r>
+        <w:t xml:space="preserve">, </w:t>
+      </w:r>
+      <w:proofErr w:type="spellStart"/>
+      <w:r>
+        <w:t>fecha_inicio</w:t>
+      </w:r>
+      <w:proofErr w:type="spellEnd"/>
+      <w:r>
+        <w:t xml:space="preserve">, </w:t>
+      </w:r>
+      <w:proofErr w:type="spellStart"/>
+      <w:r>
+        <w:t>fecha_fin</w:t>
+      </w:r>
+      <w:proofErr w:type="spellEnd"/>
+      <w:r>
+        <w:t xml:space="preserve">, </w:t>
+      </w:r>
+      <w:proofErr w:type="spellStart"/>
       <w:r>
         <w:rPr>
           <w:i/>
         </w:rPr>
         <w:t>id_proyecto</w:t>
       </w:r>
+      <w:proofErr w:type="spellEnd"/>
       <w:r>
         <w:t>)</w:t>
       </w:r>
@@ -12802,9 +11265,15 @@
         <w:ind w:left="0"/>
         <w:jc w:val="both"/>
       </w:pPr>
-      <w:r>
-        <w:t>Evaluacion(</w:t>
-      </w:r>
+      <w:proofErr w:type="spellStart"/>
+      <w:r>
+        <w:t>Evaluacion</w:t>
+      </w:r>
+      <w:proofErr w:type="spellEnd"/>
+      <w:r>
+        <w:t>(</w:t>
+      </w:r>
+      <w:proofErr w:type="spellStart"/>
       <w:r>
         <w:rPr>
           <w:b/>
@@ -12812,15 +11281,48 @@
         </w:rPr>
         <w:t>id_evaluacion</w:t>
       </w:r>
-      <w:r>
-        <w:t xml:space="preserve">, impacto, probabilidad, descripcion, fecha_realizacion, </w:t>
-      </w:r>
+      <w:proofErr w:type="spellEnd"/>
+      <w:r>
+        <w:t xml:space="preserve">, impacto, probabilidad, </w:t>
+      </w:r>
+      <w:proofErr w:type="spellStart"/>
+      <w:r>
+        <w:t>descripcion</w:t>
+      </w:r>
+      <w:proofErr w:type="spellEnd"/>
+      <w:r>
+        <w:t xml:space="preserve">, </w:t>
+      </w:r>
+      <w:proofErr w:type="spellStart"/>
+      <w:r>
+        <w:t>fecha_realizacion</w:t>
+      </w:r>
+      <w:proofErr w:type="spellEnd"/>
+      <w:r>
+        <w:t xml:space="preserve">, </w:t>
+      </w:r>
+      <w:proofErr w:type="spellStart"/>
       <w:r>
         <w:rPr>
           <w:i/>
         </w:rPr>
-        <w:t>id_riesgo, id_usuario</w:t>
-      </w:r>
+        <w:t>id_riesgo</w:t>
+      </w:r>
+      <w:proofErr w:type="spellEnd"/>
+      <w:r>
+        <w:rPr>
+          <w:i/>
+        </w:rPr>
+        <w:t xml:space="preserve">, </w:t>
+      </w:r>
+      <w:proofErr w:type="spellStart"/>
+      <w:r>
+        <w:rPr>
+          <w:i/>
+        </w:rPr>
+        <w:t>id_usuario</w:t>
+      </w:r>
+      <w:proofErr w:type="spellEnd"/>
       <w:r>
         <w:t>)</w:t>
       </w:r>
@@ -12834,6 +11336,7 @@
       <w:r>
         <w:t>Plan(</w:t>
       </w:r>
+      <w:proofErr w:type="spellStart"/>
       <w:r>
         <w:rPr>
           <w:b/>
@@ -12841,15 +11344,26 @@
         </w:rPr>
         <w:t>id_plan</w:t>
       </w:r>
-      <w:r>
-        <w:t xml:space="preserve">, descripcion, tipo, </w:t>
-      </w:r>
+      <w:proofErr w:type="spellEnd"/>
+      <w:r>
+        <w:t xml:space="preserve">, </w:t>
+      </w:r>
+      <w:proofErr w:type="spellStart"/>
+      <w:r>
+        <w:t>descripcion</w:t>
+      </w:r>
+      <w:proofErr w:type="spellEnd"/>
+      <w:r>
+        <w:t xml:space="preserve">, tipo, </w:t>
+      </w:r>
+      <w:proofErr w:type="spellStart"/>
       <w:r>
         <w:rPr>
           <w:i/>
         </w:rPr>
         <w:t>id_riesgo</w:t>
       </w:r>
+      <w:proofErr w:type="spellEnd"/>
       <w:r>
         <w:t>)</w:t>
       </w:r>
@@ -12863,6 +11377,7 @@
       <w:r>
         <w:t>Tarea(</w:t>
       </w:r>
+      <w:proofErr w:type="spellStart"/>
       <w:r>
         <w:rPr>
           <w:b/>
@@ -12870,15 +11385,56 @@
         </w:rPr>
         <w:t>id_tarea</w:t>
       </w:r>
-      <w:r>
-        <w:t>, nombre, descripcion, estado, fecha_inicio, fecha_fin, fecha_fin_real*,</w:t>
+      <w:proofErr w:type="spellEnd"/>
+      <w:r>
+        <w:t xml:space="preserve">, nombre, </w:t>
+      </w:r>
+      <w:proofErr w:type="spellStart"/>
+      <w:r>
+        <w:t>descripcion</w:t>
+      </w:r>
+      <w:proofErr w:type="spellEnd"/>
+      <w:r>
+        <w:t xml:space="preserve">, estado, </w:t>
+      </w:r>
+      <w:proofErr w:type="spellStart"/>
+      <w:r>
+        <w:t>fecha_inicio</w:t>
+      </w:r>
+      <w:proofErr w:type="spellEnd"/>
+      <w:r>
+        <w:t xml:space="preserve">, </w:t>
+      </w:r>
+      <w:proofErr w:type="spellStart"/>
+      <w:r>
+        <w:t>fecha_fin</w:t>
+      </w:r>
+      <w:proofErr w:type="spellEnd"/>
+      <w:r>
+        <w:t xml:space="preserve">, </w:t>
+      </w:r>
+      <w:proofErr w:type="spellStart"/>
+      <w:r>
+        <w:t>fecha_fin_real</w:t>
+      </w:r>
+      <w:proofErr w:type="spellEnd"/>
+      <w:r>
+        <w:t>*,</w:t>
       </w:r>
       <w:r>
         <w:rPr>
           <w:i/>
         </w:rPr>
-        <w:t xml:space="preserve"> id_plan</w:t>
-      </w:r>
+        <w:t xml:space="preserve"> </w:t>
+      </w:r>
+      <w:proofErr w:type="spellStart"/>
+      <w:r>
+        <w:rPr>
+          <w:i/>
+        </w:rPr>
+        <w:t>id_plan</w:t>
+      </w:r>
+      <w:proofErr w:type="spellEnd"/>
       <w:r>
         <w:t>)</w:t>
       </w:r>
@@ -12889,24 +11445,41 @@
         <w:ind w:left="0"/>
         <w:jc w:val="both"/>
       </w:pPr>
-      <w:r>
-        <w:t>Iteracion_Evaluacion(</w:t>
-      </w:r>
+      <w:proofErr w:type="spellStart"/>
+      <w:r>
+        <w:t>Iteracion_Evaluacion</w:t>
+      </w:r>
+      <w:proofErr w:type="spellEnd"/>
+      <w:r>
+        <w:t>(</w:t>
+      </w:r>
+      <w:proofErr w:type="spellStart"/>
       <w:r>
         <w:rPr>
           <w:b/>
           <w:i/>
           <w:u w:val="single"/>
         </w:rPr>
-        <w:t xml:space="preserve">id_iteracion, </w:t>
-      </w:r>
-      <w:r>
-        <w:rPr>
+        <w:t>id_iteracion</w:t>
+      </w:r>
+      <w:proofErr w:type="spellEnd"/>
+      <w:r>
+        <w:rPr>
+          <w:b/>
           <w:i/>
           <w:u w:val="single"/>
         </w:rPr>
+        <w:t xml:space="preserve">, </w:t>
+      </w:r>
+      <w:proofErr w:type="spellStart"/>
+      <w:r>
+        <w:rPr>
+          <w:i/>
+          <w:u w:val="single"/>
+        </w:rPr>
         <w:t>id_evaluacion</w:t>
       </w:r>
+      <w:proofErr w:type="spellEnd"/>
       <w:r>
         <w:t>)</w:t>
       </w:r>
@@ -12917,9 +11490,15 @@
         <w:ind w:left="0"/>
         <w:jc w:val="both"/>
       </w:pPr>
-      <w:r>
-        <w:t>Proyecto_Riesgo(</w:t>
-      </w:r>
+      <w:proofErr w:type="spellStart"/>
+      <w:r>
+        <w:t>Proyecto_Riesgo</w:t>
+      </w:r>
+      <w:proofErr w:type="spellEnd"/>
+      <w:r>
+        <w:t>(</w:t>
+      </w:r>
+      <w:proofErr w:type="spellStart"/>
       <w:r>
         <w:rPr>
           <w:b/>
@@ -12928,12 +11507,21 @@
         </w:rPr>
         <w:t>id_proyecto</w:t>
       </w:r>
+      <w:proofErr w:type="spellEnd"/>
       <w:r>
         <w:rPr>
           <w:i/>
         </w:rPr>
-        <w:t>, id_riesgo</w:t>
-      </w:r>
+        <w:t xml:space="preserve">, </w:t>
+      </w:r>
+      <w:proofErr w:type="spellStart"/>
+      <w:r>
+        <w:rPr>
+          <w:i/>
+        </w:rPr>
+        <w:t>id_riesgo</w:t>
+      </w:r>
+      <w:proofErr w:type="spellEnd"/>
       <w:r>
         <w:t>)</w:t>
       </w:r>
@@ -12944,9 +11532,15 @@
         <w:ind w:left="0"/>
         <w:jc w:val="both"/>
       </w:pPr>
-      <w:r>
-        <w:t>Iteracion_Plan(</w:t>
-      </w:r>
+      <w:proofErr w:type="spellStart"/>
+      <w:r>
+        <w:t>Iteracion_Plan</w:t>
+      </w:r>
+      <w:proofErr w:type="spellEnd"/>
+      <w:r>
+        <w:t>(</w:t>
+      </w:r>
+      <w:proofErr w:type="spellStart"/>
       <w:r>
         <w:rPr>
           <w:b/>
@@ -12955,15 +11549,18 @@
         </w:rPr>
         <w:t>id_iteracion</w:t>
       </w:r>
+      <w:proofErr w:type="spellEnd"/>
       <w:r>
         <w:t xml:space="preserve">, </w:t>
       </w:r>
+      <w:proofErr w:type="spellStart"/>
       <w:r>
         <w:rPr>
           <w:i/>
         </w:rPr>
         <w:t>id_plan</w:t>
       </w:r>
+      <w:proofErr w:type="spellEnd"/>
       <w:r>
         <w:t>)</w:t>
       </w:r>
@@ -13008,8 +11605,10 @@
         <w:jc w:val="both"/>
       </w:pPr>
       <w:r>
+        <w:lastRenderedPageBreak/>
         <w:t>Proyecto(</w:t>
       </w:r>
+      <w:proofErr w:type="spellStart"/>
       <w:r>
         <w:rPr>
           <w:b/>
@@ -13017,8 +11616,25 @@
         </w:rPr>
         <w:t>id_proyecto</w:t>
       </w:r>
-      <w:r>
-        <w:t>, nombre, descripción, estado, fecha_inicio, fecha_finalizacion)</w:t>
+      <w:proofErr w:type="spellEnd"/>
+      <w:r>
+        <w:t xml:space="preserve">, nombre, descripción, estado, </w:t>
+      </w:r>
+      <w:proofErr w:type="spellStart"/>
+      <w:r>
+        <w:t>fecha_inicio</w:t>
+      </w:r>
+      <w:proofErr w:type="spellEnd"/>
+      <w:r>
+        <w:t xml:space="preserve">, </w:t>
+      </w:r>
+      <w:proofErr w:type="spellStart"/>
+      <w:r>
+        <w:t>fecha_finalizacion</w:t>
+      </w:r>
+      <w:proofErr w:type="spellEnd"/>
+      <w:r>
+        <w:t>)</w:t>
       </w:r>
     </w:p>
     <w:p>
@@ -13030,6 +11646,7 @@
       <w:r>
         <w:t>Usuario(</w:t>
       </w:r>
+      <w:proofErr w:type="spellStart"/>
       <w:r>
         <w:rPr>
           <w:b/>
@@ -13037,6 +11654,7 @@
         </w:rPr>
         <w:t>id_usuario</w:t>
       </w:r>
+      <w:proofErr w:type="spellEnd"/>
       <w:r>
         <w:t>, nombre, correo)</w:t>
       </w:r>
@@ -13050,6 +11668,7 @@
       <w:r>
         <w:t>Riesgo(</w:t>
       </w:r>
+      <w:proofErr w:type="spellStart"/>
       <w:r>
         <w:rPr>
           <w:b/>
@@ -13057,15 +11676,42 @@
         </w:rPr>
         <w:t>id_riesgo</w:t>
       </w:r>
-      <w:r>
-        <w:t xml:space="preserve">, descripcion, factor_riesgo*, fecha_creacion, </w:t>
-      </w:r>
+      <w:proofErr w:type="spellEnd"/>
+      <w:r>
+        <w:t xml:space="preserve">, </w:t>
+      </w:r>
+      <w:proofErr w:type="spellStart"/>
+      <w:r>
+        <w:t>descripcion</w:t>
+      </w:r>
+      <w:proofErr w:type="spellEnd"/>
+      <w:r>
+        <w:t xml:space="preserve">, </w:t>
+      </w:r>
+      <w:proofErr w:type="spellStart"/>
+      <w:r>
+        <w:t>factor_riesgo</w:t>
+      </w:r>
+      <w:proofErr w:type="spellEnd"/>
+      <w:r>
+        <w:t xml:space="preserve">*, </w:t>
+      </w:r>
+      <w:proofErr w:type="spellStart"/>
+      <w:r>
+        <w:t>fecha_creacion</w:t>
+      </w:r>
+      <w:proofErr w:type="spellEnd"/>
+      <w:r>
+        <w:t xml:space="preserve">, </w:t>
+      </w:r>
+      <w:proofErr w:type="spellStart"/>
       <w:r>
         <w:rPr>
           <w:i/>
         </w:rPr>
         <w:t>id_categoria</w:t>
       </w:r>
+      <w:proofErr w:type="spellEnd"/>
       <w:r>
         <w:t>)</w:t>
       </w:r>
@@ -13076,9 +11722,15 @@
         <w:ind w:left="0"/>
         <w:jc w:val="both"/>
       </w:pPr>
-      <w:r>
-        <w:t>Categoria(</w:t>
-      </w:r>
+      <w:proofErr w:type="spellStart"/>
+      <w:r>
+        <w:t>Categoria</w:t>
+      </w:r>
+      <w:proofErr w:type="spellEnd"/>
+      <w:r>
+        <w:t>(</w:t>
+      </w:r>
+      <w:proofErr w:type="spellStart"/>
       <w:r>
         <w:rPr>
           <w:b/>
@@ -13086,8 +11738,17 @@
         </w:rPr>
         <w:t>id_categoria</w:t>
       </w:r>
-      <w:r>
-        <w:t>, nombre, descripcion)</w:t>
+      <w:proofErr w:type="spellEnd"/>
+      <w:r>
+        <w:t xml:space="preserve">, nombre, </w:t>
+      </w:r>
+      <w:proofErr w:type="spellStart"/>
+      <w:r>
+        <w:t>descripcion</w:t>
+      </w:r>
+      <w:proofErr w:type="spellEnd"/>
+      <w:r>
+        <w:t>)</w:t>
       </w:r>
     </w:p>
     <w:p>
@@ -13097,9 +11758,9 @@
         <w:jc w:val="both"/>
       </w:pPr>
       <w:r>
-        <w:lastRenderedPageBreak/>
         <w:t>Incidencia(</w:t>
       </w:r>
+      <w:proofErr w:type="spellStart"/>
       <w:r>
         <w:rPr>
           <w:b/>
@@ -13107,15 +11768,48 @@
         </w:rPr>
         <w:t>id_incidencia</w:t>
       </w:r>
-      <w:r>
-        <w:t xml:space="preserve">, descripcion, fecha_ocurrencia, </w:t>
-      </w:r>
+      <w:proofErr w:type="spellEnd"/>
+      <w:r>
+        <w:t xml:space="preserve">, </w:t>
+      </w:r>
+      <w:proofErr w:type="spellStart"/>
+      <w:r>
+        <w:t>descripcion</w:t>
+      </w:r>
+      <w:proofErr w:type="spellEnd"/>
+      <w:r>
+        <w:t xml:space="preserve">, </w:t>
+      </w:r>
+      <w:proofErr w:type="spellStart"/>
+      <w:r>
+        <w:t>fecha_ocurrencia</w:t>
+      </w:r>
+      <w:proofErr w:type="spellEnd"/>
+      <w:r>
+        <w:t xml:space="preserve">, </w:t>
+      </w:r>
+      <w:proofErr w:type="spellStart"/>
       <w:r>
         <w:rPr>
           <w:i/>
         </w:rPr>
-        <w:t>id_riesgo, id_usuario</w:t>
-      </w:r>
+        <w:t>id_riesgo</w:t>
+      </w:r>
+      <w:proofErr w:type="spellEnd"/>
+      <w:r>
+        <w:rPr>
+          <w:i/>
+        </w:rPr>
+        <w:t xml:space="preserve">, </w:t>
+      </w:r>
+      <w:proofErr w:type="spellStart"/>
+      <w:r>
+        <w:rPr>
+          <w:i/>
+        </w:rPr>
+        <w:t>id_usuario</w:t>
+      </w:r>
+      <w:proofErr w:type="spellEnd"/>
       <w:r>
         <w:t>)</w:t>
       </w:r>
@@ -13126,9 +11820,15 @@
         <w:ind w:left="0"/>
         <w:jc w:val="both"/>
       </w:pPr>
-      <w:r>
-        <w:t>Iteracion(</w:t>
-      </w:r>
+      <w:proofErr w:type="spellStart"/>
+      <w:r>
+        <w:t>Iteracion</w:t>
+      </w:r>
+      <w:proofErr w:type="spellEnd"/>
+      <w:r>
+        <w:t>(</w:t>
+      </w:r>
+      <w:proofErr w:type="spellStart"/>
       <w:r>
         <w:rPr>
           <w:b/>
@@ -13136,15 +11836,34 @@
         </w:rPr>
         <w:t>id_iteracion</w:t>
       </w:r>
-      <w:r>
-        <w:t xml:space="preserve">, fecha_inicio, fecha_fin, </w:t>
-      </w:r>
+      <w:proofErr w:type="spellEnd"/>
+      <w:r>
+        <w:t xml:space="preserve">, </w:t>
+      </w:r>
+      <w:proofErr w:type="spellStart"/>
+      <w:r>
+        <w:t>fecha_inicio</w:t>
+      </w:r>
+      <w:proofErr w:type="spellEnd"/>
+      <w:r>
+        <w:t xml:space="preserve">, </w:t>
+      </w:r>
+      <w:proofErr w:type="spellStart"/>
+      <w:r>
+        <w:t>fecha_fin</w:t>
+      </w:r>
+      <w:proofErr w:type="spellEnd"/>
+      <w:r>
+        <w:t xml:space="preserve">, </w:t>
+      </w:r>
+      <w:proofErr w:type="spellStart"/>
       <w:r>
         <w:rPr>
           <w:i/>
         </w:rPr>
         <w:t>id_proyecto</w:t>
       </w:r>
+      <w:proofErr w:type="spellEnd"/>
       <w:r>
         <w:t>)</w:t>
       </w:r>
@@ -13155,9 +11874,15 @@
         <w:ind w:left="0"/>
         <w:jc w:val="both"/>
       </w:pPr>
-      <w:r>
-        <w:t>Evaluacion(</w:t>
-      </w:r>
+      <w:proofErr w:type="spellStart"/>
+      <w:r>
+        <w:t>Evaluacion</w:t>
+      </w:r>
+      <w:proofErr w:type="spellEnd"/>
+      <w:r>
+        <w:t>(</w:t>
+      </w:r>
+      <w:proofErr w:type="spellStart"/>
       <w:r>
         <w:rPr>
           <w:b/>
@@ -13165,15 +11890,48 @@
         </w:rPr>
         <w:t>id_evaluacion</w:t>
       </w:r>
-      <w:r>
-        <w:t xml:space="preserve">, impacto, probabilidad, descripcion, fecha_realizacion, </w:t>
-      </w:r>
+      <w:proofErr w:type="spellEnd"/>
+      <w:r>
+        <w:t xml:space="preserve">, impacto, probabilidad, </w:t>
+      </w:r>
+      <w:proofErr w:type="spellStart"/>
+      <w:r>
+        <w:t>descripcion</w:t>
+      </w:r>
+      <w:proofErr w:type="spellEnd"/>
+      <w:r>
+        <w:t xml:space="preserve">, </w:t>
+      </w:r>
+      <w:proofErr w:type="spellStart"/>
+      <w:r>
+        <w:t>fecha_realizacion</w:t>
+      </w:r>
+      <w:proofErr w:type="spellEnd"/>
+      <w:r>
+        <w:t xml:space="preserve">, </w:t>
+      </w:r>
+      <w:proofErr w:type="spellStart"/>
       <w:r>
         <w:rPr>
           <w:i/>
         </w:rPr>
-        <w:t>id_riesgo, id_usuario</w:t>
-      </w:r>
+        <w:t>id_riesgo</w:t>
+      </w:r>
+      <w:proofErr w:type="spellEnd"/>
+      <w:r>
+        <w:rPr>
+          <w:i/>
+        </w:rPr>
+        <w:t xml:space="preserve">, </w:t>
+      </w:r>
+      <w:proofErr w:type="spellStart"/>
+      <w:r>
+        <w:rPr>
+          <w:i/>
+        </w:rPr>
+        <w:t>id_usuario</w:t>
+      </w:r>
+      <w:proofErr w:type="spellEnd"/>
       <w:r>
         <w:t>)</w:t>
       </w:r>
@@ -13187,6 +11945,7 @@
       <w:r>
         <w:t>Plan(</w:t>
       </w:r>
+      <w:proofErr w:type="spellStart"/>
       <w:r>
         <w:rPr>
           <w:b/>
@@ -13194,15 +11953,26 @@
         </w:rPr>
         <w:t>id_plan</w:t>
       </w:r>
-      <w:r>
-        <w:t xml:space="preserve">, descripcion, tipo, </w:t>
-      </w:r>
+      <w:proofErr w:type="spellEnd"/>
+      <w:r>
+        <w:t xml:space="preserve">, </w:t>
+      </w:r>
+      <w:proofErr w:type="spellStart"/>
+      <w:r>
+        <w:t>descripcion</w:t>
+      </w:r>
+      <w:proofErr w:type="spellEnd"/>
+      <w:r>
+        <w:t xml:space="preserve">, tipo, </w:t>
+      </w:r>
+      <w:proofErr w:type="spellStart"/>
       <w:r>
         <w:rPr>
           <w:i/>
         </w:rPr>
         <w:t>id_riesgo</w:t>
       </w:r>
+      <w:proofErr w:type="spellEnd"/>
       <w:r>
         <w:t>)</w:t>
       </w:r>
@@ -13216,6 +11986,7 @@
       <w:r>
         <w:t>Tarea(</w:t>
       </w:r>
+      <w:proofErr w:type="spellStart"/>
       <w:r>
         <w:rPr>
           <w:b/>
@@ -13223,15 +11994,56 @@
         </w:rPr>
         <w:t>id_tarea</w:t>
       </w:r>
-      <w:r>
-        <w:t>, nombre, descripcion, estado, fecha_inicio, fecha_fin, fecha_fin_real*,</w:t>
+      <w:proofErr w:type="spellEnd"/>
+      <w:r>
+        <w:t xml:space="preserve">, nombre, </w:t>
+      </w:r>
+      <w:proofErr w:type="spellStart"/>
+      <w:r>
+        <w:t>descripcion</w:t>
+      </w:r>
+      <w:proofErr w:type="spellEnd"/>
+      <w:r>
+        <w:t xml:space="preserve">, estado, </w:t>
+      </w:r>
+      <w:proofErr w:type="spellStart"/>
+      <w:r>
+        <w:t>fecha_inicio</w:t>
+      </w:r>
+      <w:proofErr w:type="spellEnd"/>
+      <w:r>
+        <w:t xml:space="preserve">, </w:t>
+      </w:r>
+      <w:proofErr w:type="spellStart"/>
+      <w:r>
+        <w:t>fecha_fin</w:t>
+      </w:r>
+      <w:proofErr w:type="spellEnd"/>
+      <w:r>
+        <w:t xml:space="preserve">, </w:t>
+      </w:r>
+      <w:proofErr w:type="spellStart"/>
+      <w:r>
+        <w:t>fecha_fin_real</w:t>
+      </w:r>
+      <w:proofErr w:type="spellEnd"/>
+      <w:r>
+        <w:t>*,</w:t>
       </w:r>
       <w:r>
         <w:rPr>
           <w:i/>
         </w:rPr>
-        <w:t xml:space="preserve"> id_plan</w:t>
-      </w:r>
+        <w:t xml:space="preserve"> </w:t>
+      </w:r>
+      <w:proofErr w:type="spellStart"/>
+      <w:r>
+        <w:rPr>
+          <w:i/>
+        </w:rPr>
+        <w:t>id_plan</w:t>
+      </w:r>
+      <w:proofErr w:type="spellEnd"/>
       <w:r>
         <w:t>)</w:t>
       </w:r>
@@ -13242,24 +12054,48 @@
         <w:ind w:left="0"/>
         <w:jc w:val="both"/>
       </w:pPr>
-      <w:r>
-        <w:t>Iteracion_Evaluacion(</w:t>
-      </w:r>
+      <w:proofErr w:type="spellStart"/>
+      <w:r>
+        <w:t>Iteracion_Evaluacion</w:t>
+      </w:r>
+      <w:proofErr w:type="spellEnd"/>
+      <w:r>
+        <w:t>(</w:t>
+      </w:r>
+      <w:proofErr w:type="spellStart"/>
       <w:r>
         <w:rPr>
           <w:b/>
           <w:i/>
           <w:u w:val="single"/>
         </w:rPr>
-        <w:t>id_iteracion,</w:t>
-      </w:r>
-      <w:r>
-        <w:rPr>
+        <w:t>id_iteracion</w:t>
+      </w:r>
+      <w:proofErr w:type="spellEnd"/>
+      <w:r>
+        <w:rPr>
+          <w:b/>
           <w:i/>
           <w:u w:val="single"/>
         </w:rPr>
-        <w:t xml:space="preserve"> id_evaluacion</w:t>
-      </w:r>
+        <w:t>,</w:t>
+      </w:r>
+      <w:r>
+        <w:rPr>
+          <w:i/>
+          <w:u w:val="single"/>
+        </w:rPr>
+        <w:t xml:space="preserve"> </w:t>
+      </w:r>
+      <w:proofErr w:type="spellStart"/>
+      <w:r>
+        <w:rPr>
+          <w:i/>
+          <w:u w:val="single"/>
+        </w:rPr>
+        <w:t>id_evaluacion</w:t>
+      </w:r>
+      <w:proofErr w:type="spellEnd"/>
       <w:r>
         <w:t>)</w:t>
       </w:r>
@@ -13270,9 +12106,15 @@
         <w:ind w:left="0"/>
         <w:jc w:val="both"/>
       </w:pPr>
-      <w:r>
-        <w:t>Proyecto_Riesgo(</w:t>
-      </w:r>
+      <w:proofErr w:type="spellStart"/>
+      <w:r>
+        <w:t>Proyecto_Riesgo</w:t>
+      </w:r>
+      <w:proofErr w:type="spellEnd"/>
+      <w:r>
+        <w:t>(</w:t>
+      </w:r>
+      <w:proofErr w:type="spellStart"/>
       <w:r>
         <w:rPr>
           <w:b/>
@@ -13281,12 +12123,21 @@
         </w:rPr>
         <w:t>id_proyecto</w:t>
       </w:r>
+      <w:proofErr w:type="spellEnd"/>
       <w:r>
         <w:rPr>
           <w:i/>
         </w:rPr>
-        <w:t>, id_riesgo</w:t>
-      </w:r>
+        <w:t xml:space="preserve">, </w:t>
+      </w:r>
+      <w:proofErr w:type="spellStart"/>
+      <w:r>
+        <w:rPr>
+          <w:i/>
+        </w:rPr>
+        <w:t>id_riesgo</w:t>
+      </w:r>
+      <w:proofErr w:type="spellEnd"/>
       <w:r>
         <w:t>)</w:t>
       </w:r>
@@ -13297,9 +12148,15 @@
         <w:ind w:left="0"/>
         <w:jc w:val="both"/>
       </w:pPr>
-      <w:r>
-        <w:t>Iteracion_Plan(</w:t>
-      </w:r>
+      <w:proofErr w:type="spellStart"/>
+      <w:r>
+        <w:t>Iteracion_Plan</w:t>
+      </w:r>
+      <w:proofErr w:type="spellEnd"/>
+      <w:r>
+        <w:t>(</w:t>
+      </w:r>
+      <w:proofErr w:type="spellStart"/>
       <w:r>
         <w:rPr>
           <w:b/>
@@ -13308,15 +12165,18 @@
         </w:rPr>
         <w:t>id_iteracion</w:t>
       </w:r>
+      <w:proofErr w:type="spellEnd"/>
       <w:r>
         <w:t xml:space="preserve">, </w:t>
       </w:r>
+      <w:proofErr w:type="spellStart"/>
       <w:r>
         <w:rPr>
           <w:i/>
         </w:rPr>
         <w:t>id_plan</w:t>
       </w:r>
+      <w:proofErr w:type="spellEnd"/>
       <w:r>
         <w:t>)</w:t>
       </w:r>
@@ -13327,17 +12187,42 @@
         <w:ind w:left="0"/>
         <w:jc w:val="both"/>
       </w:pPr>
-      <w:r>
-        <w:t>Proyecto_Participante(</w:t>
-      </w:r>
+      <w:proofErr w:type="spellStart"/>
+      <w:r>
+        <w:t>Proyecto_Participante</w:t>
+      </w:r>
+      <w:proofErr w:type="spellEnd"/>
+      <w:r>
+        <w:t>(</w:t>
+      </w:r>
+      <w:proofErr w:type="spellStart"/>
       <w:r>
         <w:rPr>
           <w:b/>
           <w:i/>
           <w:u w:val="single"/>
         </w:rPr>
-        <w:t>id_proyecto, id_usuario</w:t>
-      </w:r>
+        <w:t>id_proyecto</w:t>
+      </w:r>
+      <w:proofErr w:type="spellEnd"/>
+      <w:r>
+        <w:rPr>
+          <w:b/>
+          <w:i/>
+          <w:u w:val="single"/>
+        </w:rPr>
+        <w:t xml:space="preserve">, </w:t>
+      </w:r>
+      <w:proofErr w:type="spellStart"/>
+      <w:r>
+        <w:rPr>
+          <w:b/>
+          <w:i/>
+          <w:u w:val="single"/>
+        </w:rPr>
+        <w:t>id_usuario</w:t>
+      </w:r>
+      <w:proofErr w:type="spellEnd"/>
       <w:r>
         <w:t>, rol)</w:t>
       </w:r>
@@ -13348,17 +12233,42 @@
         <w:ind w:left="0"/>
         <w:jc w:val="both"/>
       </w:pPr>
-      <w:r>
-        <w:t>Participante_Riesgo(</w:t>
-      </w:r>
+      <w:proofErr w:type="spellStart"/>
+      <w:r>
+        <w:t>Participante_Riesgo</w:t>
+      </w:r>
+      <w:proofErr w:type="spellEnd"/>
+      <w:r>
+        <w:t>(</w:t>
+      </w:r>
+      <w:proofErr w:type="spellStart"/>
       <w:r>
         <w:rPr>
           <w:b/>
           <w:i/>
           <w:u w:val="single"/>
         </w:rPr>
-        <w:t>id_usuario, id_riesgo</w:t>
-      </w:r>
+        <w:t>id_usuario</w:t>
+      </w:r>
+      <w:proofErr w:type="spellEnd"/>
+      <w:r>
+        <w:rPr>
+          <w:b/>
+          <w:i/>
+          <w:u w:val="single"/>
+        </w:rPr>
+        <w:t xml:space="preserve">, </w:t>
+      </w:r>
+      <w:proofErr w:type="spellStart"/>
+      <w:r>
+        <w:rPr>
+          <w:b/>
+          <w:i/>
+          <w:u w:val="single"/>
+        </w:rPr>
+        <w:t>id_riesgo</w:t>
+      </w:r>
+      <w:proofErr w:type="spellEnd"/>
       <w:r>
         <w:t>)</w:t>
       </w:r>
@@ -13369,17 +12279,42 @@
         <w:ind w:left="0"/>
         <w:jc w:val="both"/>
       </w:pPr>
-      <w:r>
-        <w:t>Participante_Tarea(</w:t>
-      </w:r>
+      <w:proofErr w:type="spellStart"/>
+      <w:r>
+        <w:t>Participante_Tarea</w:t>
+      </w:r>
+      <w:proofErr w:type="spellEnd"/>
+      <w:r>
+        <w:t>(</w:t>
+      </w:r>
+      <w:proofErr w:type="spellStart"/>
       <w:r>
         <w:rPr>
           <w:b/>
           <w:i/>
           <w:u w:val="single"/>
         </w:rPr>
-        <w:t>id_usuario, id_tarea</w:t>
-      </w:r>
+        <w:t>id_usuario</w:t>
+      </w:r>
+      <w:proofErr w:type="spellEnd"/>
+      <w:r>
+        <w:rPr>
+          <w:b/>
+          <w:i/>
+          <w:u w:val="single"/>
+        </w:rPr>
+        <w:t xml:space="preserve">, </w:t>
+      </w:r>
+      <w:proofErr w:type="spellStart"/>
+      <w:r>
+        <w:rPr>
+          <w:b/>
+          <w:i/>
+          <w:u w:val="single"/>
+        </w:rPr>
+        <w:t>id_tarea</w:t>
+      </w:r>
+      <w:proofErr w:type="spellEnd"/>
       <w:r>
         <w:t>)</w:t>
       </w:r>
@@ -13390,17 +12325,42 @@
         <w:ind w:left="0"/>
         <w:jc w:val="both"/>
       </w:pPr>
-      <w:r>
-        <w:t>Proyecto_Categoria(</w:t>
-      </w:r>
+      <w:proofErr w:type="spellStart"/>
+      <w:r>
+        <w:t>Proyecto_Categoria</w:t>
+      </w:r>
+      <w:proofErr w:type="spellEnd"/>
+      <w:r>
+        <w:t>(</w:t>
+      </w:r>
+      <w:proofErr w:type="spellStart"/>
       <w:r>
         <w:rPr>
           <w:b/>
           <w:i/>
           <w:u w:val="single"/>
         </w:rPr>
-        <w:t>id_proyecto, id_categoria</w:t>
-      </w:r>
+        <w:t>id_proyecto</w:t>
+      </w:r>
+      <w:proofErr w:type="spellEnd"/>
+      <w:r>
+        <w:rPr>
+          <w:b/>
+          <w:i/>
+          <w:u w:val="single"/>
+        </w:rPr>
+        <w:t xml:space="preserve">, </w:t>
+      </w:r>
+      <w:proofErr w:type="spellStart"/>
+      <w:r>
+        <w:rPr>
+          <w:b/>
+          <w:i/>
+          <w:u w:val="single"/>
+        </w:rPr>
+        <w:t>id_categoria</w:t>
+      </w:r>
+      <w:proofErr w:type="spellEnd"/>
       <w:r>
         <w:t>)</w:t>
       </w:r>
@@ -13474,6 +12434,7 @@
         <w:jc w:val="both"/>
       </w:pPr>
       <w:r>
+        <w:lastRenderedPageBreak/>
         <w:t>Por lo que, una vez que hemos creado las tablas hay que verificarlas y revisar si aún se puede reducir u optimizar de alguna manera.</w:t>
       </w:r>
     </w:p>
@@ -13507,7 +12468,6 @@
         <w:rPr>
           <w:b/>
         </w:rPr>
-        <w:lastRenderedPageBreak/>
         <w:t>1° Forma Normal (1FN)</w:t>
       </w:r>
       <w:r>
@@ -13624,8 +12584,29 @@
         <w:spacing w:before="240" w:after="240"/>
         <w:ind w:left="0"/>
       </w:pPr>
-      <w:r>
-        <w:t>id_proyecto → nombre, descripción, estado, fecha_inicio, fecha_finalizacion.</w:t>
+      <w:proofErr w:type="spellStart"/>
+      <w:r>
+        <w:t>id_proyecto</w:t>
+      </w:r>
+      <w:proofErr w:type="spellEnd"/>
+      <w:r>
+        <w:t xml:space="preserve"> → nombre, descripción, estado, </w:t>
+      </w:r>
+      <w:proofErr w:type="spellStart"/>
+      <w:r>
+        <w:t>fecha_inicio</w:t>
+      </w:r>
+      <w:proofErr w:type="spellEnd"/>
+      <w:r>
+        <w:t xml:space="preserve">, </w:t>
+      </w:r>
+      <w:proofErr w:type="spellStart"/>
+      <w:r>
+        <w:t>fecha_finalizacion</w:t>
+      </w:r>
+      <w:proofErr w:type="spellEnd"/>
+      <w:r>
+        <w:t>.</w:t>
       </w:r>
     </w:p>
     <w:p>
@@ -13633,8 +12614,13 @@
         <w:spacing w:before="240" w:after="240"/>
         <w:ind w:left="0"/>
       </w:pPr>
-      <w:r>
-        <w:t>id_usuario → nombre, correo.</w:t>
+      <w:proofErr w:type="spellStart"/>
+      <w:r>
+        <w:t>id_usuario</w:t>
+      </w:r>
+      <w:proofErr w:type="spellEnd"/>
+      <w:r>
+        <w:t xml:space="preserve"> → nombre, correo.</w:t>
       </w:r>
     </w:p>
     <w:p>
@@ -13642,15 +12628,46 @@
         <w:spacing w:before="240" w:after="240"/>
         <w:ind w:left="0"/>
       </w:pPr>
-      <w:r>
-        <w:t xml:space="preserve">id_riesgo → descripcion, factor_riesgo, fecha_creacion, </w:t>
-      </w:r>
+      <w:proofErr w:type="spellStart"/>
+      <w:r>
+        <w:t>id_riesgo</w:t>
+      </w:r>
+      <w:proofErr w:type="spellEnd"/>
+      <w:r>
+        <w:t xml:space="preserve"> → </w:t>
+      </w:r>
+      <w:proofErr w:type="spellStart"/>
+      <w:r>
+        <w:t>descripcion</w:t>
+      </w:r>
+      <w:proofErr w:type="spellEnd"/>
+      <w:r>
+        <w:t xml:space="preserve">, </w:t>
+      </w:r>
+      <w:proofErr w:type="spellStart"/>
+      <w:r>
+        <w:t>factor_riesgo</w:t>
+      </w:r>
+      <w:proofErr w:type="spellEnd"/>
+      <w:r>
+        <w:t xml:space="preserve">, </w:t>
+      </w:r>
+      <w:proofErr w:type="spellStart"/>
+      <w:r>
+        <w:t>fecha_creacion</w:t>
+      </w:r>
+      <w:proofErr w:type="spellEnd"/>
+      <w:r>
+        <w:t xml:space="preserve">, </w:t>
+      </w:r>
+      <w:proofErr w:type="spellStart"/>
       <w:r>
         <w:rPr>
           <w:i/>
         </w:rPr>
         <w:t>id_categoria</w:t>
       </w:r>
+      <w:proofErr w:type="spellEnd"/>
       <w:r>
         <w:t>.</w:t>
       </w:r>
@@ -13660,8 +12677,21 @@
         <w:spacing w:before="240" w:after="240"/>
         <w:ind w:left="0"/>
       </w:pPr>
-      <w:r>
-        <w:t>id_categoria → nombre, descripcion.</w:t>
+      <w:proofErr w:type="spellStart"/>
+      <w:r>
+        <w:t>id_categoria</w:t>
+      </w:r>
+      <w:proofErr w:type="spellEnd"/>
+      <w:r>
+        <w:t xml:space="preserve"> → nombre, </w:t>
+      </w:r>
+      <w:proofErr w:type="spellStart"/>
+      <w:r>
+        <w:t>descripcion</w:t>
+      </w:r>
+      <w:proofErr w:type="spellEnd"/>
+      <w:r>
+        <w:t>.</w:t>
       </w:r>
     </w:p>
     <w:p>
@@ -13669,15 +12699,52 @@
         <w:spacing w:before="240" w:after="240"/>
         <w:ind w:left="0"/>
       </w:pPr>
-      <w:r>
-        <w:t xml:space="preserve">id_incidencia → descripcion, fecha_ocurrencia, </w:t>
-      </w:r>
+      <w:proofErr w:type="spellStart"/>
+      <w:r>
+        <w:t>id_incidencia</w:t>
+      </w:r>
+      <w:proofErr w:type="spellEnd"/>
+      <w:r>
+        <w:t xml:space="preserve"> → </w:t>
+      </w:r>
+      <w:proofErr w:type="spellStart"/>
+      <w:r>
+        <w:t>descripcion</w:t>
+      </w:r>
+      <w:proofErr w:type="spellEnd"/>
+      <w:r>
+        <w:t xml:space="preserve">, </w:t>
+      </w:r>
+      <w:proofErr w:type="spellStart"/>
+      <w:r>
+        <w:t>fecha_ocurrencia</w:t>
+      </w:r>
+      <w:proofErr w:type="spellEnd"/>
+      <w:r>
+        <w:t xml:space="preserve">, </w:t>
+      </w:r>
+      <w:proofErr w:type="spellStart"/>
       <w:r>
         <w:rPr>
           <w:i/>
         </w:rPr>
-        <w:t>id_riesgo, id_participante</w:t>
-      </w:r>
+        <w:t>id_riesgo</w:t>
+      </w:r>
+      <w:proofErr w:type="spellEnd"/>
+      <w:r>
+        <w:rPr>
+          <w:i/>
+        </w:rPr>
+        <w:t xml:space="preserve">, </w:t>
+      </w:r>
+      <w:proofErr w:type="spellStart"/>
+      <w:r>
+        <w:rPr>
+          <w:i/>
+        </w:rPr>
+        <w:t>id_participante</w:t>
+      </w:r>
+      <w:proofErr w:type="spellEnd"/>
       <w:r>
         <w:t>.</w:t>
       </w:r>
@@ -13687,15 +12754,38 @@
         <w:spacing w:before="240" w:after="240"/>
         <w:ind w:left="0"/>
       </w:pPr>
-      <w:r>
-        <w:t xml:space="preserve">id_iteracion → fecha_inicio, fecha_fin, </w:t>
-      </w:r>
+      <w:proofErr w:type="spellStart"/>
+      <w:r>
+        <w:t>id_iteracion</w:t>
+      </w:r>
+      <w:proofErr w:type="spellEnd"/>
+      <w:r>
+        <w:t xml:space="preserve"> → </w:t>
+      </w:r>
+      <w:proofErr w:type="spellStart"/>
+      <w:r>
+        <w:t>fecha_inicio</w:t>
+      </w:r>
+      <w:proofErr w:type="spellEnd"/>
+      <w:r>
+        <w:t xml:space="preserve">, </w:t>
+      </w:r>
+      <w:proofErr w:type="spellStart"/>
+      <w:r>
+        <w:t>fecha_fin</w:t>
+      </w:r>
+      <w:proofErr w:type="spellEnd"/>
+      <w:r>
+        <w:t xml:space="preserve">, </w:t>
+      </w:r>
+      <w:proofErr w:type="spellStart"/>
       <w:r>
         <w:rPr>
           <w:i/>
         </w:rPr>
         <w:t>id_proyecto</w:t>
       </w:r>
+      <w:proofErr w:type="spellEnd"/>
       <w:r>
         <w:t>.</w:t>
       </w:r>
@@ -13705,15 +12795,52 @@
         <w:spacing w:before="240" w:after="240"/>
         <w:ind w:left="0"/>
       </w:pPr>
-      <w:r>
-        <w:t xml:space="preserve">id_evaluacion → impacto, probabilidad, descripcion, fecha_realizacion, </w:t>
-      </w:r>
+      <w:proofErr w:type="spellStart"/>
+      <w:r>
+        <w:t>id_evaluacion</w:t>
+      </w:r>
+      <w:proofErr w:type="spellEnd"/>
+      <w:r>
+        <w:t xml:space="preserve"> → impacto, probabilidad, </w:t>
+      </w:r>
+      <w:proofErr w:type="spellStart"/>
+      <w:r>
+        <w:t>descripcion</w:t>
+      </w:r>
+      <w:proofErr w:type="spellEnd"/>
+      <w:r>
+        <w:t xml:space="preserve">, </w:t>
+      </w:r>
+      <w:proofErr w:type="spellStart"/>
+      <w:r>
+        <w:t>fecha_realizacion</w:t>
+      </w:r>
+      <w:proofErr w:type="spellEnd"/>
+      <w:r>
+        <w:t xml:space="preserve">, </w:t>
+      </w:r>
+      <w:proofErr w:type="spellStart"/>
       <w:r>
         <w:rPr>
           <w:i/>
         </w:rPr>
-        <w:t>id_riesgo, id_usuario</w:t>
-      </w:r>
+        <w:t>id_riesgo</w:t>
+      </w:r>
+      <w:proofErr w:type="spellEnd"/>
+      <w:r>
+        <w:rPr>
+          <w:i/>
+        </w:rPr>
+        <w:t xml:space="preserve">, </w:t>
+      </w:r>
+      <w:proofErr w:type="spellStart"/>
+      <w:r>
+        <w:rPr>
+          <w:i/>
+        </w:rPr>
+        <w:t>id_usuario</w:t>
+      </w:r>
+      <w:proofErr w:type="spellEnd"/>
       <w:r>
         <w:t>.</w:t>
       </w:r>
@@ -13723,15 +12850,30 @@
         <w:spacing w:before="240" w:after="240"/>
         <w:ind w:left="0"/>
       </w:pPr>
-      <w:r>
-        <w:t xml:space="preserve">id_plan → descripcion, tipo, </w:t>
-      </w:r>
+      <w:proofErr w:type="spellStart"/>
+      <w:r>
+        <w:t>id_plan</w:t>
+      </w:r>
+      <w:proofErr w:type="spellEnd"/>
+      <w:r>
+        <w:t xml:space="preserve"> → </w:t>
+      </w:r>
+      <w:proofErr w:type="spellStart"/>
+      <w:r>
+        <w:t>descripcion</w:t>
+      </w:r>
+      <w:proofErr w:type="spellEnd"/>
+      <w:r>
+        <w:t xml:space="preserve">, tipo, </w:t>
+      </w:r>
+      <w:proofErr w:type="spellStart"/>
       <w:r>
         <w:rPr>
           <w:i/>
         </w:rPr>
         <w:t>id_riesgo</w:t>
       </w:r>
+      <w:proofErr w:type="spellEnd"/>
       <w:r>
         <w:t>.</w:t>
       </w:r>
@@ -13741,15 +12883,60 @@
         <w:spacing w:before="240" w:after="240"/>
         <w:ind w:left="0"/>
       </w:pPr>
-      <w:r>
-        <w:t>id_tarea → nombre, descripcion, fecha_inicio, fecha_fin, fecha_fin_real, estado,</w:t>
+      <w:proofErr w:type="spellStart"/>
+      <w:r>
+        <w:t>id_tarea</w:t>
+      </w:r>
+      <w:proofErr w:type="spellEnd"/>
+      <w:r>
+        <w:t xml:space="preserve"> → nombre, </w:t>
+      </w:r>
+      <w:proofErr w:type="spellStart"/>
+      <w:r>
+        <w:t>descripcion</w:t>
+      </w:r>
+      <w:proofErr w:type="spellEnd"/>
+      <w:r>
+        <w:t xml:space="preserve">, </w:t>
+      </w:r>
+      <w:proofErr w:type="spellStart"/>
+      <w:r>
+        <w:t>fecha_inicio</w:t>
+      </w:r>
+      <w:proofErr w:type="spellEnd"/>
+      <w:r>
+        <w:t xml:space="preserve">, </w:t>
+      </w:r>
+      <w:proofErr w:type="spellStart"/>
+      <w:r>
+        <w:t>fecha_fin</w:t>
+      </w:r>
+      <w:proofErr w:type="spellEnd"/>
+      <w:r>
+        <w:t xml:space="preserve">, </w:t>
+      </w:r>
+      <w:proofErr w:type="spellStart"/>
+      <w:r>
+        <w:t>fecha_fin_real</w:t>
+      </w:r>
+      <w:proofErr w:type="spellEnd"/>
+      <w:r>
+        <w:t>, estado,</w:t>
       </w:r>
       <w:r>
         <w:rPr>
           <w:i/>
         </w:rPr>
-        <w:t xml:space="preserve"> id_plan</w:t>
-      </w:r>
+        <w:t xml:space="preserve"> </w:t>
+      </w:r>
+      <w:proofErr w:type="spellStart"/>
+      <w:r>
+        <w:rPr>
+          <w:i/>
+        </w:rPr>
+        <w:t>id_plan</w:t>
+      </w:r>
+      <w:proofErr w:type="spellEnd"/>
       <w:r>
         <w:t>.</w:t>
       </w:r>
@@ -13759,8 +12946,21 @@
         <w:spacing w:before="240" w:after="240"/>
         <w:ind w:left="0"/>
       </w:pPr>
-      <w:r>
-        <w:t>id_proyecto → id_riesgo.</w:t>
+      <w:proofErr w:type="spellStart"/>
+      <w:r>
+        <w:t>id_proyecto</w:t>
+      </w:r>
+      <w:proofErr w:type="spellEnd"/>
+      <w:r>
+        <w:t xml:space="preserve"> → </w:t>
+      </w:r>
+      <w:proofErr w:type="spellStart"/>
+      <w:r>
+        <w:t>id_riesgo</w:t>
+      </w:r>
+      <w:proofErr w:type="spellEnd"/>
+      <w:r>
+        <w:t>.</w:t>
       </w:r>
     </w:p>
     <w:p>
@@ -13769,7 +12969,23 @@
         <w:ind w:left="0"/>
       </w:pPr>
       <w:r>
-        <w:t xml:space="preserve"> id_proyecto, id_participante → rol.</w:t>
+        <w:t xml:space="preserve"> </w:t>
+      </w:r>
+      <w:proofErr w:type="spellStart"/>
+      <w:r>
+        <w:t>id_proyecto</w:t>
+      </w:r>
+      <w:proofErr w:type="spellEnd"/>
+      <w:r>
+        <w:t xml:space="preserve">, </w:t>
+      </w:r>
+      <w:proofErr w:type="spellStart"/>
+      <w:r>
+        <w:t>id_participante</w:t>
+      </w:r>
+      <w:proofErr w:type="spellEnd"/>
+      <w:r>
+        <w:t xml:space="preserve"> → rol.</w:t>
       </w:r>
     </w:p>
     <w:p>
@@ -13778,7 +12994,15 @@
         <w:ind w:left="0"/>
       </w:pPr>
       <w:r>
-        <w:t>La primera forma normal la cumple ya que no hay ningún atributo multivalorado.</w:t>
+        <w:t xml:space="preserve">La primera forma normal la cumple ya que no hay ningún atributo </w:t>
+      </w:r>
+      <w:proofErr w:type="spellStart"/>
+      <w:r>
+        <w:t>multivalorado</w:t>
+      </w:r>
+      <w:proofErr w:type="spellEnd"/>
+      <w:r>
+        <w:t>.</w:t>
       </w:r>
     </w:p>
     <w:p>
@@ -13787,6 +13011,7 @@
         <w:ind w:left="0"/>
       </w:pPr>
       <w:r>
+        <w:lastRenderedPageBreak/>
         <w:t>La segunda forma normal la cumple ya que todos los atributos tienen dependencia funcional sobre la clave primaria.</w:t>
       </w:r>
     </w:p>
@@ -13806,7 +13031,6 @@
       <w:bookmarkStart w:id="18" w:name="_heading=h.uhnyifgvykyf" w:colFirst="0" w:colLast="0"/>
       <w:bookmarkEnd w:id="18"/>
       <w:r>
-        <w:lastRenderedPageBreak/>
         <w:t>Justificación de Forma normal adoptada</w:t>
       </w:r>
     </w:p>
@@ -13859,7 +13083,15 @@
         <w:jc w:val="both"/>
       </w:pPr>
       <w:r>
-        <w:t>Una vez implementado el modelo relacional, se procedió a realizar el esquema lógico con la herramienta MySQL WorkBench 8.0. Este modelo cuenta con los tipos de datos y las restricciones a tener en cuenta.</w:t>
+        <w:t xml:space="preserve">Una vez implementado el modelo relacional, se procedió a realizar el esquema lógico con la herramienta MySQL </w:t>
+      </w:r>
+      <w:proofErr w:type="spellStart"/>
+      <w:r>
+        <w:t>WorkBench</w:t>
+      </w:r>
+      <w:proofErr w:type="spellEnd"/>
+      <w:r>
+        <w:t xml:space="preserve"> 8.0. Este modelo cuenta con los tipos de datos y las restricciones a tener en cuenta.</w:t>
       </w:r>
     </w:p>
     <w:p>
@@ -13949,7 +13181,15 @@
         <w:jc w:val="both"/>
       </w:pPr>
       <w:r>
-        <w:t>La notación que se utilizara es Snake Case. Ejemplo fecha_inicio.</w:t>
+        <w:t xml:space="preserve">La notación que se utilizara es Snake Case. Ejemplo </w:t>
+      </w:r>
+      <w:proofErr w:type="spellStart"/>
+      <w:r>
+        <w:t>fecha_inicio</w:t>
+      </w:r>
+      <w:proofErr w:type="spellEnd"/>
+      <w:r>
+        <w:t>.</w:t>
       </w:r>
     </w:p>
     <w:p>
@@ -13962,7 +13202,31 @@
         <w:jc w:val="both"/>
       </w:pPr>
       <w:r>
-        <w:t>Los constraint se utilizaran en claves foráneas y su formato para las tablas principales (tablas del modelo entidad y relación) es fk_&lt;nombre de la tabla&gt;_&lt;nombre de la tabla referenciada&gt;</w:t>
+        <w:t xml:space="preserve">Los </w:t>
+      </w:r>
+      <w:proofErr w:type="spellStart"/>
+      <w:r>
+        <w:t>constraint</w:t>
+      </w:r>
+      <w:proofErr w:type="spellEnd"/>
+      <w:r>
+        <w:t xml:space="preserve"> se </w:t>
+      </w:r>
+      <w:proofErr w:type="gramStart"/>
+      <w:r>
+        <w:t>utilizaran</w:t>
+      </w:r>
+      <w:proofErr w:type="gramEnd"/>
+      <w:r>
+        <w:t xml:space="preserve"> en claves foráneas y su formato para las tablas principales (tablas del modelo entidad y relación) es </w:t>
+      </w:r>
+      <w:proofErr w:type="spellStart"/>
+      <w:r>
+        <w:t>fk</w:t>
+      </w:r>
+      <w:proofErr w:type="spellEnd"/>
+      <w:r>
+        <w:t>_&lt;nombre de la tabla&gt;_&lt;nombre de la tabla referenciada&gt;</w:t>
       </w:r>
     </w:p>
     <w:p>
@@ -13975,7 +13239,15 @@
         <w:jc w:val="both"/>
       </w:pPr>
       <w:r>
-        <w:t>Para las tablas generadas en el modelo relacional se va utilizar el siguiente formato fk_&lt;primera letra de la primera tabla&gt;&lt;inicial de la segunda tabla&gt;_&lt;tabla referenciada&gt;</w:t>
+        <w:t xml:space="preserve">Para las tablas generadas en el modelo relacional se va utilizar el siguiente formato </w:t>
+      </w:r>
+      <w:proofErr w:type="spellStart"/>
+      <w:r>
+        <w:t>fk</w:t>
+      </w:r>
+      <w:proofErr w:type="spellEnd"/>
+      <w:r>
+        <w:t>_&lt;primera letra de la primera tabla&gt;&lt;inicial de la segunda tabla&gt;_&lt;tabla referenciada&gt;</w:t>
       </w:r>
     </w:p>
     <w:p>
@@ -14032,8 +13304,13 @@
       </w:tabs>
       <w:ind w:firstLine="357"/>
     </w:pPr>
+    <w:proofErr w:type="spellStart"/>
     <w:r>
-      <w:t xml:space="preserve">CoDevIT </w:t>
+      <w:t>CoDevIT</w:t>
+    </w:r>
+    <w:proofErr w:type="spellEnd"/>
+    <w:r>
+      <w:t xml:space="preserve"> </w:t>
     </w:r>
     <w:r>
       <w:tab/>
@@ -14538,7 +13815,23 @@
       <w:ind w:left="0"/>
     </w:pPr>
     <w:r>
-      <w:t xml:space="preserve">Mansilla Ezequiel, Nuñez Fabricio, Pacheco Santiago, Salazar Malcom, Teppa Lorenzo </w:t>
+      <w:t xml:space="preserve">Mansilla Ezequiel, </w:t>
+    </w:r>
+    <w:proofErr w:type="spellStart"/>
+    <w:r>
+      <w:t>Nuñez</w:t>
+    </w:r>
+    <w:proofErr w:type="spellEnd"/>
+    <w:r>
+      <w:t xml:space="preserve"> Fabricio, Pacheco Santiago, Salazar </w:t>
+    </w:r>
+    <w:proofErr w:type="spellStart"/>
+    <w:r>
+      <w:t>Malcom</w:t>
+    </w:r>
+    <w:proofErr w:type="spellEnd"/>
+    <w:r>
+      <w:t xml:space="preserve">, Teppa Lorenzo </w:t>
     </w:r>
   </w:p>
 </w:ftr>
@@ -14818,8 +14111,13 @@
         </mc:Fallback>
       </mc:AlternateContent>
     </w:r>
+    <w:proofErr w:type="spellStart"/>
     <w:r>
-      <w:t xml:space="preserve">CoDevIT </w:t>
+      <w:t>CoDevIT</w:t>
+    </w:r>
+    <w:proofErr w:type="spellEnd"/>
+    <w:r>
+      <w:t xml:space="preserve"> </w:t>
     </w:r>
     <w:r>
       <w:rPr>
@@ -15118,7 +14416,23 @@
       </mc:AlternateContent>
     </w:r>
     <w:r>
-      <w:t xml:space="preserve">Mansilla Ezequiel, Nuñez Fabricio, Pacheco Santiago, Salazar Malcom, Teppa Lorenzo </w:t>
+      <w:t xml:space="preserve">Mansilla Ezequiel, </w:t>
+    </w:r>
+    <w:proofErr w:type="spellStart"/>
+    <w:r>
+      <w:t>Nuñez</w:t>
+    </w:r>
+    <w:proofErr w:type="spellEnd"/>
+    <w:r>
+      <w:t xml:space="preserve"> Fabricio, Pacheco Santiago, Salazar </w:t>
+    </w:r>
+    <w:proofErr w:type="spellStart"/>
+    <w:r>
+      <w:t>Malcom</w:t>
+    </w:r>
+    <w:proofErr w:type="spellEnd"/>
+    <w:r>
+      <w:t xml:space="preserve">, Teppa Lorenzo </w:t>
     </w:r>
     <w:r>
       <w:rPr>
@@ -16846,6 +16160,7 @@
   <w:style w:type="character" w:default="1" w:styleId="Fuentedeprrafopredeter">
     <w:name w:val="Default Paragraph Font"/>
     <w:uiPriority w:val="1"/>
+    <w:semiHidden/>
     <w:unhideWhenUsed/>
   </w:style>
   <w:style w:type="table" w:default="1" w:styleId="Tablanormal">

--- a/03-Elaboración II/Modelo de Datos/Modelo de Datos_MetricFlow SQA_CoDevIT.docx
+++ b/03-Elaboración II/Modelo de Datos/Modelo de Datos_MetricFlow SQA_CoDevIT.docx
@@ -858,35 +858,13 @@
                                   <w:rPr>
                                     <w:color w:val="000000"/>
                                   </w:rPr>
-                                  <w:t xml:space="preserve">Este modelo de datos representa la estructura de los </w:t>
+                                  <w:t xml:space="preserve">Este modelo de datos representa la estructura de los datos  propuesta, sus relaciones, reglas de consistencia y significado dentro del dominio del negocio para el sistema </w:t>
                                 </w:r>
-                                <w:proofErr w:type="gramStart"/>
                                 <w:r>
                                   <w:rPr>
                                     <w:color w:val="000000"/>
                                   </w:rPr>
-                                  <w:t>datos  propuesta</w:t>
-                                </w:r>
-                                <w:proofErr w:type="gramEnd"/>
-                                <w:r>
-                                  <w:rPr>
-                                    <w:color w:val="000000"/>
-                                  </w:rPr>
-                                  <w:t xml:space="preserve">, sus relaciones, reglas de consistencia y significado dentro del dominio del negocio para el sistema </w:t>
-                                </w:r>
-                                <w:proofErr w:type="spellStart"/>
-                                <w:r>
-                                  <w:rPr>
-                                    <w:color w:val="000000"/>
-                                  </w:rPr>
-                                  <w:t>MetricFlow</w:t>
-                                </w:r>
-                                <w:proofErr w:type="spellEnd"/>
-                                <w:r>
-                                  <w:rPr>
-                                    <w:color w:val="000000"/>
-                                  </w:rPr>
-                                  <w:t xml:space="preserve"> SQA. Presenta la interacción entre actores externos y el sistema para definir claramente los requerimientos funcionales, sirviendo como base para el desarrollo y acuerdo entre clientes y desarrolladores. El modelo detalla el comportamiento esperado en la gestión de calidad y métricas para proyectos de software.</w:t>
+                                  <w:t>MetricFlow SQA. Presenta la interacción entre actores externos y el sistema para definir claramente los requerimientos funcionales, sirviendo como base para el desarrollo y acuerdo entre clientes y desarrolladores. El modelo detalla el comportamiento esperado en la gestión de calidad y métricas para proyectos de software.</w:t>
                                 </w:r>
                               </w:p>
                               <w:p>
@@ -968,35 +946,13 @@
                             <w:rPr>
                               <w:color w:val="000000"/>
                             </w:rPr>
-                            <w:t xml:space="preserve">Este modelo de datos representa la estructura de los </w:t>
+                            <w:t xml:space="preserve">Este modelo de datos representa la estructura de los datos  propuesta, sus relaciones, reglas de consistencia y significado dentro del dominio del negocio para el sistema </w:t>
                           </w:r>
-                          <w:proofErr w:type="gramStart"/>
                           <w:r>
                             <w:rPr>
                               <w:color w:val="000000"/>
                             </w:rPr>
-                            <w:t>datos  propuesta</w:t>
-                          </w:r>
-                          <w:proofErr w:type="gramEnd"/>
-                          <w:r>
-                            <w:rPr>
-                              <w:color w:val="000000"/>
-                            </w:rPr>
-                            <w:t xml:space="preserve">, sus relaciones, reglas de consistencia y significado dentro del dominio del negocio para el sistema </w:t>
-                          </w:r>
-                          <w:proofErr w:type="spellStart"/>
-                          <w:r>
-                            <w:rPr>
-                              <w:color w:val="000000"/>
-                            </w:rPr>
-                            <w:t>MetricFlow</w:t>
-                          </w:r>
-                          <w:proofErr w:type="spellEnd"/>
-                          <w:r>
-                            <w:rPr>
-                              <w:color w:val="000000"/>
-                            </w:rPr>
-                            <w:t xml:space="preserve"> SQA. Presenta la interacción entre actores externos y el sistema para definir claramente los requerimientos funcionales, sirviendo como base para el desarrollo y acuerdo entre clientes y desarrolladores. El modelo detalla el comportamiento esperado en la gestión de calidad y métricas para proyectos de software.</w:t>
+                            <w:t>MetricFlow SQA. Presenta la interacción entre actores externos y el sistema para definir claramente los requerimientos funcionales, sirviendo como base para el desarrollo y acuerdo entre clientes y desarrolladores. El modelo detalla el comportamiento esperado en la gestión de calidad y métricas para proyectos de software.</w:t>
                           </w:r>
                         </w:p>
                         <w:p>
@@ -6141,10 +6097,10 @@
         <w:tblLook w:val="04A0" w:firstRow="1" w:lastRow="0" w:firstColumn="1" w:lastColumn="0" w:noHBand="0" w:noVBand="1"/>
       </w:tblPr>
       <w:tblGrid>
-        <w:gridCol w:w="1280"/>
-        <w:gridCol w:w="3399"/>
-        <w:gridCol w:w="3129"/>
-        <w:gridCol w:w="696"/>
+        <w:gridCol w:w="1012"/>
+        <w:gridCol w:w="3525"/>
+        <w:gridCol w:w="3246"/>
+        <w:gridCol w:w="721"/>
       </w:tblGrid>
       <w:tr>
         <w:trPr>
@@ -6559,320 +6515,6 @@
               </w:rPr>
               <w:t>x</w:t>
             </w:r>
-          </w:p>
-        </w:tc>
-      </w:tr>
-      <w:tr>
-        <w:tc>
-          <w:tcPr>
-            <w:tcW w:w="0" w:type="auto"/>
-            <w:tcBorders>
-              <w:top w:val="single" w:sz="8" w:space="0" w:color="000000"/>
-              <w:left w:val="single" w:sz="8" w:space="0" w:color="000000"/>
-              <w:bottom w:val="single" w:sz="8" w:space="0" w:color="000000"/>
-              <w:right w:val="single" w:sz="8" w:space="0" w:color="000000"/>
-            </w:tcBorders>
-            <w:tcMar>
-              <w:top w:w="100" w:type="dxa"/>
-              <w:left w:w="100" w:type="dxa"/>
-              <w:bottom w:w="100" w:type="dxa"/>
-              <w:right w:w="100" w:type="dxa"/>
-            </w:tcMar>
-            <w:hideMark/>
-          </w:tcPr>
-          <w:p>
-            <w:pPr>
-              <w:spacing w:before="0" w:line="240" w:lineRule="auto"/>
-              <w:ind w:left="0"/>
-              <w:rPr>
-                <w:rFonts w:ascii="Times New Roman" w:eastAsia="Times New Roman" w:hAnsi="Times New Roman" w:cs="Times New Roman"/>
-                <w:sz w:val="24"/>
-                <w:szCs w:val="24"/>
-              </w:rPr>
-            </w:pPr>
-            <w:proofErr w:type="spellStart"/>
-            <w:r>
-              <w:rPr>
-                <w:rFonts w:eastAsia="Times New Roman"/>
-                <w:color w:val="000000"/>
-              </w:rPr>
-              <w:t>fecha_inicio</w:t>
-            </w:r>
-            <w:proofErr w:type="spellEnd"/>
-          </w:p>
-        </w:tc>
-        <w:tc>
-          <w:tcPr>
-            <w:tcW w:w="0" w:type="auto"/>
-            <w:tcBorders>
-              <w:top w:val="single" w:sz="8" w:space="0" w:color="000000"/>
-              <w:left w:val="single" w:sz="8" w:space="0" w:color="000000"/>
-              <w:bottom w:val="single" w:sz="8" w:space="0" w:color="000000"/>
-              <w:right w:val="single" w:sz="8" w:space="0" w:color="000000"/>
-            </w:tcBorders>
-            <w:tcMar>
-              <w:top w:w="100" w:type="dxa"/>
-              <w:left w:w="100" w:type="dxa"/>
-              <w:bottom w:w="100" w:type="dxa"/>
-              <w:right w:w="100" w:type="dxa"/>
-            </w:tcMar>
-            <w:hideMark/>
-          </w:tcPr>
-          <w:p>
-            <w:pPr>
-              <w:spacing w:before="0" w:line="240" w:lineRule="auto"/>
-              <w:ind w:left="0"/>
-              <w:rPr>
-                <w:rFonts w:ascii="Times New Roman" w:eastAsia="Times New Roman" w:hAnsi="Times New Roman" w:cs="Times New Roman"/>
-                <w:sz w:val="24"/>
-                <w:szCs w:val="24"/>
-              </w:rPr>
-            </w:pPr>
-            <w:r>
-              <w:rPr>
-                <w:rFonts w:eastAsia="Times New Roman"/>
-                <w:color w:val="000000"/>
-              </w:rPr>
-              <w:t xml:space="preserve">Simple, almacenado, </w:t>
-            </w:r>
-            <w:proofErr w:type="spellStart"/>
-            <w:r>
-              <w:rPr>
-                <w:rFonts w:eastAsia="Times New Roman"/>
-                <w:color w:val="000000"/>
-              </w:rPr>
-              <w:t>monovaluado</w:t>
-            </w:r>
-            <w:proofErr w:type="spellEnd"/>
-            <w:r>
-              <w:rPr>
-                <w:rFonts w:eastAsia="Times New Roman"/>
-                <w:color w:val="000000"/>
-              </w:rPr>
-              <w:t>.</w:t>
-            </w:r>
-          </w:p>
-        </w:tc>
-        <w:tc>
-          <w:tcPr>
-            <w:tcW w:w="0" w:type="auto"/>
-            <w:tcBorders>
-              <w:top w:val="single" w:sz="8" w:space="0" w:color="000000"/>
-              <w:left w:val="single" w:sz="8" w:space="0" w:color="000000"/>
-              <w:bottom w:val="single" w:sz="8" w:space="0" w:color="000000"/>
-              <w:right w:val="single" w:sz="8" w:space="0" w:color="000000"/>
-            </w:tcBorders>
-            <w:tcMar>
-              <w:top w:w="100" w:type="dxa"/>
-              <w:left w:w="100" w:type="dxa"/>
-              <w:bottom w:w="100" w:type="dxa"/>
-              <w:right w:w="100" w:type="dxa"/>
-            </w:tcMar>
-            <w:hideMark/>
-          </w:tcPr>
-          <w:p>
-            <w:pPr>
-              <w:spacing w:before="0" w:line="240" w:lineRule="auto"/>
-              <w:ind w:left="0"/>
-              <w:rPr>
-                <w:rFonts w:ascii="Times New Roman" w:eastAsia="Times New Roman" w:hAnsi="Times New Roman" w:cs="Times New Roman"/>
-                <w:sz w:val="24"/>
-                <w:szCs w:val="24"/>
-              </w:rPr>
-            </w:pPr>
-            <w:r>
-              <w:rPr>
-                <w:rFonts w:eastAsia="Times New Roman"/>
-                <w:color w:val="000000"/>
-              </w:rPr>
-              <w:t>Fecha de inicio de la tarea.</w:t>
-            </w:r>
-          </w:p>
-        </w:tc>
-        <w:tc>
-          <w:tcPr>
-            <w:tcW w:w="0" w:type="auto"/>
-            <w:tcBorders>
-              <w:top w:val="single" w:sz="8" w:space="0" w:color="000000"/>
-              <w:left w:val="single" w:sz="8" w:space="0" w:color="000000"/>
-              <w:bottom w:val="single" w:sz="8" w:space="0" w:color="000000"/>
-              <w:right w:val="single" w:sz="8" w:space="0" w:color="000000"/>
-            </w:tcBorders>
-            <w:tcMar>
-              <w:top w:w="100" w:type="dxa"/>
-              <w:left w:w="100" w:type="dxa"/>
-              <w:bottom w:w="100" w:type="dxa"/>
-              <w:right w:w="100" w:type="dxa"/>
-            </w:tcMar>
-            <w:hideMark/>
-          </w:tcPr>
-          <w:p>
-            <w:pPr>
-              <w:spacing w:before="0" w:line="240" w:lineRule="auto"/>
-              <w:ind w:left="0"/>
-              <w:rPr>
-                <w:rFonts w:ascii="Times New Roman" w:eastAsia="Times New Roman" w:hAnsi="Times New Roman" w:cs="Times New Roman"/>
-                <w:sz w:val="24"/>
-                <w:szCs w:val="24"/>
-              </w:rPr>
-            </w:pPr>
-          </w:p>
-        </w:tc>
-      </w:tr>
-      <w:tr>
-        <w:tc>
-          <w:tcPr>
-            <w:tcW w:w="0" w:type="auto"/>
-            <w:tcBorders>
-              <w:top w:val="single" w:sz="8" w:space="0" w:color="000000"/>
-              <w:left w:val="single" w:sz="8" w:space="0" w:color="000000"/>
-              <w:bottom w:val="single" w:sz="8" w:space="0" w:color="000000"/>
-              <w:right w:val="single" w:sz="8" w:space="0" w:color="000000"/>
-            </w:tcBorders>
-            <w:tcMar>
-              <w:top w:w="100" w:type="dxa"/>
-              <w:left w:w="100" w:type="dxa"/>
-              <w:bottom w:w="100" w:type="dxa"/>
-              <w:right w:w="100" w:type="dxa"/>
-            </w:tcMar>
-            <w:hideMark/>
-          </w:tcPr>
-          <w:p>
-            <w:pPr>
-              <w:spacing w:before="0" w:line="240" w:lineRule="auto"/>
-              <w:ind w:left="0"/>
-              <w:rPr>
-                <w:rFonts w:ascii="Times New Roman" w:eastAsia="Times New Roman" w:hAnsi="Times New Roman" w:cs="Times New Roman"/>
-                <w:sz w:val="24"/>
-                <w:szCs w:val="24"/>
-              </w:rPr>
-            </w:pPr>
-            <w:proofErr w:type="spellStart"/>
-            <w:r>
-              <w:rPr>
-                <w:rFonts w:eastAsia="Times New Roman"/>
-                <w:color w:val="000000"/>
-              </w:rPr>
-              <w:t>fecha_fin</w:t>
-            </w:r>
-            <w:proofErr w:type="spellEnd"/>
-          </w:p>
-        </w:tc>
-        <w:tc>
-          <w:tcPr>
-            <w:tcW w:w="0" w:type="auto"/>
-            <w:tcBorders>
-              <w:top w:val="single" w:sz="8" w:space="0" w:color="000000"/>
-              <w:left w:val="single" w:sz="8" w:space="0" w:color="000000"/>
-              <w:bottom w:val="single" w:sz="8" w:space="0" w:color="000000"/>
-              <w:right w:val="single" w:sz="8" w:space="0" w:color="000000"/>
-            </w:tcBorders>
-            <w:tcMar>
-              <w:top w:w="100" w:type="dxa"/>
-              <w:left w:w="100" w:type="dxa"/>
-              <w:bottom w:w="100" w:type="dxa"/>
-              <w:right w:w="100" w:type="dxa"/>
-            </w:tcMar>
-            <w:hideMark/>
-          </w:tcPr>
-          <w:p>
-            <w:pPr>
-              <w:spacing w:before="0" w:line="240" w:lineRule="auto"/>
-              <w:ind w:left="0"/>
-              <w:rPr>
-                <w:rFonts w:ascii="Times New Roman" w:eastAsia="Times New Roman" w:hAnsi="Times New Roman" w:cs="Times New Roman"/>
-                <w:sz w:val="24"/>
-                <w:szCs w:val="24"/>
-              </w:rPr>
-            </w:pPr>
-            <w:r>
-              <w:rPr>
-                <w:rFonts w:eastAsia="Times New Roman"/>
-                <w:color w:val="000000"/>
-              </w:rPr>
-              <w:t xml:space="preserve">Simple, almacenado, </w:t>
-            </w:r>
-            <w:proofErr w:type="spellStart"/>
-            <w:r>
-              <w:rPr>
-                <w:rFonts w:eastAsia="Times New Roman"/>
-                <w:color w:val="000000"/>
-              </w:rPr>
-              <w:t>monovaluado</w:t>
-            </w:r>
-            <w:proofErr w:type="spellEnd"/>
-            <w:r>
-              <w:rPr>
-                <w:rFonts w:eastAsia="Times New Roman"/>
-                <w:color w:val="000000"/>
-              </w:rPr>
-              <w:t>.</w:t>
-            </w:r>
-          </w:p>
-        </w:tc>
-        <w:tc>
-          <w:tcPr>
-            <w:tcW w:w="0" w:type="auto"/>
-            <w:tcBorders>
-              <w:top w:val="single" w:sz="8" w:space="0" w:color="000000"/>
-              <w:left w:val="single" w:sz="8" w:space="0" w:color="000000"/>
-              <w:bottom w:val="single" w:sz="8" w:space="0" w:color="000000"/>
-              <w:right w:val="single" w:sz="8" w:space="0" w:color="000000"/>
-            </w:tcBorders>
-            <w:tcMar>
-              <w:top w:w="100" w:type="dxa"/>
-              <w:left w:w="100" w:type="dxa"/>
-              <w:bottom w:w="100" w:type="dxa"/>
-              <w:right w:w="100" w:type="dxa"/>
-            </w:tcMar>
-            <w:hideMark/>
-          </w:tcPr>
-          <w:p>
-            <w:pPr>
-              <w:spacing w:before="0" w:line="240" w:lineRule="auto"/>
-              <w:ind w:left="0"/>
-              <w:rPr>
-                <w:rFonts w:ascii="Times New Roman" w:eastAsia="Times New Roman" w:hAnsi="Times New Roman" w:cs="Times New Roman"/>
-                <w:sz w:val="24"/>
-                <w:szCs w:val="24"/>
-              </w:rPr>
-            </w:pPr>
-            <w:r>
-              <w:rPr>
-                <w:rFonts w:eastAsia="Times New Roman"/>
-                <w:color w:val="000000"/>
-              </w:rPr>
-              <w:t>Fecha de fin de la tarea.</w:t>
-            </w:r>
-          </w:p>
-        </w:tc>
-        <w:tc>
-          <w:tcPr>
-            <w:tcW w:w="0" w:type="auto"/>
-            <w:tcBorders>
-              <w:top w:val="single" w:sz="8" w:space="0" w:color="000000"/>
-              <w:left w:val="single" w:sz="8" w:space="0" w:color="000000"/>
-              <w:bottom w:val="single" w:sz="8" w:space="0" w:color="000000"/>
-              <w:right w:val="single" w:sz="8" w:space="0" w:color="000000"/>
-            </w:tcBorders>
-            <w:tcMar>
-              <w:top w:w="100" w:type="dxa"/>
-              <w:left w:w="100" w:type="dxa"/>
-              <w:bottom w:w="100" w:type="dxa"/>
-              <w:right w:w="100" w:type="dxa"/>
-            </w:tcMar>
-            <w:hideMark/>
-          </w:tcPr>
-          <w:p>
-            <w:pPr>
-              <w:spacing w:before="0" w:line="240" w:lineRule="auto"/>
-              <w:ind w:left="0"/>
-              <w:rPr>
-                <w:rFonts w:ascii="Times New Roman" w:eastAsia="Times New Roman" w:hAnsi="Times New Roman" w:cs="Times New Roman"/>
-                <w:sz w:val="24"/>
-                <w:szCs w:val="24"/>
-              </w:rPr>
-            </w:pPr>
           </w:p>
         </w:tc>
       </w:tr>
@@ -8321,44 +7963,6 @@
           <w:szCs w:val="24"/>
         </w:rPr>
       </w:pPr>
-      <w:r>
-        <w:rPr>
-          <w:rFonts w:ascii="Times New Roman" w:eastAsia="Times New Roman" w:hAnsi="Times New Roman" w:cs="Times New Roman"/>
-          <w:sz w:val="24"/>
-          <w:szCs w:val="24"/>
-        </w:rPr>
-        <w:br/>
-      </w:r>
-      <w:r>
-        <w:rPr>
-          <w:rFonts w:ascii="Times New Roman" w:eastAsia="Times New Roman" w:hAnsi="Times New Roman" w:cs="Times New Roman"/>
-          <w:sz w:val="24"/>
-          <w:szCs w:val="24"/>
-        </w:rPr>
-        <w:br/>
-      </w:r>
-    </w:p>
-    <w:p>
-      <w:pPr>
-        <w:spacing w:before="0" w:after="240" w:line="240" w:lineRule="auto"/>
-        <w:ind w:left="0"/>
-        <w:rPr>
-          <w:rFonts w:ascii="Times New Roman" w:eastAsia="Times New Roman" w:hAnsi="Times New Roman" w:cs="Times New Roman"/>
-          <w:sz w:val="24"/>
-          <w:szCs w:val="24"/>
-        </w:rPr>
-      </w:pPr>
-    </w:p>
-    <w:p>
-      <w:pPr>
-        <w:spacing w:before="0" w:after="240" w:line="240" w:lineRule="auto"/>
-        <w:ind w:left="0"/>
-        <w:rPr>
-          <w:rFonts w:ascii="Times New Roman" w:eastAsia="Times New Roman" w:hAnsi="Times New Roman" w:cs="Times New Roman"/>
-          <w:sz w:val="24"/>
-          <w:szCs w:val="24"/>
-        </w:rPr>
-      </w:pPr>
     </w:p>
     <w:tbl>
       <w:tblPr>
@@ -8417,7 +8021,6 @@
                 <w:bCs/>
                 <w:color w:val="000000"/>
               </w:rPr>
-              <w:lastRenderedPageBreak/>
               <w:t>EN07</w:t>
             </w:r>
           </w:p>
@@ -8828,6 +8431,7 @@
                 <w:rFonts w:eastAsia="Times New Roman"/>
                 <w:color w:val="000000"/>
               </w:rPr>
+              <w:lastRenderedPageBreak/>
               <w:t>nombre</w:t>
             </w:r>
           </w:p>
@@ -9273,575 +8877,1351 @@
         <w:t>A continuación, se detallan las relaciones identificadas entre las entidades junto con sus correspondientes cardinalidades:</w:t>
       </w:r>
     </w:p>
-    <w:sdt>
-      <w:sdtPr>
-        <w:tag w:val="goog_rdk_12"/>
-        <w:id w:val="2012577781"/>
-        <w:lock w:val="contentLocked"/>
-      </w:sdtPr>
-      <w:sdtContent>
-        <w:tbl>
-          <w:tblPr>
-            <w:tblStyle w:val="afc"/>
-            <w:tblW w:w="8504" w:type="dxa"/>
-            <w:tblInd w:w="0" w:type="dxa"/>
-            <w:tblBorders>
+    <w:tbl>
+      <w:tblPr>
+        <w:tblW w:w="8504" w:type="dxa"/>
+        <w:tblCellMar>
+          <w:top w:w="15" w:type="dxa"/>
+          <w:left w:w="15" w:type="dxa"/>
+          <w:bottom w:w="15" w:type="dxa"/>
+          <w:right w:w="15" w:type="dxa"/>
+        </w:tblCellMar>
+        <w:tblLook w:val="04A0" w:firstRow="1" w:lastRow="0" w:firstColumn="1" w:lastColumn="0" w:noHBand="0" w:noVBand="1"/>
+      </w:tblPr>
+      <w:tblGrid>
+        <w:gridCol w:w="1197"/>
+        <w:gridCol w:w="2284"/>
+        <w:gridCol w:w="5023"/>
+      </w:tblGrid>
+      <w:tr>
+        <w:trPr>
+          <w:trHeight w:val="404"/>
+        </w:trPr>
+        <w:tc>
+          <w:tcPr>
+            <w:tcW w:w="0" w:type="auto"/>
+            <w:tcBorders>
               <w:top w:val="single" w:sz="8" w:space="0" w:color="000000"/>
               <w:left w:val="single" w:sz="8" w:space="0" w:color="000000"/>
               <w:bottom w:val="single" w:sz="8" w:space="0" w:color="000000"/>
               <w:right w:val="single" w:sz="8" w:space="0" w:color="000000"/>
-              <w:insideH w:val="single" w:sz="8" w:space="0" w:color="000000"/>
-              <w:insideV w:val="single" w:sz="8" w:space="0" w:color="000000"/>
-            </w:tblBorders>
-            <w:tblLayout w:type="fixed"/>
-            <w:tblLook w:val="0600" w:firstRow="0" w:lastRow="0" w:firstColumn="0" w:lastColumn="0" w:noHBand="1" w:noVBand="1"/>
-          </w:tblPr>
-          <w:tblGrid>
-            <w:gridCol w:w="2834"/>
-            <w:gridCol w:w="2835"/>
-            <w:gridCol w:w="2835"/>
-          </w:tblGrid>
-          <w:tr>
-            <w:trPr>
-              <w:trHeight w:val="403"/>
-            </w:trPr>
-            <w:tc>
-              <w:tcPr>
-                <w:tcW w:w="2834" w:type="dxa"/>
-                <w:shd w:val="clear" w:color="auto" w:fill="auto"/>
-                <w:tcMar>
-                  <w:top w:w="100" w:type="dxa"/>
-                  <w:left w:w="100" w:type="dxa"/>
-                  <w:bottom w:w="100" w:type="dxa"/>
-                  <w:right w:w="100" w:type="dxa"/>
-                </w:tcMar>
-              </w:tcPr>
-              <w:p>
-                <w:pPr>
-                  <w:widowControl w:val="0"/>
-                  <w:pBdr>
-                    <w:top w:val="nil"/>
-                    <w:left w:val="nil"/>
-                    <w:bottom w:val="nil"/>
-                    <w:right w:val="nil"/>
-                    <w:between w:val="nil"/>
-                  </w:pBdr>
-                  <w:spacing w:before="0" w:line="240" w:lineRule="auto"/>
-                  <w:ind w:left="0"/>
-                  <w:rPr>
-                    <w:b/>
-                  </w:rPr>
-                </w:pPr>
-                <w:r>
-                  <w:rPr>
-                    <w:b/>
-                  </w:rPr>
-                  <w:t>N° de Relación</w:t>
-                </w:r>
-              </w:p>
-            </w:tc>
-            <w:tc>
-              <w:tcPr>
-                <w:tcW w:w="2834" w:type="dxa"/>
-                <w:shd w:val="clear" w:color="auto" w:fill="auto"/>
-                <w:tcMar>
-                  <w:top w:w="100" w:type="dxa"/>
-                  <w:left w:w="100" w:type="dxa"/>
-                  <w:bottom w:w="100" w:type="dxa"/>
-                  <w:right w:w="100" w:type="dxa"/>
-                </w:tcMar>
-              </w:tcPr>
-              <w:p>
-                <w:pPr>
-                  <w:widowControl w:val="0"/>
-                  <w:pBdr>
-                    <w:top w:val="nil"/>
-                    <w:left w:val="nil"/>
-                    <w:bottom w:val="nil"/>
-                    <w:right w:val="nil"/>
-                    <w:between w:val="nil"/>
-                  </w:pBdr>
-                  <w:spacing w:before="0" w:line="240" w:lineRule="auto"/>
-                  <w:ind w:left="0"/>
-                  <w:rPr>
-                    <w:b/>
-                  </w:rPr>
-                </w:pPr>
-                <w:r>
-                  <w:rPr>
-                    <w:b/>
-                  </w:rPr>
-                  <w:t>Relación</w:t>
-                </w:r>
-              </w:p>
-            </w:tc>
-            <w:tc>
-              <w:tcPr>
-                <w:tcW w:w="2834" w:type="dxa"/>
-                <w:shd w:val="clear" w:color="auto" w:fill="auto"/>
-                <w:tcMar>
-                  <w:top w:w="100" w:type="dxa"/>
-                  <w:left w:w="100" w:type="dxa"/>
-                  <w:bottom w:w="100" w:type="dxa"/>
-                  <w:right w:w="100" w:type="dxa"/>
-                </w:tcMar>
-              </w:tcPr>
-              <w:p>
-                <w:pPr>
-                  <w:widowControl w:val="0"/>
-                  <w:pBdr>
-                    <w:top w:val="nil"/>
-                    <w:left w:val="nil"/>
-                    <w:bottom w:val="nil"/>
-                    <w:right w:val="nil"/>
-                    <w:between w:val="nil"/>
-                  </w:pBdr>
-                  <w:spacing w:before="0" w:line="240" w:lineRule="auto"/>
-                  <w:ind w:left="0"/>
-                  <w:rPr>
-                    <w:b/>
-                  </w:rPr>
-                </w:pPr>
-                <w:r>
-                  <w:rPr>
-                    <w:b/>
-                  </w:rPr>
-                  <w:t>Cardinalidad</w:t>
-                </w:r>
-              </w:p>
-            </w:tc>
-          </w:tr>
-          <w:tr>
-            <w:tc>
-              <w:tcPr>
-                <w:tcW w:w="2834" w:type="dxa"/>
-                <w:shd w:val="clear" w:color="auto" w:fill="auto"/>
-                <w:tcMar>
-                  <w:top w:w="100" w:type="dxa"/>
-                  <w:left w:w="100" w:type="dxa"/>
-                  <w:bottom w:w="100" w:type="dxa"/>
-                  <w:right w:w="100" w:type="dxa"/>
-                </w:tcMar>
-              </w:tcPr>
-              <w:p>
-                <w:pPr>
-                  <w:widowControl w:val="0"/>
-                  <w:pBdr>
-                    <w:top w:val="nil"/>
-                    <w:left w:val="nil"/>
-                    <w:bottom w:val="nil"/>
-                    <w:right w:val="nil"/>
-                    <w:between w:val="nil"/>
-                  </w:pBdr>
-                  <w:spacing w:before="0" w:line="240" w:lineRule="auto"/>
-                  <w:ind w:left="0"/>
-                  <w:rPr>
-                    <w:b/>
-                  </w:rPr>
-                </w:pPr>
-                <w:r>
-                  <w:rPr>
-                    <w:b/>
-                  </w:rPr>
-                  <w:t>Relación 1</w:t>
-                </w:r>
-              </w:p>
-            </w:tc>
-            <w:tc>
-              <w:tcPr>
-                <w:tcW w:w="2834" w:type="dxa"/>
-                <w:shd w:val="clear" w:color="auto" w:fill="auto"/>
-                <w:tcMar>
-                  <w:top w:w="100" w:type="dxa"/>
-                  <w:left w:w="100" w:type="dxa"/>
-                  <w:bottom w:w="100" w:type="dxa"/>
-                  <w:right w:w="100" w:type="dxa"/>
-                </w:tcMar>
-              </w:tcPr>
-              <w:p>
-                <w:pPr>
-                  <w:widowControl w:val="0"/>
-                  <w:pBdr>
-                    <w:top w:val="nil"/>
-                    <w:left w:val="nil"/>
-                    <w:bottom w:val="nil"/>
-                    <w:right w:val="nil"/>
-                    <w:between w:val="nil"/>
-                  </w:pBdr>
-                  <w:spacing w:before="0" w:line="240" w:lineRule="auto"/>
-                  <w:ind w:left="0"/>
-                  <w:rPr>
-                    <w:b/>
-                    <w:i/>
-                  </w:rPr>
-                </w:pPr>
-                <w:r>
-                  <w:t xml:space="preserve">ARTICULO - SECCION </w:t>
-                </w:r>
-                <w:r>
-                  <w:rPr>
-                    <w:b/>
-                    <w:i/>
-                  </w:rPr>
-                  <w:t>agrupa</w:t>
-                </w:r>
-              </w:p>
-            </w:tc>
-            <w:tc>
-              <w:tcPr>
-                <w:tcW w:w="2834" w:type="dxa"/>
-                <w:shd w:val="clear" w:color="auto" w:fill="auto"/>
-                <w:tcMar>
-                  <w:top w:w="100" w:type="dxa"/>
-                  <w:left w:w="100" w:type="dxa"/>
-                  <w:bottom w:w="100" w:type="dxa"/>
-                  <w:right w:w="100" w:type="dxa"/>
-                </w:tcMar>
-              </w:tcPr>
-              <w:p>
-                <w:pPr>
-                  <w:widowControl w:val="0"/>
-                  <w:pBdr>
-                    <w:top w:val="nil"/>
-                    <w:left w:val="nil"/>
-                    <w:bottom w:val="nil"/>
-                    <w:right w:val="nil"/>
-                    <w:between w:val="nil"/>
-                  </w:pBdr>
-                  <w:spacing w:before="0" w:line="240" w:lineRule="auto"/>
-                  <w:ind w:left="0"/>
-                </w:pPr>
-                <w:r>
-                  <w:t>Un artículo se agrupa en una sección, mientras que, una sección agrupa n artículos. (</w:t>
-                </w:r>
-                <w:r>
-                  <w:rPr>
-                    <w:b/>
-                  </w:rPr>
-                  <w:t>1, N</w:t>
-                </w:r>
-                <w:r>
-                  <w:t>).</w:t>
-                </w:r>
-              </w:p>
-            </w:tc>
-          </w:tr>
-          <w:tr>
-            <w:tc>
-              <w:tcPr>
-                <w:tcW w:w="2834" w:type="dxa"/>
-                <w:shd w:val="clear" w:color="auto" w:fill="auto"/>
-                <w:tcMar>
-                  <w:top w:w="100" w:type="dxa"/>
-                  <w:left w:w="100" w:type="dxa"/>
-                  <w:bottom w:w="100" w:type="dxa"/>
-                  <w:right w:w="100" w:type="dxa"/>
-                </w:tcMar>
-              </w:tcPr>
-              <w:p>
-                <w:pPr>
-                  <w:widowControl w:val="0"/>
-                  <w:spacing w:before="0" w:line="240" w:lineRule="auto"/>
-                  <w:ind w:left="0"/>
-                </w:pPr>
-                <w:r>
-                  <w:rPr>
-                    <w:b/>
-                  </w:rPr>
-                  <w:t>Relación 2</w:t>
-                </w:r>
-              </w:p>
-            </w:tc>
-            <w:tc>
-              <w:tcPr>
-                <w:tcW w:w="2834" w:type="dxa"/>
-                <w:shd w:val="clear" w:color="auto" w:fill="auto"/>
-                <w:tcMar>
-                  <w:top w:w="100" w:type="dxa"/>
-                  <w:left w:w="100" w:type="dxa"/>
-                  <w:bottom w:w="100" w:type="dxa"/>
-                  <w:right w:w="100" w:type="dxa"/>
-                </w:tcMar>
-              </w:tcPr>
-              <w:p>
-                <w:pPr>
-                  <w:widowControl w:val="0"/>
-                  <w:pBdr>
-                    <w:top w:val="nil"/>
-                    <w:left w:val="nil"/>
-                    <w:bottom w:val="nil"/>
-                    <w:right w:val="nil"/>
-                    <w:between w:val="nil"/>
-                  </w:pBdr>
-                  <w:spacing w:before="0" w:line="240" w:lineRule="auto"/>
-                  <w:ind w:left="0"/>
-                </w:pPr>
-              </w:p>
-            </w:tc>
-            <w:tc>
-              <w:tcPr>
-                <w:tcW w:w="2834" w:type="dxa"/>
-                <w:shd w:val="clear" w:color="auto" w:fill="auto"/>
-                <w:tcMar>
-                  <w:top w:w="100" w:type="dxa"/>
-                  <w:left w:w="100" w:type="dxa"/>
-                  <w:bottom w:w="100" w:type="dxa"/>
-                  <w:right w:w="100" w:type="dxa"/>
-                </w:tcMar>
-              </w:tcPr>
-              <w:p>
-                <w:pPr>
-                  <w:widowControl w:val="0"/>
-                  <w:pBdr>
-                    <w:top w:val="nil"/>
-                    <w:left w:val="nil"/>
-                    <w:bottom w:val="nil"/>
-                    <w:right w:val="nil"/>
-                    <w:between w:val="nil"/>
-                  </w:pBdr>
-                  <w:spacing w:before="0" w:line="240" w:lineRule="auto"/>
-                  <w:ind w:left="0"/>
-                </w:pPr>
-              </w:p>
-            </w:tc>
-          </w:tr>
-          <w:tr>
-            <w:tc>
-              <w:tcPr>
-                <w:tcW w:w="2834" w:type="dxa"/>
-                <w:shd w:val="clear" w:color="auto" w:fill="auto"/>
-                <w:tcMar>
-                  <w:top w:w="100" w:type="dxa"/>
-                  <w:left w:w="100" w:type="dxa"/>
-                  <w:bottom w:w="100" w:type="dxa"/>
-                  <w:right w:w="100" w:type="dxa"/>
-                </w:tcMar>
-              </w:tcPr>
-              <w:p>
-                <w:pPr>
-                  <w:widowControl w:val="0"/>
-                  <w:spacing w:before="0" w:line="240" w:lineRule="auto"/>
-                  <w:ind w:left="0"/>
-                </w:pPr>
-                <w:r>
-                  <w:rPr>
-                    <w:b/>
-                  </w:rPr>
-                  <w:t>Relación 3</w:t>
-                </w:r>
-              </w:p>
-            </w:tc>
-            <w:tc>
-              <w:tcPr>
-                <w:tcW w:w="2834" w:type="dxa"/>
-                <w:shd w:val="clear" w:color="auto" w:fill="auto"/>
-                <w:tcMar>
-                  <w:top w:w="100" w:type="dxa"/>
-                  <w:left w:w="100" w:type="dxa"/>
-                  <w:bottom w:w="100" w:type="dxa"/>
-                  <w:right w:w="100" w:type="dxa"/>
-                </w:tcMar>
-              </w:tcPr>
-              <w:p>
-                <w:pPr>
-                  <w:widowControl w:val="0"/>
-                  <w:pBdr>
-                    <w:top w:val="nil"/>
-                    <w:left w:val="nil"/>
-                    <w:bottom w:val="nil"/>
-                    <w:right w:val="nil"/>
-                    <w:between w:val="nil"/>
-                  </w:pBdr>
-                  <w:spacing w:before="0" w:line="240" w:lineRule="auto"/>
-                  <w:ind w:left="0"/>
-                </w:pPr>
-              </w:p>
-            </w:tc>
-            <w:tc>
-              <w:tcPr>
-                <w:tcW w:w="2834" w:type="dxa"/>
-                <w:shd w:val="clear" w:color="auto" w:fill="auto"/>
-                <w:tcMar>
-                  <w:top w:w="100" w:type="dxa"/>
-                  <w:left w:w="100" w:type="dxa"/>
-                  <w:bottom w:w="100" w:type="dxa"/>
-                  <w:right w:w="100" w:type="dxa"/>
-                </w:tcMar>
-              </w:tcPr>
-              <w:p>
-                <w:pPr>
-                  <w:widowControl w:val="0"/>
-                  <w:pBdr>
-                    <w:top w:val="nil"/>
-                    <w:left w:val="nil"/>
-                    <w:bottom w:val="nil"/>
-                    <w:right w:val="nil"/>
-                    <w:between w:val="nil"/>
-                  </w:pBdr>
-                  <w:spacing w:before="0" w:line="240" w:lineRule="auto"/>
-                  <w:ind w:left="0"/>
-                </w:pPr>
-              </w:p>
-            </w:tc>
-          </w:tr>
-          <w:tr>
-            <w:tc>
-              <w:tcPr>
-                <w:tcW w:w="2834" w:type="dxa"/>
-                <w:shd w:val="clear" w:color="auto" w:fill="auto"/>
-                <w:tcMar>
-                  <w:top w:w="100" w:type="dxa"/>
-                  <w:left w:w="100" w:type="dxa"/>
-                  <w:bottom w:w="100" w:type="dxa"/>
-                  <w:right w:w="100" w:type="dxa"/>
-                </w:tcMar>
-              </w:tcPr>
-              <w:p>
-                <w:pPr>
-                  <w:widowControl w:val="0"/>
-                  <w:spacing w:before="0" w:line="240" w:lineRule="auto"/>
-                  <w:ind w:left="0"/>
-                </w:pPr>
-                <w:r>
-                  <w:rPr>
-                    <w:b/>
-                  </w:rPr>
-                  <w:t>Relación n</w:t>
-                </w:r>
-              </w:p>
-            </w:tc>
-            <w:tc>
-              <w:tcPr>
-                <w:tcW w:w="2834" w:type="dxa"/>
-                <w:shd w:val="clear" w:color="auto" w:fill="auto"/>
-                <w:tcMar>
-                  <w:top w:w="100" w:type="dxa"/>
-                  <w:left w:w="100" w:type="dxa"/>
-                  <w:bottom w:w="100" w:type="dxa"/>
-                  <w:right w:w="100" w:type="dxa"/>
-                </w:tcMar>
-              </w:tcPr>
-              <w:p>
-                <w:pPr>
-                  <w:widowControl w:val="0"/>
-                  <w:pBdr>
-                    <w:top w:val="nil"/>
-                    <w:left w:val="nil"/>
-                    <w:bottom w:val="nil"/>
-                    <w:right w:val="nil"/>
-                    <w:between w:val="nil"/>
-                  </w:pBdr>
-                  <w:spacing w:before="0" w:line="240" w:lineRule="auto"/>
-                  <w:ind w:left="0"/>
-                </w:pPr>
-              </w:p>
-            </w:tc>
-            <w:tc>
-              <w:tcPr>
-                <w:tcW w:w="2834" w:type="dxa"/>
-                <w:shd w:val="clear" w:color="auto" w:fill="auto"/>
-                <w:tcMar>
-                  <w:top w:w="100" w:type="dxa"/>
-                  <w:left w:w="100" w:type="dxa"/>
-                  <w:bottom w:w="100" w:type="dxa"/>
-                  <w:right w:w="100" w:type="dxa"/>
-                </w:tcMar>
-              </w:tcPr>
-              <w:p>
-                <w:pPr>
-                  <w:widowControl w:val="0"/>
-                  <w:pBdr>
-                    <w:top w:val="nil"/>
-                    <w:left w:val="nil"/>
-                    <w:bottom w:val="nil"/>
-                    <w:right w:val="nil"/>
-                    <w:between w:val="nil"/>
-                  </w:pBdr>
-                  <w:spacing w:before="0" w:line="240" w:lineRule="auto"/>
-                  <w:ind w:left="0"/>
-                </w:pPr>
-              </w:p>
-            </w:tc>
-          </w:tr>
-        </w:tbl>
-      </w:sdtContent>
-    </w:sdt>
-    <w:p>
-      <w:pPr>
-        <w:tabs>
-          <w:tab w:val="left" w:pos="0"/>
-        </w:tabs>
-        <w:spacing w:before="0" w:after="240"/>
+            </w:tcBorders>
+            <w:tcMar>
+              <w:top w:w="100" w:type="dxa"/>
+              <w:left w:w="100" w:type="dxa"/>
+              <w:bottom w:w="100" w:type="dxa"/>
+              <w:right w:w="100" w:type="dxa"/>
+            </w:tcMar>
+            <w:hideMark/>
+          </w:tcPr>
+          <w:p>
+            <w:pPr>
+              <w:spacing w:before="0" w:line="240" w:lineRule="auto"/>
+              <w:ind w:left="0"/>
+              <w:rPr>
+                <w:rFonts w:ascii="Times New Roman" w:eastAsia="Times New Roman" w:hAnsi="Times New Roman" w:cs="Times New Roman"/>
+                <w:sz w:val="24"/>
+                <w:szCs w:val="24"/>
+              </w:rPr>
+            </w:pPr>
+            <w:proofErr w:type="spellStart"/>
+            <w:r>
+              <w:rPr>
+                <w:rFonts w:eastAsia="Times New Roman"/>
+                <w:b/>
+                <w:bCs/>
+                <w:color w:val="000000"/>
+              </w:rPr>
+              <w:t>N°</w:t>
+            </w:r>
+            <w:proofErr w:type="spellEnd"/>
+            <w:r>
+              <w:rPr>
+                <w:rFonts w:eastAsia="Times New Roman"/>
+                <w:b/>
+                <w:bCs/>
+                <w:color w:val="000000"/>
+              </w:rPr>
+              <w:t xml:space="preserve"> de Relación</w:t>
+            </w:r>
+          </w:p>
+        </w:tc>
+        <w:tc>
+          <w:tcPr>
+            <w:tcW w:w="0" w:type="auto"/>
+            <w:tcBorders>
+              <w:top w:val="single" w:sz="8" w:space="0" w:color="000000"/>
+              <w:left w:val="single" w:sz="8" w:space="0" w:color="000000"/>
+              <w:bottom w:val="single" w:sz="8" w:space="0" w:color="000000"/>
+              <w:right w:val="single" w:sz="8" w:space="0" w:color="000000"/>
+            </w:tcBorders>
+            <w:tcMar>
+              <w:top w:w="100" w:type="dxa"/>
+              <w:left w:w="100" w:type="dxa"/>
+              <w:bottom w:w="100" w:type="dxa"/>
+              <w:right w:w="100" w:type="dxa"/>
+            </w:tcMar>
+            <w:hideMark/>
+          </w:tcPr>
+          <w:p>
+            <w:pPr>
+              <w:spacing w:before="0" w:line="240" w:lineRule="auto"/>
+              <w:ind w:left="0"/>
+              <w:rPr>
+                <w:rFonts w:ascii="Times New Roman" w:eastAsia="Times New Roman" w:hAnsi="Times New Roman" w:cs="Times New Roman"/>
+                <w:sz w:val="24"/>
+                <w:szCs w:val="24"/>
+              </w:rPr>
+            </w:pPr>
+            <w:r>
+              <w:rPr>
+                <w:rFonts w:eastAsia="Times New Roman"/>
+                <w:b/>
+                <w:bCs/>
+                <w:color w:val="000000"/>
+              </w:rPr>
+              <w:t>Relación</w:t>
+            </w:r>
+          </w:p>
+        </w:tc>
+        <w:tc>
+          <w:tcPr>
+            <w:tcW w:w="0" w:type="auto"/>
+            <w:tcBorders>
+              <w:top w:val="single" w:sz="8" w:space="0" w:color="000000"/>
+              <w:left w:val="single" w:sz="8" w:space="0" w:color="000000"/>
+              <w:bottom w:val="single" w:sz="8" w:space="0" w:color="000000"/>
+              <w:right w:val="single" w:sz="8" w:space="0" w:color="000000"/>
+            </w:tcBorders>
+            <w:tcMar>
+              <w:top w:w="100" w:type="dxa"/>
+              <w:left w:w="100" w:type="dxa"/>
+              <w:bottom w:w="100" w:type="dxa"/>
+              <w:right w:w="100" w:type="dxa"/>
+            </w:tcMar>
+            <w:hideMark/>
+          </w:tcPr>
+          <w:p>
+            <w:pPr>
+              <w:spacing w:before="0" w:line="240" w:lineRule="auto"/>
+              <w:ind w:left="0"/>
+              <w:rPr>
+                <w:rFonts w:ascii="Times New Roman" w:eastAsia="Times New Roman" w:hAnsi="Times New Roman" w:cs="Times New Roman"/>
+                <w:sz w:val="24"/>
+                <w:szCs w:val="24"/>
+              </w:rPr>
+            </w:pPr>
+            <w:r>
+              <w:rPr>
+                <w:rFonts w:eastAsia="Times New Roman"/>
+                <w:b/>
+                <w:bCs/>
+                <w:color w:val="000000"/>
+              </w:rPr>
+              <w:t>Cardinalidad</w:t>
+            </w:r>
+          </w:p>
+        </w:tc>
+      </w:tr>
+      <w:tr>
+        <w:tc>
+          <w:tcPr>
+            <w:tcW w:w="0" w:type="auto"/>
+            <w:tcBorders>
+              <w:top w:val="single" w:sz="8" w:space="0" w:color="000000"/>
+              <w:left w:val="single" w:sz="8" w:space="0" w:color="000000"/>
+              <w:bottom w:val="single" w:sz="8" w:space="0" w:color="000000"/>
+              <w:right w:val="single" w:sz="8" w:space="0" w:color="000000"/>
+            </w:tcBorders>
+            <w:tcMar>
+              <w:top w:w="100" w:type="dxa"/>
+              <w:left w:w="100" w:type="dxa"/>
+              <w:bottom w:w="100" w:type="dxa"/>
+              <w:right w:w="100" w:type="dxa"/>
+            </w:tcMar>
+            <w:hideMark/>
+          </w:tcPr>
+          <w:p>
+            <w:pPr>
+              <w:spacing w:before="0" w:line="240" w:lineRule="auto"/>
+              <w:ind w:left="0"/>
+              <w:rPr>
+                <w:rFonts w:ascii="Times New Roman" w:eastAsia="Times New Roman" w:hAnsi="Times New Roman" w:cs="Times New Roman"/>
+                <w:sz w:val="24"/>
+                <w:szCs w:val="24"/>
+              </w:rPr>
+            </w:pPr>
+            <w:r>
+              <w:rPr>
+                <w:rFonts w:eastAsia="Times New Roman"/>
+                <w:b/>
+                <w:bCs/>
+                <w:color w:val="000000"/>
+              </w:rPr>
+              <w:t>Relación 1</w:t>
+            </w:r>
+          </w:p>
+        </w:tc>
+        <w:tc>
+          <w:tcPr>
+            <w:tcW w:w="0" w:type="auto"/>
+            <w:tcBorders>
+              <w:top w:val="single" w:sz="8" w:space="0" w:color="000000"/>
+              <w:left w:val="single" w:sz="8" w:space="0" w:color="000000"/>
+              <w:bottom w:val="single" w:sz="8" w:space="0" w:color="000000"/>
+              <w:right w:val="single" w:sz="8" w:space="0" w:color="000000"/>
+            </w:tcBorders>
+            <w:tcMar>
+              <w:top w:w="100" w:type="dxa"/>
+              <w:left w:w="100" w:type="dxa"/>
+              <w:bottom w:w="100" w:type="dxa"/>
+              <w:right w:w="100" w:type="dxa"/>
+            </w:tcMar>
+            <w:hideMark/>
+          </w:tcPr>
+          <w:p>
+            <w:pPr>
+              <w:spacing w:before="0" w:line="240" w:lineRule="auto"/>
+              <w:ind w:left="0"/>
+              <w:rPr>
+                <w:rFonts w:ascii="Times New Roman" w:eastAsia="Times New Roman" w:hAnsi="Times New Roman" w:cs="Times New Roman"/>
+                <w:sz w:val="24"/>
+                <w:szCs w:val="24"/>
+              </w:rPr>
+            </w:pPr>
+            <w:r>
+              <w:rPr>
+                <w:rFonts w:eastAsia="Times New Roman"/>
+                <w:color w:val="000000"/>
+              </w:rPr>
+              <w:t xml:space="preserve">Usuario- Proyecto </w:t>
+            </w:r>
+            <w:proofErr w:type="spellStart"/>
+            <w:r>
+              <w:rPr>
+                <w:rFonts w:eastAsia="Times New Roman"/>
+                <w:b/>
+                <w:bCs/>
+                <w:i/>
+                <w:iCs/>
+                <w:color w:val="000000"/>
+              </w:rPr>
+              <w:t>participa_en</w:t>
+            </w:r>
+            <w:proofErr w:type="spellEnd"/>
+          </w:p>
+        </w:tc>
+        <w:tc>
+          <w:tcPr>
+            <w:tcW w:w="0" w:type="auto"/>
+            <w:tcBorders>
+              <w:top w:val="single" w:sz="8" w:space="0" w:color="000000"/>
+              <w:left w:val="single" w:sz="8" w:space="0" w:color="000000"/>
+              <w:bottom w:val="single" w:sz="8" w:space="0" w:color="000000"/>
+              <w:right w:val="single" w:sz="8" w:space="0" w:color="000000"/>
+            </w:tcBorders>
+            <w:tcMar>
+              <w:top w:w="100" w:type="dxa"/>
+              <w:left w:w="100" w:type="dxa"/>
+              <w:bottom w:w="100" w:type="dxa"/>
+              <w:right w:w="100" w:type="dxa"/>
+            </w:tcMar>
+            <w:hideMark/>
+          </w:tcPr>
+          <w:p>
+            <w:pPr>
+              <w:spacing w:before="0" w:line="240" w:lineRule="auto"/>
+              <w:ind w:left="0"/>
+              <w:rPr>
+                <w:rFonts w:ascii="Times New Roman" w:eastAsia="Times New Roman" w:hAnsi="Times New Roman" w:cs="Times New Roman"/>
+                <w:sz w:val="24"/>
+                <w:szCs w:val="24"/>
+              </w:rPr>
+            </w:pPr>
+            <w:r>
+              <w:rPr>
+                <w:rFonts w:eastAsia="Times New Roman"/>
+                <w:color w:val="000000"/>
+              </w:rPr>
+              <w:t>Un usuario participa  en varios proyectos, mientras que, un proyecto posee varios usuarios (</w:t>
+            </w:r>
+            <w:r>
+              <w:rPr>
+                <w:rFonts w:eastAsia="Times New Roman"/>
+                <w:b/>
+                <w:bCs/>
+                <w:color w:val="000000"/>
+              </w:rPr>
+              <w:t>N, M</w:t>
+            </w:r>
+            <w:r>
+              <w:rPr>
+                <w:rFonts w:eastAsia="Times New Roman"/>
+                <w:color w:val="000000"/>
+              </w:rPr>
+              <w:t>).</w:t>
+            </w:r>
+          </w:p>
+        </w:tc>
+      </w:tr>
+      <w:tr>
+        <w:tc>
+          <w:tcPr>
+            <w:tcW w:w="0" w:type="auto"/>
+            <w:tcBorders>
+              <w:top w:val="single" w:sz="8" w:space="0" w:color="000000"/>
+              <w:left w:val="single" w:sz="8" w:space="0" w:color="000000"/>
+              <w:bottom w:val="single" w:sz="8" w:space="0" w:color="000000"/>
+              <w:right w:val="single" w:sz="8" w:space="0" w:color="000000"/>
+            </w:tcBorders>
+            <w:tcMar>
+              <w:top w:w="100" w:type="dxa"/>
+              <w:left w:w="100" w:type="dxa"/>
+              <w:bottom w:w="100" w:type="dxa"/>
+              <w:right w:w="100" w:type="dxa"/>
+            </w:tcMar>
+            <w:hideMark/>
+          </w:tcPr>
+          <w:p>
+            <w:pPr>
+              <w:spacing w:before="0" w:line="240" w:lineRule="auto"/>
+              <w:ind w:left="0"/>
+              <w:rPr>
+                <w:rFonts w:ascii="Times New Roman" w:eastAsia="Times New Roman" w:hAnsi="Times New Roman" w:cs="Times New Roman"/>
+                <w:sz w:val="24"/>
+                <w:szCs w:val="24"/>
+              </w:rPr>
+            </w:pPr>
+            <w:r>
+              <w:rPr>
+                <w:rFonts w:eastAsia="Times New Roman"/>
+                <w:b/>
+                <w:bCs/>
+                <w:color w:val="000000"/>
+              </w:rPr>
+              <w:t>Relación 2</w:t>
+            </w:r>
+          </w:p>
+        </w:tc>
+        <w:tc>
+          <w:tcPr>
+            <w:tcW w:w="0" w:type="auto"/>
+            <w:tcBorders>
+              <w:top w:val="single" w:sz="8" w:space="0" w:color="000000"/>
+              <w:left w:val="single" w:sz="8" w:space="0" w:color="000000"/>
+              <w:bottom w:val="single" w:sz="8" w:space="0" w:color="000000"/>
+              <w:right w:val="single" w:sz="8" w:space="0" w:color="000000"/>
+            </w:tcBorders>
+            <w:tcMar>
+              <w:top w:w="100" w:type="dxa"/>
+              <w:left w:w="100" w:type="dxa"/>
+              <w:bottom w:w="100" w:type="dxa"/>
+              <w:right w:w="100" w:type="dxa"/>
+            </w:tcMar>
+            <w:hideMark/>
+          </w:tcPr>
+          <w:p>
+            <w:pPr>
+              <w:spacing w:before="0" w:line="240" w:lineRule="auto"/>
+              <w:ind w:left="0"/>
+              <w:rPr>
+                <w:rFonts w:ascii="Times New Roman" w:eastAsia="Times New Roman" w:hAnsi="Times New Roman" w:cs="Times New Roman"/>
+                <w:sz w:val="24"/>
+                <w:szCs w:val="24"/>
+              </w:rPr>
+            </w:pPr>
+            <w:r>
+              <w:rPr>
+                <w:rFonts w:eastAsia="Times New Roman"/>
+                <w:color w:val="000000"/>
+              </w:rPr>
+              <w:t>Proyecto-</w:t>
+            </w:r>
+            <w:proofErr w:type="spellStart"/>
+            <w:r>
+              <w:rPr>
+                <w:rFonts w:eastAsia="Times New Roman"/>
+                <w:color w:val="000000"/>
+              </w:rPr>
+              <w:t>Modelo_Calidad</w:t>
+            </w:r>
+            <w:proofErr w:type="spellEnd"/>
+            <w:r>
+              <w:rPr>
+                <w:rFonts w:eastAsia="Times New Roman"/>
+                <w:color w:val="000000"/>
+              </w:rPr>
+              <w:t xml:space="preserve"> </w:t>
+            </w:r>
+            <w:r>
+              <w:rPr>
+                <w:rFonts w:eastAsia="Times New Roman"/>
+                <w:b/>
+                <w:bCs/>
+                <w:i/>
+                <w:iCs/>
+                <w:color w:val="000000"/>
+              </w:rPr>
+              <w:t>aplica</w:t>
+            </w:r>
+          </w:p>
+        </w:tc>
+        <w:tc>
+          <w:tcPr>
+            <w:tcW w:w="0" w:type="auto"/>
+            <w:tcBorders>
+              <w:top w:val="single" w:sz="8" w:space="0" w:color="000000"/>
+              <w:left w:val="single" w:sz="8" w:space="0" w:color="000000"/>
+              <w:bottom w:val="single" w:sz="8" w:space="0" w:color="000000"/>
+              <w:right w:val="single" w:sz="8" w:space="0" w:color="000000"/>
+            </w:tcBorders>
+            <w:tcMar>
+              <w:top w:w="100" w:type="dxa"/>
+              <w:left w:w="100" w:type="dxa"/>
+              <w:bottom w:w="100" w:type="dxa"/>
+              <w:right w:w="100" w:type="dxa"/>
+            </w:tcMar>
+            <w:hideMark/>
+          </w:tcPr>
+          <w:p>
+            <w:pPr>
+              <w:spacing w:before="0" w:line="240" w:lineRule="auto"/>
+              <w:ind w:left="0"/>
+              <w:rPr>
+                <w:rFonts w:ascii="Times New Roman" w:eastAsia="Times New Roman" w:hAnsi="Times New Roman" w:cs="Times New Roman"/>
+                <w:sz w:val="24"/>
+                <w:szCs w:val="24"/>
+              </w:rPr>
+            </w:pPr>
+            <w:r>
+              <w:rPr>
+                <w:rFonts w:eastAsia="Times New Roman"/>
+                <w:color w:val="000000"/>
+              </w:rPr>
+              <w:t>Un proyecto aplica un modelo de calidad, mientras que, un modelo de calidad es aplicado por varios proyectos (</w:t>
+            </w:r>
+            <w:r>
+              <w:rPr>
+                <w:rFonts w:eastAsia="Times New Roman"/>
+                <w:b/>
+                <w:bCs/>
+                <w:color w:val="000000"/>
+              </w:rPr>
+              <w:t>1,N</w:t>
+            </w:r>
+            <w:r>
+              <w:rPr>
+                <w:rFonts w:eastAsia="Times New Roman"/>
+                <w:color w:val="000000"/>
+              </w:rPr>
+              <w:t>).</w:t>
+            </w:r>
+          </w:p>
+        </w:tc>
+      </w:tr>
+      <w:tr>
+        <w:tc>
+          <w:tcPr>
+            <w:tcW w:w="0" w:type="auto"/>
+            <w:tcBorders>
+              <w:top w:val="single" w:sz="8" w:space="0" w:color="000000"/>
+              <w:left w:val="single" w:sz="8" w:space="0" w:color="000000"/>
+              <w:bottom w:val="single" w:sz="8" w:space="0" w:color="000000"/>
+              <w:right w:val="single" w:sz="8" w:space="0" w:color="000000"/>
+            </w:tcBorders>
+            <w:tcMar>
+              <w:top w:w="100" w:type="dxa"/>
+              <w:left w:w="100" w:type="dxa"/>
+              <w:bottom w:w="100" w:type="dxa"/>
+              <w:right w:w="100" w:type="dxa"/>
+            </w:tcMar>
+            <w:hideMark/>
+          </w:tcPr>
+          <w:p>
+            <w:pPr>
+              <w:spacing w:before="0" w:line="240" w:lineRule="auto"/>
+              <w:ind w:left="0"/>
+              <w:rPr>
+                <w:rFonts w:ascii="Times New Roman" w:eastAsia="Times New Roman" w:hAnsi="Times New Roman" w:cs="Times New Roman"/>
+                <w:sz w:val="24"/>
+                <w:szCs w:val="24"/>
+              </w:rPr>
+            </w:pPr>
+            <w:r>
+              <w:rPr>
+                <w:rFonts w:eastAsia="Times New Roman"/>
+                <w:b/>
+                <w:bCs/>
+                <w:color w:val="000000"/>
+              </w:rPr>
+              <w:t>Relación 3</w:t>
+            </w:r>
+          </w:p>
+        </w:tc>
+        <w:tc>
+          <w:tcPr>
+            <w:tcW w:w="0" w:type="auto"/>
+            <w:tcBorders>
+              <w:top w:val="single" w:sz="8" w:space="0" w:color="000000"/>
+              <w:left w:val="single" w:sz="8" w:space="0" w:color="000000"/>
+              <w:bottom w:val="single" w:sz="8" w:space="0" w:color="000000"/>
+              <w:right w:val="single" w:sz="8" w:space="0" w:color="000000"/>
+            </w:tcBorders>
+            <w:tcMar>
+              <w:top w:w="100" w:type="dxa"/>
+              <w:left w:w="100" w:type="dxa"/>
+              <w:bottom w:w="100" w:type="dxa"/>
+              <w:right w:w="100" w:type="dxa"/>
+            </w:tcMar>
+            <w:hideMark/>
+          </w:tcPr>
+          <w:p>
+            <w:pPr>
+              <w:spacing w:before="0" w:line="240" w:lineRule="auto"/>
+              <w:ind w:left="0"/>
+              <w:rPr>
+                <w:rFonts w:ascii="Times New Roman" w:eastAsia="Times New Roman" w:hAnsi="Times New Roman" w:cs="Times New Roman"/>
+                <w:sz w:val="24"/>
+                <w:szCs w:val="24"/>
+              </w:rPr>
+            </w:pPr>
+            <w:proofErr w:type="spellStart"/>
+            <w:r>
+              <w:rPr>
+                <w:rFonts w:eastAsia="Times New Roman"/>
+                <w:color w:val="000000"/>
+              </w:rPr>
+              <w:t>Modelo_Calidad-Metrica</w:t>
+            </w:r>
+            <w:proofErr w:type="spellEnd"/>
+            <w:r>
+              <w:rPr>
+                <w:rFonts w:eastAsia="Times New Roman"/>
+                <w:color w:val="000000"/>
+              </w:rPr>
+              <w:t xml:space="preserve">  </w:t>
+            </w:r>
+            <w:r>
+              <w:rPr>
+                <w:rFonts w:eastAsia="Times New Roman"/>
+                <w:b/>
+                <w:bCs/>
+                <w:i/>
+                <w:iCs/>
+                <w:color w:val="000000"/>
+              </w:rPr>
+              <w:t>posee</w:t>
+            </w:r>
+          </w:p>
+        </w:tc>
+        <w:tc>
+          <w:tcPr>
+            <w:tcW w:w="0" w:type="auto"/>
+            <w:tcBorders>
+              <w:top w:val="single" w:sz="8" w:space="0" w:color="000000"/>
+              <w:left w:val="single" w:sz="8" w:space="0" w:color="000000"/>
+              <w:bottom w:val="single" w:sz="8" w:space="0" w:color="000000"/>
+              <w:right w:val="single" w:sz="8" w:space="0" w:color="000000"/>
+            </w:tcBorders>
+            <w:tcMar>
+              <w:top w:w="100" w:type="dxa"/>
+              <w:left w:w="100" w:type="dxa"/>
+              <w:bottom w:w="100" w:type="dxa"/>
+              <w:right w:w="100" w:type="dxa"/>
+            </w:tcMar>
+            <w:hideMark/>
+          </w:tcPr>
+          <w:p>
+            <w:pPr>
+              <w:spacing w:before="0" w:line="240" w:lineRule="auto"/>
+              <w:ind w:left="0"/>
+              <w:rPr>
+                <w:rFonts w:ascii="Times New Roman" w:eastAsia="Times New Roman" w:hAnsi="Times New Roman" w:cs="Times New Roman"/>
+                <w:sz w:val="24"/>
+                <w:szCs w:val="24"/>
+              </w:rPr>
+            </w:pPr>
+            <w:r>
+              <w:rPr>
+                <w:rFonts w:eastAsia="Times New Roman"/>
+                <w:color w:val="000000"/>
+              </w:rPr>
+              <w:t>Un modelo de calidad posee varias métricas, mientras que, una métrica está en varios modelos (</w:t>
+            </w:r>
+            <w:r>
+              <w:rPr>
+                <w:rFonts w:eastAsia="Times New Roman"/>
+                <w:b/>
+                <w:bCs/>
+                <w:color w:val="000000"/>
+              </w:rPr>
+              <w:t>N, M</w:t>
+            </w:r>
+            <w:r>
+              <w:rPr>
+                <w:rFonts w:eastAsia="Times New Roman"/>
+                <w:color w:val="000000"/>
+              </w:rPr>
+              <w:t>).</w:t>
+            </w:r>
+          </w:p>
+        </w:tc>
+      </w:tr>
+      <w:tr>
+        <w:tc>
+          <w:tcPr>
+            <w:tcW w:w="0" w:type="auto"/>
+            <w:tcBorders>
+              <w:top w:val="single" w:sz="8" w:space="0" w:color="000000"/>
+              <w:left w:val="single" w:sz="8" w:space="0" w:color="000000"/>
+              <w:bottom w:val="single" w:sz="8" w:space="0" w:color="000000"/>
+              <w:right w:val="single" w:sz="8" w:space="0" w:color="000000"/>
+            </w:tcBorders>
+            <w:tcMar>
+              <w:top w:w="100" w:type="dxa"/>
+              <w:left w:w="100" w:type="dxa"/>
+              <w:bottom w:w="100" w:type="dxa"/>
+              <w:right w:w="100" w:type="dxa"/>
+            </w:tcMar>
+            <w:hideMark/>
+          </w:tcPr>
+          <w:p>
+            <w:pPr>
+              <w:spacing w:before="0" w:line="240" w:lineRule="auto"/>
+              <w:ind w:left="0"/>
+              <w:rPr>
+                <w:rFonts w:ascii="Times New Roman" w:eastAsia="Times New Roman" w:hAnsi="Times New Roman" w:cs="Times New Roman"/>
+                <w:sz w:val="24"/>
+                <w:szCs w:val="24"/>
+              </w:rPr>
+            </w:pPr>
+            <w:r>
+              <w:rPr>
+                <w:rFonts w:eastAsia="Times New Roman"/>
+                <w:b/>
+                <w:bCs/>
+                <w:color w:val="000000"/>
+              </w:rPr>
+              <w:t>Relación 4</w:t>
+            </w:r>
+          </w:p>
+        </w:tc>
+        <w:tc>
+          <w:tcPr>
+            <w:tcW w:w="0" w:type="auto"/>
+            <w:tcBorders>
+              <w:top w:val="single" w:sz="8" w:space="0" w:color="000000"/>
+              <w:left w:val="single" w:sz="8" w:space="0" w:color="000000"/>
+              <w:bottom w:val="single" w:sz="8" w:space="0" w:color="000000"/>
+              <w:right w:val="single" w:sz="8" w:space="0" w:color="000000"/>
+            </w:tcBorders>
+            <w:tcMar>
+              <w:top w:w="100" w:type="dxa"/>
+              <w:left w:w="100" w:type="dxa"/>
+              <w:bottom w:w="100" w:type="dxa"/>
+              <w:right w:w="100" w:type="dxa"/>
+            </w:tcMar>
+            <w:hideMark/>
+          </w:tcPr>
+          <w:p>
+            <w:pPr>
+              <w:spacing w:before="0" w:line="240" w:lineRule="auto"/>
+              <w:ind w:left="0"/>
+              <w:rPr>
+                <w:rFonts w:ascii="Times New Roman" w:eastAsia="Times New Roman" w:hAnsi="Times New Roman" w:cs="Times New Roman"/>
+                <w:sz w:val="24"/>
+                <w:szCs w:val="24"/>
+              </w:rPr>
+            </w:pPr>
+            <w:proofErr w:type="spellStart"/>
+            <w:r>
+              <w:rPr>
+                <w:rFonts w:eastAsia="Times New Roman"/>
+                <w:color w:val="000000"/>
+              </w:rPr>
+              <w:t>Metrica</w:t>
+            </w:r>
+            <w:proofErr w:type="spellEnd"/>
+            <w:r>
+              <w:rPr>
+                <w:rFonts w:eastAsia="Times New Roman"/>
+                <w:color w:val="000000"/>
+              </w:rPr>
+              <w:t>-Tarea </w:t>
+            </w:r>
+          </w:p>
+          <w:p>
+            <w:pPr>
+              <w:spacing w:before="0" w:line="240" w:lineRule="auto"/>
+              <w:ind w:left="0"/>
+              <w:rPr>
+                <w:rFonts w:ascii="Times New Roman" w:eastAsia="Times New Roman" w:hAnsi="Times New Roman" w:cs="Times New Roman"/>
+                <w:sz w:val="24"/>
+                <w:szCs w:val="24"/>
+              </w:rPr>
+            </w:pPr>
+            <w:proofErr w:type="spellStart"/>
+            <w:r>
+              <w:rPr>
+                <w:rFonts w:eastAsia="Times New Roman"/>
+                <w:b/>
+                <w:bCs/>
+                <w:i/>
+                <w:iCs/>
+                <w:color w:val="000000"/>
+              </w:rPr>
+              <w:t>se_vincula_con</w:t>
+            </w:r>
+            <w:proofErr w:type="spellEnd"/>
+          </w:p>
+        </w:tc>
+        <w:tc>
+          <w:tcPr>
+            <w:tcW w:w="0" w:type="auto"/>
+            <w:tcBorders>
+              <w:top w:val="single" w:sz="8" w:space="0" w:color="000000"/>
+              <w:left w:val="single" w:sz="8" w:space="0" w:color="000000"/>
+              <w:bottom w:val="single" w:sz="8" w:space="0" w:color="000000"/>
+              <w:right w:val="single" w:sz="8" w:space="0" w:color="000000"/>
+            </w:tcBorders>
+            <w:tcMar>
+              <w:top w:w="100" w:type="dxa"/>
+              <w:left w:w="100" w:type="dxa"/>
+              <w:bottom w:w="100" w:type="dxa"/>
+              <w:right w:w="100" w:type="dxa"/>
+            </w:tcMar>
+            <w:hideMark/>
+          </w:tcPr>
+          <w:p>
+            <w:pPr>
+              <w:spacing w:before="0" w:line="240" w:lineRule="auto"/>
+              <w:ind w:left="0"/>
+              <w:rPr>
+                <w:rFonts w:ascii="Times New Roman" w:eastAsia="Times New Roman" w:hAnsi="Times New Roman" w:cs="Times New Roman"/>
+                <w:sz w:val="24"/>
+                <w:szCs w:val="24"/>
+              </w:rPr>
+            </w:pPr>
+            <w:r>
+              <w:rPr>
+                <w:rFonts w:eastAsia="Times New Roman"/>
+                <w:color w:val="000000"/>
+              </w:rPr>
+              <w:t>Una métrica se vincula con varias tareas, mientras que, una tarea está vinculada a varias métricas (</w:t>
+            </w:r>
+            <w:r>
+              <w:rPr>
+                <w:rFonts w:eastAsia="Times New Roman"/>
+                <w:b/>
+                <w:bCs/>
+                <w:color w:val="000000"/>
+              </w:rPr>
+              <w:t>N, M</w:t>
+            </w:r>
+            <w:r>
+              <w:rPr>
+                <w:rFonts w:eastAsia="Times New Roman"/>
+                <w:color w:val="000000"/>
+              </w:rPr>
+              <w:t>).</w:t>
+            </w:r>
+          </w:p>
+        </w:tc>
+      </w:tr>
+      <w:tr>
+        <w:tc>
+          <w:tcPr>
+            <w:tcW w:w="0" w:type="auto"/>
+            <w:tcBorders>
+              <w:top w:val="single" w:sz="8" w:space="0" w:color="000000"/>
+              <w:left w:val="single" w:sz="8" w:space="0" w:color="000000"/>
+              <w:bottom w:val="single" w:sz="8" w:space="0" w:color="000000"/>
+              <w:right w:val="single" w:sz="8" w:space="0" w:color="000000"/>
+            </w:tcBorders>
+            <w:tcMar>
+              <w:top w:w="100" w:type="dxa"/>
+              <w:left w:w="100" w:type="dxa"/>
+              <w:bottom w:w="100" w:type="dxa"/>
+              <w:right w:w="100" w:type="dxa"/>
+            </w:tcMar>
+            <w:hideMark/>
+          </w:tcPr>
+          <w:p>
+            <w:pPr>
+              <w:spacing w:before="0" w:line="240" w:lineRule="auto"/>
+              <w:ind w:left="0"/>
+              <w:rPr>
+                <w:rFonts w:ascii="Times New Roman" w:eastAsia="Times New Roman" w:hAnsi="Times New Roman" w:cs="Times New Roman"/>
+                <w:sz w:val="24"/>
+                <w:szCs w:val="24"/>
+              </w:rPr>
+            </w:pPr>
+            <w:r>
+              <w:rPr>
+                <w:rFonts w:eastAsia="Times New Roman"/>
+                <w:b/>
+                <w:bCs/>
+                <w:color w:val="000000"/>
+              </w:rPr>
+              <w:t>Relación 5</w:t>
+            </w:r>
+          </w:p>
+        </w:tc>
+        <w:tc>
+          <w:tcPr>
+            <w:tcW w:w="0" w:type="auto"/>
+            <w:tcBorders>
+              <w:top w:val="single" w:sz="8" w:space="0" w:color="000000"/>
+              <w:left w:val="single" w:sz="8" w:space="0" w:color="000000"/>
+              <w:bottom w:val="single" w:sz="8" w:space="0" w:color="000000"/>
+              <w:right w:val="single" w:sz="8" w:space="0" w:color="000000"/>
+            </w:tcBorders>
+            <w:tcMar>
+              <w:top w:w="100" w:type="dxa"/>
+              <w:left w:w="100" w:type="dxa"/>
+              <w:bottom w:w="100" w:type="dxa"/>
+              <w:right w:w="100" w:type="dxa"/>
+            </w:tcMar>
+            <w:hideMark/>
+          </w:tcPr>
+          <w:p>
+            <w:pPr>
+              <w:spacing w:before="0" w:line="240" w:lineRule="auto"/>
+              <w:ind w:left="0"/>
+              <w:rPr>
+                <w:rFonts w:ascii="Times New Roman" w:eastAsia="Times New Roman" w:hAnsi="Times New Roman" w:cs="Times New Roman"/>
+                <w:sz w:val="24"/>
+                <w:szCs w:val="24"/>
+              </w:rPr>
+            </w:pPr>
+            <w:r>
+              <w:rPr>
+                <w:rFonts w:eastAsia="Times New Roman"/>
+                <w:color w:val="000000"/>
+              </w:rPr>
+              <w:t xml:space="preserve">Proyecto-Fase </w:t>
+            </w:r>
+            <w:r>
+              <w:rPr>
+                <w:rFonts w:eastAsia="Times New Roman"/>
+                <w:b/>
+                <w:bCs/>
+                <w:i/>
+                <w:iCs/>
+                <w:color w:val="000000"/>
+              </w:rPr>
+              <w:t>posee</w:t>
+            </w:r>
+          </w:p>
+        </w:tc>
+        <w:tc>
+          <w:tcPr>
+            <w:tcW w:w="0" w:type="auto"/>
+            <w:tcBorders>
+              <w:top w:val="single" w:sz="8" w:space="0" w:color="000000"/>
+              <w:left w:val="single" w:sz="8" w:space="0" w:color="000000"/>
+              <w:bottom w:val="single" w:sz="8" w:space="0" w:color="000000"/>
+              <w:right w:val="single" w:sz="8" w:space="0" w:color="000000"/>
+            </w:tcBorders>
+            <w:tcMar>
+              <w:top w:w="100" w:type="dxa"/>
+              <w:left w:w="100" w:type="dxa"/>
+              <w:bottom w:w="100" w:type="dxa"/>
+              <w:right w:w="100" w:type="dxa"/>
+            </w:tcMar>
+            <w:hideMark/>
+          </w:tcPr>
+          <w:p>
+            <w:pPr>
+              <w:spacing w:before="0" w:line="240" w:lineRule="auto"/>
+              <w:ind w:left="0"/>
+              <w:rPr>
+                <w:rFonts w:ascii="Times New Roman" w:eastAsia="Times New Roman" w:hAnsi="Times New Roman" w:cs="Times New Roman"/>
+                <w:sz w:val="24"/>
+                <w:szCs w:val="24"/>
+              </w:rPr>
+            </w:pPr>
+            <w:r>
+              <w:rPr>
+                <w:rFonts w:eastAsia="Times New Roman"/>
+                <w:color w:val="000000"/>
+              </w:rPr>
+              <w:t>Un proyecto posee varias fases, mientras que, una fase está en varios proyectos (</w:t>
+            </w:r>
+            <w:r>
+              <w:rPr>
+                <w:rFonts w:eastAsia="Times New Roman"/>
+                <w:b/>
+                <w:bCs/>
+                <w:color w:val="000000"/>
+              </w:rPr>
+              <w:t>N, M</w:t>
+            </w:r>
+            <w:r>
+              <w:rPr>
+                <w:rFonts w:eastAsia="Times New Roman"/>
+                <w:color w:val="000000"/>
+              </w:rPr>
+              <w:t>).</w:t>
+            </w:r>
+          </w:p>
+        </w:tc>
+      </w:tr>
+      <w:tr>
+        <w:tc>
+          <w:tcPr>
+            <w:tcW w:w="0" w:type="auto"/>
+            <w:tcBorders>
+              <w:top w:val="single" w:sz="8" w:space="0" w:color="000000"/>
+              <w:left w:val="single" w:sz="8" w:space="0" w:color="000000"/>
+              <w:bottom w:val="single" w:sz="8" w:space="0" w:color="000000"/>
+              <w:right w:val="single" w:sz="8" w:space="0" w:color="000000"/>
+            </w:tcBorders>
+            <w:tcMar>
+              <w:top w:w="100" w:type="dxa"/>
+              <w:left w:w="100" w:type="dxa"/>
+              <w:bottom w:w="100" w:type="dxa"/>
+              <w:right w:w="100" w:type="dxa"/>
+            </w:tcMar>
+            <w:hideMark/>
+          </w:tcPr>
+          <w:p>
+            <w:pPr>
+              <w:spacing w:before="0" w:line="240" w:lineRule="auto"/>
+              <w:ind w:left="0"/>
+              <w:rPr>
+                <w:rFonts w:ascii="Times New Roman" w:eastAsia="Times New Roman" w:hAnsi="Times New Roman" w:cs="Times New Roman"/>
+                <w:sz w:val="24"/>
+                <w:szCs w:val="24"/>
+              </w:rPr>
+            </w:pPr>
+            <w:r>
+              <w:rPr>
+                <w:rFonts w:eastAsia="Times New Roman"/>
+                <w:b/>
+                <w:bCs/>
+                <w:color w:val="000000"/>
+              </w:rPr>
+              <w:t>Relación 6</w:t>
+            </w:r>
+          </w:p>
+        </w:tc>
+        <w:tc>
+          <w:tcPr>
+            <w:tcW w:w="0" w:type="auto"/>
+            <w:tcBorders>
+              <w:top w:val="single" w:sz="8" w:space="0" w:color="000000"/>
+              <w:left w:val="single" w:sz="8" w:space="0" w:color="000000"/>
+              <w:bottom w:val="single" w:sz="8" w:space="0" w:color="000000"/>
+              <w:right w:val="single" w:sz="8" w:space="0" w:color="000000"/>
+            </w:tcBorders>
+            <w:tcMar>
+              <w:top w:w="100" w:type="dxa"/>
+              <w:left w:w="100" w:type="dxa"/>
+              <w:bottom w:w="100" w:type="dxa"/>
+              <w:right w:w="100" w:type="dxa"/>
+            </w:tcMar>
+            <w:hideMark/>
+          </w:tcPr>
+          <w:p>
+            <w:pPr>
+              <w:spacing w:before="0" w:line="240" w:lineRule="auto"/>
+              <w:ind w:left="0"/>
+              <w:rPr>
+                <w:rFonts w:ascii="Times New Roman" w:eastAsia="Times New Roman" w:hAnsi="Times New Roman" w:cs="Times New Roman"/>
+                <w:sz w:val="24"/>
+                <w:szCs w:val="24"/>
+              </w:rPr>
+            </w:pPr>
+            <w:r>
+              <w:rPr>
+                <w:rFonts w:eastAsia="Times New Roman"/>
+                <w:color w:val="000000"/>
+              </w:rPr>
+              <w:t>Fase-</w:t>
+            </w:r>
+            <w:proofErr w:type="spellStart"/>
+            <w:r>
+              <w:rPr>
+                <w:rFonts w:eastAsia="Times New Roman"/>
+                <w:color w:val="000000"/>
+              </w:rPr>
+              <w:t>Iteracion</w:t>
+            </w:r>
+            <w:proofErr w:type="spellEnd"/>
+            <w:r>
+              <w:rPr>
+                <w:rFonts w:eastAsia="Times New Roman"/>
+                <w:color w:val="000000"/>
+              </w:rPr>
+              <w:t xml:space="preserve"> </w:t>
+            </w:r>
+            <w:r>
+              <w:rPr>
+                <w:rFonts w:eastAsia="Times New Roman"/>
+                <w:b/>
+                <w:bCs/>
+                <w:i/>
+                <w:iCs/>
+                <w:color w:val="000000"/>
+              </w:rPr>
+              <w:t>posee</w:t>
+            </w:r>
+          </w:p>
+        </w:tc>
+        <w:tc>
+          <w:tcPr>
+            <w:tcW w:w="0" w:type="auto"/>
+            <w:tcBorders>
+              <w:top w:val="single" w:sz="8" w:space="0" w:color="000000"/>
+              <w:left w:val="single" w:sz="8" w:space="0" w:color="000000"/>
+              <w:bottom w:val="single" w:sz="8" w:space="0" w:color="000000"/>
+              <w:right w:val="single" w:sz="8" w:space="0" w:color="000000"/>
+            </w:tcBorders>
+            <w:tcMar>
+              <w:top w:w="100" w:type="dxa"/>
+              <w:left w:w="100" w:type="dxa"/>
+              <w:bottom w:w="100" w:type="dxa"/>
+              <w:right w:w="100" w:type="dxa"/>
+            </w:tcMar>
+            <w:hideMark/>
+          </w:tcPr>
+          <w:p>
+            <w:pPr>
+              <w:spacing w:before="0" w:line="240" w:lineRule="auto"/>
+              <w:ind w:left="0"/>
+              <w:rPr>
+                <w:rFonts w:ascii="Times New Roman" w:eastAsia="Times New Roman" w:hAnsi="Times New Roman" w:cs="Times New Roman"/>
+                <w:sz w:val="24"/>
+                <w:szCs w:val="24"/>
+              </w:rPr>
+            </w:pPr>
+            <w:r>
+              <w:rPr>
+                <w:rFonts w:eastAsia="Times New Roman"/>
+                <w:color w:val="000000"/>
+              </w:rPr>
+              <w:t>Una fase posee varias iteraciones, mientras que, una iteración está en una fase (</w:t>
+            </w:r>
+            <w:r>
+              <w:rPr>
+                <w:rFonts w:eastAsia="Times New Roman"/>
+                <w:b/>
+                <w:bCs/>
+                <w:color w:val="000000"/>
+              </w:rPr>
+              <w:t>1,N</w:t>
+            </w:r>
+            <w:r>
+              <w:rPr>
+                <w:rFonts w:eastAsia="Times New Roman"/>
+                <w:color w:val="000000"/>
+              </w:rPr>
+              <w:t>).</w:t>
+            </w:r>
+          </w:p>
+        </w:tc>
+      </w:tr>
+      <w:tr>
+        <w:tc>
+          <w:tcPr>
+            <w:tcW w:w="0" w:type="auto"/>
+            <w:tcBorders>
+              <w:top w:val="single" w:sz="8" w:space="0" w:color="000000"/>
+              <w:left w:val="single" w:sz="8" w:space="0" w:color="000000"/>
+              <w:bottom w:val="single" w:sz="8" w:space="0" w:color="000000"/>
+              <w:right w:val="single" w:sz="8" w:space="0" w:color="000000"/>
+            </w:tcBorders>
+            <w:tcMar>
+              <w:top w:w="100" w:type="dxa"/>
+              <w:left w:w="100" w:type="dxa"/>
+              <w:bottom w:w="100" w:type="dxa"/>
+              <w:right w:w="100" w:type="dxa"/>
+            </w:tcMar>
+            <w:hideMark/>
+          </w:tcPr>
+          <w:p>
+            <w:pPr>
+              <w:spacing w:before="0" w:line="240" w:lineRule="auto"/>
+              <w:ind w:left="0"/>
+              <w:rPr>
+                <w:rFonts w:ascii="Times New Roman" w:eastAsia="Times New Roman" w:hAnsi="Times New Roman" w:cs="Times New Roman"/>
+                <w:sz w:val="24"/>
+                <w:szCs w:val="24"/>
+              </w:rPr>
+            </w:pPr>
+            <w:r>
+              <w:rPr>
+                <w:rFonts w:eastAsia="Times New Roman"/>
+                <w:b/>
+                <w:bCs/>
+                <w:color w:val="000000"/>
+              </w:rPr>
+              <w:lastRenderedPageBreak/>
+              <w:t>Relación 7</w:t>
+            </w:r>
+          </w:p>
+        </w:tc>
+        <w:tc>
+          <w:tcPr>
+            <w:tcW w:w="0" w:type="auto"/>
+            <w:tcBorders>
+              <w:top w:val="single" w:sz="8" w:space="0" w:color="000000"/>
+              <w:left w:val="single" w:sz="8" w:space="0" w:color="000000"/>
+              <w:bottom w:val="single" w:sz="8" w:space="0" w:color="000000"/>
+              <w:right w:val="single" w:sz="8" w:space="0" w:color="000000"/>
+            </w:tcBorders>
+            <w:tcMar>
+              <w:top w:w="100" w:type="dxa"/>
+              <w:left w:w="100" w:type="dxa"/>
+              <w:bottom w:w="100" w:type="dxa"/>
+              <w:right w:w="100" w:type="dxa"/>
+            </w:tcMar>
+            <w:hideMark/>
+          </w:tcPr>
+          <w:p>
+            <w:pPr>
+              <w:spacing w:before="0" w:line="240" w:lineRule="auto"/>
+              <w:ind w:left="0"/>
+              <w:rPr>
+                <w:rFonts w:ascii="Times New Roman" w:eastAsia="Times New Roman" w:hAnsi="Times New Roman" w:cs="Times New Roman"/>
+                <w:sz w:val="24"/>
+                <w:szCs w:val="24"/>
+              </w:rPr>
+            </w:pPr>
+            <w:r>
+              <w:rPr>
+                <w:rFonts w:eastAsia="Times New Roman"/>
+                <w:color w:val="000000"/>
+              </w:rPr>
+              <w:t xml:space="preserve">Iteración-Tarea </w:t>
+            </w:r>
+            <w:r>
+              <w:rPr>
+                <w:rFonts w:eastAsia="Times New Roman"/>
+                <w:b/>
+                <w:bCs/>
+                <w:i/>
+                <w:iCs/>
+                <w:color w:val="000000"/>
+              </w:rPr>
+              <w:t>contiene</w:t>
+            </w:r>
+          </w:p>
+        </w:tc>
+        <w:tc>
+          <w:tcPr>
+            <w:tcW w:w="0" w:type="auto"/>
+            <w:tcBorders>
+              <w:top w:val="single" w:sz="8" w:space="0" w:color="000000"/>
+              <w:left w:val="single" w:sz="8" w:space="0" w:color="000000"/>
+              <w:bottom w:val="single" w:sz="8" w:space="0" w:color="000000"/>
+              <w:right w:val="single" w:sz="8" w:space="0" w:color="000000"/>
+            </w:tcBorders>
+            <w:tcMar>
+              <w:top w:w="100" w:type="dxa"/>
+              <w:left w:w="100" w:type="dxa"/>
+              <w:bottom w:w="100" w:type="dxa"/>
+              <w:right w:w="100" w:type="dxa"/>
+            </w:tcMar>
+            <w:hideMark/>
+          </w:tcPr>
+          <w:p>
+            <w:pPr>
+              <w:spacing w:before="0" w:line="240" w:lineRule="auto"/>
+              <w:ind w:left="0"/>
+              <w:rPr>
+                <w:rFonts w:ascii="Times New Roman" w:eastAsia="Times New Roman" w:hAnsi="Times New Roman" w:cs="Times New Roman"/>
+                <w:sz w:val="24"/>
+                <w:szCs w:val="24"/>
+              </w:rPr>
+            </w:pPr>
+            <w:r>
+              <w:rPr>
+                <w:rFonts w:eastAsia="Times New Roman"/>
+                <w:color w:val="000000"/>
+              </w:rPr>
+              <w:t>Una iteración contiene varias tareas, mientras que, una tarea es contenida por varias iteraciones.</w:t>
+            </w:r>
+          </w:p>
+        </w:tc>
+      </w:tr>
+    </w:tbl>
+    <w:p>
+      <w:pPr>
+        <w:spacing w:before="0" w:after="240" w:line="240" w:lineRule="auto"/>
         <w:ind w:left="0"/>
         <w:jc w:val="center"/>
-      </w:pPr>
-      <w:r>
-        <w:t>Tabla X. Descripción de las relaciones identificadas</w:t>
-      </w:r>
-    </w:p>
-    <w:p>
-      <w:pPr>
-        <w:pStyle w:val="Ttulo2"/>
-      </w:pPr>
-      <w:bookmarkStart w:id="9" w:name="_heading=h.i0kmubdk1zl1" w:colFirst="0" w:colLast="0"/>
-      <w:bookmarkEnd w:id="9"/>
-      <w:r>
-        <w:lastRenderedPageBreak/>
+        <w:rPr>
+          <w:rFonts w:ascii="Times New Roman" w:eastAsia="Times New Roman" w:hAnsi="Times New Roman" w:cs="Times New Roman"/>
+          <w:sz w:val="24"/>
+          <w:szCs w:val="24"/>
+        </w:rPr>
+      </w:pPr>
+      <w:r>
+        <w:rPr>
+          <w:rFonts w:eastAsia="Times New Roman"/>
+          <w:color w:val="000000"/>
+        </w:rPr>
+        <w:t>Tabla 8. Descripción de las relaciones identificadas</w:t>
+      </w:r>
+    </w:p>
+    <w:p>
+      <w:pPr>
+        <w:spacing w:line="240" w:lineRule="auto"/>
+        <w:ind w:left="0" w:hanging="357"/>
+        <w:outlineLvl w:val="1"/>
+        <w:rPr>
+          <w:rFonts w:ascii="Times New Roman" w:eastAsia="Times New Roman" w:hAnsi="Times New Roman" w:cs="Times New Roman"/>
+          <w:b/>
+          <w:bCs/>
+          <w:sz w:val="36"/>
+          <w:szCs w:val="36"/>
+        </w:rPr>
+      </w:pPr>
+      <w:r>
+        <w:rPr>
+          <w:rFonts w:ascii="Cambria" w:eastAsia="Times New Roman" w:hAnsi="Cambria" w:cs="Times New Roman"/>
+          <w:b/>
+          <w:bCs/>
+          <w:color w:val="4F81BD"/>
+          <w:sz w:val="26"/>
+          <w:szCs w:val="26"/>
+        </w:rPr>
         <w:t>Diagrama E-R</w:t>
       </w:r>
     </w:p>
     <w:p>
       <w:pPr>
-        <w:tabs>
-          <w:tab w:val="left" w:pos="0"/>
-        </w:tabs>
-        <w:spacing w:after="240"/>
+        <w:spacing w:after="240" w:line="240" w:lineRule="auto"/>
         <w:ind w:left="0"/>
         <w:jc w:val="both"/>
-      </w:pPr>
-      <w:r>
+        <w:rPr>
+          <w:rFonts w:ascii="Times New Roman" w:eastAsia="Times New Roman" w:hAnsi="Times New Roman" w:cs="Times New Roman"/>
+          <w:sz w:val="24"/>
+          <w:szCs w:val="24"/>
+        </w:rPr>
+      </w:pPr>
+      <w:r>
+        <w:rPr>
+          <w:rFonts w:eastAsia="Times New Roman"/>
+          <w:color w:val="000000"/>
+        </w:rPr>
         <w:t>El Diagrama E-R es un tipo de diagrama de flujo que ilustra cómo las "entidades", como personas, objetos o conceptos, se relacionan entre sí dentro de un sistema.</w:t>
       </w:r>
     </w:p>
     <w:p>
       <w:pPr>
-        <w:tabs>
-          <w:tab w:val="left" w:pos="0"/>
-        </w:tabs>
-        <w:spacing w:after="240"/>
+        <w:spacing w:after="240" w:line="240" w:lineRule="auto"/>
         <w:ind w:left="0"/>
         <w:jc w:val="both"/>
-      </w:pPr>
-      <w:r>
-        <w:t>De acuerdo con la información especificada anteriormente, utilizamos la herramienta “Draw.io” para realizar dicho diagrama.</w:t>
-      </w:r>
-    </w:p>
-    <w:p>
-      <w:pPr>
-        <w:tabs>
-          <w:tab w:val="left" w:pos="0"/>
-        </w:tabs>
-        <w:spacing w:after="240"/>
+        <w:rPr>
+          <w:rFonts w:ascii="Times New Roman" w:eastAsia="Times New Roman" w:hAnsi="Times New Roman" w:cs="Times New Roman"/>
+          <w:sz w:val="24"/>
+          <w:szCs w:val="24"/>
+        </w:rPr>
+      </w:pPr>
+      <w:r>
+        <w:rPr>
+          <w:rFonts w:eastAsia="Times New Roman"/>
+          <w:color w:val="000000"/>
+        </w:rPr>
+        <w:t>De acuerdo con la información especificada anteriormente, utilizamos la herramienta “Dia” para realizar dicho diagrama.</w:t>
+      </w:r>
+    </w:p>
+    <w:p>
+      <w:pPr>
+        <w:spacing w:after="240" w:line="240" w:lineRule="auto"/>
         <w:ind w:left="0"/>
         <w:jc w:val="both"/>
         <w:rPr>
-          <w:highlight w:val="yellow"/>
-        </w:rPr>
-      </w:pPr>
-      <w:r>
-        <w:rPr>
-          <w:highlight w:val="yellow"/>
-        </w:rPr>
-        <w:t>(FOTO DEL DIAGRAMA)</w:t>
+          <w:rFonts w:ascii="Times New Roman" w:eastAsia="Times New Roman" w:hAnsi="Times New Roman" w:cs="Times New Roman"/>
+          <w:sz w:val="24"/>
+          <w:szCs w:val="24"/>
+        </w:rPr>
+      </w:pPr>
+      <w:r>
+        <w:rPr>
+          <w:rFonts w:eastAsia="Times New Roman"/>
+          <w:noProof/>
+          <w:color w:val="000000"/>
+          <w:bdr w:val="none" w:sz="0" w:space="0" w:color="auto" w:frame="1"/>
+        </w:rPr>
+        <w:drawing>
+          <wp:inline distT="0" distB="0" distL="0" distR="0" wp14:anchorId="5F8B3144" wp14:editId="79EDDF68">
+            <wp:extent cx="6278880" cy="4686300"/>
+            <wp:effectExtent l="0" t="0" r="7620" b="0"/>
+            <wp:docPr id="4" name="Imagen 4"/>
+            <wp:cNvGraphicFramePr>
+              <a:graphicFrameLocks xmlns:a="http://schemas.openxmlformats.org/drawingml/2006/main" noChangeAspect="1"/>
+            </wp:cNvGraphicFramePr>
+            <a:graphic xmlns:a="http://schemas.openxmlformats.org/drawingml/2006/main">
+              <a:graphicData uri="http://schemas.openxmlformats.org/drawingml/2006/picture">
+                <pic:pic xmlns:pic="http://schemas.openxmlformats.org/drawingml/2006/picture">
+                  <pic:nvPicPr>
+                    <pic:cNvPr id="0" name="Picture 4"/>
+                    <pic:cNvPicPr>
+                      <a:picLocks noChangeAspect="1" noChangeArrowheads="1"/>
+                    </pic:cNvPicPr>
+                  </pic:nvPicPr>
+                  <pic:blipFill>
+                    <a:blip r:embed="rId11">
+                      <a:extLst>
+                        <a:ext uri="{28A0092B-C50C-407E-A947-70E740481C1C}">
+                          <a14:useLocalDpi xmlns:a14="http://schemas.microsoft.com/office/drawing/2010/main" val="0"/>
+                        </a:ext>
+                      </a:extLst>
+                    </a:blip>
+                    <a:srcRect/>
+                    <a:stretch>
+                      <a:fillRect/>
+                    </a:stretch>
+                  </pic:blipFill>
+                  <pic:spPr bwMode="auto">
+                    <a:xfrm>
+                      <a:off x="0" y="0"/>
+                      <a:ext cx="6278880" cy="4686300"/>
+                    </a:xfrm>
+                    <a:prstGeom prst="rect">
+                      <a:avLst/>
+                    </a:prstGeom>
+                    <a:noFill/>
+                    <a:ln>
+                      <a:noFill/>
+                    </a:ln>
+                  </pic:spPr>
+                </pic:pic>
+              </a:graphicData>
+            </a:graphic>
+          </wp:inline>
+        </w:drawing>
+      </w:r>
+    </w:p>
+    <w:p>
+      <w:pPr>
+        <w:spacing w:before="0" w:after="240" w:line="240" w:lineRule="auto"/>
+        <w:ind w:left="0"/>
+        <w:jc w:val="center"/>
+        <w:rPr>
+          <w:rFonts w:ascii="Times New Roman" w:eastAsia="Times New Roman" w:hAnsi="Times New Roman" w:cs="Times New Roman"/>
+          <w:sz w:val="24"/>
+          <w:szCs w:val="24"/>
+        </w:rPr>
+      </w:pPr>
+      <w:r>
+        <w:rPr>
+          <w:rFonts w:eastAsia="Times New Roman"/>
+          <w:color w:val="000000"/>
+        </w:rPr>
+        <w:t>Ilustración 1. Diagrama Entidad Relación</w:t>
       </w:r>
     </w:p>
     <w:p>
       <w:pPr>
         <w:pStyle w:val="Ttulo3"/>
       </w:pPr>
-      <w:bookmarkStart w:id="10" w:name="_heading=h.1d8iomc55sej" w:colFirst="0" w:colLast="0"/>
-      <w:bookmarkEnd w:id="10"/>
-      <w:r>
+      <w:r>
+        <w:lastRenderedPageBreak/>
         <w:t>Notación diagrama E-R</w:t>
       </w:r>
     </w:p>
@@ -9867,7 +10247,7 @@
                     <pic:cNvPicPr preferRelativeResize="0"/>
                   </pic:nvPicPr>
                   <pic:blipFill>
-                    <a:blip r:embed="rId11"/>
+                    <a:blip r:embed="rId12"/>
                     <a:srcRect b="29100"/>
                     <a:stretch>
                       <a:fillRect/>
@@ -9921,8 +10301,8 @@
       <w:pPr>
         <w:pStyle w:val="Ttulo2"/>
       </w:pPr>
-      <w:bookmarkStart w:id="11" w:name="_heading=h.kccvwc8bm901" w:colFirst="0" w:colLast="0"/>
-      <w:bookmarkEnd w:id="11"/>
+      <w:bookmarkStart w:id="9" w:name="_heading=h.kccvwc8bm901" w:colFirst="0" w:colLast="0"/>
+      <w:bookmarkEnd w:id="9"/>
       <w:r>
         <w:t>Modelo Relacional</w:t>
       </w:r>
@@ -9976,7 +10356,6 @@
         <w:rPr>
           <w:b/>
         </w:rPr>
-        <w:lastRenderedPageBreak/>
         <w:t>Tuplas</w:t>
       </w:r>
       <w:r>
@@ -10083,7 +10462,11 @@
         <w:t>Foránea (FK)</w:t>
       </w:r>
       <w:r>
-        <w:t>: Es un conjunto de atributos de una relación que hace referencia a la clave primaria de otra relación (o la misma). Cada componente de una FK debe estar definido sobre el mismo dominio que el correspondiente atributo de la PK a la que referencia.</w:t>
+        <w:t xml:space="preserve">: Es un conjunto de atributos de una relación que hace referencia a la clave primaria de otra relación (o la misma). Cada componente de una FK </w:t>
+      </w:r>
+      <w:r>
+        <w:lastRenderedPageBreak/>
+        <w:t>debe estar definido sobre el mismo dominio que el correspondiente atributo de la PK a la que referencia.</w:t>
       </w:r>
     </w:p>
     <w:p>
@@ -10175,8 +10558,8 @@
       <w:pPr>
         <w:pStyle w:val="Ttulo2"/>
       </w:pPr>
-      <w:bookmarkStart w:id="12" w:name="_heading=h.c9trlfwvbkxy" w:colFirst="0" w:colLast="0"/>
-      <w:bookmarkEnd w:id="12"/>
+      <w:bookmarkStart w:id="10" w:name="_heading=h.c9trlfwvbkxy" w:colFirst="0" w:colLast="0"/>
+      <w:bookmarkEnd w:id="10"/>
       <w:r>
         <w:t xml:space="preserve">Mapeo de las Entidades fuertes y </w:t>
       </w:r>
@@ -10567,8 +10950,8 @@
           <w:color w:val="548DD4"/>
         </w:rPr>
       </w:pPr>
-      <w:bookmarkStart w:id="13" w:name="_heading=h.1z7a196voiq1" w:colFirst="0" w:colLast="0"/>
-      <w:bookmarkEnd w:id="13"/>
+      <w:bookmarkStart w:id="11" w:name="_heading=h.1z7a196voiq1" w:colFirst="0" w:colLast="0"/>
+      <w:bookmarkEnd w:id="11"/>
       <w:r>
         <w:t>Mapeo de las Relaciones 1:1</w:t>
       </w:r>
@@ -10603,7 +10986,6 @@
         <w:jc w:val="both"/>
       </w:pPr>
       <w:r>
-        <w:lastRenderedPageBreak/>
         <w:t>Proyecto(</w:t>
       </w:r>
       <w:proofErr w:type="spellStart"/>
@@ -10784,6 +11166,7 @@
       </w:pPr>
       <w:proofErr w:type="spellStart"/>
       <w:r>
+        <w:lastRenderedPageBreak/>
         <w:t>Iteracion</w:t>
       </w:r>
       <w:proofErr w:type="spellEnd"/>
@@ -10961,8 +11344,8 @@
       <w:pPr>
         <w:pStyle w:val="Ttulo2"/>
       </w:pPr>
-      <w:bookmarkStart w:id="14" w:name="_heading=h.e1mix8erk8wx" w:colFirst="0" w:colLast="0"/>
-      <w:bookmarkEnd w:id="14"/>
+      <w:bookmarkStart w:id="12" w:name="_heading=h.e1mix8erk8wx" w:colFirst="0" w:colLast="0"/>
+      <w:bookmarkEnd w:id="12"/>
       <w:r>
         <w:t>Mapeo de las Relaciones 1:N</w:t>
       </w:r>
@@ -11569,8 +11952,8 @@
       <w:pPr>
         <w:pStyle w:val="Ttulo2"/>
       </w:pPr>
-      <w:bookmarkStart w:id="15" w:name="_heading=h.r1ego3hmn0ye" w:colFirst="0" w:colLast="0"/>
-      <w:bookmarkEnd w:id="15"/>
+      <w:bookmarkStart w:id="13" w:name="_heading=h.r1ego3hmn0ye" w:colFirst="0" w:colLast="0"/>
+      <w:bookmarkEnd w:id="13"/>
       <w:r>
         <w:t>Mapeo de las Relaciones N:M</w:t>
       </w:r>
@@ -11605,7 +11988,6 @@
         <w:jc w:val="both"/>
       </w:pPr>
       <w:r>
-        <w:lastRenderedPageBreak/>
         <w:t>Proyecto(</w:t>
       </w:r>
       <w:proofErr w:type="spellStart"/>
@@ -11822,6 +12204,7 @@
       </w:pPr>
       <w:proofErr w:type="spellStart"/>
       <w:r>
+        <w:lastRenderedPageBreak/>
         <w:t>Iteracion</w:t>
       </w:r>
       <w:proofErr w:type="spellEnd"/>
@@ -12369,8 +12752,8 @@
       <w:pPr>
         <w:pStyle w:val="Ttulo2"/>
       </w:pPr>
-      <w:bookmarkStart w:id="16" w:name="_heading=h.ix6ac8m7du10" w:colFirst="0" w:colLast="0"/>
-      <w:bookmarkEnd w:id="16"/>
+      <w:bookmarkStart w:id="14" w:name="_heading=h.ix6ac8m7du10" w:colFirst="0" w:colLast="0"/>
+      <w:bookmarkEnd w:id="14"/>
       <w:r>
         <w:t>Normalización</w:t>
       </w:r>
@@ -12434,7 +12817,6 @@
         <w:jc w:val="both"/>
       </w:pPr>
       <w:r>
-        <w:lastRenderedPageBreak/>
         <w:t>Por lo que, una vez que hemos creado las tablas hay que verificarlas y revisar si aún se puede reducir u optimizar de alguna manera.</w:t>
       </w:r>
     </w:p>
@@ -12468,6 +12850,7 @@
         <w:rPr>
           <w:b/>
         </w:rPr>
+        <w:lastRenderedPageBreak/>
         <w:t>1° Forma Normal (1FN)</w:t>
       </w:r>
       <w:r>
@@ -12562,8 +12945,8 @@
       <w:pPr>
         <w:pStyle w:val="Ttulo3"/>
       </w:pPr>
-      <w:bookmarkStart w:id="17" w:name="_heading=h.qdmuasvcgdy2" w:colFirst="0" w:colLast="0"/>
-      <w:bookmarkEnd w:id="17"/>
+      <w:bookmarkStart w:id="15" w:name="_heading=h.qdmuasvcgdy2" w:colFirst="0" w:colLast="0"/>
+      <w:bookmarkEnd w:id="15"/>
       <w:r>
         <w:t>Dependencias funcionales</w:t>
       </w:r>
@@ -13011,7 +13394,6 @@
         <w:ind w:left="0"/>
       </w:pPr>
       <w:r>
-        <w:lastRenderedPageBreak/>
         <w:t>La segunda forma normal la cumple ya que todos los atributos tienen dependencia funcional sobre la clave primaria.</w:t>
       </w:r>
     </w:p>
@@ -13028,9 +13410,10 @@
       <w:pPr>
         <w:pStyle w:val="Ttulo2"/>
       </w:pPr>
-      <w:bookmarkStart w:id="18" w:name="_heading=h.uhnyifgvykyf" w:colFirst="0" w:colLast="0"/>
-      <w:bookmarkEnd w:id="18"/>
-      <w:r>
+      <w:bookmarkStart w:id="16" w:name="_heading=h.uhnyifgvykyf" w:colFirst="0" w:colLast="0"/>
+      <w:bookmarkEnd w:id="16"/>
+      <w:r>
+        <w:lastRenderedPageBreak/>
         <w:t>Justificación de Forma normal adoptada</w:t>
       </w:r>
     </w:p>
@@ -13122,8 +13505,8 @@
           <w:szCs w:val="26"/>
         </w:rPr>
       </w:pPr>
-      <w:bookmarkStart w:id="19" w:name="_heading=h.kclsonkky4td" w:colFirst="0" w:colLast="0"/>
-      <w:bookmarkEnd w:id="19"/>
+      <w:bookmarkStart w:id="17" w:name="_heading=h.kclsonkky4td" w:colFirst="0" w:colLast="0"/>
+      <w:bookmarkEnd w:id="17"/>
       <w:r>
         <w:rPr>
           <w:rFonts w:ascii="Cambria" w:eastAsia="Cambria" w:hAnsi="Cambria" w:cs="Cambria"/>
@@ -13210,15 +13593,7 @@
       </w:r>
       <w:proofErr w:type="spellEnd"/>
       <w:r>
-        <w:t xml:space="preserve"> se </w:t>
-      </w:r>
-      <w:proofErr w:type="gramStart"/>
-      <w:r>
-        <w:t>utilizaran</w:t>
-      </w:r>
-      <w:proofErr w:type="gramEnd"/>
-      <w:r>
-        <w:t xml:space="preserve"> en claves foráneas y su formato para las tablas principales (tablas del modelo entidad y relación) es </w:t>
+        <w:t xml:space="preserve"> se utilizaran en claves foráneas y su formato para las tablas principales (tablas del modelo entidad y relación) es </w:t>
       </w:r>
       <w:proofErr w:type="spellStart"/>
       <w:r>
@@ -13258,8 +13633,8 @@
       </w:pPr>
     </w:p>
     <w:sectPr>
-      <w:headerReference w:type="default" r:id="rId12"/>
-      <w:footerReference w:type="default" r:id="rId13"/>
+      <w:headerReference w:type="default" r:id="rId13"/>
+      <w:footerReference w:type="default" r:id="rId14"/>
       <w:pgSz w:w="11906" w:h="16838"/>
       <w:pgMar w:top="1535" w:right="1701" w:bottom="1417" w:left="1701" w:header="567" w:footer="572" w:gutter="0"/>
       <w:pgNumType w:start="1"/>
@@ -16160,7 +16535,6 @@
   <w:style w:type="character" w:default="1" w:styleId="Fuentedeprrafopredeter">
     <w:name w:val="Default Paragraph Font"/>
     <w:uiPriority w:val="1"/>
-    <w:semiHidden/>
     <w:unhideWhenUsed/>
   </w:style>
   <w:style w:type="table" w:default="1" w:styleId="Tablanormal">

--- a/03-Elaboración II/Modelo de Datos/Modelo de Datos_MetricFlow SQA_CoDevIT.docx
+++ b/03-Elaboración II/Modelo de Datos/Modelo de Datos_MetricFlow SQA_CoDevIT.docx
@@ -858,13 +858,7 @@
                                   <w:rPr>
                                     <w:color w:val="000000"/>
                                   </w:rPr>
-                                  <w:t xml:space="preserve">Este modelo de datos representa la estructura de los datos  propuesta, sus relaciones, reglas de consistencia y significado dentro del dominio del negocio para el sistema </w:t>
-                                </w:r>
-                                <w:r>
-                                  <w:rPr>
-                                    <w:color w:val="000000"/>
-                                  </w:rPr>
-                                  <w:t>MetricFlow SQA. Presenta la interacción entre actores externos y el sistema para definir claramente los requerimientos funcionales, sirviendo como base para el desarrollo y acuerdo entre clientes y desarrolladores. El modelo detalla el comportamiento esperado en la gestión de calidad y métricas para proyectos de software.</w:t>
+                                  <w:t>Este modelo de datos representa la estructura de los datos  propuesta, sus relaciones, reglas de consistencia y significado dentro del dominio del negocio para el sistema MetricFlow SQA. Presenta la interacción entre actores externos y el sistema para definir claramente los requerimientos funcionales, sirviendo como base para el desarrollo y acuerdo entre clientes y desarrolladores. El modelo detalla el comportamiento esperado en la gestión de calidad y métricas para proyectos de software.</w:t>
                                 </w:r>
                               </w:p>
                               <w:p>
@@ -946,13 +940,7 @@
                             <w:rPr>
                               <w:color w:val="000000"/>
                             </w:rPr>
-                            <w:t xml:space="preserve">Este modelo de datos representa la estructura de los datos  propuesta, sus relaciones, reglas de consistencia y significado dentro del dominio del negocio para el sistema </w:t>
-                          </w:r>
-                          <w:r>
-                            <w:rPr>
-                              <w:color w:val="000000"/>
-                            </w:rPr>
-                            <w:t>MetricFlow SQA. Presenta la interacción entre actores externos y el sistema para definir claramente los requerimientos funcionales, sirviendo como base para el desarrollo y acuerdo entre clientes y desarrolladores. El modelo detalla el comportamiento esperado en la gestión de calidad y métricas para proyectos de software.</w:t>
+                            <w:t>Este modelo de datos representa la estructura de los datos  propuesta, sus relaciones, reglas de consistencia y significado dentro del dominio del negocio para el sistema MetricFlow SQA. Presenta la interacción entre actores externos y el sistema para definir claramente los requerimientos funcionales, sirviendo como base para el desarrollo y acuerdo entre clientes y desarrolladores. El modelo detalla el comportamiento esperado en la gestión de calidad y métricas para proyectos de software.</w:t>
                           </w:r>
                         </w:p>
                         <w:p>
@@ -9143,7 +9131,23 @@
                 <w:rFonts w:eastAsia="Times New Roman"/>
                 <w:color w:val="000000"/>
               </w:rPr>
-              <w:t>Un usuario participa  en varios proyectos, mientras que, un proyecto posee varios usuarios (</w:t>
+              <w:t xml:space="preserve">Un usuario </w:t>
+            </w:r>
+            <w:proofErr w:type="gramStart"/>
+            <w:r>
+              <w:rPr>
+                <w:rFonts w:eastAsia="Times New Roman"/>
+                <w:color w:val="000000"/>
+              </w:rPr>
+              <w:t>participa  en</w:t>
+            </w:r>
+            <w:proofErr w:type="gramEnd"/>
+            <w:r>
+              <w:rPr>
+                <w:rFonts w:eastAsia="Times New Roman"/>
+                <w:color w:val="000000"/>
+              </w:rPr>
+              <w:t xml:space="preserve"> varios proyectos, mientras que, un proyecto posee varios usuarios (</w:t>
             </w:r>
             <w:r>
               <w:rPr>
@@ -9391,7 +9395,15 @@
                 <w:rFonts w:eastAsia="Times New Roman"/>
                 <w:color w:val="000000"/>
               </w:rPr>
-              <w:t>Modelo_Calidad-Metrica</w:t>
+              <w:t>Modelo_Calidad-</w:t>
+            </w:r>
+            <w:proofErr w:type="gramStart"/>
+            <w:r>
+              <w:rPr>
+                <w:rFonts w:eastAsia="Times New Roman"/>
+                <w:color w:val="000000"/>
+              </w:rPr>
+              <w:t>Metrica</w:t>
             </w:r>
             <w:proofErr w:type="spellEnd"/>
             <w:r>
@@ -9412,6 +9424,7 @@
               </w:rPr>
               <w:t>posee</w:t>
             </w:r>
+            <w:proofErr w:type="gramEnd"/>
           </w:p>
         </w:tc>
         <w:tc>
@@ -10148,10 +10161,10 @@
           <w:bdr w:val="none" w:sz="0" w:space="0" w:color="auto" w:frame="1"/>
         </w:rPr>
         <w:drawing>
-          <wp:inline distT="0" distB="0" distL="0" distR="0" wp14:anchorId="5F8B3144" wp14:editId="79EDDF68">
-            <wp:extent cx="6278880" cy="4686300"/>
-            <wp:effectExtent l="0" t="0" r="7620" b="0"/>
-            <wp:docPr id="4" name="Imagen 4"/>
+          <wp:inline distT="0" distB="0" distL="0" distR="0" wp14:anchorId="4E2CB8D2" wp14:editId="24BB25EF">
+            <wp:extent cx="5581650" cy="3867150"/>
+            <wp:effectExtent l="0" t="0" r="0" b="0"/>
+            <wp:docPr id="5" name="Imagen 5"/>
             <wp:cNvGraphicFramePr>
               <a:graphicFrameLocks xmlns:a="http://schemas.openxmlformats.org/drawingml/2006/main" noChangeAspect="1"/>
             </wp:cNvGraphicFramePr>
@@ -10159,7 +10172,7 @@
               <a:graphicData uri="http://schemas.openxmlformats.org/drawingml/2006/picture">
                 <pic:pic xmlns:pic="http://schemas.openxmlformats.org/drawingml/2006/picture">
                   <pic:nvPicPr>
-                    <pic:cNvPr id="0" name="Picture 4"/>
+                    <pic:cNvPr id="0" name="Picture 5"/>
                     <pic:cNvPicPr>
                       <a:picLocks noChangeAspect="1" noChangeArrowheads="1"/>
                     </pic:cNvPicPr>
@@ -10180,7 +10193,7 @@
                   <pic:spPr bwMode="auto">
                     <a:xfrm>
                       <a:off x="0" y="0"/>
-                      <a:ext cx="6278880" cy="4686300"/>
+                      <a:ext cx="5581650" cy="3867150"/>
                     </a:xfrm>
                     <a:prstGeom prst="rect">
                       <a:avLst/>
@@ -10218,50 +10231,88 @@
     </w:p>
     <w:p>
       <w:pPr>
-        <w:pStyle w:val="Ttulo3"/>
-      </w:pPr>
-      <w:r>
+        <w:spacing w:line="240" w:lineRule="auto"/>
+        <w:ind w:left="0" w:hanging="357"/>
+        <w:outlineLvl w:val="2"/>
+        <w:rPr>
+          <w:rFonts w:ascii="Times New Roman" w:eastAsia="Times New Roman" w:hAnsi="Times New Roman" w:cs="Times New Roman"/>
+          <w:b/>
+          <w:bCs/>
+          <w:sz w:val="27"/>
+          <w:szCs w:val="27"/>
+        </w:rPr>
+      </w:pPr>
+      <w:r>
+        <w:rPr>
+          <w:rFonts w:ascii="Cambria" w:eastAsia="Times New Roman" w:hAnsi="Cambria" w:cs="Times New Roman"/>
+          <w:b/>
+          <w:bCs/>
+          <w:color w:val="4F81BD"/>
+        </w:rPr>
+        <w:t>Notación diagrama E-R</w:t>
+      </w:r>
+    </w:p>
+    <w:p>
+      <w:pPr>
+        <w:spacing w:line="240" w:lineRule="auto"/>
+        <w:ind w:left="0" w:hanging="357"/>
+        <w:jc w:val="center"/>
+        <w:rPr>
+          <w:rFonts w:ascii="Times New Roman" w:eastAsia="Times New Roman" w:hAnsi="Times New Roman" w:cs="Times New Roman"/>
+          <w:sz w:val="24"/>
+          <w:szCs w:val="24"/>
+        </w:rPr>
+      </w:pPr>
+      <w:r>
+        <w:rPr>
+          <w:rFonts w:eastAsia="Times New Roman"/>
+          <w:noProof/>
+          <w:color w:val="000000"/>
+          <w:bdr w:val="none" w:sz="0" w:space="0" w:color="auto" w:frame="1"/>
+        </w:rPr>
         <w:lastRenderedPageBreak/>
-        <w:t>Notación diagrama E-R</w:t>
-      </w:r>
-    </w:p>
-    <w:p>
-      <w:pPr>
-        <w:jc w:val="center"/>
-      </w:pPr>
-      <w:r>
-        <w:rPr>
-          <w:noProof/>
-        </w:rPr>
         <w:drawing>
-          <wp:inline distT="0" distB="0" distL="0" distR="0" wp14:anchorId="7400E352" wp14:editId="611DBFA4">
-            <wp:extent cx="3609975" cy="3403600"/>
-            <wp:effectExtent l="0" t="0" r="0" b="0"/>
-            <wp:docPr id="75" name="image1.jpg" descr="SIMBOLOS.jpg"/>
-            <wp:cNvGraphicFramePr/>
+          <wp:inline distT="0" distB="0" distL="0" distR="0" wp14:anchorId="3AAB0CE7" wp14:editId="2C49CFCA">
+            <wp:extent cx="3609975" cy="4791075"/>
+            <wp:effectExtent l="0" t="0" r="9525" b="9525"/>
+            <wp:docPr id="6" name="Imagen 6"/>
+            <wp:cNvGraphicFramePr>
+              <a:graphicFrameLocks xmlns:a="http://schemas.openxmlformats.org/drawingml/2006/main" noChangeAspect="1"/>
+            </wp:cNvGraphicFramePr>
             <a:graphic xmlns:a="http://schemas.openxmlformats.org/drawingml/2006/main">
               <a:graphicData uri="http://schemas.openxmlformats.org/drawingml/2006/picture">
                 <pic:pic xmlns:pic="http://schemas.openxmlformats.org/drawingml/2006/picture">
                   <pic:nvPicPr>
-                    <pic:cNvPr id="0" name="image1.jpg" descr="SIMBOLOS.jpg"/>
-                    <pic:cNvPicPr preferRelativeResize="0"/>
+                    <pic:cNvPr id="0" name="Picture 6"/>
+                    <pic:cNvPicPr>
+                      <a:picLocks noChangeAspect="1" noChangeArrowheads="1"/>
+                    </pic:cNvPicPr>
                   </pic:nvPicPr>
                   <pic:blipFill>
-                    <a:blip r:embed="rId12"/>
-                    <a:srcRect b="29100"/>
+                    <a:blip r:embed="rId12" cstate="print">
+                      <a:extLst>
+                        <a:ext uri="{28A0092B-C50C-407E-A947-70E740481C1C}">
+                          <a14:useLocalDpi xmlns:a14="http://schemas.microsoft.com/office/drawing/2010/main" val="0"/>
+                        </a:ext>
+                      </a:extLst>
+                    </a:blip>
+                    <a:srcRect/>
                     <a:stretch>
                       <a:fillRect/>
                     </a:stretch>
                   </pic:blipFill>
-                  <pic:spPr>
+                  <pic:spPr bwMode="auto">
                     <a:xfrm>
                       <a:off x="0" y="0"/>
-                      <a:ext cx="3609975" cy="3403600"/>
+                      <a:ext cx="3609975" cy="4791075"/>
                     </a:xfrm>
                     <a:prstGeom prst="rect">
                       <a:avLst/>
                     </a:prstGeom>
-                    <a:ln/>
+                    <a:noFill/>
+                    <a:ln>
+                      <a:noFill/>
+                    </a:ln>
                   </pic:spPr>
                 </pic:pic>
               </a:graphicData>
@@ -10272,3259 +10323,3741 @@
     </w:p>
     <w:p>
       <w:pPr>
-        <w:tabs>
-          <w:tab w:val="left" w:pos="0"/>
-        </w:tabs>
-        <w:ind w:left="115" w:hanging="5"/>
+        <w:spacing w:line="240" w:lineRule="auto"/>
+        <w:ind w:left="109" w:hanging="6"/>
         <w:jc w:val="center"/>
         <w:rPr>
+          <w:rFonts w:ascii="Times New Roman" w:eastAsia="Times New Roman" w:hAnsi="Times New Roman" w:cs="Times New Roman"/>
+          <w:sz w:val="24"/>
+          <w:szCs w:val="24"/>
+        </w:rPr>
+      </w:pPr>
+      <w:r>
+        <w:rPr>
+          <w:rFonts w:eastAsia="Times New Roman"/>
           <w:i/>
-        </w:rPr>
-      </w:pPr>
-      <w:r>
-        <w:rPr>
-          <w:i/>
+          <w:iCs/>
+          <w:color w:val="000000"/>
         </w:rPr>
         <w:t>Notación Diagrama E-R</w:t>
       </w:r>
     </w:p>
     <w:p>
       <w:pPr>
-        <w:rPr>
-          <w:rFonts w:ascii="Cambria" w:eastAsia="Cambria" w:hAnsi="Cambria" w:cs="Cambria"/>
+        <w:spacing w:before="0" w:line="240" w:lineRule="auto"/>
+        <w:ind w:left="0"/>
+        <w:rPr>
+          <w:rFonts w:ascii="Times New Roman" w:eastAsia="Times New Roman" w:hAnsi="Times New Roman" w:cs="Times New Roman"/>
+          <w:sz w:val="24"/>
+          <w:szCs w:val="24"/>
+        </w:rPr>
+      </w:pPr>
+    </w:p>
+    <w:p>
+      <w:pPr>
+        <w:spacing w:line="240" w:lineRule="auto"/>
+        <w:ind w:left="0" w:hanging="357"/>
+        <w:outlineLvl w:val="1"/>
+        <w:rPr>
+          <w:rFonts w:ascii="Times New Roman" w:eastAsia="Times New Roman" w:hAnsi="Times New Roman" w:cs="Times New Roman"/>
           <w:b/>
-          <w:color w:val="4F81BD"/>
-        </w:rPr>
-      </w:pPr>
-    </w:p>
-    <w:p>
-      <w:pPr>
-        <w:pStyle w:val="Ttulo2"/>
-      </w:pPr>
-      <w:bookmarkStart w:id="9" w:name="_heading=h.kccvwc8bm901" w:colFirst="0" w:colLast="0"/>
-      <w:bookmarkEnd w:id="9"/>
-      <w:r>
-        <w:t>Modelo Relacional</w:t>
-      </w:r>
-    </w:p>
-    <w:p>
-      <w:pPr>
-        <w:ind w:left="0"/>
-        <w:jc w:val="both"/>
-      </w:pPr>
-      <w:r>
-        <w:t>El Modelo Relacional está basado en que todos los datos se encuentran almacenados en tablas (entidad/relaciones) y que cada una de estas es un conjunto de datos, por lo tanto, la Base de Datos es un conjunto de relaciones, además de que estas relaciones están formadas por: Atributos (columnas) y Tuplas (filas).</w:t>
-      </w:r>
-    </w:p>
-    <w:p>
-      <w:pPr>
-        <w:ind w:left="0"/>
-        <w:jc w:val="both"/>
-      </w:pPr>
-      <w:r>
-        <w:t>Para el desarrollo del modelo relacional se procede a convertir el Modelo Entidad/Relación (ER) en tablas, con una depuración lógica y la aplicación de restricciones de integridad. El modelo relacional está compuesto por:</w:t>
-      </w:r>
-    </w:p>
-    <w:p>
-      <w:pPr>
-        <w:numPr>
-          <w:ilvl w:val="0"/>
-          <w:numId w:val="6"/>
-        </w:numPr>
-        <w:jc w:val="both"/>
-      </w:pPr>
-      <w:r>
-        <w:rPr>
+          <w:bCs/>
+          <w:sz w:val="36"/>
+          <w:szCs w:val="36"/>
+        </w:rPr>
+      </w:pPr>
+      <w:r>
+        <w:rPr>
+          <w:rFonts w:ascii="Cambria" w:eastAsia="Times New Roman" w:hAnsi="Cambria" w:cs="Times New Roman"/>
           <w:b/>
-        </w:rPr>
-        <w:t>Relación</w:t>
-      </w:r>
-      <w:r>
-        <w:t>: Es una tabla bidimensional para la representación de datos. Es una representación abstracta de un elemento de datos.</w:t>
-      </w:r>
-    </w:p>
-    <w:p>
-      <w:pPr>
-        <w:numPr>
-          <w:ilvl w:val="0"/>
-          <w:numId w:val="6"/>
-        </w:numPr>
-        <w:spacing w:before="0"/>
-        <w:jc w:val="both"/>
-      </w:pPr>
-      <w:r>
-        <w:rPr>
-          <w:b/>
-        </w:rPr>
-        <w:t>Tuplas</w:t>
-      </w:r>
-      <w:r>
-        <w:t>: Filas de una relación que contiene valores para cada uno de los atributos.</w:t>
-      </w:r>
-    </w:p>
-    <w:p>
-      <w:pPr>
-        <w:numPr>
-          <w:ilvl w:val="0"/>
-          <w:numId w:val="6"/>
-        </w:numPr>
-        <w:spacing w:before="0"/>
-        <w:jc w:val="both"/>
-      </w:pPr>
-      <w:r>
-        <w:rPr>
-          <w:b/>
-        </w:rPr>
-        <w:t>Atributos</w:t>
-      </w:r>
-      <w:r>
-        <w:t>: Son las columnas de una relación que describe las características particulares de cada campo.</w:t>
-      </w:r>
-    </w:p>
-    <w:p>
-      <w:pPr>
-        <w:numPr>
-          <w:ilvl w:val="0"/>
-          <w:numId w:val="6"/>
-        </w:numPr>
-        <w:spacing w:before="0"/>
-        <w:jc w:val="both"/>
-      </w:pPr>
-      <w:r>
-        <w:rPr>
-          <w:b/>
-        </w:rPr>
-        <w:t>Esquema</w:t>
-      </w:r>
-      <w:r>
-        <w:t>: Forma de representar una relación y su conjunto de atributos.</w:t>
-      </w:r>
-    </w:p>
-    <w:p>
-      <w:pPr>
-        <w:numPr>
-          <w:ilvl w:val="0"/>
-          <w:numId w:val="6"/>
-        </w:numPr>
-        <w:spacing w:before="0"/>
-        <w:jc w:val="both"/>
-      </w:pPr>
-      <w:r>
-        <w:rPr>
-          <w:b/>
-        </w:rPr>
-        <w:t>Claves</w:t>
-      </w:r>
-      <w:r>
-        <w:t>: Campo cuyo valor es único para cada registro. Pueden ser:</w:t>
-      </w:r>
-    </w:p>
-    <w:p>
-      <w:pPr>
-        <w:numPr>
-          <w:ilvl w:val="1"/>
-          <w:numId w:val="6"/>
-        </w:numPr>
-        <w:spacing w:before="0"/>
-        <w:jc w:val="both"/>
-      </w:pPr>
-      <w:r>
-        <w:rPr>
-          <w:b/>
-        </w:rPr>
-        <w:t>Primaria (PK)</w:t>
-      </w:r>
-      <w:r>
-        <w:t>: Si R tiene varias claves, todas son Claves Candidatas. La clave Primaria (</w:t>
-      </w:r>
-      <w:proofErr w:type="spellStart"/>
-      <w:r>
-        <w:t>Primary</w:t>
-      </w:r>
-      <w:proofErr w:type="spellEnd"/>
-      <w:r>
-        <w:t xml:space="preserve"> Key, PK) es la clave candidata elegida para identificar las tuplas de R.</w:t>
-      </w:r>
-    </w:p>
-    <w:p>
-      <w:pPr>
-        <w:numPr>
-          <w:ilvl w:val="1"/>
-          <w:numId w:val="6"/>
-        </w:numPr>
-        <w:spacing w:before="0"/>
-        <w:jc w:val="both"/>
-      </w:pPr>
-      <w:r>
-        <w:rPr>
-          <w:b/>
-        </w:rPr>
-        <w:t>Foránea (FK)</w:t>
-      </w:r>
-      <w:r>
-        <w:t xml:space="preserve">: Es un conjunto de atributos de una relación que hace referencia a la clave primaria de otra relación (o la misma). Cada componente de una FK </w:t>
-      </w:r>
-      <w:r>
-        <w:lastRenderedPageBreak/>
-        <w:t>debe estar definido sobre el mismo dominio que el correspondiente atributo de la PK a la que referencia.</w:t>
-      </w:r>
-    </w:p>
-    <w:p>
-      <w:pPr>
-        <w:numPr>
-          <w:ilvl w:val="0"/>
-          <w:numId w:val="6"/>
-        </w:numPr>
-        <w:spacing w:before="0"/>
-        <w:jc w:val="both"/>
-      </w:pPr>
-      <w:r>
-        <w:rPr>
-          <w:b/>
-        </w:rPr>
-        <w:t>Claves Primaria</w:t>
-      </w:r>
-      <w:r>
-        <w:t>: Es el identificador único de una tupla.</w:t>
-      </w:r>
-    </w:p>
-    <w:p>
-      <w:pPr>
-        <w:numPr>
-          <w:ilvl w:val="0"/>
-          <w:numId w:val="6"/>
-        </w:numPr>
-        <w:spacing w:before="0"/>
-        <w:jc w:val="both"/>
-      </w:pPr>
-      <w:r>
-        <w:rPr>
-          <w:b/>
-        </w:rPr>
-        <w:t>Cardinalidad</w:t>
-      </w:r>
-      <w:r>
-        <w:t>: Número de tuplas.</w:t>
-      </w:r>
-    </w:p>
-    <w:p>
-      <w:pPr>
-        <w:numPr>
-          <w:ilvl w:val="0"/>
-          <w:numId w:val="6"/>
-        </w:numPr>
-        <w:spacing w:before="0"/>
-        <w:jc w:val="both"/>
-      </w:pPr>
-      <w:r>
-        <w:rPr>
-          <w:b/>
-        </w:rPr>
-        <w:t>Grado</w:t>
-      </w:r>
-      <w:r>
-        <w:t>: Número de atributos.</w:t>
-      </w:r>
-    </w:p>
-    <w:p>
-      <w:pPr>
-        <w:numPr>
-          <w:ilvl w:val="0"/>
-          <w:numId w:val="6"/>
-        </w:numPr>
-        <w:spacing w:before="0"/>
-        <w:jc w:val="both"/>
-      </w:pPr>
-      <w:r>
-        <w:rPr>
-          <w:b/>
-        </w:rPr>
-        <w:t>Dominio</w:t>
-      </w:r>
-      <w:r>
-        <w:t>: Conjunto de valores atómicos del mismo tipo, donde toman su valor los atributos.</w:t>
-      </w:r>
-    </w:p>
-    <w:p>
-      <w:pPr>
-        <w:ind w:left="0"/>
-        <w:jc w:val="both"/>
-      </w:pPr>
-      <w:r>
-        <w:t>Para la realización del modelo relacional, se va a utilizar la siguiente notación: Se pondrá el nombre de la tabla seguida de los atributos de la misma. Las claves primarias se van a visualizar con el formato negrita y con un identificador (PK), las claves foráneas serán identificadas como (FK) y los atributos opcionales se le va a poner un asterisco.</w:t>
-      </w:r>
-    </w:p>
-    <w:p>
-      <w:pPr>
-        <w:pStyle w:val="Ttulo2"/>
-      </w:pPr>
-      <w:bookmarkStart w:id="10" w:name="_heading=h.c9trlfwvbkxy" w:colFirst="0" w:colLast="0"/>
-      <w:bookmarkEnd w:id="10"/>
-      <w:r>
-        <w:t xml:space="preserve">Mapeo de las Entidades fuertes y </w:t>
-      </w:r>
-      <w:proofErr w:type="spellStart"/>
-      <w:r>
-        <w:t>debiles</w:t>
-      </w:r>
-      <w:proofErr w:type="spellEnd"/>
-    </w:p>
-    <w:p>
-      <w:pPr>
-        <w:spacing w:before="240" w:after="240"/>
-        <w:ind w:left="0"/>
-        <w:jc w:val="both"/>
-        <w:rPr>
-          <w:highlight w:val="yellow"/>
-        </w:rPr>
-      </w:pPr>
-      <w:r>
-        <w:rPr>
-          <w:highlight w:val="yellow"/>
-          <w:u w:val="single"/>
-        </w:rPr>
-        <w:t>Ejemplos VESTA</w:t>
-      </w:r>
-      <w:r>
-        <w:rPr>
-          <w:highlight w:val="yellow"/>
-        </w:rPr>
-        <w:t>:</w:t>
-      </w:r>
-    </w:p>
-    <w:p>
-      <w:pPr>
-        <w:spacing w:before="240" w:after="240"/>
-        <w:ind w:left="0"/>
-        <w:jc w:val="both"/>
-      </w:pPr>
-      <w:r>
-        <w:t>Proyecto(</w:t>
-      </w:r>
-      <w:proofErr w:type="spellStart"/>
-      <w:r>
-        <w:rPr>
-          <w:b/>
-          <w:u w:val="single"/>
-        </w:rPr>
-        <w:t>id_proyecto</w:t>
-      </w:r>
-      <w:proofErr w:type="spellEnd"/>
-      <w:r>
-        <w:t xml:space="preserve">, nombre, descripción, estado, </w:t>
-      </w:r>
-      <w:proofErr w:type="spellStart"/>
-      <w:r>
-        <w:t>fecha_inicio</w:t>
-      </w:r>
-      <w:proofErr w:type="spellEnd"/>
-      <w:r>
-        <w:t xml:space="preserve">, </w:t>
-      </w:r>
-      <w:proofErr w:type="spellStart"/>
-      <w:r>
-        <w:t>fecha_finalizacion</w:t>
-      </w:r>
-      <w:proofErr w:type="spellEnd"/>
-      <w:r>
-        <w:t>)</w:t>
-      </w:r>
-    </w:p>
-    <w:p>
-      <w:pPr>
-        <w:spacing w:before="240" w:after="240"/>
-        <w:ind w:left="0"/>
-        <w:jc w:val="both"/>
-      </w:pPr>
-      <w:r>
-        <w:t>Usuario(</w:t>
-      </w:r>
-      <w:proofErr w:type="spellStart"/>
-      <w:r>
-        <w:rPr>
-          <w:b/>
-          <w:u w:val="single"/>
-        </w:rPr>
-        <w:t>id_usuario</w:t>
-      </w:r>
-      <w:proofErr w:type="spellEnd"/>
-      <w:r>
-        <w:t>, nombre, correo)</w:t>
-      </w:r>
-    </w:p>
-    <w:p>
-      <w:pPr>
-        <w:spacing w:before="240" w:after="240"/>
-        <w:ind w:left="0"/>
-        <w:jc w:val="both"/>
-      </w:pPr>
-      <w:r>
-        <w:t>Riesgo(</w:t>
-      </w:r>
-      <w:proofErr w:type="spellStart"/>
-      <w:r>
-        <w:rPr>
-          <w:b/>
-          <w:u w:val="single"/>
-        </w:rPr>
-        <w:t>id_riesgo</w:t>
-      </w:r>
-      <w:proofErr w:type="spellEnd"/>
-      <w:r>
-        <w:t xml:space="preserve">, </w:t>
-      </w:r>
-      <w:proofErr w:type="spellStart"/>
-      <w:r>
-        <w:t>descripcion</w:t>
-      </w:r>
-      <w:proofErr w:type="spellEnd"/>
-      <w:r>
-        <w:t xml:space="preserve">, </w:t>
-      </w:r>
-      <w:proofErr w:type="spellStart"/>
-      <w:r>
-        <w:t>factor_riesgo</w:t>
-      </w:r>
-      <w:proofErr w:type="spellEnd"/>
-      <w:r>
-        <w:t xml:space="preserve">*, </w:t>
-      </w:r>
-      <w:proofErr w:type="spellStart"/>
-      <w:r>
-        <w:t>fecha_creacion</w:t>
-      </w:r>
-      <w:proofErr w:type="spellEnd"/>
-      <w:r>
-        <w:t>)</w:t>
-      </w:r>
-    </w:p>
-    <w:p>
-      <w:pPr>
-        <w:spacing w:before="240" w:after="240"/>
-        <w:ind w:left="0"/>
-        <w:jc w:val="both"/>
-      </w:pPr>
-      <w:proofErr w:type="spellStart"/>
-      <w:r>
-        <w:t>Categoria</w:t>
-      </w:r>
-      <w:proofErr w:type="spellEnd"/>
-      <w:r>
-        <w:t>(</w:t>
-      </w:r>
-      <w:proofErr w:type="spellStart"/>
-      <w:r>
-        <w:rPr>
-          <w:b/>
-          <w:u w:val="single"/>
-        </w:rPr>
-        <w:t>id_categoria</w:t>
-      </w:r>
-      <w:proofErr w:type="spellEnd"/>
-      <w:r>
-        <w:t xml:space="preserve">, nombre, </w:t>
-      </w:r>
-      <w:proofErr w:type="spellStart"/>
-      <w:r>
-        <w:t>descripcion</w:t>
-      </w:r>
-      <w:proofErr w:type="spellEnd"/>
-      <w:r>
-        <w:t>)</w:t>
-      </w:r>
-    </w:p>
-    <w:p>
-      <w:pPr>
-        <w:spacing w:before="240" w:after="240"/>
-        <w:ind w:left="0"/>
-        <w:jc w:val="both"/>
-      </w:pPr>
-      <w:r>
-        <w:t>Incidencia(</w:t>
-      </w:r>
-      <w:proofErr w:type="spellStart"/>
-      <w:r>
-        <w:rPr>
-          <w:b/>
-          <w:u w:val="single"/>
-        </w:rPr>
-        <w:t>id_incidencia</w:t>
-      </w:r>
-      <w:proofErr w:type="spellEnd"/>
-      <w:r>
-        <w:t xml:space="preserve">, </w:t>
-      </w:r>
-      <w:proofErr w:type="spellStart"/>
-      <w:r>
-        <w:t>descripcion</w:t>
-      </w:r>
-      <w:proofErr w:type="spellEnd"/>
-      <w:r>
-        <w:t xml:space="preserve">, </w:t>
-      </w:r>
-      <w:proofErr w:type="spellStart"/>
-      <w:r>
-        <w:t>fecha_ocurrencia</w:t>
-      </w:r>
-      <w:proofErr w:type="spellEnd"/>
-      <w:r>
-        <w:t>)</w:t>
-      </w:r>
-    </w:p>
-    <w:p>
-      <w:pPr>
-        <w:spacing w:before="240" w:after="240"/>
-        <w:ind w:left="0"/>
-        <w:jc w:val="both"/>
-      </w:pPr>
-      <w:proofErr w:type="spellStart"/>
-      <w:r>
-        <w:t>Iteracion</w:t>
-      </w:r>
-      <w:proofErr w:type="spellEnd"/>
-      <w:r>
-        <w:t>(</w:t>
-      </w:r>
-      <w:proofErr w:type="spellStart"/>
-      <w:r>
-        <w:rPr>
-          <w:b/>
-          <w:u w:val="single"/>
-        </w:rPr>
-        <w:t>id_iteracion</w:t>
-      </w:r>
-      <w:proofErr w:type="spellEnd"/>
-      <w:r>
-        <w:t xml:space="preserve">, </w:t>
-      </w:r>
-      <w:proofErr w:type="spellStart"/>
-      <w:r>
-        <w:t>fecha_inicio</w:t>
-      </w:r>
-      <w:proofErr w:type="spellEnd"/>
-      <w:r>
-        <w:t xml:space="preserve">, </w:t>
-      </w:r>
-      <w:proofErr w:type="spellStart"/>
-      <w:r>
-        <w:t>fecha_fin</w:t>
-      </w:r>
-      <w:proofErr w:type="spellEnd"/>
-      <w:r>
-        <w:t>)</w:t>
-      </w:r>
-    </w:p>
-    <w:p>
-      <w:pPr>
-        <w:spacing w:before="240" w:after="240"/>
-        <w:ind w:left="0"/>
-        <w:jc w:val="both"/>
-      </w:pPr>
-      <w:proofErr w:type="spellStart"/>
-      <w:r>
-        <w:t>Evaluacion</w:t>
-      </w:r>
-      <w:proofErr w:type="spellEnd"/>
-      <w:r>
-        <w:t>(</w:t>
-      </w:r>
-      <w:proofErr w:type="spellStart"/>
-      <w:r>
-        <w:rPr>
-          <w:b/>
-          <w:u w:val="single"/>
-        </w:rPr>
-        <w:t>id_evaluacion</w:t>
-      </w:r>
-      <w:proofErr w:type="spellEnd"/>
-      <w:r>
-        <w:t xml:space="preserve">, impacto, probabilidad, </w:t>
-      </w:r>
-      <w:proofErr w:type="spellStart"/>
-      <w:r>
-        <w:t>descripcion</w:t>
-      </w:r>
-      <w:proofErr w:type="spellEnd"/>
-      <w:r>
-        <w:t xml:space="preserve">, </w:t>
-      </w:r>
-      <w:proofErr w:type="spellStart"/>
-      <w:r>
-        <w:t>fecha_realizacion</w:t>
-      </w:r>
-      <w:proofErr w:type="spellEnd"/>
-      <w:r>
-        <w:t>)</w:t>
-      </w:r>
-    </w:p>
-    <w:p>
-      <w:pPr>
-        <w:spacing w:before="240" w:after="240"/>
-        <w:ind w:left="0"/>
-        <w:jc w:val="both"/>
-      </w:pPr>
-      <w:r>
-        <w:t>Plan(</w:t>
-      </w:r>
-      <w:proofErr w:type="spellStart"/>
-      <w:r>
-        <w:rPr>
-          <w:b/>
-          <w:u w:val="single"/>
-        </w:rPr>
-        <w:t>id_plan</w:t>
-      </w:r>
-      <w:proofErr w:type="spellEnd"/>
-      <w:r>
-        <w:t xml:space="preserve">, </w:t>
-      </w:r>
-      <w:proofErr w:type="spellStart"/>
-      <w:r>
-        <w:t>descripcion</w:t>
-      </w:r>
-      <w:proofErr w:type="spellEnd"/>
-      <w:r>
-        <w:t>, tipo)</w:t>
-      </w:r>
-    </w:p>
-    <w:p>
-      <w:pPr>
-        <w:spacing w:before="240" w:after="240"/>
-        <w:ind w:left="0"/>
-        <w:jc w:val="both"/>
-      </w:pPr>
-      <w:r>
-        <w:t>Tarea(</w:t>
-      </w:r>
-      <w:proofErr w:type="spellStart"/>
-      <w:r>
-        <w:rPr>
-          <w:b/>
-          <w:u w:val="single"/>
-        </w:rPr>
-        <w:t>id_tarea</w:t>
-      </w:r>
-      <w:proofErr w:type="spellEnd"/>
-      <w:r>
-        <w:t xml:space="preserve">, nombre, </w:t>
-      </w:r>
-      <w:proofErr w:type="spellStart"/>
-      <w:r>
-        <w:t>descripcion</w:t>
-      </w:r>
-      <w:proofErr w:type="spellEnd"/>
-      <w:r>
-        <w:t xml:space="preserve">, estado, </w:t>
-      </w:r>
-      <w:proofErr w:type="spellStart"/>
-      <w:r>
-        <w:t>fecha_inicio</w:t>
-      </w:r>
-      <w:proofErr w:type="spellEnd"/>
-      <w:r>
-        <w:t xml:space="preserve">, </w:t>
-      </w:r>
-      <w:proofErr w:type="spellStart"/>
-      <w:r>
-        <w:t>fecha_fin</w:t>
-      </w:r>
-      <w:proofErr w:type="spellEnd"/>
-      <w:r>
-        <w:t xml:space="preserve">, </w:t>
-      </w:r>
-      <w:proofErr w:type="spellStart"/>
-      <w:r>
-        <w:t>fecha_fin_real</w:t>
-      </w:r>
-      <w:proofErr w:type="spellEnd"/>
-      <w:r>
-        <w:t>*)</w:t>
-      </w:r>
-    </w:p>
-    <w:p>
-      <w:pPr>
-        <w:pStyle w:val="Ttulo2"/>
-        <w:ind w:left="0"/>
-        <w:rPr>
-          <w:i/>
-          <w:color w:val="548DD4"/>
-        </w:rPr>
-      </w:pPr>
-      <w:bookmarkStart w:id="11" w:name="_heading=h.1z7a196voiq1" w:colFirst="0" w:colLast="0"/>
-      <w:bookmarkEnd w:id="11"/>
-      <w:r>
-        <w:t>Mapeo de las Relaciones 1:1</w:t>
-      </w:r>
-    </w:p>
-    <w:p>
-      <w:pPr>
-        <w:spacing w:before="240" w:after="240"/>
-        <w:ind w:left="0"/>
-        <w:jc w:val="both"/>
-        <w:rPr>
-          <w:highlight w:val="yellow"/>
-        </w:rPr>
-      </w:pPr>
-      <w:r>
-        <w:rPr>
-          <w:highlight w:val="yellow"/>
-          <w:u w:val="single"/>
-        </w:rPr>
-        <w:t>Ejemplos VESTA</w:t>
-      </w:r>
-      <w:r>
-        <w:rPr>
-          <w:highlight w:val="yellow"/>
-        </w:rPr>
-        <w:t>:</w:t>
-      </w:r>
-    </w:p>
-    <w:p>
-      <w:pPr>
-        <w:spacing w:before="240" w:after="240"/>
-        <w:ind w:left="0"/>
-        <w:jc w:val="both"/>
-      </w:pPr>
-      <w:r>
-        <w:t>Proyecto(</w:t>
-      </w:r>
-      <w:proofErr w:type="spellStart"/>
-      <w:r>
-        <w:rPr>
-          <w:b/>
-          <w:u w:val="single"/>
-        </w:rPr>
-        <w:t>id_proyecto</w:t>
-      </w:r>
-      <w:proofErr w:type="spellEnd"/>
-      <w:r>
-        <w:t xml:space="preserve">, nombre, descripción, estado, </w:t>
-      </w:r>
-      <w:proofErr w:type="spellStart"/>
-      <w:r>
-        <w:t>fecha_inicio</w:t>
-      </w:r>
-      <w:proofErr w:type="spellEnd"/>
-      <w:r>
-        <w:t xml:space="preserve">, </w:t>
-      </w:r>
-      <w:proofErr w:type="spellStart"/>
-      <w:r>
-        <w:t>fecha_finalizacion</w:t>
-      </w:r>
-      <w:proofErr w:type="spellEnd"/>
-      <w:r>
-        <w:t>)</w:t>
-      </w:r>
-    </w:p>
-    <w:p>
-      <w:pPr>
-        <w:spacing w:before="240" w:after="240"/>
-        <w:ind w:left="0"/>
-        <w:jc w:val="both"/>
-      </w:pPr>
-      <w:r>
-        <w:t>Usuario(</w:t>
-      </w:r>
-      <w:proofErr w:type="spellStart"/>
-      <w:r>
-        <w:rPr>
-          <w:b/>
-          <w:u w:val="single"/>
-        </w:rPr>
-        <w:t>id_usuario</w:t>
-      </w:r>
-      <w:proofErr w:type="spellEnd"/>
-      <w:r>
-        <w:t>, nombre, correo)</w:t>
-      </w:r>
-    </w:p>
-    <w:p>
-      <w:pPr>
-        <w:spacing w:before="240" w:after="240"/>
-        <w:ind w:left="0"/>
-        <w:jc w:val="both"/>
-      </w:pPr>
-      <w:r>
-        <w:t>Riesgo(</w:t>
-      </w:r>
-      <w:proofErr w:type="spellStart"/>
-      <w:r>
-        <w:rPr>
-          <w:b/>
-          <w:u w:val="single"/>
-        </w:rPr>
-        <w:t>id_riesgo</w:t>
-      </w:r>
-      <w:proofErr w:type="spellEnd"/>
-      <w:r>
-        <w:t xml:space="preserve">, </w:t>
-      </w:r>
-      <w:proofErr w:type="spellStart"/>
-      <w:r>
-        <w:t>descripcion</w:t>
-      </w:r>
-      <w:proofErr w:type="spellEnd"/>
-      <w:r>
-        <w:t xml:space="preserve">, </w:t>
-      </w:r>
-      <w:proofErr w:type="spellStart"/>
-      <w:r>
-        <w:t>factor_riesgo</w:t>
-      </w:r>
-      <w:proofErr w:type="spellEnd"/>
-      <w:r>
-        <w:t xml:space="preserve">*, </w:t>
-      </w:r>
-      <w:proofErr w:type="spellStart"/>
-      <w:r>
-        <w:t>fecha_creacion</w:t>
-      </w:r>
-      <w:proofErr w:type="spellEnd"/>
-      <w:r>
-        <w:t>)</w:t>
-      </w:r>
-    </w:p>
-    <w:p>
-      <w:pPr>
-        <w:spacing w:before="240" w:after="240"/>
-        <w:ind w:left="0"/>
-        <w:jc w:val="both"/>
-      </w:pPr>
-      <w:proofErr w:type="spellStart"/>
-      <w:r>
-        <w:t>Categoria</w:t>
-      </w:r>
-      <w:proofErr w:type="spellEnd"/>
-      <w:r>
-        <w:t>(</w:t>
-      </w:r>
-      <w:proofErr w:type="spellStart"/>
-      <w:r>
-        <w:rPr>
-          <w:b/>
-          <w:u w:val="single"/>
-        </w:rPr>
-        <w:t>id_categoria</w:t>
-      </w:r>
-      <w:proofErr w:type="spellEnd"/>
-      <w:r>
-        <w:t xml:space="preserve">, nombre, </w:t>
-      </w:r>
-      <w:proofErr w:type="spellStart"/>
-      <w:r>
-        <w:t>descripcion</w:t>
-      </w:r>
-      <w:proofErr w:type="spellEnd"/>
-      <w:r>
-        <w:t>)</w:t>
-      </w:r>
-    </w:p>
-    <w:p>
-      <w:pPr>
-        <w:spacing w:before="240" w:after="240"/>
-        <w:ind w:left="0"/>
-        <w:jc w:val="both"/>
-      </w:pPr>
-      <w:r>
-        <w:t>Incidencia(</w:t>
-      </w:r>
-      <w:proofErr w:type="spellStart"/>
-      <w:r>
-        <w:rPr>
-          <w:b/>
-          <w:u w:val="single"/>
-        </w:rPr>
-        <w:t>id_incidencia</w:t>
-      </w:r>
-      <w:proofErr w:type="spellEnd"/>
-      <w:r>
-        <w:t xml:space="preserve">, </w:t>
-      </w:r>
-      <w:proofErr w:type="spellStart"/>
-      <w:r>
-        <w:t>descripcion</w:t>
-      </w:r>
-      <w:proofErr w:type="spellEnd"/>
-      <w:r>
-        <w:t xml:space="preserve">, </w:t>
-      </w:r>
-      <w:proofErr w:type="spellStart"/>
-      <w:r>
-        <w:t>fecha_ocurrencia</w:t>
-      </w:r>
-      <w:proofErr w:type="spellEnd"/>
-      <w:r>
-        <w:t>)</w:t>
-      </w:r>
-    </w:p>
-    <w:p>
-      <w:pPr>
-        <w:spacing w:before="240" w:after="240"/>
-        <w:ind w:left="0"/>
-        <w:jc w:val="both"/>
-      </w:pPr>
-      <w:proofErr w:type="spellStart"/>
-      <w:r>
-        <w:lastRenderedPageBreak/>
-        <w:t>Iteracion</w:t>
-      </w:r>
-      <w:proofErr w:type="spellEnd"/>
-      <w:r>
-        <w:t>(</w:t>
-      </w:r>
-      <w:proofErr w:type="spellStart"/>
-      <w:r>
-        <w:rPr>
-          <w:b/>
-          <w:u w:val="single"/>
-        </w:rPr>
-        <w:t>id_iteracion</w:t>
-      </w:r>
-      <w:proofErr w:type="spellEnd"/>
-      <w:r>
-        <w:t xml:space="preserve">, </w:t>
-      </w:r>
-      <w:proofErr w:type="spellStart"/>
-      <w:r>
-        <w:t>fecha_inicio</w:t>
-      </w:r>
-      <w:proofErr w:type="spellEnd"/>
-      <w:r>
-        <w:t xml:space="preserve">, </w:t>
-      </w:r>
-      <w:proofErr w:type="spellStart"/>
-      <w:r>
-        <w:t>fecha_fin</w:t>
-      </w:r>
-      <w:proofErr w:type="spellEnd"/>
-      <w:r>
-        <w:t>)</w:t>
-      </w:r>
-    </w:p>
-    <w:p>
-      <w:pPr>
-        <w:spacing w:before="240" w:after="240"/>
-        <w:ind w:left="0"/>
-        <w:jc w:val="both"/>
-      </w:pPr>
-      <w:proofErr w:type="spellStart"/>
-      <w:r>
-        <w:t>Evaluacion</w:t>
-      </w:r>
-      <w:proofErr w:type="spellEnd"/>
-      <w:r>
-        <w:t>(</w:t>
-      </w:r>
-      <w:proofErr w:type="spellStart"/>
-      <w:r>
-        <w:rPr>
-          <w:b/>
-          <w:u w:val="single"/>
-        </w:rPr>
-        <w:t>id_evaluacion</w:t>
-      </w:r>
-      <w:proofErr w:type="spellEnd"/>
-      <w:r>
-        <w:t xml:space="preserve">, impacto, probabilidad, </w:t>
-      </w:r>
-      <w:proofErr w:type="spellStart"/>
-      <w:r>
-        <w:t>descripcion</w:t>
-      </w:r>
-      <w:proofErr w:type="spellEnd"/>
-      <w:r>
-        <w:t xml:space="preserve">, </w:t>
-      </w:r>
-      <w:proofErr w:type="spellStart"/>
-      <w:r>
-        <w:t>fecha_realizacion</w:t>
-      </w:r>
-      <w:proofErr w:type="spellEnd"/>
-      <w:r>
-        <w:t xml:space="preserve">, </w:t>
-      </w:r>
-      <w:proofErr w:type="spellStart"/>
-      <w:r>
-        <w:rPr>
-          <w:i/>
-        </w:rPr>
-        <w:t>id_riesgo</w:t>
-      </w:r>
-      <w:proofErr w:type="spellEnd"/>
-      <w:r>
-        <w:t>)</w:t>
-      </w:r>
-    </w:p>
-    <w:p>
-      <w:pPr>
-        <w:spacing w:before="240" w:after="240"/>
-        <w:ind w:left="0"/>
-        <w:jc w:val="both"/>
-      </w:pPr>
-      <w:r>
-        <w:t>Plan(</w:t>
-      </w:r>
-      <w:proofErr w:type="spellStart"/>
-      <w:r>
-        <w:rPr>
-          <w:b/>
-          <w:u w:val="single"/>
-        </w:rPr>
-        <w:t>id_plan</w:t>
-      </w:r>
-      <w:proofErr w:type="spellEnd"/>
-      <w:r>
-        <w:t xml:space="preserve">, </w:t>
-      </w:r>
-      <w:proofErr w:type="spellStart"/>
-      <w:r>
-        <w:t>descripcion</w:t>
-      </w:r>
-      <w:proofErr w:type="spellEnd"/>
-      <w:r>
-        <w:t>, tipo)</w:t>
-      </w:r>
-    </w:p>
-    <w:p>
-      <w:pPr>
-        <w:spacing w:before="240" w:after="240"/>
-        <w:ind w:left="0"/>
-        <w:jc w:val="both"/>
-      </w:pPr>
-      <w:r>
-        <w:t>Tarea(</w:t>
-      </w:r>
-      <w:proofErr w:type="spellStart"/>
-      <w:r>
-        <w:rPr>
-          <w:b/>
-          <w:u w:val="single"/>
-        </w:rPr>
-        <w:t>id_tarea</w:t>
-      </w:r>
-      <w:proofErr w:type="spellEnd"/>
-      <w:r>
-        <w:t xml:space="preserve">, nombre, </w:t>
-      </w:r>
-      <w:proofErr w:type="spellStart"/>
-      <w:r>
-        <w:t>descripcion</w:t>
-      </w:r>
-      <w:proofErr w:type="spellEnd"/>
-      <w:r>
-        <w:t xml:space="preserve">, estado, </w:t>
-      </w:r>
-      <w:proofErr w:type="spellStart"/>
-      <w:r>
-        <w:t>fecha_inicio</w:t>
-      </w:r>
-      <w:proofErr w:type="spellEnd"/>
-      <w:r>
-        <w:t xml:space="preserve">, </w:t>
-      </w:r>
-      <w:proofErr w:type="spellStart"/>
-      <w:r>
-        <w:t>fecha_fin</w:t>
-      </w:r>
-      <w:proofErr w:type="spellEnd"/>
-      <w:r>
-        <w:t xml:space="preserve">, </w:t>
-      </w:r>
-      <w:proofErr w:type="spellStart"/>
-      <w:r>
-        <w:t>fecha_fin_real</w:t>
-      </w:r>
-      <w:proofErr w:type="spellEnd"/>
-      <w:r>
-        <w:t>*)</w:t>
-      </w:r>
-    </w:p>
-    <w:p>
-      <w:pPr>
-        <w:pStyle w:val="Ttulo2"/>
-      </w:pPr>
-      <w:bookmarkStart w:id="12" w:name="_heading=h.e1mix8erk8wx" w:colFirst="0" w:colLast="0"/>
-      <w:bookmarkEnd w:id="12"/>
-      <w:r>
-        <w:t>Mapeo de las Relaciones 1:N</w:t>
-      </w:r>
-    </w:p>
-    <w:p>
-      <w:pPr>
-        <w:spacing w:before="240" w:after="240"/>
-        <w:ind w:left="0"/>
-        <w:jc w:val="both"/>
-        <w:rPr>
-          <w:highlight w:val="yellow"/>
-        </w:rPr>
-      </w:pPr>
-      <w:r>
-        <w:rPr>
-          <w:highlight w:val="yellow"/>
-          <w:u w:val="single"/>
-        </w:rPr>
-        <w:t>Ejemplos VESTA</w:t>
-      </w:r>
-      <w:r>
-        <w:rPr>
-          <w:highlight w:val="yellow"/>
-        </w:rPr>
-        <w:t>:</w:t>
-      </w:r>
-    </w:p>
-    <w:p>
-      <w:pPr>
-        <w:spacing w:before="240" w:after="240"/>
-        <w:ind w:left="0"/>
-        <w:jc w:val="both"/>
-      </w:pPr>
-      <w:r>
-        <w:t>Proyecto(</w:t>
-      </w:r>
-      <w:proofErr w:type="spellStart"/>
-      <w:r>
-        <w:rPr>
-          <w:b/>
-          <w:u w:val="single"/>
-        </w:rPr>
-        <w:t>id_proyecto</w:t>
-      </w:r>
-      <w:proofErr w:type="spellEnd"/>
-      <w:r>
-        <w:t xml:space="preserve">, nombre, descripción, estado, </w:t>
-      </w:r>
-      <w:proofErr w:type="spellStart"/>
-      <w:r>
-        <w:t>fecha_inicio</w:t>
-      </w:r>
-      <w:proofErr w:type="spellEnd"/>
-      <w:r>
-        <w:t xml:space="preserve">, </w:t>
-      </w:r>
-      <w:proofErr w:type="spellStart"/>
-      <w:r>
-        <w:t>fecha_finalizacion</w:t>
-      </w:r>
-      <w:proofErr w:type="spellEnd"/>
-      <w:r>
-        <w:t>)</w:t>
-      </w:r>
-    </w:p>
-    <w:p>
-      <w:pPr>
-        <w:spacing w:before="240" w:after="240"/>
-        <w:ind w:left="0"/>
-        <w:jc w:val="both"/>
-      </w:pPr>
-      <w:r>
-        <w:t>Usuario(</w:t>
-      </w:r>
-      <w:proofErr w:type="spellStart"/>
-      <w:r>
-        <w:rPr>
-          <w:b/>
-          <w:u w:val="single"/>
-        </w:rPr>
-        <w:t>id_usuario</w:t>
-      </w:r>
-      <w:proofErr w:type="spellEnd"/>
-      <w:r>
-        <w:t>, nombre, correo)</w:t>
-      </w:r>
-    </w:p>
-    <w:p>
-      <w:pPr>
-        <w:spacing w:before="240" w:after="240"/>
-        <w:ind w:left="0"/>
-        <w:jc w:val="both"/>
-      </w:pPr>
-      <w:r>
-        <w:t>Riesgo(</w:t>
-      </w:r>
-      <w:proofErr w:type="spellStart"/>
-      <w:r>
-        <w:rPr>
-          <w:b/>
-          <w:u w:val="single"/>
-        </w:rPr>
-        <w:t>id_riesgo</w:t>
-      </w:r>
-      <w:proofErr w:type="spellEnd"/>
-      <w:r>
-        <w:t xml:space="preserve">, </w:t>
-      </w:r>
-      <w:proofErr w:type="spellStart"/>
-      <w:r>
-        <w:t>descripcion</w:t>
-      </w:r>
-      <w:proofErr w:type="spellEnd"/>
-      <w:r>
-        <w:t xml:space="preserve">, </w:t>
-      </w:r>
-      <w:proofErr w:type="spellStart"/>
-      <w:r>
-        <w:t>factor_riesgo</w:t>
-      </w:r>
-      <w:proofErr w:type="spellEnd"/>
-      <w:r>
-        <w:t xml:space="preserve">*, </w:t>
-      </w:r>
-      <w:proofErr w:type="spellStart"/>
-      <w:r>
-        <w:t>fecha_creacion</w:t>
-      </w:r>
-      <w:proofErr w:type="spellEnd"/>
-      <w:r>
-        <w:t xml:space="preserve">, </w:t>
-      </w:r>
-      <w:proofErr w:type="spellStart"/>
-      <w:r>
-        <w:rPr>
-          <w:i/>
-        </w:rPr>
-        <w:t>id_categoria</w:t>
-      </w:r>
-      <w:proofErr w:type="spellEnd"/>
-      <w:r>
-        <w:t>)</w:t>
-      </w:r>
-    </w:p>
-    <w:p>
-      <w:pPr>
-        <w:spacing w:before="240" w:after="240"/>
-        <w:ind w:left="0"/>
-        <w:jc w:val="both"/>
-      </w:pPr>
-      <w:proofErr w:type="spellStart"/>
-      <w:r>
-        <w:t>Categoria</w:t>
-      </w:r>
-      <w:proofErr w:type="spellEnd"/>
-      <w:r>
-        <w:t>(</w:t>
-      </w:r>
-      <w:proofErr w:type="spellStart"/>
-      <w:r>
-        <w:rPr>
-          <w:b/>
-          <w:u w:val="single"/>
-        </w:rPr>
-        <w:t>id_categoria</w:t>
-      </w:r>
-      <w:proofErr w:type="spellEnd"/>
-      <w:r>
-        <w:t xml:space="preserve">, nombre, </w:t>
-      </w:r>
-      <w:proofErr w:type="spellStart"/>
-      <w:r>
-        <w:t>descripcion</w:t>
-      </w:r>
-      <w:proofErr w:type="spellEnd"/>
-      <w:r>
-        <w:t>)</w:t>
-      </w:r>
-    </w:p>
-    <w:p>
-      <w:pPr>
-        <w:spacing w:before="240" w:after="240"/>
-        <w:ind w:left="0"/>
-        <w:jc w:val="both"/>
-      </w:pPr>
-      <w:r>
-        <w:t>Incidencia(</w:t>
-      </w:r>
-      <w:proofErr w:type="spellStart"/>
-      <w:r>
-        <w:rPr>
-          <w:b/>
-          <w:u w:val="single"/>
-        </w:rPr>
-        <w:t>id_incidencia</w:t>
-      </w:r>
-      <w:proofErr w:type="spellEnd"/>
-      <w:r>
-        <w:t xml:space="preserve">, </w:t>
-      </w:r>
-      <w:proofErr w:type="spellStart"/>
-      <w:r>
-        <w:t>descripcion</w:t>
-      </w:r>
-      <w:proofErr w:type="spellEnd"/>
-      <w:r>
-        <w:t xml:space="preserve">, </w:t>
-      </w:r>
-      <w:proofErr w:type="spellStart"/>
-      <w:r>
-        <w:t>fecha_ocurrencia</w:t>
-      </w:r>
-      <w:proofErr w:type="spellEnd"/>
-      <w:r>
-        <w:t xml:space="preserve">, </w:t>
-      </w:r>
-      <w:proofErr w:type="spellStart"/>
-      <w:r>
-        <w:rPr>
-          <w:i/>
-        </w:rPr>
-        <w:t>id_riesgo</w:t>
-      </w:r>
-      <w:proofErr w:type="spellEnd"/>
-      <w:r>
-        <w:rPr>
-          <w:i/>
-        </w:rPr>
-        <w:t xml:space="preserve">, </w:t>
-      </w:r>
-      <w:proofErr w:type="spellStart"/>
-      <w:r>
-        <w:rPr>
-          <w:i/>
-        </w:rPr>
-        <w:t>id_usuario</w:t>
-      </w:r>
-      <w:proofErr w:type="spellEnd"/>
-      <w:r>
-        <w:t>)</w:t>
-      </w:r>
-    </w:p>
-    <w:p>
-      <w:pPr>
-        <w:spacing w:before="240" w:after="240"/>
-        <w:ind w:left="0"/>
-        <w:jc w:val="both"/>
-      </w:pPr>
-      <w:proofErr w:type="spellStart"/>
-      <w:r>
-        <w:t>Iteracion</w:t>
-      </w:r>
-      <w:proofErr w:type="spellEnd"/>
-      <w:r>
-        <w:t>(</w:t>
-      </w:r>
-      <w:proofErr w:type="spellStart"/>
-      <w:r>
-        <w:rPr>
-          <w:b/>
-          <w:u w:val="single"/>
-        </w:rPr>
-        <w:t>id_iteracion</w:t>
-      </w:r>
-      <w:proofErr w:type="spellEnd"/>
-      <w:r>
-        <w:t xml:space="preserve">, </w:t>
-      </w:r>
-      <w:proofErr w:type="spellStart"/>
-      <w:r>
-        <w:t>fecha_inicio</w:t>
-      </w:r>
-      <w:proofErr w:type="spellEnd"/>
-      <w:r>
-        <w:t xml:space="preserve">, </w:t>
-      </w:r>
-      <w:proofErr w:type="spellStart"/>
-      <w:r>
-        <w:t>fecha_fin</w:t>
-      </w:r>
-      <w:proofErr w:type="spellEnd"/>
-      <w:r>
-        <w:t xml:space="preserve">, </w:t>
-      </w:r>
-      <w:proofErr w:type="spellStart"/>
-      <w:r>
-        <w:rPr>
-          <w:i/>
-        </w:rPr>
-        <w:t>id_proyecto</w:t>
-      </w:r>
-      <w:proofErr w:type="spellEnd"/>
-      <w:r>
-        <w:t>)</w:t>
-      </w:r>
-    </w:p>
-    <w:p>
-      <w:pPr>
-        <w:spacing w:before="240" w:after="240"/>
-        <w:ind w:left="0"/>
-        <w:jc w:val="both"/>
-      </w:pPr>
-      <w:proofErr w:type="spellStart"/>
-      <w:r>
-        <w:t>Evaluacion</w:t>
-      </w:r>
-      <w:proofErr w:type="spellEnd"/>
-      <w:r>
-        <w:t>(</w:t>
-      </w:r>
-      <w:proofErr w:type="spellStart"/>
-      <w:r>
-        <w:rPr>
-          <w:b/>
-          <w:u w:val="single"/>
-        </w:rPr>
-        <w:t>id_evaluacion</w:t>
-      </w:r>
-      <w:proofErr w:type="spellEnd"/>
-      <w:r>
-        <w:t xml:space="preserve">, impacto, probabilidad, </w:t>
-      </w:r>
-      <w:proofErr w:type="spellStart"/>
-      <w:r>
-        <w:t>descripcion</w:t>
-      </w:r>
-      <w:proofErr w:type="spellEnd"/>
-      <w:r>
-        <w:t xml:space="preserve">, </w:t>
-      </w:r>
-      <w:proofErr w:type="spellStart"/>
-      <w:r>
-        <w:t>fecha_realizacion</w:t>
-      </w:r>
-      <w:proofErr w:type="spellEnd"/>
-      <w:r>
-        <w:t xml:space="preserve">, </w:t>
-      </w:r>
-      <w:proofErr w:type="spellStart"/>
-      <w:r>
-        <w:rPr>
-          <w:i/>
-        </w:rPr>
-        <w:t>id_riesgo</w:t>
-      </w:r>
-      <w:proofErr w:type="spellEnd"/>
-      <w:r>
-        <w:rPr>
-          <w:i/>
-        </w:rPr>
-        <w:t xml:space="preserve">, </w:t>
-      </w:r>
-      <w:proofErr w:type="spellStart"/>
-      <w:r>
-        <w:rPr>
-          <w:i/>
-        </w:rPr>
-        <w:t>id_usuario</w:t>
-      </w:r>
-      <w:proofErr w:type="spellEnd"/>
-      <w:r>
-        <w:t>)</w:t>
-      </w:r>
-    </w:p>
-    <w:p>
-      <w:pPr>
-        <w:spacing w:before="240" w:after="240"/>
-        <w:ind w:left="0"/>
-        <w:jc w:val="both"/>
-      </w:pPr>
-      <w:r>
-        <w:t>Plan(</w:t>
-      </w:r>
-      <w:proofErr w:type="spellStart"/>
-      <w:r>
-        <w:rPr>
-          <w:b/>
-          <w:u w:val="single"/>
-        </w:rPr>
-        <w:t>id_plan</w:t>
-      </w:r>
-      <w:proofErr w:type="spellEnd"/>
-      <w:r>
-        <w:t xml:space="preserve">, </w:t>
-      </w:r>
-      <w:proofErr w:type="spellStart"/>
-      <w:r>
-        <w:t>descripcion</w:t>
-      </w:r>
-      <w:proofErr w:type="spellEnd"/>
-      <w:r>
-        <w:t xml:space="preserve">, tipo, </w:t>
-      </w:r>
-      <w:proofErr w:type="spellStart"/>
-      <w:r>
-        <w:rPr>
-          <w:i/>
-        </w:rPr>
-        <w:t>id_riesgo</w:t>
-      </w:r>
-      <w:proofErr w:type="spellEnd"/>
-      <w:r>
-        <w:t>)</w:t>
-      </w:r>
-    </w:p>
-    <w:p>
-      <w:pPr>
-        <w:spacing w:before="240" w:after="240"/>
-        <w:ind w:left="0"/>
-        <w:jc w:val="both"/>
-      </w:pPr>
-      <w:r>
-        <w:t>Tarea(</w:t>
-      </w:r>
-      <w:proofErr w:type="spellStart"/>
-      <w:r>
-        <w:rPr>
-          <w:b/>
-          <w:u w:val="single"/>
-        </w:rPr>
-        <w:t>id_tarea</w:t>
-      </w:r>
-      <w:proofErr w:type="spellEnd"/>
-      <w:r>
-        <w:t xml:space="preserve">, nombre, </w:t>
-      </w:r>
-      <w:proofErr w:type="spellStart"/>
-      <w:r>
-        <w:t>descripcion</w:t>
-      </w:r>
-      <w:proofErr w:type="spellEnd"/>
-      <w:r>
-        <w:t xml:space="preserve">, estado, </w:t>
-      </w:r>
-      <w:proofErr w:type="spellStart"/>
-      <w:r>
-        <w:t>fecha_inicio</w:t>
-      </w:r>
-      <w:proofErr w:type="spellEnd"/>
-      <w:r>
-        <w:t xml:space="preserve">, </w:t>
-      </w:r>
-      <w:proofErr w:type="spellStart"/>
-      <w:r>
-        <w:t>fecha_fin</w:t>
-      </w:r>
-      <w:proofErr w:type="spellEnd"/>
-      <w:r>
-        <w:t xml:space="preserve">, </w:t>
-      </w:r>
-      <w:proofErr w:type="spellStart"/>
-      <w:r>
-        <w:t>fecha_fin_real</w:t>
-      </w:r>
-      <w:proofErr w:type="spellEnd"/>
-      <w:r>
-        <w:t>*,</w:t>
-      </w:r>
-      <w:r>
-        <w:rPr>
-          <w:i/>
-        </w:rPr>
-        <w:t xml:space="preserve"> </w:t>
-      </w:r>
-      <w:proofErr w:type="spellStart"/>
-      <w:r>
-        <w:rPr>
-          <w:i/>
-        </w:rPr>
-        <w:t>id_plan</w:t>
-      </w:r>
-      <w:proofErr w:type="spellEnd"/>
-      <w:r>
-        <w:t>)</w:t>
-      </w:r>
-    </w:p>
-    <w:p>
-      <w:pPr>
-        <w:spacing w:before="240" w:after="240"/>
-        <w:ind w:left="0"/>
-        <w:jc w:val="both"/>
-      </w:pPr>
-      <w:proofErr w:type="spellStart"/>
-      <w:r>
-        <w:t>Iteracion_Evaluacion</w:t>
-      </w:r>
-      <w:proofErr w:type="spellEnd"/>
-      <w:r>
-        <w:t>(</w:t>
-      </w:r>
-      <w:proofErr w:type="spellStart"/>
-      <w:r>
-        <w:rPr>
-          <w:b/>
-          <w:i/>
-          <w:u w:val="single"/>
-        </w:rPr>
-        <w:t>id_iteracion</w:t>
-      </w:r>
-      <w:proofErr w:type="spellEnd"/>
-      <w:r>
-        <w:rPr>
-          <w:b/>
-          <w:i/>
-          <w:u w:val="single"/>
-        </w:rPr>
-        <w:t xml:space="preserve">, </w:t>
-      </w:r>
-      <w:proofErr w:type="spellStart"/>
-      <w:r>
-        <w:rPr>
-          <w:i/>
-          <w:u w:val="single"/>
-        </w:rPr>
-        <w:t>id_evaluacion</w:t>
-      </w:r>
-      <w:proofErr w:type="spellEnd"/>
-      <w:r>
-        <w:t>)</w:t>
-      </w:r>
-    </w:p>
-    <w:p>
-      <w:pPr>
-        <w:spacing w:before="240" w:after="240"/>
-        <w:ind w:left="0"/>
-        <w:jc w:val="both"/>
-      </w:pPr>
-      <w:proofErr w:type="spellStart"/>
-      <w:r>
-        <w:t>Proyecto_Riesgo</w:t>
-      </w:r>
-      <w:proofErr w:type="spellEnd"/>
-      <w:r>
-        <w:t>(</w:t>
-      </w:r>
-      <w:proofErr w:type="spellStart"/>
-      <w:r>
-        <w:rPr>
-          <w:b/>
-          <w:i/>
-          <w:u w:val="single"/>
-        </w:rPr>
-        <w:t>id_proyecto</w:t>
-      </w:r>
-      <w:proofErr w:type="spellEnd"/>
-      <w:r>
-        <w:rPr>
-          <w:i/>
-        </w:rPr>
-        <w:t xml:space="preserve">, </w:t>
-      </w:r>
-      <w:proofErr w:type="spellStart"/>
-      <w:r>
-        <w:rPr>
-          <w:i/>
-        </w:rPr>
-        <w:t>id_riesgo</w:t>
-      </w:r>
-      <w:proofErr w:type="spellEnd"/>
-      <w:r>
-        <w:t>)</w:t>
-      </w:r>
-    </w:p>
-    <w:p>
-      <w:pPr>
-        <w:spacing w:before="240" w:after="240"/>
-        <w:ind w:left="0"/>
-        <w:jc w:val="both"/>
-      </w:pPr>
-      <w:proofErr w:type="spellStart"/>
-      <w:r>
-        <w:t>Iteracion_Plan</w:t>
-      </w:r>
-      <w:proofErr w:type="spellEnd"/>
-      <w:r>
-        <w:t>(</w:t>
-      </w:r>
-      <w:proofErr w:type="spellStart"/>
-      <w:r>
-        <w:rPr>
-          <w:b/>
-          <w:i/>
-          <w:u w:val="single"/>
-        </w:rPr>
-        <w:t>id_iteracion</w:t>
-      </w:r>
-      <w:proofErr w:type="spellEnd"/>
-      <w:r>
-        <w:t xml:space="preserve">, </w:t>
-      </w:r>
-      <w:proofErr w:type="spellStart"/>
-      <w:r>
-        <w:rPr>
-          <w:i/>
-        </w:rPr>
-        <w:t>id_plan</w:t>
-      </w:r>
-      <w:proofErr w:type="spellEnd"/>
-      <w:r>
-        <w:t>)</w:t>
-      </w:r>
-    </w:p>
-    <w:p>
-      <w:pPr>
-        <w:pStyle w:val="Ttulo2"/>
-      </w:pPr>
-      <w:bookmarkStart w:id="13" w:name="_heading=h.r1ego3hmn0ye" w:colFirst="0" w:colLast="0"/>
-      <w:bookmarkEnd w:id="13"/>
-      <w:r>
-        <w:t>Mapeo de las Relaciones N:M</w:t>
-      </w:r>
-    </w:p>
-    <w:p>
-      <w:pPr>
-        <w:spacing w:before="240" w:after="240"/>
-        <w:ind w:left="0"/>
-        <w:jc w:val="both"/>
-        <w:rPr>
-          <w:highlight w:val="yellow"/>
-        </w:rPr>
-      </w:pPr>
-      <w:r>
-        <w:rPr>
-          <w:highlight w:val="yellow"/>
-          <w:u w:val="single"/>
-        </w:rPr>
-        <w:t>Ejemplos VESTA</w:t>
-      </w:r>
-      <w:r>
-        <w:rPr>
-          <w:highlight w:val="yellow"/>
-        </w:rPr>
-        <w:t>:</w:t>
-      </w:r>
-    </w:p>
-    <w:p>
-      <w:pPr>
-        <w:spacing w:before="240" w:after="240"/>
-        <w:ind w:left="0"/>
-        <w:jc w:val="both"/>
-      </w:pPr>
-      <w:r>
-        <w:t>Proyecto(</w:t>
-      </w:r>
-      <w:proofErr w:type="spellStart"/>
-      <w:r>
-        <w:rPr>
-          <w:b/>
-          <w:u w:val="single"/>
-        </w:rPr>
-        <w:t>id_proyecto</w:t>
-      </w:r>
-      <w:proofErr w:type="spellEnd"/>
-      <w:r>
-        <w:t xml:space="preserve">, nombre, descripción, estado, </w:t>
-      </w:r>
-      <w:proofErr w:type="spellStart"/>
-      <w:r>
-        <w:t>fecha_inicio</w:t>
-      </w:r>
-      <w:proofErr w:type="spellEnd"/>
-      <w:r>
-        <w:t xml:space="preserve">, </w:t>
-      </w:r>
-      <w:proofErr w:type="spellStart"/>
-      <w:r>
-        <w:t>fecha_finalizacion</w:t>
-      </w:r>
-      <w:proofErr w:type="spellEnd"/>
-      <w:r>
-        <w:t>)</w:t>
-      </w:r>
-    </w:p>
-    <w:p>
-      <w:pPr>
-        <w:spacing w:before="240" w:after="240"/>
-        <w:ind w:left="0"/>
-        <w:jc w:val="both"/>
-      </w:pPr>
-      <w:r>
-        <w:t>Usuario(</w:t>
-      </w:r>
-      <w:proofErr w:type="spellStart"/>
-      <w:r>
-        <w:rPr>
-          <w:b/>
-          <w:u w:val="single"/>
-        </w:rPr>
-        <w:t>id_usuario</w:t>
-      </w:r>
-      <w:proofErr w:type="spellEnd"/>
-      <w:r>
-        <w:t>, nombre, correo)</w:t>
-      </w:r>
-    </w:p>
-    <w:p>
-      <w:pPr>
-        <w:spacing w:before="240" w:after="240"/>
-        <w:ind w:left="0"/>
-        <w:jc w:val="both"/>
-      </w:pPr>
-      <w:r>
-        <w:t>Riesgo(</w:t>
-      </w:r>
-      <w:proofErr w:type="spellStart"/>
-      <w:r>
-        <w:rPr>
-          <w:b/>
-          <w:u w:val="single"/>
-        </w:rPr>
-        <w:t>id_riesgo</w:t>
-      </w:r>
-      <w:proofErr w:type="spellEnd"/>
-      <w:r>
-        <w:t xml:space="preserve">, </w:t>
-      </w:r>
-      <w:proofErr w:type="spellStart"/>
-      <w:r>
-        <w:t>descripcion</w:t>
-      </w:r>
-      <w:proofErr w:type="spellEnd"/>
-      <w:r>
-        <w:t xml:space="preserve">, </w:t>
-      </w:r>
-      <w:proofErr w:type="spellStart"/>
-      <w:r>
-        <w:t>factor_riesgo</w:t>
-      </w:r>
-      <w:proofErr w:type="spellEnd"/>
-      <w:r>
-        <w:t xml:space="preserve">*, </w:t>
-      </w:r>
-      <w:proofErr w:type="spellStart"/>
-      <w:r>
-        <w:t>fecha_creacion</w:t>
-      </w:r>
-      <w:proofErr w:type="spellEnd"/>
-      <w:r>
-        <w:t xml:space="preserve">, </w:t>
-      </w:r>
-      <w:proofErr w:type="spellStart"/>
-      <w:r>
-        <w:rPr>
-          <w:i/>
-        </w:rPr>
-        <w:t>id_categoria</w:t>
-      </w:r>
-      <w:proofErr w:type="spellEnd"/>
-      <w:r>
-        <w:t>)</w:t>
-      </w:r>
-    </w:p>
-    <w:p>
-      <w:pPr>
-        <w:spacing w:before="240" w:after="240"/>
-        <w:ind w:left="0"/>
-        <w:jc w:val="both"/>
-      </w:pPr>
-      <w:proofErr w:type="spellStart"/>
-      <w:r>
-        <w:t>Categoria</w:t>
-      </w:r>
-      <w:proofErr w:type="spellEnd"/>
-      <w:r>
-        <w:t>(</w:t>
-      </w:r>
-      <w:proofErr w:type="spellStart"/>
-      <w:r>
-        <w:rPr>
-          <w:b/>
-          <w:u w:val="single"/>
-        </w:rPr>
-        <w:t>id_categoria</w:t>
-      </w:r>
-      <w:proofErr w:type="spellEnd"/>
-      <w:r>
-        <w:t xml:space="preserve">, nombre, </w:t>
-      </w:r>
-      <w:proofErr w:type="spellStart"/>
-      <w:r>
-        <w:t>descripcion</w:t>
-      </w:r>
-      <w:proofErr w:type="spellEnd"/>
-      <w:r>
-        <w:t>)</w:t>
-      </w:r>
-    </w:p>
-    <w:p>
-      <w:pPr>
-        <w:spacing w:before="240" w:after="240"/>
-        <w:ind w:left="0"/>
-        <w:jc w:val="both"/>
-      </w:pPr>
-      <w:r>
-        <w:t>Incidencia(</w:t>
-      </w:r>
-      <w:proofErr w:type="spellStart"/>
-      <w:r>
-        <w:rPr>
-          <w:b/>
-          <w:u w:val="single"/>
-        </w:rPr>
-        <w:t>id_incidencia</w:t>
-      </w:r>
-      <w:proofErr w:type="spellEnd"/>
-      <w:r>
-        <w:t xml:space="preserve">, </w:t>
-      </w:r>
-      <w:proofErr w:type="spellStart"/>
-      <w:r>
-        <w:t>descripcion</w:t>
-      </w:r>
-      <w:proofErr w:type="spellEnd"/>
-      <w:r>
-        <w:t xml:space="preserve">, </w:t>
-      </w:r>
-      <w:proofErr w:type="spellStart"/>
-      <w:r>
-        <w:t>fecha_ocurrencia</w:t>
-      </w:r>
-      <w:proofErr w:type="spellEnd"/>
-      <w:r>
-        <w:t xml:space="preserve">, </w:t>
-      </w:r>
-      <w:proofErr w:type="spellStart"/>
-      <w:r>
-        <w:rPr>
-          <w:i/>
-        </w:rPr>
-        <w:t>id_riesgo</w:t>
-      </w:r>
-      <w:proofErr w:type="spellEnd"/>
-      <w:r>
-        <w:rPr>
-          <w:i/>
-        </w:rPr>
-        <w:t xml:space="preserve">, </w:t>
-      </w:r>
-      <w:proofErr w:type="spellStart"/>
-      <w:r>
-        <w:rPr>
-          <w:i/>
-        </w:rPr>
-        <w:t>id_usuario</w:t>
-      </w:r>
-      <w:proofErr w:type="spellEnd"/>
-      <w:r>
-        <w:t>)</w:t>
-      </w:r>
-    </w:p>
-    <w:p>
-      <w:pPr>
-        <w:spacing w:before="240" w:after="240"/>
-        <w:ind w:left="0"/>
-        <w:jc w:val="both"/>
-      </w:pPr>
-      <w:proofErr w:type="spellStart"/>
-      <w:r>
-        <w:lastRenderedPageBreak/>
-        <w:t>Iteracion</w:t>
-      </w:r>
-      <w:proofErr w:type="spellEnd"/>
-      <w:r>
-        <w:t>(</w:t>
-      </w:r>
-      <w:proofErr w:type="spellStart"/>
-      <w:r>
-        <w:rPr>
-          <w:b/>
-          <w:u w:val="single"/>
-        </w:rPr>
-        <w:t>id_iteracion</w:t>
-      </w:r>
-      <w:proofErr w:type="spellEnd"/>
-      <w:r>
-        <w:t xml:space="preserve">, </w:t>
-      </w:r>
-      <w:proofErr w:type="spellStart"/>
-      <w:r>
-        <w:t>fecha_inicio</w:t>
-      </w:r>
-      <w:proofErr w:type="spellEnd"/>
-      <w:r>
-        <w:t xml:space="preserve">, </w:t>
-      </w:r>
-      <w:proofErr w:type="spellStart"/>
-      <w:r>
-        <w:t>fecha_fin</w:t>
-      </w:r>
-      <w:proofErr w:type="spellEnd"/>
-      <w:r>
-        <w:t xml:space="preserve">, </w:t>
-      </w:r>
-      <w:proofErr w:type="spellStart"/>
-      <w:r>
-        <w:rPr>
-          <w:i/>
-        </w:rPr>
-        <w:t>id_proyecto</w:t>
-      </w:r>
-      <w:proofErr w:type="spellEnd"/>
-      <w:r>
-        <w:t>)</w:t>
-      </w:r>
-    </w:p>
-    <w:p>
-      <w:pPr>
-        <w:spacing w:before="240" w:after="240"/>
-        <w:ind w:left="0"/>
-        <w:jc w:val="both"/>
-      </w:pPr>
-      <w:proofErr w:type="spellStart"/>
-      <w:r>
-        <w:t>Evaluacion</w:t>
-      </w:r>
-      <w:proofErr w:type="spellEnd"/>
-      <w:r>
-        <w:t>(</w:t>
-      </w:r>
-      <w:proofErr w:type="spellStart"/>
-      <w:r>
-        <w:rPr>
-          <w:b/>
-          <w:u w:val="single"/>
-        </w:rPr>
-        <w:t>id_evaluacion</w:t>
-      </w:r>
-      <w:proofErr w:type="spellEnd"/>
-      <w:r>
-        <w:t xml:space="preserve">, impacto, probabilidad, </w:t>
-      </w:r>
-      <w:proofErr w:type="spellStart"/>
-      <w:r>
-        <w:t>descripcion</w:t>
-      </w:r>
-      <w:proofErr w:type="spellEnd"/>
-      <w:r>
-        <w:t xml:space="preserve">, </w:t>
-      </w:r>
-      <w:proofErr w:type="spellStart"/>
-      <w:r>
-        <w:t>fecha_realizacion</w:t>
-      </w:r>
-      <w:proofErr w:type="spellEnd"/>
-      <w:r>
-        <w:t xml:space="preserve">, </w:t>
-      </w:r>
-      <w:proofErr w:type="spellStart"/>
-      <w:r>
-        <w:rPr>
-          <w:i/>
-        </w:rPr>
-        <w:t>id_riesgo</w:t>
-      </w:r>
-      <w:proofErr w:type="spellEnd"/>
-      <w:r>
-        <w:rPr>
-          <w:i/>
-        </w:rPr>
-        <w:t xml:space="preserve">, </w:t>
-      </w:r>
-      <w:proofErr w:type="spellStart"/>
-      <w:r>
-        <w:rPr>
-          <w:i/>
-        </w:rPr>
-        <w:t>id_usuario</w:t>
-      </w:r>
-      <w:proofErr w:type="spellEnd"/>
-      <w:r>
-        <w:t>)</w:t>
-      </w:r>
-    </w:p>
-    <w:p>
-      <w:pPr>
-        <w:spacing w:before="240" w:after="240"/>
-        <w:ind w:left="0"/>
-        <w:jc w:val="both"/>
-      </w:pPr>
-      <w:r>
-        <w:t>Plan(</w:t>
-      </w:r>
-      <w:proofErr w:type="spellStart"/>
-      <w:r>
-        <w:rPr>
-          <w:b/>
-          <w:u w:val="single"/>
-        </w:rPr>
-        <w:t>id_plan</w:t>
-      </w:r>
-      <w:proofErr w:type="spellEnd"/>
-      <w:r>
-        <w:t xml:space="preserve">, </w:t>
-      </w:r>
-      <w:proofErr w:type="spellStart"/>
-      <w:r>
-        <w:t>descripcion</w:t>
-      </w:r>
-      <w:proofErr w:type="spellEnd"/>
-      <w:r>
-        <w:t xml:space="preserve">, tipo, </w:t>
-      </w:r>
-      <w:proofErr w:type="spellStart"/>
-      <w:r>
-        <w:rPr>
-          <w:i/>
-        </w:rPr>
-        <w:t>id_riesgo</w:t>
-      </w:r>
-      <w:proofErr w:type="spellEnd"/>
-      <w:r>
-        <w:t>)</w:t>
-      </w:r>
-    </w:p>
-    <w:p>
-      <w:pPr>
-        <w:spacing w:before="240" w:after="240"/>
-        <w:ind w:left="0"/>
-        <w:jc w:val="both"/>
-      </w:pPr>
-      <w:r>
-        <w:t>Tarea(</w:t>
-      </w:r>
-      <w:proofErr w:type="spellStart"/>
-      <w:r>
-        <w:rPr>
-          <w:b/>
-          <w:u w:val="single"/>
-        </w:rPr>
-        <w:t>id_tarea</w:t>
-      </w:r>
-      <w:proofErr w:type="spellEnd"/>
-      <w:r>
-        <w:t xml:space="preserve">, nombre, </w:t>
-      </w:r>
-      <w:proofErr w:type="spellStart"/>
-      <w:r>
-        <w:t>descripcion</w:t>
-      </w:r>
-      <w:proofErr w:type="spellEnd"/>
-      <w:r>
-        <w:t xml:space="preserve">, estado, </w:t>
-      </w:r>
-      <w:proofErr w:type="spellStart"/>
-      <w:r>
-        <w:t>fecha_inicio</w:t>
-      </w:r>
-      <w:proofErr w:type="spellEnd"/>
-      <w:r>
-        <w:t xml:space="preserve">, </w:t>
-      </w:r>
-      <w:proofErr w:type="spellStart"/>
-      <w:r>
-        <w:t>fecha_fin</w:t>
-      </w:r>
-      <w:proofErr w:type="spellEnd"/>
-      <w:r>
-        <w:t xml:space="preserve">, </w:t>
-      </w:r>
-      <w:proofErr w:type="spellStart"/>
-      <w:r>
-        <w:t>fecha_fin_real</w:t>
-      </w:r>
-      <w:proofErr w:type="spellEnd"/>
-      <w:r>
-        <w:t>*,</w:t>
-      </w:r>
-      <w:r>
-        <w:rPr>
-          <w:i/>
-        </w:rPr>
-        <w:t xml:space="preserve"> </w:t>
-      </w:r>
-      <w:proofErr w:type="spellStart"/>
-      <w:r>
-        <w:rPr>
-          <w:i/>
-        </w:rPr>
-        <w:t>id_plan</w:t>
-      </w:r>
-      <w:proofErr w:type="spellEnd"/>
-      <w:r>
-        <w:t>)</w:t>
-      </w:r>
-    </w:p>
-    <w:p>
-      <w:pPr>
-        <w:spacing w:before="240" w:after="240"/>
-        <w:ind w:left="0"/>
-        <w:jc w:val="both"/>
-      </w:pPr>
-      <w:proofErr w:type="spellStart"/>
-      <w:r>
-        <w:t>Iteracion_Evaluacion</w:t>
-      </w:r>
-      <w:proofErr w:type="spellEnd"/>
-      <w:r>
-        <w:t>(</w:t>
-      </w:r>
-      <w:proofErr w:type="spellStart"/>
-      <w:r>
-        <w:rPr>
-          <w:b/>
-          <w:i/>
-          <w:u w:val="single"/>
-        </w:rPr>
-        <w:t>id_iteracion</w:t>
-      </w:r>
-      <w:proofErr w:type="spellEnd"/>
-      <w:r>
-        <w:rPr>
-          <w:b/>
-          <w:i/>
-          <w:u w:val="single"/>
-        </w:rPr>
-        <w:t>,</w:t>
-      </w:r>
-      <w:r>
-        <w:rPr>
-          <w:i/>
-          <w:u w:val="single"/>
-        </w:rPr>
-        <w:t xml:space="preserve"> </w:t>
-      </w:r>
-      <w:proofErr w:type="spellStart"/>
-      <w:r>
-        <w:rPr>
-          <w:i/>
-          <w:u w:val="single"/>
-        </w:rPr>
-        <w:t>id_evaluacion</w:t>
-      </w:r>
-      <w:proofErr w:type="spellEnd"/>
-      <w:r>
-        <w:t>)</w:t>
-      </w:r>
-    </w:p>
-    <w:p>
-      <w:pPr>
-        <w:spacing w:before="240" w:after="240"/>
-        <w:ind w:left="0"/>
-        <w:jc w:val="both"/>
-      </w:pPr>
-      <w:proofErr w:type="spellStart"/>
-      <w:r>
-        <w:t>Proyecto_Riesgo</w:t>
-      </w:r>
-      <w:proofErr w:type="spellEnd"/>
-      <w:r>
-        <w:t>(</w:t>
-      </w:r>
-      <w:proofErr w:type="spellStart"/>
-      <w:r>
-        <w:rPr>
-          <w:b/>
-          <w:i/>
-          <w:u w:val="single"/>
-        </w:rPr>
-        <w:t>id_proyecto</w:t>
-      </w:r>
-      <w:proofErr w:type="spellEnd"/>
-      <w:r>
-        <w:rPr>
-          <w:i/>
-        </w:rPr>
-        <w:t xml:space="preserve">, </w:t>
-      </w:r>
-      <w:proofErr w:type="spellStart"/>
-      <w:r>
-        <w:rPr>
-          <w:i/>
-        </w:rPr>
-        <w:t>id_riesgo</w:t>
-      </w:r>
-      <w:proofErr w:type="spellEnd"/>
-      <w:r>
-        <w:t>)</w:t>
-      </w:r>
-    </w:p>
-    <w:p>
-      <w:pPr>
-        <w:spacing w:before="240" w:after="240"/>
-        <w:ind w:left="0"/>
-        <w:jc w:val="both"/>
-      </w:pPr>
-      <w:proofErr w:type="spellStart"/>
-      <w:r>
-        <w:t>Iteracion_Plan</w:t>
-      </w:r>
-      <w:proofErr w:type="spellEnd"/>
-      <w:r>
-        <w:t>(</w:t>
-      </w:r>
-      <w:proofErr w:type="spellStart"/>
-      <w:r>
-        <w:rPr>
-          <w:b/>
-          <w:i/>
-          <w:u w:val="single"/>
-        </w:rPr>
-        <w:t>id_iteracion</w:t>
-      </w:r>
-      <w:proofErr w:type="spellEnd"/>
-      <w:r>
-        <w:t xml:space="preserve">, </w:t>
-      </w:r>
-      <w:proofErr w:type="spellStart"/>
-      <w:r>
-        <w:rPr>
-          <w:i/>
-        </w:rPr>
-        <w:t>id_plan</w:t>
-      </w:r>
-      <w:proofErr w:type="spellEnd"/>
-      <w:r>
-        <w:t>)</w:t>
-      </w:r>
-    </w:p>
-    <w:p>
-      <w:pPr>
-        <w:spacing w:before="240" w:after="240"/>
-        <w:ind w:left="0"/>
-        <w:jc w:val="both"/>
-      </w:pPr>
-      <w:proofErr w:type="spellStart"/>
-      <w:r>
-        <w:t>Proyecto_Participante</w:t>
-      </w:r>
-      <w:proofErr w:type="spellEnd"/>
-      <w:r>
-        <w:t>(</w:t>
-      </w:r>
-      <w:proofErr w:type="spellStart"/>
-      <w:r>
-        <w:rPr>
-          <w:b/>
-          <w:i/>
-          <w:u w:val="single"/>
-        </w:rPr>
-        <w:t>id_proyecto</w:t>
-      </w:r>
-      <w:proofErr w:type="spellEnd"/>
-      <w:r>
-        <w:rPr>
-          <w:b/>
-          <w:i/>
-          <w:u w:val="single"/>
-        </w:rPr>
-        <w:t xml:space="preserve">, </w:t>
-      </w:r>
-      <w:proofErr w:type="spellStart"/>
-      <w:r>
-        <w:rPr>
-          <w:b/>
-          <w:i/>
-          <w:u w:val="single"/>
-        </w:rPr>
-        <w:t>id_usuario</w:t>
-      </w:r>
-      <w:proofErr w:type="spellEnd"/>
-      <w:r>
-        <w:t>, rol)</w:t>
-      </w:r>
-    </w:p>
-    <w:p>
-      <w:pPr>
-        <w:spacing w:before="240" w:after="240"/>
-        <w:ind w:left="0"/>
-        <w:jc w:val="both"/>
-      </w:pPr>
-      <w:proofErr w:type="spellStart"/>
-      <w:r>
-        <w:t>Participante_Riesgo</w:t>
-      </w:r>
-      <w:proofErr w:type="spellEnd"/>
-      <w:r>
-        <w:t>(</w:t>
-      </w:r>
-      <w:proofErr w:type="spellStart"/>
-      <w:r>
-        <w:rPr>
-          <w:b/>
-          <w:i/>
-          <w:u w:val="single"/>
-        </w:rPr>
-        <w:t>id_usuario</w:t>
-      </w:r>
-      <w:proofErr w:type="spellEnd"/>
-      <w:r>
-        <w:rPr>
-          <w:b/>
-          <w:i/>
-          <w:u w:val="single"/>
-        </w:rPr>
-        <w:t xml:space="preserve">, </w:t>
-      </w:r>
-      <w:proofErr w:type="spellStart"/>
-      <w:r>
-        <w:rPr>
-          <w:b/>
-          <w:i/>
-          <w:u w:val="single"/>
-        </w:rPr>
-        <w:t>id_riesgo</w:t>
-      </w:r>
-      <w:proofErr w:type="spellEnd"/>
-      <w:r>
-        <w:t>)</w:t>
-      </w:r>
-    </w:p>
-    <w:p>
-      <w:pPr>
-        <w:spacing w:before="240" w:after="240"/>
-        <w:ind w:left="0"/>
-        <w:jc w:val="both"/>
-      </w:pPr>
-      <w:proofErr w:type="spellStart"/>
-      <w:r>
-        <w:t>Participante_Tarea</w:t>
-      </w:r>
-      <w:proofErr w:type="spellEnd"/>
-      <w:r>
-        <w:t>(</w:t>
-      </w:r>
-      <w:proofErr w:type="spellStart"/>
-      <w:r>
-        <w:rPr>
-          <w:b/>
-          <w:i/>
-          <w:u w:val="single"/>
-        </w:rPr>
-        <w:t>id_usuario</w:t>
-      </w:r>
-      <w:proofErr w:type="spellEnd"/>
-      <w:r>
-        <w:rPr>
-          <w:b/>
-          <w:i/>
-          <w:u w:val="single"/>
-        </w:rPr>
-        <w:t xml:space="preserve">, </w:t>
-      </w:r>
-      <w:proofErr w:type="spellStart"/>
-      <w:r>
-        <w:rPr>
-          <w:b/>
-          <w:i/>
-          <w:u w:val="single"/>
-        </w:rPr>
-        <w:t>id_tarea</w:t>
-      </w:r>
-      <w:proofErr w:type="spellEnd"/>
-      <w:r>
-        <w:t>)</w:t>
-      </w:r>
-    </w:p>
-    <w:p>
-      <w:pPr>
-        <w:spacing w:before="240" w:after="240"/>
-        <w:ind w:left="0"/>
-        <w:jc w:val="both"/>
-      </w:pPr>
-      <w:proofErr w:type="spellStart"/>
-      <w:r>
-        <w:t>Proyecto_Categoria</w:t>
-      </w:r>
-      <w:proofErr w:type="spellEnd"/>
-      <w:r>
-        <w:t>(</w:t>
-      </w:r>
-      <w:proofErr w:type="spellStart"/>
-      <w:r>
-        <w:rPr>
-          <w:b/>
-          <w:i/>
-          <w:u w:val="single"/>
-        </w:rPr>
-        <w:t>id_proyecto</w:t>
-      </w:r>
-      <w:proofErr w:type="spellEnd"/>
-      <w:r>
-        <w:rPr>
-          <w:b/>
-          <w:i/>
-          <w:u w:val="single"/>
-        </w:rPr>
-        <w:t xml:space="preserve">, </w:t>
-      </w:r>
-      <w:proofErr w:type="spellStart"/>
-      <w:r>
-        <w:rPr>
-          <w:b/>
-          <w:i/>
-          <w:u w:val="single"/>
-        </w:rPr>
-        <w:t>id_categoria</w:t>
-      </w:r>
-      <w:proofErr w:type="spellEnd"/>
-      <w:r>
-        <w:t>)</w:t>
-      </w:r>
-    </w:p>
-    <w:p>
-      <w:pPr>
-        <w:pStyle w:val="Ttulo2"/>
-      </w:pPr>
-      <w:bookmarkStart w:id="14" w:name="_heading=h.ix6ac8m7du10" w:colFirst="0" w:colLast="0"/>
-      <w:bookmarkEnd w:id="14"/>
-      <w:r>
-        <w:t>Normalización</w:t>
-      </w:r>
-    </w:p>
-    <w:p>
-      <w:pPr>
-        <w:spacing w:before="240" w:after="240"/>
-        <w:ind w:left="0"/>
-        <w:jc w:val="both"/>
-      </w:pPr>
-      <w:r>
-        <w:t>La normalización de bases de datos es un proceso que consiste en designar y aplicar una serie de reglas a las relaciones obtenidas tras el paso del modelo entidad-relación al modelo relacional. Con objeto de minimizar la redundancia de datos, facilitando su gestión posterior.</w:t>
-      </w:r>
-    </w:p>
-    <w:p>
-      <w:pPr>
-        <w:spacing w:before="240" w:after="240"/>
-        <w:ind w:left="0"/>
-        <w:jc w:val="both"/>
-      </w:pPr>
-      <w:r>
-        <w:t>Una vez obtenido el esquema relacional resultante del modelo entidad relación que representaba la base de datos, normalmente tendremos una buena base de datos. Pero otras veces, debido a fallos en el diseño o a problemas indetectables en esta fase del diseño, tendremos un esquema que puede producir una base de datos que incorpore estos problemas:</w:t>
-      </w:r>
-    </w:p>
-    <w:p>
-      <w:pPr>
-        <w:spacing w:before="240" w:after="240"/>
-        <w:ind w:left="0"/>
-        <w:jc w:val="both"/>
-      </w:pPr>
-      <w:r>
-        <w:rPr>
-          <w:b/>
-        </w:rPr>
-        <w:t>Redundancia</w:t>
-      </w:r>
-      <w:r>
-        <w:t>. Se llama así a los datos que se repiten continua e innecesariamente por las tablas de las bases de datos.</w:t>
-      </w:r>
-    </w:p>
-    <w:p>
-      <w:pPr>
-        <w:spacing w:before="240" w:after="240"/>
-        <w:ind w:left="0"/>
-        <w:jc w:val="both"/>
-      </w:pPr>
-      <w:r>
-        <w:rPr>
-          <w:b/>
-        </w:rPr>
-        <w:t>Ambigüedades</w:t>
-      </w:r>
-      <w:r>
-        <w:t>. Datos que no clarifican suficientemente el registro al que representan.</w:t>
-      </w:r>
-    </w:p>
-    <w:p>
-      <w:pPr>
-        <w:spacing w:before="240" w:after="240"/>
-        <w:ind w:left="0"/>
-        <w:jc w:val="both"/>
-      </w:pPr>
-      <w:r>
-        <w:t>Por lo que, una vez que hemos creado las tablas hay que verificarlas y revisar si aún se puede reducir u optimizar de alguna manera.</w:t>
-      </w:r>
-    </w:p>
-    <w:p>
-      <w:pPr>
-        <w:spacing w:before="240" w:after="240"/>
-        <w:ind w:left="0"/>
-        <w:jc w:val="both"/>
-      </w:pPr>
-      <w:r>
-        <w:t>Las bases de datos pueden clasificarse por su nivel de normalización, del 1 al 3, donde el primer nivel es la forma más básica y simple de normalizar bases de datos, hasta alcanzar las más sofisticadas de todas.</w:t>
-      </w:r>
-    </w:p>
-    <w:p>
-      <w:pPr>
-        <w:spacing w:before="240" w:after="240"/>
-        <w:ind w:left="0"/>
-        <w:jc w:val="both"/>
-      </w:pPr>
-      <w:r>
-        <w:t>Los niveles de normalización son los siguientes:</w:t>
-      </w:r>
-    </w:p>
-    <w:p>
-      <w:pPr>
-        <w:spacing w:before="240" w:after="240"/>
-        <w:ind w:left="0"/>
-        <w:jc w:val="both"/>
-      </w:pPr>
-      <w:r>
-        <w:rPr>
-          <w:b/>
-        </w:rPr>
-        <w:lastRenderedPageBreak/>
-        <w:t>1° Forma Normal (1FN)</w:t>
-      </w:r>
-      <w:r>
-        <w:t>: Una Relación está en 1FN si y sólo si cada atributo es atómico (no tiene atributos multivaluados).</w:t>
-      </w:r>
-    </w:p>
-    <w:p>
-      <w:pPr>
-        <w:spacing w:before="240"/>
-        <w:ind w:left="0"/>
-        <w:jc w:val="both"/>
-      </w:pPr>
-      <w:r>
-        <w:rPr>
-          <w:b/>
-        </w:rPr>
-        <w:t>2° Forma Normal (2FN)</w:t>
-      </w:r>
-      <w:r>
-        <w:t>: Una Relación está en 2FN si y sólo si:</w:t>
-      </w:r>
-    </w:p>
-    <w:p>
-      <w:pPr>
-        <w:numPr>
-          <w:ilvl w:val="0"/>
-          <w:numId w:val="9"/>
-        </w:numPr>
-        <w:spacing w:before="0"/>
-        <w:jc w:val="both"/>
-      </w:pPr>
-      <w:r>
-        <w:t>Está en 1FN y</w:t>
-      </w:r>
-    </w:p>
-    <w:p>
-      <w:pPr>
-        <w:numPr>
-          <w:ilvl w:val="0"/>
-          <w:numId w:val="9"/>
-        </w:numPr>
-        <w:spacing w:before="0"/>
-        <w:jc w:val="both"/>
-      </w:pPr>
-      <w:r>
-        <w:t>Todos los atributos que no forman parte de la Clave Principal tienen dependencia funcional completa de ella.</w:t>
-      </w:r>
-    </w:p>
-    <w:p>
-      <w:pPr>
-        <w:spacing w:before="240"/>
-        <w:ind w:left="0"/>
-        <w:jc w:val="both"/>
-      </w:pPr>
-      <w:r>
-        <w:rPr>
-          <w:b/>
-        </w:rPr>
-        <w:t>3° Forma Normal (3FN)</w:t>
-      </w:r>
-      <w:r>
-        <w:t>: Una Relación está en 3FN si y sólo si</w:t>
-      </w:r>
-    </w:p>
-    <w:p>
-      <w:pPr>
-        <w:numPr>
-          <w:ilvl w:val="0"/>
-          <w:numId w:val="2"/>
-        </w:numPr>
-        <w:spacing w:before="0"/>
-        <w:jc w:val="both"/>
-      </w:pPr>
-      <w:r>
-        <w:t>Está en 2FN y</w:t>
-      </w:r>
-    </w:p>
-    <w:p>
-      <w:pPr>
-        <w:numPr>
-          <w:ilvl w:val="0"/>
-          <w:numId w:val="2"/>
-        </w:numPr>
-        <w:spacing w:before="0"/>
-        <w:jc w:val="both"/>
-      </w:pPr>
-      <w:r>
-        <w:t>No existen dependencias transitivas. Todas las dependencias funcionales deben ser respecto a la clave principal.</w:t>
-      </w:r>
-    </w:p>
-    <w:p>
-      <w:pPr>
-        <w:pStyle w:val="Ttulo3"/>
-      </w:pPr>
-      <w:bookmarkStart w:id="15" w:name="_heading=h.qdmuasvcgdy2" w:colFirst="0" w:colLast="0"/>
-      <w:bookmarkEnd w:id="15"/>
-      <w:r>
-        <w:t>Dependencias funcionales</w:t>
-      </w:r>
-    </w:p>
-    <w:p>
-      <w:r>
-        <w:rPr>
-          <w:highlight w:val="yellow"/>
-        </w:rPr>
-        <w:t>Ejemplos VESTA</w:t>
-      </w:r>
-      <w:r>
-        <w:t>:</w:t>
-      </w:r>
-    </w:p>
-    <w:p>
-      <w:pPr>
-        <w:spacing w:before="240" w:after="240"/>
-        <w:ind w:left="0"/>
-      </w:pPr>
-      <w:proofErr w:type="spellStart"/>
-      <w:r>
-        <w:t>id_proyecto</w:t>
-      </w:r>
-      <w:proofErr w:type="spellEnd"/>
-      <w:r>
-        <w:t xml:space="preserve"> → nombre, descripción, estado, </w:t>
-      </w:r>
-      <w:proofErr w:type="spellStart"/>
-      <w:r>
-        <w:t>fecha_inicio</w:t>
-      </w:r>
-      <w:proofErr w:type="spellEnd"/>
-      <w:r>
-        <w:t xml:space="preserve">, </w:t>
-      </w:r>
-      <w:proofErr w:type="spellStart"/>
-      <w:r>
-        <w:t>fecha_finalizacion</w:t>
-      </w:r>
-      <w:proofErr w:type="spellEnd"/>
-      <w:r>
-        <w:t>.</w:t>
-      </w:r>
-    </w:p>
-    <w:p>
-      <w:pPr>
-        <w:spacing w:before="240" w:after="240"/>
-        <w:ind w:left="0"/>
-      </w:pPr>
-      <w:proofErr w:type="spellStart"/>
-      <w:r>
-        <w:t>id_usuario</w:t>
-      </w:r>
-      <w:proofErr w:type="spellEnd"/>
-      <w:r>
-        <w:t xml:space="preserve"> → nombre, correo.</w:t>
-      </w:r>
-    </w:p>
-    <w:p>
-      <w:pPr>
-        <w:spacing w:before="240" w:after="240"/>
-        <w:ind w:left="0"/>
-      </w:pPr>
-      <w:proofErr w:type="spellStart"/>
-      <w:r>
-        <w:t>id_riesgo</w:t>
-      </w:r>
-      <w:proofErr w:type="spellEnd"/>
-      <w:r>
-        <w:t xml:space="preserve"> → </w:t>
-      </w:r>
-      <w:proofErr w:type="spellStart"/>
-      <w:r>
-        <w:t>descripcion</w:t>
-      </w:r>
-      <w:proofErr w:type="spellEnd"/>
-      <w:r>
-        <w:t xml:space="preserve">, </w:t>
-      </w:r>
-      <w:proofErr w:type="spellStart"/>
-      <w:r>
-        <w:t>factor_riesgo</w:t>
-      </w:r>
-      <w:proofErr w:type="spellEnd"/>
-      <w:r>
-        <w:t xml:space="preserve">, </w:t>
-      </w:r>
-      <w:proofErr w:type="spellStart"/>
-      <w:r>
-        <w:t>fecha_creacion</w:t>
-      </w:r>
-      <w:proofErr w:type="spellEnd"/>
-      <w:r>
-        <w:t xml:space="preserve">, </w:t>
-      </w:r>
-      <w:proofErr w:type="spellStart"/>
-      <w:r>
-        <w:rPr>
-          <w:i/>
-        </w:rPr>
-        <w:t>id_categoria</w:t>
-      </w:r>
-      <w:proofErr w:type="spellEnd"/>
-      <w:r>
-        <w:t>.</w:t>
-      </w:r>
-    </w:p>
-    <w:p>
-      <w:pPr>
-        <w:spacing w:before="240" w:after="240"/>
-        <w:ind w:left="0"/>
-      </w:pPr>
-      <w:proofErr w:type="spellStart"/>
-      <w:r>
-        <w:t>id_categoria</w:t>
-      </w:r>
-      <w:proofErr w:type="spellEnd"/>
-      <w:r>
-        <w:t xml:space="preserve"> → nombre, </w:t>
-      </w:r>
-      <w:proofErr w:type="spellStart"/>
-      <w:r>
-        <w:t>descripcion</w:t>
-      </w:r>
-      <w:proofErr w:type="spellEnd"/>
-      <w:r>
-        <w:t>.</w:t>
-      </w:r>
-    </w:p>
-    <w:p>
-      <w:pPr>
-        <w:spacing w:before="240" w:after="240"/>
-        <w:ind w:left="0"/>
-      </w:pPr>
-      <w:proofErr w:type="spellStart"/>
-      <w:r>
-        <w:t>id_incidencia</w:t>
-      </w:r>
-      <w:proofErr w:type="spellEnd"/>
-      <w:r>
-        <w:t xml:space="preserve"> → </w:t>
-      </w:r>
-      <w:proofErr w:type="spellStart"/>
-      <w:r>
-        <w:t>descripcion</w:t>
-      </w:r>
-      <w:proofErr w:type="spellEnd"/>
-      <w:r>
-        <w:t xml:space="preserve">, </w:t>
-      </w:r>
-      <w:proofErr w:type="spellStart"/>
-      <w:r>
-        <w:t>fecha_ocurrencia</w:t>
-      </w:r>
-      <w:proofErr w:type="spellEnd"/>
-      <w:r>
-        <w:t xml:space="preserve">, </w:t>
-      </w:r>
-      <w:proofErr w:type="spellStart"/>
-      <w:r>
-        <w:rPr>
-          <w:i/>
-        </w:rPr>
-        <w:t>id_riesgo</w:t>
-      </w:r>
-      <w:proofErr w:type="spellEnd"/>
-      <w:r>
-        <w:rPr>
-          <w:i/>
-        </w:rPr>
-        <w:t xml:space="preserve">, </w:t>
-      </w:r>
-      <w:proofErr w:type="spellStart"/>
-      <w:r>
-        <w:rPr>
-          <w:i/>
-        </w:rPr>
-        <w:t>id_participante</w:t>
-      </w:r>
-      <w:proofErr w:type="spellEnd"/>
-      <w:r>
-        <w:t>.</w:t>
-      </w:r>
-    </w:p>
-    <w:p>
-      <w:pPr>
-        <w:spacing w:before="240" w:after="240"/>
-        <w:ind w:left="0"/>
-      </w:pPr>
-      <w:proofErr w:type="spellStart"/>
-      <w:r>
-        <w:t>id_iteracion</w:t>
-      </w:r>
-      <w:proofErr w:type="spellEnd"/>
-      <w:r>
-        <w:t xml:space="preserve"> → </w:t>
-      </w:r>
-      <w:proofErr w:type="spellStart"/>
-      <w:r>
-        <w:t>fecha_inicio</w:t>
-      </w:r>
-      <w:proofErr w:type="spellEnd"/>
-      <w:r>
-        <w:t xml:space="preserve">, </w:t>
-      </w:r>
-      <w:proofErr w:type="spellStart"/>
-      <w:r>
-        <w:t>fecha_fin</w:t>
-      </w:r>
-      <w:proofErr w:type="spellEnd"/>
-      <w:r>
-        <w:t xml:space="preserve">, </w:t>
-      </w:r>
-      <w:proofErr w:type="spellStart"/>
-      <w:r>
-        <w:rPr>
-          <w:i/>
-        </w:rPr>
-        <w:t>id_proyecto</w:t>
-      </w:r>
-      <w:proofErr w:type="spellEnd"/>
-      <w:r>
-        <w:t>.</w:t>
-      </w:r>
-    </w:p>
-    <w:p>
-      <w:pPr>
-        <w:spacing w:before="240" w:after="240"/>
-        <w:ind w:left="0"/>
-      </w:pPr>
-      <w:proofErr w:type="spellStart"/>
-      <w:r>
-        <w:t>id_evaluacion</w:t>
-      </w:r>
-      <w:proofErr w:type="spellEnd"/>
-      <w:r>
-        <w:t xml:space="preserve"> → impacto, probabilidad, </w:t>
-      </w:r>
-      <w:proofErr w:type="spellStart"/>
-      <w:r>
-        <w:t>descripcion</w:t>
-      </w:r>
-      <w:proofErr w:type="spellEnd"/>
-      <w:r>
-        <w:t xml:space="preserve">, </w:t>
-      </w:r>
-      <w:proofErr w:type="spellStart"/>
-      <w:r>
-        <w:t>fecha_realizacion</w:t>
-      </w:r>
-      <w:proofErr w:type="spellEnd"/>
-      <w:r>
-        <w:t xml:space="preserve">, </w:t>
-      </w:r>
-      <w:proofErr w:type="spellStart"/>
-      <w:r>
-        <w:rPr>
-          <w:i/>
-        </w:rPr>
-        <w:t>id_riesgo</w:t>
-      </w:r>
-      <w:proofErr w:type="spellEnd"/>
-      <w:r>
-        <w:rPr>
-          <w:i/>
-        </w:rPr>
-        <w:t xml:space="preserve">, </w:t>
-      </w:r>
-      <w:proofErr w:type="spellStart"/>
-      <w:r>
-        <w:rPr>
-          <w:i/>
-        </w:rPr>
-        <w:t>id_usuario</w:t>
-      </w:r>
-      <w:proofErr w:type="spellEnd"/>
-      <w:r>
-        <w:t>.</w:t>
-      </w:r>
-    </w:p>
-    <w:p>
-      <w:pPr>
-        <w:spacing w:before="240" w:after="240"/>
-        <w:ind w:left="0"/>
-      </w:pPr>
-      <w:proofErr w:type="spellStart"/>
-      <w:r>
-        <w:t>id_plan</w:t>
-      </w:r>
-      <w:proofErr w:type="spellEnd"/>
-      <w:r>
-        <w:t xml:space="preserve"> → </w:t>
-      </w:r>
-      <w:proofErr w:type="spellStart"/>
-      <w:r>
-        <w:t>descripcion</w:t>
-      </w:r>
-      <w:proofErr w:type="spellEnd"/>
-      <w:r>
-        <w:t xml:space="preserve">, tipo, </w:t>
-      </w:r>
-      <w:proofErr w:type="spellStart"/>
-      <w:r>
-        <w:rPr>
-          <w:i/>
-        </w:rPr>
-        <w:t>id_riesgo</w:t>
-      </w:r>
-      <w:proofErr w:type="spellEnd"/>
-      <w:r>
-        <w:t>.</w:t>
-      </w:r>
-    </w:p>
-    <w:p>
-      <w:pPr>
-        <w:spacing w:before="240" w:after="240"/>
-        <w:ind w:left="0"/>
-      </w:pPr>
-      <w:proofErr w:type="spellStart"/>
-      <w:r>
-        <w:t>id_tarea</w:t>
-      </w:r>
-      <w:proofErr w:type="spellEnd"/>
-      <w:r>
-        <w:t xml:space="preserve"> → nombre, </w:t>
-      </w:r>
-      <w:proofErr w:type="spellStart"/>
-      <w:r>
-        <w:t>descripcion</w:t>
-      </w:r>
-      <w:proofErr w:type="spellEnd"/>
-      <w:r>
-        <w:t xml:space="preserve">, </w:t>
-      </w:r>
-      <w:proofErr w:type="spellStart"/>
-      <w:r>
-        <w:t>fecha_inicio</w:t>
-      </w:r>
-      <w:proofErr w:type="spellEnd"/>
-      <w:r>
-        <w:t xml:space="preserve">, </w:t>
-      </w:r>
-      <w:proofErr w:type="spellStart"/>
-      <w:r>
-        <w:t>fecha_fin</w:t>
-      </w:r>
-      <w:proofErr w:type="spellEnd"/>
-      <w:r>
-        <w:t xml:space="preserve">, </w:t>
-      </w:r>
-      <w:proofErr w:type="spellStart"/>
-      <w:r>
-        <w:t>fecha_fin_real</w:t>
-      </w:r>
-      <w:proofErr w:type="spellEnd"/>
-      <w:r>
-        <w:t>, estado,</w:t>
-      </w:r>
-      <w:r>
-        <w:rPr>
-          <w:i/>
-        </w:rPr>
-        <w:t xml:space="preserve"> </w:t>
-      </w:r>
-      <w:proofErr w:type="spellStart"/>
-      <w:r>
-        <w:rPr>
-          <w:i/>
-        </w:rPr>
-        <w:t>id_plan</w:t>
-      </w:r>
-      <w:proofErr w:type="spellEnd"/>
-      <w:r>
-        <w:t>.</w:t>
-      </w:r>
-    </w:p>
-    <w:p>
-      <w:pPr>
-        <w:spacing w:before="240" w:after="240"/>
-        <w:ind w:left="0"/>
-      </w:pPr>
-      <w:proofErr w:type="spellStart"/>
-      <w:r>
-        <w:t>id_proyecto</w:t>
-      </w:r>
-      <w:proofErr w:type="spellEnd"/>
-      <w:r>
-        <w:t xml:space="preserve"> → </w:t>
-      </w:r>
-      <w:proofErr w:type="spellStart"/>
-      <w:r>
-        <w:t>id_riesgo</w:t>
-      </w:r>
-      <w:proofErr w:type="spellEnd"/>
-      <w:r>
-        <w:t>.</w:t>
-      </w:r>
-    </w:p>
-    <w:p>
-      <w:pPr>
-        <w:spacing w:before="240" w:after="240"/>
-        <w:ind w:left="0"/>
-      </w:pPr>
-      <w:r>
-        <w:t xml:space="preserve"> </w:t>
-      </w:r>
-      <w:proofErr w:type="spellStart"/>
-      <w:r>
-        <w:t>id_proyecto</w:t>
-      </w:r>
-      <w:proofErr w:type="spellEnd"/>
-      <w:r>
-        <w:t xml:space="preserve">, </w:t>
-      </w:r>
-      <w:proofErr w:type="spellStart"/>
-      <w:r>
-        <w:t>id_participante</w:t>
-      </w:r>
-      <w:proofErr w:type="spellEnd"/>
-      <w:r>
-        <w:t xml:space="preserve"> → rol.</w:t>
-      </w:r>
-    </w:p>
-    <w:p>
-      <w:pPr>
-        <w:spacing w:before="240" w:after="240"/>
-        <w:ind w:left="0"/>
-      </w:pPr>
-      <w:r>
-        <w:t xml:space="preserve">La primera forma normal la cumple ya que no hay ningún atributo </w:t>
-      </w:r>
-      <w:proofErr w:type="spellStart"/>
-      <w:r>
-        <w:t>multivalorado</w:t>
-      </w:r>
-      <w:proofErr w:type="spellEnd"/>
-      <w:r>
-        <w:t>.</w:t>
-      </w:r>
-    </w:p>
-    <w:p>
-      <w:pPr>
-        <w:spacing w:before="240" w:after="240"/>
-        <w:ind w:left="0"/>
-      </w:pPr>
-      <w:r>
-        <w:t>La segunda forma normal la cumple ya que todos los atributos tienen dependencia funcional sobre la clave primaria.</w:t>
-      </w:r>
-    </w:p>
-    <w:p>
-      <w:pPr>
-        <w:spacing w:before="240" w:after="240"/>
-        <w:ind w:left="0"/>
-      </w:pPr>
-      <w:r>
-        <w:t xml:space="preserve">La tercera forma normal la cumple ya que no existe dependencias transitivas. </w:t>
-      </w:r>
-    </w:p>
-    <w:p>
-      <w:pPr>
-        <w:pStyle w:val="Ttulo2"/>
-      </w:pPr>
-      <w:bookmarkStart w:id="16" w:name="_heading=h.uhnyifgvykyf" w:colFirst="0" w:colLast="0"/>
-      <w:bookmarkEnd w:id="16"/>
-      <w:r>
-        <w:lastRenderedPageBreak/>
-        <w:t>Justificación de Forma normal adoptada</w:t>
-      </w:r>
-    </w:p>
-    <w:p>
-      <w:pPr>
-        <w:spacing w:before="240" w:after="240"/>
-        <w:ind w:left="0"/>
-        <w:jc w:val="both"/>
-      </w:pPr>
-      <w:r>
-        <w:t xml:space="preserve">Se optó por aplicar la </w:t>
-      </w:r>
-      <w:r>
-        <w:rPr>
-          <w:b/>
-        </w:rPr>
-        <w:t>X Forma Normal</w:t>
-      </w:r>
-      <w:r>
-        <w:t xml:space="preserve"> debido a que permite reducir la redundancia de los datos y evitar dependencias anómalas que pueden generar inconsistencias en el modelo. Esta normalización contribuye a mantener la integridad de la información, facilita el mantenimiento de la base de datos y optimiza las consultas al asegurar que los datos se encuentren organizados de manera lógica y coherente. Además, mejora la eficiencia en las operaciones de actualización, inserción y eliminación, garantizando que la información almacenada sea precisa y consistente a lo largo del tiempo</w:t>
-      </w:r>
-    </w:p>
-    <w:p>
-      <w:pPr>
-        <w:keepNext/>
-        <w:keepLines/>
-        <w:rPr>
-          <w:rFonts w:ascii="Cambria" w:eastAsia="Cambria" w:hAnsi="Cambria" w:cs="Cambria"/>
-          <w:b/>
+          <w:bCs/>
           <w:color w:val="4F81BD"/>
           <w:sz w:val="26"/>
           <w:szCs w:val="26"/>
         </w:rPr>
-      </w:pPr>
-      <w:r>
-        <w:rPr>
-          <w:rFonts w:ascii="Cambria" w:eastAsia="Cambria" w:hAnsi="Cambria" w:cs="Cambria"/>
+        <w:t>Modelo Relacional</w:t>
+      </w:r>
+    </w:p>
+    <w:p>
+      <w:pPr>
+        <w:spacing w:line="240" w:lineRule="auto"/>
+        <w:ind w:left="0"/>
+        <w:jc w:val="both"/>
+        <w:rPr>
+          <w:rFonts w:ascii="Times New Roman" w:eastAsia="Times New Roman" w:hAnsi="Times New Roman" w:cs="Times New Roman"/>
+          <w:sz w:val="24"/>
+          <w:szCs w:val="24"/>
+        </w:rPr>
+      </w:pPr>
+      <w:r>
+        <w:rPr>
+          <w:rFonts w:eastAsia="Times New Roman"/>
+          <w:color w:val="000000"/>
+        </w:rPr>
+        <w:t>El Modelo Relacional está basado en que todos los datos se encuentran almacenados en tablas (entidad/relaciones) y que cada una de estas es un conjunto de datos, por lo tanto, la Base de Datos es un conjunto de relaciones, además de que estas relaciones están formadas por: Atributos (columnas) y Tuplas (filas).</w:t>
+      </w:r>
+    </w:p>
+    <w:p>
+      <w:pPr>
+        <w:spacing w:line="240" w:lineRule="auto"/>
+        <w:ind w:left="0"/>
+        <w:jc w:val="both"/>
+        <w:rPr>
+          <w:rFonts w:ascii="Times New Roman" w:eastAsia="Times New Roman" w:hAnsi="Times New Roman" w:cs="Times New Roman"/>
+          <w:sz w:val="24"/>
+          <w:szCs w:val="24"/>
+        </w:rPr>
+      </w:pPr>
+      <w:r>
+        <w:rPr>
+          <w:rFonts w:eastAsia="Times New Roman"/>
+          <w:color w:val="000000"/>
+        </w:rPr>
+        <w:t>Para el desarrollo del modelo relacional se procede a convertir el Modelo Entidad/Relación (ER) en tablas, con una depuración lógica y la aplicación de restricciones de integridad. El modelo relacional está compuesto por:</w:t>
+      </w:r>
+    </w:p>
+    <w:p>
+      <w:pPr>
+        <w:numPr>
+          <w:ilvl w:val="0"/>
+          <w:numId w:val="12"/>
+        </w:numPr>
+        <w:spacing w:line="240" w:lineRule="auto"/>
+        <w:jc w:val="both"/>
+        <w:textAlignment w:val="baseline"/>
+        <w:rPr>
+          <w:rFonts w:eastAsia="Times New Roman"/>
+          <w:color w:val="000000"/>
+        </w:rPr>
+      </w:pPr>
+      <w:r>
+        <w:rPr>
+          <w:rFonts w:eastAsia="Times New Roman"/>
           <w:b/>
+          <w:bCs/>
+          <w:color w:val="000000"/>
+        </w:rPr>
+        <w:t>Relación</w:t>
+      </w:r>
+      <w:r>
+        <w:rPr>
+          <w:rFonts w:eastAsia="Times New Roman"/>
+          <w:color w:val="000000"/>
+        </w:rPr>
+        <w:t>: Es una tabla bidimensional para la representación de datos. Es una representación abstracta de un elemento de datos.</w:t>
+      </w:r>
+    </w:p>
+    <w:p>
+      <w:pPr>
+        <w:numPr>
+          <w:ilvl w:val="0"/>
+          <w:numId w:val="12"/>
+        </w:numPr>
+        <w:spacing w:before="0" w:line="240" w:lineRule="auto"/>
+        <w:jc w:val="both"/>
+        <w:textAlignment w:val="baseline"/>
+        <w:rPr>
+          <w:rFonts w:eastAsia="Times New Roman"/>
+          <w:color w:val="000000"/>
+        </w:rPr>
+      </w:pPr>
+      <w:r>
+        <w:rPr>
+          <w:rFonts w:eastAsia="Times New Roman"/>
+          <w:b/>
+          <w:bCs/>
+          <w:color w:val="000000"/>
+        </w:rPr>
+        <w:t>Tuplas</w:t>
+      </w:r>
+      <w:r>
+        <w:rPr>
+          <w:rFonts w:eastAsia="Times New Roman"/>
+          <w:color w:val="000000"/>
+        </w:rPr>
+        <w:t>: Filas de una relación que contiene valores para cada uno de los atributos.</w:t>
+      </w:r>
+    </w:p>
+    <w:p>
+      <w:pPr>
+        <w:numPr>
+          <w:ilvl w:val="0"/>
+          <w:numId w:val="12"/>
+        </w:numPr>
+        <w:spacing w:before="0" w:line="240" w:lineRule="auto"/>
+        <w:jc w:val="both"/>
+        <w:textAlignment w:val="baseline"/>
+        <w:rPr>
+          <w:rFonts w:eastAsia="Times New Roman"/>
+          <w:color w:val="000000"/>
+        </w:rPr>
+      </w:pPr>
+      <w:r>
+        <w:rPr>
+          <w:rFonts w:eastAsia="Times New Roman"/>
+          <w:b/>
+          <w:bCs/>
+          <w:color w:val="000000"/>
+        </w:rPr>
+        <w:t>Atributos</w:t>
+      </w:r>
+      <w:r>
+        <w:rPr>
+          <w:rFonts w:eastAsia="Times New Roman"/>
+          <w:color w:val="000000"/>
+        </w:rPr>
+        <w:t>: Son las columnas de una relación que describe las características particulares de cada campo.</w:t>
+      </w:r>
+    </w:p>
+    <w:p>
+      <w:pPr>
+        <w:numPr>
+          <w:ilvl w:val="0"/>
+          <w:numId w:val="12"/>
+        </w:numPr>
+        <w:spacing w:before="0" w:line="240" w:lineRule="auto"/>
+        <w:jc w:val="both"/>
+        <w:textAlignment w:val="baseline"/>
+        <w:rPr>
+          <w:rFonts w:eastAsia="Times New Roman"/>
+          <w:color w:val="000000"/>
+        </w:rPr>
+      </w:pPr>
+      <w:r>
+        <w:rPr>
+          <w:rFonts w:eastAsia="Times New Roman"/>
+          <w:b/>
+          <w:bCs/>
+          <w:color w:val="000000"/>
+        </w:rPr>
+        <w:t>Esquema</w:t>
+      </w:r>
+      <w:r>
+        <w:rPr>
+          <w:rFonts w:eastAsia="Times New Roman"/>
+          <w:color w:val="000000"/>
+        </w:rPr>
+        <w:t>: Forma de representar una relación y su conjunto de atributos.</w:t>
+      </w:r>
+    </w:p>
+    <w:p>
+      <w:pPr>
+        <w:numPr>
+          <w:ilvl w:val="0"/>
+          <w:numId w:val="12"/>
+        </w:numPr>
+        <w:spacing w:before="0" w:line="240" w:lineRule="auto"/>
+        <w:jc w:val="both"/>
+        <w:textAlignment w:val="baseline"/>
+        <w:rPr>
+          <w:rFonts w:eastAsia="Times New Roman"/>
+          <w:color w:val="000000"/>
+        </w:rPr>
+      </w:pPr>
+      <w:r>
+        <w:rPr>
+          <w:rFonts w:eastAsia="Times New Roman"/>
+          <w:b/>
+          <w:bCs/>
+          <w:color w:val="000000"/>
+        </w:rPr>
+        <w:t>Claves</w:t>
+      </w:r>
+      <w:r>
+        <w:rPr>
+          <w:rFonts w:eastAsia="Times New Roman"/>
+          <w:color w:val="000000"/>
+        </w:rPr>
+        <w:t>: Campo cuyo valor es único para cada registro. Pueden ser:</w:t>
+      </w:r>
+    </w:p>
+    <w:p>
+      <w:pPr>
+        <w:numPr>
+          <w:ilvl w:val="1"/>
+          <w:numId w:val="12"/>
+        </w:numPr>
+        <w:spacing w:before="0" w:line="240" w:lineRule="auto"/>
+        <w:jc w:val="both"/>
+        <w:textAlignment w:val="baseline"/>
+        <w:rPr>
+          <w:rFonts w:eastAsia="Times New Roman"/>
+          <w:color w:val="000000"/>
+        </w:rPr>
+      </w:pPr>
+      <w:r>
+        <w:rPr>
+          <w:rFonts w:eastAsia="Times New Roman"/>
+          <w:b/>
+          <w:bCs/>
+          <w:color w:val="000000"/>
+        </w:rPr>
+        <w:lastRenderedPageBreak/>
+        <w:t>Primaria (PK)</w:t>
+      </w:r>
+      <w:r>
+        <w:rPr>
+          <w:rFonts w:eastAsia="Times New Roman"/>
+          <w:color w:val="000000"/>
+        </w:rPr>
+        <w:t>: Si R tiene varias claves, todas son Claves Candidatas. La clave Primaria (</w:t>
+      </w:r>
+      <w:proofErr w:type="spellStart"/>
+      <w:r>
+        <w:rPr>
+          <w:rFonts w:eastAsia="Times New Roman"/>
+          <w:color w:val="000000"/>
+        </w:rPr>
+        <w:t>Primary</w:t>
+      </w:r>
+      <w:proofErr w:type="spellEnd"/>
+      <w:r>
+        <w:rPr>
+          <w:rFonts w:eastAsia="Times New Roman"/>
+          <w:color w:val="000000"/>
+        </w:rPr>
+        <w:t xml:space="preserve"> Key, PK) es la clave candidata elegida para identificar las tuplas de R.</w:t>
+      </w:r>
+    </w:p>
+    <w:p>
+      <w:pPr>
+        <w:numPr>
+          <w:ilvl w:val="1"/>
+          <w:numId w:val="12"/>
+        </w:numPr>
+        <w:spacing w:before="0" w:line="240" w:lineRule="auto"/>
+        <w:jc w:val="both"/>
+        <w:textAlignment w:val="baseline"/>
+        <w:rPr>
+          <w:rFonts w:eastAsia="Times New Roman"/>
+          <w:color w:val="000000"/>
+        </w:rPr>
+      </w:pPr>
+      <w:r>
+        <w:rPr>
+          <w:rFonts w:eastAsia="Times New Roman"/>
+          <w:b/>
+          <w:bCs/>
+          <w:color w:val="000000"/>
+        </w:rPr>
+        <w:t>Foránea (FK)</w:t>
+      </w:r>
+      <w:r>
+        <w:rPr>
+          <w:rFonts w:eastAsia="Times New Roman"/>
+          <w:color w:val="000000"/>
+        </w:rPr>
+        <w:t>: Es un conjunto de atributos de una relación que hace referencia a la clave primaria de otra relación (o la misma). Cada componente de una FK debe estar definido sobre el mismo dominio que el correspondiente atributo de la PK a la que referencia.</w:t>
+      </w:r>
+    </w:p>
+    <w:p>
+      <w:pPr>
+        <w:numPr>
+          <w:ilvl w:val="0"/>
+          <w:numId w:val="12"/>
+        </w:numPr>
+        <w:spacing w:before="0" w:line="240" w:lineRule="auto"/>
+        <w:jc w:val="both"/>
+        <w:textAlignment w:val="baseline"/>
+        <w:rPr>
+          <w:rFonts w:eastAsia="Times New Roman"/>
+          <w:color w:val="000000"/>
+        </w:rPr>
+      </w:pPr>
+      <w:r>
+        <w:rPr>
+          <w:rFonts w:eastAsia="Times New Roman"/>
+          <w:b/>
+          <w:bCs/>
+          <w:color w:val="000000"/>
+        </w:rPr>
+        <w:t>Claves Primaria</w:t>
+      </w:r>
+      <w:r>
+        <w:rPr>
+          <w:rFonts w:eastAsia="Times New Roman"/>
+          <w:color w:val="000000"/>
+        </w:rPr>
+        <w:t>: Es el identificador único de una tupla.</w:t>
+      </w:r>
+    </w:p>
+    <w:p>
+      <w:pPr>
+        <w:numPr>
+          <w:ilvl w:val="0"/>
+          <w:numId w:val="12"/>
+        </w:numPr>
+        <w:spacing w:before="0" w:line="240" w:lineRule="auto"/>
+        <w:jc w:val="both"/>
+        <w:textAlignment w:val="baseline"/>
+        <w:rPr>
+          <w:rFonts w:eastAsia="Times New Roman"/>
+          <w:color w:val="000000"/>
+        </w:rPr>
+      </w:pPr>
+      <w:r>
+        <w:rPr>
+          <w:rFonts w:eastAsia="Times New Roman"/>
+          <w:b/>
+          <w:bCs/>
+          <w:color w:val="000000"/>
+        </w:rPr>
+        <w:t>Cardinalidad</w:t>
+      </w:r>
+      <w:r>
+        <w:rPr>
+          <w:rFonts w:eastAsia="Times New Roman"/>
+          <w:color w:val="000000"/>
+        </w:rPr>
+        <w:t>: Número de tuplas.</w:t>
+      </w:r>
+    </w:p>
+    <w:p>
+      <w:pPr>
+        <w:numPr>
+          <w:ilvl w:val="0"/>
+          <w:numId w:val="12"/>
+        </w:numPr>
+        <w:spacing w:before="0" w:line="240" w:lineRule="auto"/>
+        <w:jc w:val="both"/>
+        <w:textAlignment w:val="baseline"/>
+        <w:rPr>
+          <w:rFonts w:eastAsia="Times New Roman"/>
+          <w:color w:val="000000"/>
+        </w:rPr>
+      </w:pPr>
+      <w:r>
+        <w:rPr>
+          <w:rFonts w:eastAsia="Times New Roman"/>
+          <w:b/>
+          <w:bCs/>
+          <w:color w:val="000000"/>
+        </w:rPr>
+        <w:t>Grado</w:t>
+      </w:r>
+      <w:r>
+        <w:rPr>
+          <w:rFonts w:eastAsia="Times New Roman"/>
+          <w:color w:val="000000"/>
+        </w:rPr>
+        <w:t>: Número de atributos.</w:t>
+      </w:r>
+    </w:p>
+    <w:p>
+      <w:pPr>
+        <w:numPr>
+          <w:ilvl w:val="0"/>
+          <w:numId w:val="12"/>
+        </w:numPr>
+        <w:spacing w:before="0" w:line="240" w:lineRule="auto"/>
+        <w:jc w:val="both"/>
+        <w:textAlignment w:val="baseline"/>
+        <w:rPr>
+          <w:rFonts w:eastAsia="Times New Roman"/>
+          <w:color w:val="000000"/>
+        </w:rPr>
+      </w:pPr>
+      <w:r>
+        <w:rPr>
+          <w:rFonts w:eastAsia="Times New Roman"/>
+          <w:b/>
+          <w:bCs/>
+          <w:color w:val="000000"/>
+        </w:rPr>
+        <w:t>Dominio</w:t>
+      </w:r>
+      <w:r>
+        <w:rPr>
+          <w:rFonts w:eastAsia="Times New Roman"/>
+          <w:color w:val="000000"/>
+        </w:rPr>
+        <w:t>: Conjunto de valores atómicos del mismo tipo, donde toman su valor los atributos.</w:t>
+      </w:r>
+    </w:p>
+    <w:p>
+      <w:pPr>
+        <w:spacing w:line="240" w:lineRule="auto"/>
+        <w:ind w:left="0"/>
+        <w:jc w:val="both"/>
+        <w:rPr>
+          <w:rFonts w:ascii="Times New Roman" w:eastAsia="Times New Roman" w:hAnsi="Times New Roman" w:cs="Times New Roman"/>
+          <w:sz w:val="24"/>
+          <w:szCs w:val="24"/>
+        </w:rPr>
+      </w:pPr>
+      <w:r>
+        <w:rPr>
+          <w:rFonts w:eastAsia="Times New Roman"/>
+          <w:color w:val="000000"/>
+        </w:rPr>
+        <w:t>Para la realización del modelo relacional, se va a utilizar la siguiente notación: Se pondrá el nombre de la tabla seguida de los atributos de la misma. Las claves primarias se van a visualizar con el formato negrita y con un identificador (PK), las claves foráneas serán identificadas como (FK) y los atributos opcionales se le va a poner un asterisco.</w:t>
+      </w:r>
+    </w:p>
+    <w:p>
+      <w:pPr>
+        <w:spacing w:before="0" w:line="240" w:lineRule="auto"/>
+        <w:ind w:left="0"/>
+        <w:rPr>
+          <w:rFonts w:ascii="Times New Roman" w:eastAsia="Times New Roman" w:hAnsi="Times New Roman" w:cs="Times New Roman"/>
+          <w:sz w:val="24"/>
+          <w:szCs w:val="24"/>
+        </w:rPr>
+      </w:pPr>
+    </w:p>
+    <w:p>
+      <w:pPr>
+        <w:spacing w:line="240" w:lineRule="auto"/>
+        <w:ind w:left="0"/>
+        <w:outlineLvl w:val="1"/>
+        <w:rPr>
+          <w:rFonts w:ascii="Times New Roman" w:eastAsia="Times New Roman" w:hAnsi="Times New Roman" w:cs="Times New Roman"/>
+          <w:b/>
+          <w:bCs/>
+          <w:sz w:val="36"/>
+          <w:szCs w:val="36"/>
+        </w:rPr>
+      </w:pPr>
+      <w:r>
+        <w:rPr>
+          <w:rFonts w:ascii="Cambria" w:eastAsia="Times New Roman" w:hAnsi="Cambria" w:cs="Times New Roman"/>
+          <w:b/>
+          <w:bCs/>
           <w:color w:val="4F81BD"/>
           <w:sz w:val="26"/>
           <w:szCs w:val="26"/>
         </w:rPr>
-        <w:t>Esquema Lógico</w:t>
-      </w:r>
-    </w:p>
-    <w:p>
-      <w:pPr>
-        <w:spacing w:before="240" w:after="240"/>
+        <w:t>Mapeo de las Relaciones </w:t>
+      </w:r>
+    </w:p>
+    <w:p>
+      <w:pPr>
+        <w:spacing w:line="240" w:lineRule="auto"/>
+        <w:ind w:left="0"/>
+        <w:rPr>
+          <w:rFonts w:ascii="Times New Roman" w:eastAsia="Times New Roman" w:hAnsi="Times New Roman" w:cs="Times New Roman"/>
+          <w:sz w:val="24"/>
+          <w:szCs w:val="24"/>
+        </w:rPr>
+      </w:pPr>
+      <w:r>
+        <w:rPr>
+          <w:rFonts w:eastAsia="Times New Roman"/>
+          <w:b/>
+          <w:bCs/>
+          <w:color w:val="4F81BD"/>
+        </w:rPr>
+        <w:t>USUARIO-PROYECTO (N:M):</w:t>
+      </w:r>
+    </w:p>
+    <w:p>
+      <w:pPr>
+        <w:spacing w:line="240" w:lineRule="auto"/>
         <w:ind w:left="0"/>
         <w:jc w:val="both"/>
-      </w:pPr>
-      <w:r>
-        <w:t xml:space="preserve">Una vez implementado el modelo relacional, se procedió a realizar el esquema lógico con la herramienta MySQL </w:t>
+        <w:rPr>
+          <w:rFonts w:ascii="Times New Roman" w:eastAsia="Times New Roman" w:hAnsi="Times New Roman" w:cs="Times New Roman"/>
+          <w:sz w:val="24"/>
+          <w:szCs w:val="24"/>
+        </w:rPr>
+      </w:pPr>
+      <w:r>
+        <w:rPr>
+          <w:rFonts w:eastAsia="Times New Roman"/>
+          <w:color w:val="000000"/>
+        </w:rPr>
+        <w:t>USUARIO (</w:t>
       </w:r>
       <w:proofErr w:type="spellStart"/>
       <w:r>
-        <w:t>WorkBench</w:t>
+        <w:rPr>
+          <w:rFonts w:eastAsia="Times New Roman"/>
+          <w:b/>
+          <w:bCs/>
+          <w:color w:val="000000"/>
+          <w:u w:val="single"/>
+        </w:rPr>
+        <w:t>id_usuario</w:t>
       </w:r>
       <w:proofErr w:type="spellEnd"/>
       <w:r>
-        <w:t xml:space="preserve"> 8.0. Este modelo cuenta con los tipos de datos y las restricciones a tener en cuenta.</w:t>
-      </w:r>
-    </w:p>
-    <w:p>
-      <w:pPr>
-        <w:spacing w:before="240" w:after="240"/>
+        <w:rPr>
+          <w:rFonts w:eastAsia="Times New Roman"/>
+          <w:b/>
+          <w:bCs/>
+          <w:color w:val="000000"/>
+        </w:rPr>
+        <w:t>(PK</w:t>
+      </w:r>
+      <w:r>
+        <w:rPr>
+          <w:rFonts w:eastAsia="Times New Roman"/>
+          <w:color w:val="000000"/>
+        </w:rPr>
+        <w:t>),</w:t>
+      </w:r>
+      <w:r>
+        <w:rPr>
+          <w:rFonts w:eastAsia="Times New Roman"/>
+          <w:b/>
+          <w:bCs/>
+          <w:color w:val="000000"/>
+        </w:rPr>
+        <w:t xml:space="preserve"> </w:t>
+      </w:r>
+      <w:proofErr w:type="spellStart"/>
+      <w:r>
+        <w:rPr>
+          <w:rFonts w:eastAsia="Times New Roman"/>
+          <w:color w:val="000000"/>
+        </w:rPr>
+        <w:t>nombre_apellido</w:t>
+      </w:r>
+      <w:proofErr w:type="spellEnd"/>
+      <w:r>
+        <w:rPr>
+          <w:rFonts w:eastAsia="Times New Roman"/>
+          <w:color w:val="000000"/>
+        </w:rPr>
+        <w:t>, email).</w:t>
+      </w:r>
+    </w:p>
+    <w:p>
+      <w:pPr>
+        <w:spacing w:line="240" w:lineRule="auto"/>
         <w:ind w:left="0"/>
         <w:jc w:val="both"/>
         <w:rPr>
-          <w:highlight w:val="yellow"/>
-        </w:rPr>
-      </w:pPr>
-      <w:r>
-        <w:rPr>
-          <w:highlight w:val="yellow"/>
-        </w:rPr>
-        <w:t>(FOTO DEL ESQUEMA LÓGICO)</w:t>
-      </w:r>
-    </w:p>
-    <w:p>
-      <w:pPr>
-        <w:keepNext/>
-        <w:keepLines/>
-        <w:rPr>
-          <w:rFonts w:ascii="Cambria" w:eastAsia="Cambria" w:hAnsi="Cambria" w:cs="Cambria"/>
+          <w:rFonts w:ascii="Times New Roman" w:eastAsia="Times New Roman" w:hAnsi="Times New Roman" w:cs="Times New Roman"/>
+          <w:sz w:val="24"/>
+          <w:szCs w:val="24"/>
+        </w:rPr>
+      </w:pPr>
+      <w:r>
+        <w:rPr>
+          <w:rFonts w:eastAsia="Times New Roman"/>
+          <w:color w:val="000000"/>
+        </w:rPr>
+        <w:t>PROYECTO (</w:t>
+      </w:r>
+      <w:proofErr w:type="spellStart"/>
+      <w:r>
+        <w:rPr>
+          <w:rFonts w:eastAsia="Times New Roman"/>
           <w:b/>
+          <w:bCs/>
+          <w:color w:val="000000"/>
+          <w:u w:val="single"/>
+        </w:rPr>
+        <w:t>id_proyecto</w:t>
+      </w:r>
+      <w:proofErr w:type="spellEnd"/>
+      <w:r>
+        <w:rPr>
+          <w:rFonts w:eastAsia="Times New Roman"/>
+          <w:b/>
+          <w:bCs/>
+          <w:color w:val="000000"/>
+        </w:rPr>
+        <w:t>(PK)</w:t>
+      </w:r>
+      <w:r>
+        <w:rPr>
+          <w:rFonts w:eastAsia="Times New Roman"/>
+          <w:color w:val="000000"/>
+        </w:rPr>
+        <w:t>, objetivo, descripción, estado, nombre).</w:t>
+      </w:r>
+    </w:p>
+    <w:p>
+      <w:pPr>
+        <w:spacing w:line="240" w:lineRule="auto"/>
+        <w:ind w:left="0"/>
+        <w:jc w:val="both"/>
+        <w:rPr>
+          <w:rFonts w:ascii="Times New Roman" w:eastAsia="Times New Roman" w:hAnsi="Times New Roman" w:cs="Times New Roman"/>
+          <w:sz w:val="24"/>
+          <w:szCs w:val="24"/>
+        </w:rPr>
+      </w:pPr>
+      <w:r>
+        <w:rPr>
+          <w:rFonts w:eastAsia="Times New Roman"/>
+          <w:color w:val="000000"/>
+        </w:rPr>
+        <w:t>USUARIO_PROYECTO (</w:t>
+      </w:r>
+      <w:proofErr w:type="spellStart"/>
+      <w:r>
+        <w:rPr>
+          <w:rFonts w:eastAsia="Times New Roman"/>
+          <w:b/>
+          <w:bCs/>
+          <w:i/>
+          <w:iCs/>
+          <w:color w:val="000000"/>
+          <w:u w:val="single"/>
+        </w:rPr>
+        <w:t>id_usuario</w:t>
+      </w:r>
+      <w:proofErr w:type="spellEnd"/>
+      <w:r>
+        <w:rPr>
+          <w:rFonts w:eastAsia="Times New Roman"/>
+          <w:b/>
+          <w:bCs/>
+          <w:i/>
+          <w:iCs/>
+          <w:color w:val="000000"/>
+          <w:u w:val="single"/>
+        </w:rPr>
+        <w:t>(FK</w:t>
+      </w:r>
+      <w:r>
+        <w:rPr>
+          <w:rFonts w:eastAsia="Times New Roman"/>
+          <w:i/>
+          <w:iCs/>
+          <w:color w:val="000000"/>
+          <w:u w:val="single"/>
+        </w:rPr>
+        <w:t>)</w:t>
+      </w:r>
+      <w:r>
+        <w:rPr>
+          <w:rFonts w:eastAsia="Times New Roman"/>
+          <w:color w:val="000000"/>
+          <w:u w:val="single"/>
+        </w:rPr>
+        <w:t xml:space="preserve">, </w:t>
+      </w:r>
+      <w:r>
+        <w:rPr>
+          <w:rFonts w:eastAsia="Times New Roman"/>
+          <w:i/>
+          <w:iCs/>
+          <w:color w:val="000000"/>
+          <w:u w:val="single"/>
+        </w:rPr>
+        <w:t> </w:t>
+      </w:r>
+      <w:proofErr w:type="spellStart"/>
+      <w:r>
+        <w:rPr>
+          <w:rFonts w:eastAsia="Times New Roman"/>
+          <w:b/>
+          <w:bCs/>
+          <w:i/>
+          <w:iCs/>
+          <w:color w:val="000000"/>
+          <w:u w:val="single"/>
+        </w:rPr>
+        <w:t>id_proyecto</w:t>
+      </w:r>
+      <w:proofErr w:type="spellEnd"/>
+      <w:r>
+        <w:rPr>
+          <w:rFonts w:eastAsia="Times New Roman"/>
+          <w:b/>
+          <w:bCs/>
+          <w:i/>
+          <w:iCs/>
+          <w:color w:val="000000"/>
+          <w:u w:val="single"/>
+        </w:rPr>
+        <w:t>(FK</w:t>
+      </w:r>
+      <w:r>
+        <w:rPr>
+          <w:rFonts w:eastAsia="Times New Roman"/>
+          <w:b/>
+          <w:bCs/>
+          <w:i/>
+          <w:iCs/>
+          <w:color w:val="000000"/>
+        </w:rPr>
+        <w:t>)</w:t>
+      </w:r>
+      <w:r>
+        <w:rPr>
+          <w:rFonts w:eastAsia="Times New Roman"/>
+          <w:b/>
+          <w:bCs/>
+          <w:color w:val="000000"/>
+        </w:rPr>
+        <w:t>(PK</w:t>
+      </w:r>
+      <w:r>
+        <w:rPr>
+          <w:rFonts w:eastAsia="Times New Roman"/>
+          <w:color w:val="000000"/>
+        </w:rPr>
+        <w:t>), rol).</w:t>
+      </w:r>
+    </w:p>
+    <w:p>
+      <w:pPr>
+        <w:spacing w:before="0" w:line="240" w:lineRule="auto"/>
+        <w:ind w:left="0"/>
+        <w:rPr>
+          <w:rFonts w:ascii="Times New Roman" w:eastAsia="Times New Roman" w:hAnsi="Times New Roman" w:cs="Times New Roman"/>
+          <w:sz w:val="24"/>
+          <w:szCs w:val="24"/>
+        </w:rPr>
+      </w:pPr>
+    </w:p>
+    <w:p>
+      <w:pPr>
+        <w:spacing w:line="240" w:lineRule="auto"/>
+        <w:ind w:left="0"/>
+        <w:rPr>
+          <w:rFonts w:ascii="Times New Roman" w:eastAsia="Times New Roman" w:hAnsi="Times New Roman" w:cs="Times New Roman"/>
+          <w:sz w:val="24"/>
+          <w:szCs w:val="24"/>
+        </w:rPr>
+      </w:pPr>
+      <w:r>
+        <w:rPr>
+          <w:rFonts w:eastAsia="Times New Roman"/>
+          <w:b/>
+          <w:bCs/>
+          <w:color w:val="4F81BD"/>
+        </w:rPr>
+        <w:t>FASE-PROYECTO (N:M):</w:t>
+      </w:r>
+    </w:p>
+    <w:p>
+      <w:pPr>
+        <w:spacing w:line="240" w:lineRule="auto"/>
+        <w:ind w:left="0"/>
+        <w:jc w:val="both"/>
+        <w:rPr>
+          <w:rFonts w:ascii="Times New Roman" w:eastAsia="Times New Roman" w:hAnsi="Times New Roman" w:cs="Times New Roman"/>
+          <w:sz w:val="24"/>
+          <w:szCs w:val="24"/>
+        </w:rPr>
+      </w:pPr>
+      <w:r>
+        <w:rPr>
+          <w:rFonts w:eastAsia="Times New Roman"/>
+          <w:color w:val="000000"/>
+        </w:rPr>
+        <w:t>PROYECTO (</w:t>
+      </w:r>
+      <w:proofErr w:type="spellStart"/>
+      <w:r>
+        <w:rPr>
+          <w:rFonts w:eastAsia="Times New Roman"/>
+          <w:b/>
+          <w:bCs/>
+          <w:color w:val="000000"/>
+          <w:u w:val="single"/>
+        </w:rPr>
+        <w:t>id_proyecto</w:t>
+      </w:r>
+      <w:proofErr w:type="spellEnd"/>
+      <w:r>
+        <w:rPr>
+          <w:rFonts w:eastAsia="Times New Roman"/>
+          <w:b/>
+          <w:bCs/>
+          <w:color w:val="000000"/>
+        </w:rPr>
+        <w:t>(PK)</w:t>
+      </w:r>
+      <w:r>
+        <w:rPr>
+          <w:rFonts w:eastAsia="Times New Roman"/>
+          <w:color w:val="000000"/>
+        </w:rPr>
+        <w:t>, objetivo, descripción, estado, nombre).</w:t>
+      </w:r>
+    </w:p>
+    <w:p>
+      <w:pPr>
+        <w:spacing w:line="240" w:lineRule="auto"/>
+        <w:ind w:left="0"/>
+        <w:jc w:val="both"/>
+        <w:rPr>
+          <w:rFonts w:ascii="Times New Roman" w:eastAsia="Times New Roman" w:hAnsi="Times New Roman" w:cs="Times New Roman"/>
+          <w:sz w:val="24"/>
+          <w:szCs w:val="24"/>
+        </w:rPr>
+      </w:pPr>
+      <w:r>
+        <w:rPr>
+          <w:rFonts w:eastAsia="Times New Roman"/>
+          <w:color w:val="000000"/>
+        </w:rPr>
+        <w:t>FASE (</w:t>
+      </w:r>
+      <w:proofErr w:type="spellStart"/>
+      <w:r>
+        <w:rPr>
+          <w:rFonts w:eastAsia="Times New Roman"/>
+          <w:b/>
+          <w:bCs/>
+          <w:color w:val="000000"/>
+          <w:u w:val="single"/>
+        </w:rPr>
+        <w:t>id_fase</w:t>
+      </w:r>
+      <w:proofErr w:type="spellEnd"/>
+      <w:r>
+        <w:rPr>
+          <w:rFonts w:eastAsia="Times New Roman"/>
+          <w:b/>
+          <w:bCs/>
+          <w:color w:val="000000"/>
+        </w:rPr>
+        <w:t>(PK)</w:t>
+      </w:r>
+      <w:r>
+        <w:rPr>
+          <w:rFonts w:eastAsia="Times New Roman"/>
+          <w:color w:val="000000"/>
+        </w:rPr>
+        <w:t>, nombre).</w:t>
+      </w:r>
+    </w:p>
+    <w:p>
+      <w:pPr>
+        <w:spacing w:line="240" w:lineRule="auto"/>
+        <w:ind w:left="0"/>
+        <w:jc w:val="both"/>
+        <w:rPr>
+          <w:rFonts w:ascii="Times New Roman" w:eastAsia="Times New Roman" w:hAnsi="Times New Roman" w:cs="Times New Roman"/>
+          <w:sz w:val="24"/>
+          <w:szCs w:val="24"/>
+        </w:rPr>
+      </w:pPr>
+      <w:r>
+        <w:rPr>
+          <w:rFonts w:eastAsia="Times New Roman"/>
+          <w:color w:val="000000"/>
+        </w:rPr>
+        <w:t>PROYECTO_FASE (</w:t>
+      </w:r>
+      <w:proofErr w:type="spellStart"/>
+      <w:r>
+        <w:rPr>
+          <w:rFonts w:eastAsia="Times New Roman"/>
+          <w:b/>
+          <w:bCs/>
+          <w:i/>
+          <w:iCs/>
+          <w:color w:val="073763"/>
+          <w:u w:val="single"/>
+        </w:rPr>
+        <w:t>id_proyecto</w:t>
+      </w:r>
+      <w:proofErr w:type="spellEnd"/>
+      <w:r>
+        <w:rPr>
+          <w:rFonts w:eastAsia="Times New Roman"/>
+          <w:b/>
+          <w:bCs/>
+          <w:i/>
+          <w:iCs/>
+          <w:color w:val="073763"/>
+          <w:u w:val="single"/>
+        </w:rPr>
+        <w:t xml:space="preserve">(FK), </w:t>
+      </w:r>
+      <w:proofErr w:type="spellStart"/>
+      <w:r>
+        <w:rPr>
+          <w:rFonts w:eastAsia="Times New Roman"/>
+          <w:b/>
+          <w:bCs/>
+          <w:i/>
+          <w:iCs/>
+          <w:color w:val="073763"/>
+          <w:u w:val="single"/>
+        </w:rPr>
+        <w:t>id_fase</w:t>
+      </w:r>
+      <w:proofErr w:type="spellEnd"/>
+      <w:r>
+        <w:rPr>
+          <w:rFonts w:eastAsia="Times New Roman"/>
+          <w:b/>
+          <w:bCs/>
+          <w:i/>
+          <w:iCs/>
+          <w:color w:val="073763"/>
+          <w:u w:val="single"/>
+        </w:rPr>
+        <w:t>(FK)</w:t>
+      </w:r>
+      <w:r>
+        <w:rPr>
+          <w:rFonts w:eastAsia="Times New Roman"/>
+          <w:i/>
+          <w:iCs/>
+          <w:color w:val="073763"/>
+        </w:rPr>
+        <w:t xml:space="preserve"> </w:t>
+      </w:r>
+      <w:r>
+        <w:rPr>
+          <w:rFonts w:eastAsia="Times New Roman"/>
+          <w:i/>
+          <w:iCs/>
+          <w:color w:val="000000"/>
+        </w:rPr>
+        <w:t>(</w:t>
+      </w:r>
+      <w:r>
+        <w:rPr>
+          <w:rFonts w:eastAsia="Times New Roman"/>
+          <w:b/>
+          <w:bCs/>
+          <w:i/>
+          <w:iCs/>
+          <w:color w:val="000000"/>
+        </w:rPr>
+        <w:t>PK)</w:t>
+      </w:r>
+      <w:r>
+        <w:rPr>
+          <w:rFonts w:eastAsia="Times New Roman"/>
+          <w:i/>
+          <w:iCs/>
+          <w:color w:val="000000"/>
+        </w:rPr>
+        <w:t xml:space="preserve">, </w:t>
+      </w:r>
+      <w:proofErr w:type="spellStart"/>
+      <w:r>
+        <w:rPr>
+          <w:rFonts w:eastAsia="Times New Roman"/>
+          <w:color w:val="000000"/>
+        </w:rPr>
+        <w:t>fecha_inicio</w:t>
+      </w:r>
+      <w:proofErr w:type="spellEnd"/>
+      <w:r>
+        <w:rPr>
+          <w:rFonts w:eastAsia="Times New Roman"/>
+          <w:color w:val="000000"/>
+        </w:rPr>
+        <w:t xml:space="preserve">, </w:t>
+      </w:r>
+      <w:proofErr w:type="spellStart"/>
+      <w:r>
+        <w:rPr>
+          <w:rFonts w:eastAsia="Times New Roman"/>
+          <w:color w:val="000000"/>
+        </w:rPr>
+        <w:t>fecha_fin</w:t>
+      </w:r>
+      <w:proofErr w:type="spellEnd"/>
+      <w:r>
+        <w:rPr>
+          <w:rFonts w:eastAsia="Times New Roman"/>
+          <w:color w:val="000000"/>
+        </w:rPr>
+        <w:t>)</w:t>
+      </w:r>
+    </w:p>
+    <w:p>
+      <w:pPr>
+        <w:spacing w:before="0" w:line="240" w:lineRule="auto"/>
+        <w:ind w:left="0"/>
+        <w:rPr>
+          <w:rFonts w:ascii="Times New Roman" w:eastAsia="Times New Roman" w:hAnsi="Times New Roman" w:cs="Times New Roman"/>
+          <w:sz w:val="24"/>
+          <w:szCs w:val="24"/>
+        </w:rPr>
+      </w:pPr>
+    </w:p>
+    <w:p>
+      <w:pPr>
+        <w:spacing w:line="240" w:lineRule="auto"/>
+        <w:ind w:left="0"/>
+        <w:rPr>
+          <w:rFonts w:ascii="Times New Roman" w:eastAsia="Times New Roman" w:hAnsi="Times New Roman" w:cs="Times New Roman"/>
+          <w:sz w:val="24"/>
+          <w:szCs w:val="24"/>
+        </w:rPr>
+      </w:pPr>
+      <w:r>
+        <w:rPr>
+          <w:rFonts w:eastAsia="Times New Roman"/>
+          <w:b/>
+          <w:bCs/>
+          <w:color w:val="4F81BD"/>
+        </w:rPr>
+        <w:t>FASE-ITERACION (1:N):</w:t>
+      </w:r>
+    </w:p>
+    <w:p>
+      <w:pPr>
+        <w:spacing w:line="240" w:lineRule="auto"/>
+        <w:ind w:left="0"/>
+        <w:jc w:val="both"/>
+        <w:rPr>
+          <w:rFonts w:ascii="Times New Roman" w:eastAsia="Times New Roman" w:hAnsi="Times New Roman" w:cs="Times New Roman"/>
+          <w:sz w:val="24"/>
+          <w:szCs w:val="24"/>
+        </w:rPr>
+      </w:pPr>
+      <w:r>
+        <w:rPr>
+          <w:rFonts w:eastAsia="Times New Roman"/>
+          <w:color w:val="000000"/>
+        </w:rPr>
+        <w:t>FASE (</w:t>
+      </w:r>
+      <w:proofErr w:type="spellStart"/>
+      <w:r>
+        <w:rPr>
+          <w:rFonts w:eastAsia="Times New Roman"/>
+          <w:b/>
+          <w:bCs/>
+          <w:color w:val="000000"/>
+          <w:u w:val="single"/>
+        </w:rPr>
+        <w:t>id_fase</w:t>
+      </w:r>
+      <w:proofErr w:type="spellEnd"/>
+      <w:r>
+        <w:rPr>
+          <w:rFonts w:eastAsia="Times New Roman"/>
+          <w:b/>
+          <w:bCs/>
+          <w:color w:val="000000"/>
+        </w:rPr>
+        <w:t>(PK)</w:t>
+      </w:r>
+      <w:r>
+        <w:rPr>
+          <w:rFonts w:eastAsia="Times New Roman"/>
+          <w:color w:val="000000"/>
+        </w:rPr>
+        <w:t>, nombre).</w:t>
+      </w:r>
+    </w:p>
+    <w:p>
+      <w:pPr>
+        <w:spacing w:line="240" w:lineRule="auto"/>
+        <w:ind w:left="0"/>
+        <w:jc w:val="both"/>
+        <w:rPr>
+          <w:rFonts w:ascii="Times New Roman" w:eastAsia="Times New Roman" w:hAnsi="Times New Roman" w:cs="Times New Roman"/>
+          <w:sz w:val="24"/>
+          <w:szCs w:val="24"/>
+        </w:rPr>
+      </w:pPr>
+      <w:r>
+        <w:rPr>
+          <w:rFonts w:eastAsia="Times New Roman"/>
+          <w:color w:val="000000"/>
+        </w:rPr>
+        <w:t>ITERACION (</w:t>
+      </w:r>
+      <w:proofErr w:type="spellStart"/>
+      <w:r>
+        <w:rPr>
+          <w:rFonts w:eastAsia="Times New Roman"/>
+          <w:b/>
+          <w:bCs/>
+          <w:color w:val="000000"/>
+          <w:u w:val="single"/>
+        </w:rPr>
+        <w:t>id_iteracion</w:t>
+      </w:r>
+      <w:proofErr w:type="spellEnd"/>
+      <w:r>
+        <w:rPr>
+          <w:rFonts w:eastAsia="Times New Roman"/>
+          <w:b/>
+          <w:bCs/>
+          <w:color w:val="000000"/>
+        </w:rPr>
+        <w:t>(PK)</w:t>
+      </w:r>
+      <w:r>
+        <w:rPr>
+          <w:rFonts w:eastAsia="Times New Roman"/>
+          <w:color w:val="000000"/>
+        </w:rPr>
+        <w:t xml:space="preserve">, </w:t>
+      </w:r>
+      <w:proofErr w:type="spellStart"/>
+      <w:r>
+        <w:rPr>
+          <w:rFonts w:eastAsia="Times New Roman"/>
+          <w:color w:val="000000"/>
+        </w:rPr>
+        <w:t>numero_iteracion</w:t>
+      </w:r>
+      <w:proofErr w:type="spellEnd"/>
+      <w:r>
+        <w:rPr>
+          <w:rFonts w:eastAsia="Times New Roman"/>
+          <w:color w:val="000000"/>
+        </w:rPr>
+        <w:t xml:space="preserve">, </w:t>
+      </w:r>
+      <w:proofErr w:type="spellStart"/>
+      <w:r>
+        <w:rPr>
+          <w:rFonts w:eastAsia="Times New Roman"/>
+          <w:color w:val="000000"/>
+        </w:rPr>
+        <w:t>fecha_fin</w:t>
+      </w:r>
+      <w:proofErr w:type="spellEnd"/>
+      <w:r>
+        <w:rPr>
+          <w:rFonts w:eastAsia="Times New Roman"/>
+          <w:color w:val="000000"/>
+        </w:rPr>
+        <w:t xml:space="preserve">, </w:t>
+      </w:r>
+      <w:proofErr w:type="spellStart"/>
+      <w:r>
+        <w:rPr>
+          <w:rFonts w:eastAsia="Times New Roman"/>
+          <w:color w:val="000000"/>
+        </w:rPr>
+        <w:t>fecha_inicio</w:t>
+      </w:r>
+      <w:proofErr w:type="spellEnd"/>
+      <w:r>
+        <w:rPr>
+          <w:rFonts w:eastAsia="Times New Roman"/>
+          <w:color w:val="000000"/>
+        </w:rPr>
+        <w:t xml:space="preserve">, objetivo, </w:t>
+      </w:r>
+      <w:proofErr w:type="spellStart"/>
+      <w:r>
+        <w:rPr>
+          <w:rFonts w:eastAsia="Times New Roman"/>
+          <w:i/>
+          <w:iCs/>
+          <w:color w:val="073763"/>
+        </w:rPr>
+        <w:t>id_fase</w:t>
+      </w:r>
+      <w:proofErr w:type="spellEnd"/>
+      <w:r>
+        <w:rPr>
+          <w:rFonts w:eastAsia="Times New Roman"/>
+          <w:i/>
+          <w:iCs/>
+          <w:color w:val="073763"/>
+        </w:rPr>
+        <w:t xml:space="preserve"> (FK)</w:t>
+      </w:r>
+      <w:r>
+        <w:rPr>
+          <w:rFonts w:eastAsia="Times New Roman"/>
+          <w:color w:val="000000"/>
+        </w:rPr>
+        <w:t>)</w:t>
+      </w:r>
+    </w:p>
+    <w:p>
+      <w:pPr>
+        <w:spacing w:before="0" w:line="240" w:lineRule="auto"/>
+        <w:ind w:left="0"/>
+        <w:rPr>
+          <w:rFonts w:ascii="Times New Roman" w:eastAsia="Times New Roman" w:hAnsi="Times New Roman" w:cs="Times New Roman"/>
+          <w:sz w:val="24"/>
+          <w:szCs w:val="24"/>
+        </w:rPr>
+      </w:pPr>
+    </w:p>
+    <w:p>
+      <w:pPr>
+        <w:spacing w:line="240" w:lineRule="auto"/>
+        <w:ind w:left="0"/>
+        <w:rPr>
+          <w:rFonts w:ascii="Times New Roman" w:eastAsia="Times New Roman" w:hAnsi="Times New Roman" w:cs="Times New Roman"/>
+          <w:sz w:val="24"/>
+          <w:szCs w:val="24"/>
+        </w:rPr>
+      </w:pPr>
+      <w:r>
+        <w:rPr>
+          <w:rFonts w:eastAsia="Times New Roman"/>
+          <w:b/>
+          <w:bCs/>
+          <w:color w:val="4F81BD"/>
+        </w:rPr>
+        <w:t>ITERACION-TAREA (N:M):</w:t>
+      </w:r>
+    </w:p>
+    <w:p>
+      <w:pPr>
+        <w:spacing w:line="240" w:lineRule="auto"/>
+        <w:ind w:left="0"/>
+        <w:jc w:val="both"/>
+        <w:rPr>
+          <w:rFonts w:ascii="Times New Roman" w:eastAsia="Times New Roman" w:hAnsi="Times New Roman" w:cs="Times New Roman"/>
+          <w:sz w:val="24"/>
+          <w:szCs w:val="24"/>
+        </w:rPr>
+      </w:pPr>
+      <w:r>
+        <w:rPr>
+          <w:rFonts w:eastAsia="Times New Roman"/>
+          <w:color w:val="000000"/>
+        </w:rPr>
+        <w:t>ITERACION (</w:t>
+      </w:r>
+      <w:proofErr w:type="spellStart"/>
+      <w:r>
+        <w:rPr>
+          <w:rFonts w:eastAsia="Times New Roman"/>
+          <w:b/>
+          <w:bCs/>
+          <w:color w:val="000000"/>
+          <w:u w:val="single"/>
+        </w:rPr>
+        <w:t>id_iteracion</w:t>
+      </w:r>
+      <w:proofErr w:type="spellEnd"/>
+      <w:r>
+        <w:rPr>
+          <w:rFonts w:eastAsia="Times New Roman"/>
+          <w:b/>
+          <w:bCs/>
+          <w:color w:val="000000"/>
+        </w:rPr>
+        <w:t>(PK)</w:t>
+      </w:r>
+      <w:r>
+        <w:rPr>
+          <w:rFonts w:eastAsia="Times New Roman"/>
+          <w:color w:val="000000"/>
+        </w:rPr>
+        <w:t xml:space="preserve">, </w:t>
+      </w:r>
+      <w:proofErr w:type="spellStart"/>
+      <w:r>
+        <w:rPr>
+          <w:rFonts w:eastAsia="Times New Roman"/>
+          <w:color w:val="000000"/>
+        </w:rPr>
+        <w:t>numero_iteracion</w:t>
+      </w:r>
+      <w:proofErr w:type="spellEnd"/>
+      <w:r>
+        <w:rPr>
+          <w:rFonts w:eastAsia="Times New Roman"/>
+          <w:color w:val="000000"/>
+        </w:rPr>
+        <w:t xml:space="preserve">, </w:t>
+      </w:r>
+      <w:proofErr w:type="spellStart"/>
+      <w:r>
+        <w:rPr>
+          <w:rFonts w:eastAsia="Times New Roman"/>
+          <w:color w:val="000000"/>
+        </w:rPr>
+        <w:t>fecha_fin</w:t>
+      </w:r>
+      <w:proofErr w:type="spellEnd"/>
+      <w:r>
+        <w:rPr>
+          <w:rFonts w:eastAsia="Times New Roman"/>
+          <w:color w:val="000000"/>
+        </w:rPr>
+        <w:t xml:space="preserve">, </w:t>
+      </w:r>
+      <w:proofErr w:type="spellStart"/>
+      <w:r>
+        <w:rPr>
+          <w:rFonts w:eastAsia="Times New Roman"/>
+          <w:color w:val="000000"/>
+        </w:rPr>
+        <w:t>fecha_inicio</w:t>
+      </w:r>
+      <w:proofErr w:type="spellEnd"/>
+      <w:r>
+        <w:rPr>
+          <w:rFonts w:eastAsia="Times New Roman"/>
+          <w:color w:val="000000"/>
+        </w:rPr>
+        <w:t xml:space="preserve">, objetivo, </w:t>
+      </w:r>
+      <w:proofErr w:type="spellStart"/>
+      <w:r>
+        <w:rPr>
+          <w:rFonts w:eastAsia="Times New Roman"/>
+          <w:i/>
+          <w:iCs/>
+          <w:color w:val="073763"/>
+        </w:rPr>
+        <w:t>id_fase</w:t>
+      </w:r>
+      <w:proofErr w:type="spellEnd"/>
+      <w:r>
+        <w:rPr>
+          <w:rFonts w:eastAsia="Times New Roman"/>
+          <w:i/>
+          <w:iCs/>
+          <w:color w:val="073763"/>
+        </w:rPr>
+        <w:t xml:space="preserve"> (FK)</w:t>
+      </w:r>
+      <w:r>
+        <w:rPr>
+          <w:rFonts w:eastAsia="Times New Roman"/>
+          <w:color w:val="000000"/>
+        </w:rPr>
+        <w:t>)</w:t>
+      </w:r>
+    </w:p>
+    <w:p>
+      <w:pPr>
+        <w:spacing w:line="240" w:lineRule="auto"/>
+        <w:ind w:left="0"/>
+        <w:jc w:val="both"/>
+        <w:rPr>
+          <w:rFonts w:ascii="Times New Roman" w:eastAsia="Times New Roman" w:hAnsi="Times New Roman" w:cs="Times New Roman"/>
+          <w:sz w:val="24"/>
+          <w:szCs w:val="24"/>
+        </w:rPr>
+      </w:pPr>
+      <w:r>
+        <w:rPr>
+          <w:rFonts w:eastAsia="Times New Roman"/>
+          <w:color w:val="000000"/>
+        </w:rPr>
+        <w:t>TAREA (</w:t>
+      </w:r>
+      <w:proofErr w:type="spellStart"/>
+      <w:r>
+        <w:rPr>
+          <w:rFonts w:eastAsia="Times New Roman"/>
+          <w:b/>
+          <w:bCs/>
+          <w:color w:val="000000"/>
+          <w:u w:val="single"/>
+        </w:rPr>
+        <w:t>id_tarea</w:t>
+      </w:r>
+      <w:proofErr w:type="spellEnd"/>
+      <w:r>
+        <w:rPr>
+          <w:rFonts w:eastAsia="Times New Roman"/>
+          <w:b/>
+          <w:bCs/>
+          <w:color w:val="000000"/>
+        </w:rPr>
+        <w:t>(PK)</w:t>
+      </w:r>
+      <w:r>
+        <w:rPr>
+          <w:rFonts w:eastAsia="Times New Roman"/>
+          <w:color w:val="000000"/>
+        </w:rPr>
+        <w:t>, nombre)</w:t>
+      </w:r>
+    </w:p>
+    <w:p>
+      <w:pPr>
+        <w:spacing w:line="240" w:lineRule="auto"/>
+        <w:ind w:left="0"/>
+        <w:jc w:val="both"/>
+        <w:rPr>
+          <w:rFonts w:ascii="Times New Roman" w:eastAsia="Times New Roman" w:hAnsi="Times New Roman" w:cs="Times New Roman"/>
+          <w:sz w:val="24"/>
+          <w:szCs w:val="24"/>
+        </w:rPr>
+      </w:pPr>
+      <w:r>
+        <w:rPr>
+          <w:rFonts w:eastAsia="Times New Roman"/>
+          <w:color w:val="000000"/>
+        </w:rPr>
+        <w:t>ITERACION_TAREA (</w:t>
+      </w:r>
+      <w:proofErr w:type="spellStart"/>
+      <w:r>
+        <w:rPr>
+          <w:rFonts w:eastAsia="Times New Roman"/>
+          <w:b/>
+          <w:bCs/>
+          <w:i/>
+          <w:iCs/>
+          <w:color w:val="073763"/>
+          <w:u w:val="single"/>
+        </w:rPr>
+        <w:t>id_iteracion</w:t>
+      </w:r>
+      <w:proofErr w:type="spellEnd"/>
+      <w:r>
+        <w:rPr>
+          <w:rFonts w:eastAsia="Times New Roman"/>
+          <w:b/>
+          <w:bCs/>
+          <w:i/>
+          <w:iCs/>
+          <w:color w:val="073763"/>
+          <w:u w:val="single"/>
+        </w:rPr>
+        <w:t xml:space="preserve">(FK), </w:t>
+      </w:r>
+      <w:proofErr w:type="spellStart"/>
+      <w:r>
+        <w:rPr>
+          <w:rFonts w:eastAsia="Times New Roman"/>
+          <w:b/>
+          <w:bCs/>
+          <w:i/>
+          <w:iCs/>
+          <w:color w:val="073763"/>
+          <w:u w:val="single"/>
+        </w:rPr>
+        <w:t>id_tarea</w:t>
+      </w:r>
+      <w:proofErr w:type="spellEnd"/>
+      <w:r>
+        <w:rPr>
+          <w:rFonts w:eastAsia="Times New Roman"/>
+          <w:b/>
+          <w:bCs/>
+          <w:i/>
+          <w:iCs/>
+          <w:color w:val="073763"/>
+          <w:u w:val="single"/>
+        </w:rPr>
+        <w:t>(FK)</w:t>
+      </w:r>
+      <w:r>
+        <w:rPr>
+          <w:rFonts w:eastAsia="Times New Roman"/>
+          <w:i/>
+          <w:iCs/>
+          <w:color w:val="000000"/>
+        </w:rPr>
+        <w:t>(</w:t>
+      </w:r>
+      <w:r>
+        <w:rPr>
+          <w:rFonts w:eastAsia="Times New Roman"/>
+          <w:b/>
+          <w:bCs/>
+          <w:i/>
+          <w:iCs/>
+          <w:color w:val="000000"/>
+        </w:rPr>
+        <w:t>PK)</w:t>
+      </w:r>
+      <w:r>
+        <w:rPr>
+          <w:rFonts w:eastAsia="Times New Roman"/>
+          <w:color w:val="000000"/>
+        </w:rPr>
+        <w:t>)</w:t>
+      </w:r>
+    </w:p>
+    <w:p>
+      <w:pPr>
+        <w:spacing w:before="0" w:line="240" w:lineRule="auto"/>
+        <w:ind w:left="0"/>
+        <w:rPr>
+          <w:rFonts w:ascii="Times New Roman" w:eastAsia="Times New Roman" w:hAnsi="Times New Roman" w:cs="Times New Roman"/>
+          <w:sz w:val="24"/>
+          <w:szCs w:val="24"/>
+        </w:rPr>
+      </w:pPr>
+    </w:p>
+    <w:p>
+      <w:pPr>
+        <w:spacing w:line="240" w:lineRule="auto"/>
+        <w:ind w:left="0"/>
+        <w:jc w:val="both"/>
+        <w:rPr>
+          <w:rFonts w:ascii="Times New Roman" w:eastAsia="Times New Roman" w:hAnsi="Times New Roman" w:cs="Times New Roman"/>
+          <w:sz w:val="24"/>
+          <w:szCs w:val="24"/>
+        </w:rPr>
+      </w:pPr>
+      <w:r>
+        <w:rPr>
+          <w:rFonts w:eastAsia="Times New Roman"/>
+          <w:b/>
+          <w:bCs/>
+          <w:color w:val="4F81BD"/>
+        </w:rPr>
+        <w:t>METRICA-TAREA (N:M):</w:t>
+      </w:r>
+    </w:p>
+    <w:p>
+      <w:pPr>
+        <w:spacing w:line="240" w:lineRule="auto"/>
+        <w:ind w:left="0"/>
+        <w:jc w:val="both"/>
+        <w:rPr>
+          <w:rFonts w:ascii="Times New Roman" w:eastAsia="Times New Roman" w:hAnsi="Times New Roman" w:cs="Times New Roman"/>
+          <w:sz w:val="24"/>
+          <w:szCs w:val="24"/>
+        </w:rPr>
+      </w:pPr>
+      <w:r>
+        <w:rPr>
+          <w:rFonts w:eastAsia="Times New Roman"/>
+          <w:color w:val="000000"/>
+        </w:rPr>
+        <w:lastRenderedPageBreak/>
+        <w:t>METRICA (</w:t>
+      </w:r>
+      <w:proofErr w:type="spellStart"/>
+      <w:r>
+        <w:rPr>
+          <w:rFonts w:eastAsia="Times New Roman"/>
+          <w:b/>
+          <w:bCs/>
+          <w:color w:val="000000"/>
+          <w:u w:val="single"/>
+        </w:rPr>
+        <w:t>id_metrica</w:t>
+      </w:r>
+      <w:proofErr w:type="spellEnd"/>
+      <w:r>
+        <w:rPr>
+          <w:rFonts w:eastAsia="Times New Roman"/>
+          <w:b/>
+          <w:bCs/>
+          <w:color w:val="000000"/>
+        </w:rPr>
+        <w:t>(PK)</w:t>
+      </w:r>
+      <w:r>
+        <w:rPr>
+          <w:rFonts w:eastAsia="Times New Roman"/>
+          <w:color w:val="000000"/>
+        </w:rPr>
+        <w:t xml:space="preserve">, nombre, </w:t>
+      </w:r>
+      <w:proofErr w:type="spellStart"/>
+      <w:r>
+        <w:rPr>
+          <w:rFonts w:eastAsia="Times New Roman"/>
+          <w:color w:val="000000"/>
+        </w:rPr>
+        <w:t>descripcion</w:t>
+      </w:r>
+      <w:proofErr w:type="spellEnd"/>
+      <w:r>
+        <w:rPr>
+          <w:rFonts w:eastAsia="Times New Roman"/>
+          <w:color w:val="000000"/>
+        </w:rPr>
+        <w:t>).</w:t>
+      </w:r>
+    </w:p>
+    <w:p>
+      <w:pPr>
+        <w:spacing w:line="240" w:lineRule="auto"/>
+        <w:ind w:left="0"/>
+        <w:jc w:val="both"/>
+        <w:rPr>
+          <w:rFonts w:ascii="Times New Roman" w:eastAsia="Times New Roman" w:hAnsi="Times New Roman" w:cs="Times New Roman"/>
+          <w:sz w:val="24"/>
+          <w:szCs w:val="24"/>
+        </w:rPr>
+      </w:pPr>
+      <w:r>
+        <w:rPr>
+          <w:rFonts w:eastAsia="Times New Roman"/>
+          <w:color w:val="000000"/>
+        </w:rPr>
+        <w:t>TAREA (</w:t>
+      </w:r>
+      <w:proofErr w:type="spellStart"/>
+      <w:r>
+        <w:rPr>
+          <w:rFonts w:eastAsia="Times New Roman"/>
+          <w:b/>
+          <w:bCs/>
+          <w:color w:val="000000"/>
+          <w:u w:val="single"/>
+        </w:rPr>
+        <w:t>id_tarea</w:t>
+      </w:r>
+      <w:proofErr w:type="spellEnd"/>
+      <w:r>
+        <w:rPr>
+          <w:rFonts w:eastAsia="Times New Roman"/>
+          <w:b/>
+          <w:bCs/>
+          <w:color w:val="000000"/>
+        </w:rPr>
+        <w:t>(PK)</w:t>
+      </w:r>
+      <w:r>
+        <w:rPr>
+          <w:rFonts w:eastAsia="Times New Roman"/>
+          <w:color w:val="000000"/>
+        </w:rPr>
+        <w:t>, nombre).</w:t>
+      </w:r>
+    </w:p>
+    <w:p>
+      <w:pPr>
+        <w:spacing w:line="240" w:lineRule="auto"/>
+        <w:ind w:left="0"/>
+        <w:jc w:val="both"/>
+        <w:rPr>
+          <w:rFonts w:ascii="Times New Roman" w:eastAsia="Times New Roman" w:hAnsi="Times New Roman" w:cs="Times New Roman"/>
+          <w:sz w:val="24"/>
+          <w:szCs w:val="24"/>
+        </w:rPr>
+      </w:pPr>
+      <w:r>
+        <w:rPr>
+          <w:rFonts w:eastAsia="Times New Roman"/>
+          <w:color w:val="000000"/>
+        </w:rPr>
+        <w:t>METRICA_TAREA (</w:t>
+      </w:r>
+      <w:proofErr w:type="spellStart"/>
+      <w:r>
+        <w:rPr>
+          <w:rFonts w:eastAsia="Times New Roman"/>
+          <w:b/>
+          <w:bCs/>
+          <w:i/>
+          <w:iCs/>
+          <w:color w:val="073763"/>
+          <w:u w:val="single"/>
+        </w:rPr>
+        <w:t>id_metrica</w:t>
+      </w:r>
+      <w:proofErr w:type="spellEnd"/>
+      <w:r>
+        <w:rPr>
+          <w:rFonts w:eastAsia="Times New Roman"/>
+          <w:b/>
+          <w:bCs/>
+          <w:i/>
+          <w:iCs/>
+          <w:color w:val="073763"/>
+          <w:u w:val="single"/>
+        </w:rPr>
+        <w:t xml:space="preserve">(FK), </w:t>
+      </w:r>
+      <w:proofErr w:type="spellStart"/>
+      <w:r>
+        <w:rPr>
+          <w:rFonts w:eastAsia="Times New Roman"/>
+          <w:b/>
+          <w:bCs/>
+          <w:i/>
+          <w:iCs/>
+          <w:color w:val="073763"/>
+          <w:u w:val="single"/>
+        </w:rPr>
+        <w:t>id_tarea</w:t>
+      </w:r>
+      <w:proofErr w:type="spellEnd"/>
+      <w:r>
+        <w:rPr>
+          <w:rFonts w:eastAsia="Times New Roman"/>
+          <w:b/>
+          <w:bCs/>
+          <w:i/>
+          <w:iCs/>
+          <w:color w:val="073763"/>
+          <w:u w:val="single"/>
+        </w:rPr>
+        <w:t>(FK)</w:t>
+      </w:r>
+      <w:r>
+        <w:rPr>
+          <w:rFonts w:eastAsia="Times New Roman"/>
+          <w:i/>
+          <w:iCs/>
+          <w:color w:val="000000"/>
+        </w:rPr>
+        <w:t>(</w:t>
+      </w:r>
+      <w:r>
+        <w:rPr>
+          <w:rFonts w:eastAsia="Times New Roman"/>
+          <w:b/>
+          <w:bCs/>
+          <w:i/>
+          <w:iCs/>
+          <w:color w:val="000000"/>
+        </w:rPr>
+        <w:t>PK)</w:t>
+      </w:r>
+      <w:r>
+        <w:rPr>
+          <w:rFonts w:eastAsia="Times New Roman"/>
+          <w:i/>
+          <w:iCs/>
+          <w:color w:val="000000"/>
+        </w:rPr>
+        <w:t xml:space="preserve">, </w:t>
+      </w:r>
+      <w:proofErr w:type="spellStart"/>
+      <w:r>
+        <w:rPr>
+          <w:rFonts w:eastAsia="Times New Roman"/>
+          <w:color w:val="000000"/>
+        </w:rPr>
+        <w:t>valor_planificado</w:t>
+      </w:r>
+      <w:proofErr w:type="spellEnd"/>
+      <w:r>
+        <w:rPr>
+          <w:rFonts w:eastAsia="Times New Roman"/>
+          <w:color w:val="000000"/>
+        </w:rPr>
+        <w:t xml:space="preserve">, </w:t>
+      </w:r>
+      <w:proofErr w:type="spellStart"/>
+      <w:r>
+        <w:rPr>
+          <w:rFonts w:eastAsia="Times New Roman"/>
+          <w:color w:val="000000"/>
+        </w:rPr>
+        <w:t>valor_ejecutado</w:t>
+      </w:r>
+      <w:proofErr w:type="spellEnd"/>
+      <w:r>
+        <w:rPr>
+          <w:rFonts w:eastAsia="Times New Roman"/>
+          <w:color w:val="000000"/>
+        </w:rPr>
+        <w:t xml:space="preserve">, </w:t>
+      </w:r>
+      <w:proofErr w:type="spellStart"/>
+      <w:r>
+        <w:rPr>
+          <w:rFonts w:eastAsia="Times New Roman"/>
+          <w:color w:val="000000"/>
+        </w:rPr>
+        <w:t>umbral_desviacion</w:t>
+      </w:r>
+      <w:proofErr w:type="spellEnd"/>
+      <w:r>
+        <w:rPr>
+          <w:rFonts w:eastAsia="Times New Roman"/>
+          <w:color w:val="000000"/>
+        </w:rPr>
+        <w:t>).</w:t>
+      </w:r>
+    </w:p>
+    <w:p>
+      <w:pPr>
+        <w:spacing w:before="0" w:line="240" w:lineRule="auto"/>
+        <w:ind w:left="0"/>
+        <w:rPr>
+          <w:rFonts w:ascii="Times New Roman" w:eastAsia="Times New Roman" w:hAnsi="Times New Roman" w:cs="Times New Roman"/>
+          <w:sz w:val="24"/>
+          <w:szCs w:val="24"/>
+        </w:rPr>
+      </w:pPr>
+    </w:p>
+    <w:p>
+      <w:pPr>
+        <w:spacing w:line="240" w:lineRule="auto"/>
+        <w:ind w:left="0"/>
+        <w:jc w:val="both"/>
+        <w:rPr>
+          <w:rFonts w:ascii="Times New Roman" w:eastAsia="Times New Roman" w:hAnsi="Times New Roman" w:cs="Times New Roman"/>
+          <w:sz w:val="24"/>
+          <w:szCs w:val="24"/>
+        </w:rPr>
+      </w:pPr>
+      <w:r>
+        <w:rPr>
+          <w:rFonts w:eastAsia="Times New Roman"/>
+          <w:b/>
+          <w:bCs/>
+          <w:color w:val="4F81BD"/>
+        </w:rPr>
+        <w:t>MODELO_CALIDAD-METRICA (N:M):</w:t>
+      </w:r>
+    </w:p>
+    <w:p>
+      <w:pPr>
+        <w:spacing w:line="240" w:lineRule="auto"/>
+        <w:ind w:left="0"/>
+        <w:jc w:val="both"/>
+        <w:rPr>
+          <w:rFonts w:ascii="Times New Roman" w:eastAsia="Times New Roman" w:hAnsi="Times New Roman" w:cs="Times New Roman"/>
+          <w:sz w:val="24"/>
+          <w:szCs w:val="24"/>
+        </w:rPr>
+      </w:pPr>
+      <w:r>
+        <w:rPr>
+          <w:rFonts w:eastAsia="Times New Roman"/>
+          <w:color w:val="000000"/>
+        </w:rPr>
+        <w:t>METRICA (</w:t>
+      </w:r>
+      <w:proofErr w:type="spellStart"/>
+      <w:r>
+        <w:rPr>
+          <w:rFonts w:eastAsia="Times New Roman"/>
+          <w:b/>
+          <w:bCs/>
+          <w:color w:val="000000"/>
+          <w:u w:val="single"/>
+        </w:rPr>
+        <w:t>id_metrica</w:t>
+      </w:r>
+      <w:proofErr w:type="spellEnd"/>
+      <w:r>
+        <w:rPr>
+          <w:rFonts w:eastAsia="Times New Roman"/>
+          <w:b/>
+          <w:bCs/>
+          <w:color w:val="000000"/>
+        </w:rPr>
+        <w:t>(PK)</w:t>
+      </w:r>
+      <w:r>
+        <w:rPr>
+          <w:rFonts w:eastAsia="Times New Roman"/>
+          <w:color w:val="000000"/>
+        </w:rPr>
+        <w:t xml:space="preserve">, nombre, </w:t>
+      </w:r>
+      <w:proofErr w:type="spellStart"/>
+      <w:r>
+        <w:rPr>
+          <w:rFonts w:eastAsia="Times New Roman"/>
+          <w:color w:val="000000"/>
+        </w:rPr>
+        <w:t>descripcion</w:t>
+      </w:r>
+      <w:proofErr w:type="spellEnd"/>
+      <w:r>
+        <w:rPr>
+          <w:rFonts w:eastAsia="Times New Roman"/>
+          <w:color w:val="000000"/>
+        </w:rPr>
+        <w:t>).</w:t>
+      </w:r>
+    </w:p>
+    <w:p>
+      <w:pPr>
+        <w:spacing w:line="240" w:lineRule="auto"/>
+        <w:ind w:left="0"/>
+        <w:jc w:val="both"/>
+        <w:rPr>
+          <w:rFonts w:ascii="Times New Roman" w:eastAsia="Times New Roman" w:hAnsi="Times New Roman" w:cs="Times New Roman"/>
+          <w:sz w:val="24"/>
+          <w:szCs w:val="24"/>
+        </w:rPr>
+      </w:pPr>
+      <w:r>
+        <w:rPr>
+          <w:rFonts w:eastAsia="Times New Roman"/>
+          <w:color w:val="000000"/>
+        </w:rPr>
+        <w:t>MODELO_CALIDAD (</w:t>
+      </w:r>
+      <w:proofErr w:type="spellStart"/>
+      <w:r>
+        <w:rPr>
+          <w:rFonts w:eastAsia="Times New Roman"/>
+          <w:b/>
+          <w:bCs/>
+          <w:color w:val="000000"/>
+          <w:u w:val="single"/>
+        </w:rPr>
+        <w:t>id_modelo</w:t>
+      </w:r>
+      <w:proofErr w:type="spellEnd"/>
+      <w:r>
+        <w:rPr>
+          <w:rFonts w:eastAsia="Times New Roman"/>
+          <w:b/>
+          <w:bCs/>
+          <w:color w:val="000000"/>
+        </w:rPr>
+        <w:t>(PK)</w:t>
+      </w:r>
+      <w:r>
+        <w:rPr>
+          <w:rFonts w:eastAsia="Times New Roman"/>
+          <w:color w:val="000000"/>
+        </w:rPr>
+        <w:t xml:space="preserve">, nombre, </w:t>
+      </w:r>
+      <w:proofErr w:type="spellStart"/>
+      <w:r>
+        <w:rPr>
+          <w:rFonts w:eastAsia="Times New Roman"/>
+          <w:color w:val="000000"/>
+        </w:rPr>
+        <w:t>descripcion</w:t>
+      </w:r>
+      <w:proofErr w:type="spellEnd"/>
+      <w:r>
+        <w:rPr>
+          <w:rFonts w:eastAsia="Times New Roman"/>
+          <w:color w:val="000000"/>
+        </w:rPr>
+        <w:t>).</w:t>
+      </w:r>
+    </w:p>
+    <w:p>
+      <w:pPr>
+        <w:spacing w:line="240" w:lineRule="auto"/>
+        <w:ind w:left="0"/>
+        <w:jc w:val="both"/>
+        <w:rPr>
+          <w:rFonts w:ascii="Times New Roman" w:eastAsia="Times New Roman" w:hAnsi="Times New Roman" w:cs="Times New Roman"/>
+          <w:sz w:val="24"/>
+          <w:szCs w:val="24"/>
+        </w:rPr>
+      </w:pPr>
+      <w:r>
+        <w:rPr>
+          <w:rFonts w:eastAsia="Times New Roman"/>
+          <w:color w:val="000000"/>
+        </w:rPr>
+        <w:t>METRICA_MODELO_CALIDAD (</w:t>
+      </w:r>
+      <w:proofErr w:type="spellStart"/>
+      <w:r>
+        <w:rPr>
+          <w:rFonts w:eastAsia="Times New Roman"/>
+          <w:b/>
+          <w:bCs/>
+          <w:i/>
+          <w:iCs/>
+          <w:color w:val="073763"/>
+          <w:u w:val="single"/>
+        </w:rPr>
+        <w:t>id_metrica</w:t>
+      </w:r>
+      <w:proofErr w:type="spellEnd"/>
+      <w:r>
+        <w:rPr>
+          <w:rFonts w:eastAsia="Times New Roman"/>
+          <w:b/>
+          <w:bCs/>
+          <w:i/>
+          <w:iCs/>
+          <w:color w:val="073763"/>
+          <w:u w:val="single"/>
+        </w:rPr>
+        <w:t xml:space="preserve">(FK), </w:t>
+      </w:r>
+      <w:proofErr w:type="spellStart"/>
+      <w:r>
+        <w:rPr>
+          <w:rFonts w:eastAsia="Times New Roman"/>
+          <w:b/>
+          <w:bCs/>
+          <w:i/>
+          <w:iCs/>
+          <w:color w:val="073763"/>
+          <w:u w:val="single"/>
+        </w:rPr>
+        <w:t>id_modelo</w:t>
+      </w:r>
+      <w:proofErr w:type="spellEnd"/>
+      <w:r>
+        <w:rPr>
+          <w:rFonts w:eastAsia="Times New Roman"/>
+          <w:b/>
+          <w:bCs/>
+          <w:i/>
+          <w:iCs/>
+          <w:color w:val="073763"/>
+          <w:u w:val="single"/>
+        </w:rPr>
+        <w:t>(FK)</w:t>
+      </w:r>
+      <w:r>
+        <w:rPr>
+          <w:rFonts w:eastAsia="Times New Roman"/>
+          <w:i/>
+          <w:iCs/>
+          <w:color w:val="000000"/>
+        </w:rPr>
+        <w:t>(</w:t>
+      </w:r>
+      <w:r>
+        <w:rPr>
+          <w:rFonts w:eastAsia="Times New Roman"/>
+          <w:b/>
+          <w:bCs/>
+          <w:i/>
+          <w:iCs/>
+          <w:color w:val="000000"/>
+        </w:rPr>
+        <w:t>PK)</w:t>
+      </w:r>
+      <w:r>
+        <w:rPr>
+          <w:rFonts w:eastAsia="Times New Roman"/>
+          <w:color w:val="000000"/>
+        </w:rPr>
+        <w:t>).</w:t>
+      </w:r>
+    </w:p>
+    <w:p>
+      <w:pPr>
+        <w:spacing w:before="0" w:after="240" w:line="240" w:lineRule="auto"/>
+        <w:ind w:left="0"/>
+        <w:rPr>
+          <w:rFonts w:ascii="Times New Roman" w:eastAsia="Times New Roman" w:hAnsi="Times New Roman" w:cs="Times New Roman"/>
+          <w:sz w:val="24"/>
+          <w:szCs w:val="24"/>
+        </w:rPr>
+      </w:pPr>
+    </w:p>
+    <w:p>
+      <w:pPr>
+        <w:spacing w:line="240" w:lineRule="auto"/>
+        <w:ind w:left="0"/>
+        <w:jc w:val="both"/>
+        <w:rPr>
+          <w:rFonts w:ascii="Times New Roman" w:eastAsia="Times New Roman" w:hAnsi="Times New Roman" w:cs="Times New Roman"/>
+          <w:sz w:val="24"/>
+          <w:szCs w:val="24"/>
+        </w:rPr>
+      </w:pPr>
+      <w:r>
+        <w:rPr>
+          <w:rFonts w:eastAsia="Times New Roman"/>
+          <w:b/>
+          <w:bCs/>
+          <w:color w:val="4F81BD"/>
+        </w:rPr>
+        <w:t>PROYECTO-MODELO_CALIDAD (1:N):</w:t>
+      </w:r>
+    </w:p>
+    <w:p>
+      <w:pPr>
+        <w:spacing w:line="240" w:lineRule="auto"/>
+        <w:ind w:left="0"/>
+        <w:jc w:val="both"/>
+        <w:rPr>
+          <w:rFonts w:ascii="Times New Roman" w:eastAsia="Times New Roman" w:hAnsi="Times New Roman" w:cs="Times New Roman"/>
+          <w:sz w:val="24"/>
+          <w:szCs w:val="24"/>
+        </w:rPr>
+      </w:pPr>
+      <w:r>
+        <w:rPr>
+          <w:rFonts w:eastAsia="Times New Roman"/>
+          <w:color w:val="000000"/>
+        </w:rPr>
+        <w:t>MODELO_CALIDAD (</w:t>
+      </w:r>
+      <w:proofErr w:type="spellStart"/>
+      <w:r>
+        <w:rPr>
+          <w:rFonts w:eastAsia="Times New Roman"/>
+          <w:b/>
+          <w:bCs/>
+          <w:color w:val="000000"/>
+          <w:u w:val="single"/>
+        </w:rPr>
+        <w:t>id_modelo</w:t>
+      </w:r>
+      <w:proofErr w:type="spellEnd"/>
+      <w:r>
+        <w:rPr>
+          <w:rFonts w:eastAsia="Times New Roman"/>
+          <w:b/>
+          <w:bCs/>
+          <w:color w:val="000000"/>
+        </w:rPr>
+        <w:t>(PK)</w:t>
+      </w:r>
+      <w:r>
+        <w:rPr>
+          <w:rFonts w:eastAsia="Times New Roman"/>
+          <w:color w:val="000000"/>
+        </w:rPr>
+        <w:t xml:space="preserve">, nombre, </w:t>
+      </w:r>
+      <w:proofErr w:type="spellStart"/>
+      <w:r>
+        <w:rPr>
+          <w:rFonts w:eastAsia="Times New Roman"/>
+          <w:color w:val="000000"/>
+        </w:rPr>
+        <w:t>descripcion</w:t>
+      </w:r>
+      <w:proofErr w:type="spellEnd"/>
+      <w:r>
+        <w:rPr>
+          <w:rFonts w:eastAsia="Times New Roman"/>
+          <w:color w:val="000000"/>
+        </w:rPr>
+        <w:t>).</w:t>
+      </w:r>
+    </w:p>
+    <w:p>
+      <w:pPr>
+        <w:spacing w:line="240" w:lineRule="auto"/>
+        <w:ind w:left="0"/>
+        <w:jc w:val="both"/>
+        <w:rPr>
+          <w:rFonts w:ascii="Times New Roman" w:eastAsia="Times New Roman" w:hAnsi="Times New Roman" w:cs="Times New Roman"/>
+          <w:sz w:val="24"/>
+          <w:szCs w:val="24"/>
+        </w:rPr>
+      </w:pPr>
+      <w:r>
+        <w:rPr>
+          <w:rFonts w:eastAsia="Times New Roman"/>
+          <w:color w:val="000000"/>
+        </w:rPr>
+        <w:t>PROYECTO (</w:t>
+      </w:r>
+      <w:proofErr w:type="spellStart"/>
+      <w:r>
+        <w:rPr>
+          <w:rFonts w:eastAsia="Times New Roman"/>
+          <w:b/>
+          <w:bCs/>
+          <w:color w:val="000000"/>
+          <w:u w:val="single"/>
+        </w:rPr>
+        <w:t>id_proyecto</w:t>
+      </w:r>
+      <w:proofErr w:type="spellEnd"/>
+      <w:r>
+        <w:rPr>
+          <w:rFonts w:eastAsia="Times New Roman"/>
+          <w:b/>
+          <w:bCs/>
+          <w:color w:val="000000"/>
+        </w:rPr>
+        <w:t>(PK)</w:t>
+      </w:r>
+      <w:r>
+        <w:rPr>
+          <w:rFonts w:eastAsia="Times New Roman"/>
+          <w:color w:val="000000"/>
+        </w:rPr>
+        <w:t xml:space="preserve">, objetivo, </w:t>
+      </w:r>
+      <w:proofErr w:type="spellStart"/>
+      <w:r>
+        <w:rPr>
+          <w:rFonts w:eastAsia="Times New Roman"/>
+          <w:color w:val="000000"/>
+        </w:rPr>
+        <w:t>descripcion</w:t>
+      </w:r>
+      <w:proofErr w:type="spellEnd"/>
+      <w:r>
+        <w:rPr>
+          <w:rFonts w:eastAsia="Times New Roman"/>
+          <w:color w:val="000000"/>
+        </w:rPr>
+        <w:t>, estado, nombre,</w:t>
+      </w:r>
+      <w:r>
+        <w:rPr>
+          <w:rFonts w:eastAsia="Times New Roman"/>
+          <w:i/>
+          <w:iCs/>
+          <w:color w:val="073763"/>
+          <w:u w:val="single"/>
+        </w:rPr>
+        <w:t xml:space="preserve"> </w:t>
+      </w:r>
+      <w:proofErr w:type="spellStart"/>
+      <w:r>
+        <w:rPr>
+          <w:rFonts w:eastAsia="Times New Roman"/>
+          <w:i/>
+          <w:iCs/>
+          <w:color w:val="073763"/>
+        </w:rPr>
+        <w:t>id_modelo</w:t>
+      </w:r>
+      <w:proofErr w:type="spellEnd"/>
+      <w:r>
+        <w:rPr>
+          <w:rFonts w:eastAsia="Times New Roman"/>
+          <w:i/>
+          <w:iCs/>
+          <w:color w:val="073763"/>
+        </w:rPr>
+        <w:t>(FK)</w:t>
+      </w:r>
+      <w:r>
+        <w:rPr>
+          <w:rFonts w:eastAsia="Times New Roman"/>
+          <w:color w:val="000000"/>
+        </w:rPr>
+        <w:t>).</w:t>
+      </w:r>
+    </w:p>
+    <w:p>
+      <w:pPr>
+        <w:spacing w:before="0" w:line="240" w:lineRule="auto"/>
+        <w:ind w:left="0"/>
+        <w:rPr>
+          <w:rFonts w:ascii="Times New Roman" w:eastAsia="Times New Roman" w:hAnsi="Times New Roman" w:cs="Times New Roman"/>
+          <w:sz w:val="24"/>
+          <w:szCs w:val="24"/>
+        </w:rPr>
+      </w:pPr>
+    </w:p>
+    <w:p>
+      <w:pPr>
+        <w:spacing w:line="240" w:lineRule="auto"/>
+        <w:ind w:left="0"/>
+        <w:outlineLvl w:val="1"/>
+        <w:rPr>
+          <w:rFonts w:ascii="Times New Roman" w:eastAsia="Times New Roman" w:hAnsi="Times New Roman" w:cs="Times New Roman"/>
+          <w:b/>
+          <w:bCs/>
+          <w:sz w:val="36"/>
+          <w:szCs w:val="36"/>
+        </w:rPr>
+      </w:pPr>
+      <w:r>
+        <w:rPr>
+          <w:rFonts w:ascii="Cambria" w:eastAsia="Times New Roman" w:hAnsi="Cambria" w:cs="Times New Roman"/>
+          <w:b/>
+          <w:bCs/>
           <w:color w:val="4F81BD"/>
           <w:sz w:val="26"/>
           <w:szCs w:val="26"/>
         </w:rPr>
-      </w:pPr>
-      <w:bookmarkStart w:id="17" w:name="_heading=h.kclsonkky4td" w:colFirst="0" w:colLast="0"/>
-      <w:bookmarkEnd w:id="17"/>
-      <w:r>
-        <w:rPr>
-          <w:rFonts w:ascii="Cambria" w:eastAsia="Cambria" w:hAnsi="Cambria" w:cs="Cambria"/>
+        <w:t>Grafo Relacional</w:t>
+      </w:r>
+    </w:p>
+    <w:p>
+      <w:pPr>
+        <w:spacing w:line="240" w:lineRule="auto"/>
+        <w:ind w:left="0" w:hanging="357"/>
+        <w:rPr>
+          <w:rFonts w:ascii="Times New Roman" w:eastAsia="Times New Roman" w:hAnsi="Times New Roman" w:cs="Times New Roman"/>
+          <w:sz w:val="24"/>
+          <w:szCs w:val="24"/>
+        </w:rPr>
+      </w:pPr>
+      <w:r>
+        <w:rPr>
+          <w:rFonts w:eastAsia="Times New Roman"/>
+          <w:noProof/>
+          <w:color w:val="000000"/>
+          <w:bdr w:val="none" w:sz="0" w:space="0" w:color="auto" w:frame="1"/>
+        </w:rPr>
+        <w:lastRenderedPageBreak/>
+        <w:drawing>
+          <wp:inline distT="0" distB="0" distL="0" distR="0" wp14:anchorId="53404AE4" wp14:editId="6485DDF9">
+            <wp:extent cx="6315075" cy="6000750"/>
+            <wp:effectExtent l="0" t="0" r="9525" b="0"/>
+            <wp:docPr id="7" name="Imagen 7"/>
+            <wp:cNvGraphicFramePr>
+              <a:graphicFrameLocks xmlns:a="http://schemas.openxmlformats.org/drawingml/2006/main" noChangeAspect="1"/>
+            </wp:cNvGraphicFramePr>
+            <a:graphic xmlns:a="http://schemas.openxmlformats.org/drawingml/2006/main">
+              <a:graphicData uri="http://schemas.openxmlformats.org/drawingml/2006/picture">
+                <pic:pic xmlns:pic="http://schemas.openxmlformats.org/drawingml/2006/picture">
+                  <pic:nvPicPr>
+                    <pic:cNvPr id="0" name="Picture 7"/>
+                    <pic:cNvPicPr>
+                      <a:picLocks noChangeAspect="1" noChangeArrowheads="1"/>
+                    </pic:cNvPicPr>
+                  </pic:nvPicPr>
+                  <pic:blipFill>
+                    <a:blip r:embed="rId13">
+                      <a:extLst>
+                        <a:ext uri="{28A0092B-C50C-407E-A947-70E740481C1C}">
+                          <a14:useLocalDpi xmlns:a14="http://schemas.microsoft.com/office/drawing/2010/main" val="0"/>
+                        </a:ext>
+                      </a:extLst>
+                    </a:blip>
+                    <a:srcRect/>
+                    <a:stretch>
+                      <a:fillRect/>
+                    </a:stretch>
+                  </pic:blipFill>
+                  <pic:spPr bwMode="auto">
+                    <a:xfrm>
+                      <a:off x="0" y="0"/>
+                      <a:ext cx="6315075" cy="6000750"/>
+                    </a:xfrm>
+                    <a:prstGeom prst="rect">
+                      <a:avLst/>
+                    </a:prstGeom>
+                    <a:noFill/>
+                    <a:ln>
+                      <a:noFill/>
+                    </a:ln>
+                  </pic:spPr>
+                </pic:pic>
+              </a:graphicData>
+            </a:graphic>
+          </wp:inline>
+        </w:drawing>
+      </w:r>
+    </w:p>
+    <w:p>
+      <w:pPr>
+        <w:spacing w:before="0" w:after="240" w:line="240" w:lineRule="auto"/>
+        <w:ind w:left="0"/>
+        <w:jc w:val="center"/>
+        <w:rPr>
+          <w:rFonts w:ascii="Times New Roman" w:eastAsia="Times New Roman" w:hAnsi="Times New Roman" w:cs="Times New Roman"/>
+          <w:sz w:val="24"/>
+          <w:szCs w:val="24"/>
+        </w:rPr>
+      </w:pPr>
+      <w:r>
+        <w:rPr>
+          <w:rFonts w:eastAsia="Times New Roman"/>
+          <w:color w:val="000000"/>
+        </w:rPr>
+        <w:t>Ilustración 2. Grafo Relacional</w:t>
+      </w:r>
+    </w:p>
+    <w:p>
+      <w:pPr>
+        <w:spacing w:before="0" w:line="240" w:lineRule="auto"/>
+        <w:ind w:left="0"/>
+        <w:rPr>
+          <w:rFonts w:ascii="Times New Roman" w:eastAsia="Times New Roman" w:hAnsi="Times New Roman" w:cs="Times New Roman"/>
+          <w:sz w:val="24"/>
+          <w:szCs w:val="24"/>
+        </w:rPr>
+      </w:pPr>
+    </w:p>
+    <w:p>
+      <w:pPr>
+        <w:spacing w:line="240" w:lineRule="auto"/>
+        <w:ind w:left="0" w:hanging="357"/>
+        <w:outlineLvl w:val="1"/>
+        <w:rPr>
+          <w:rFonts w:ascii="Times New Roman" w:eastAsia="Times New Roman" w:hAnsi="Times New Roman" w:cs="Times New Roman"/>
           <w:b/>
+          <w:bCs/>
+          <w:sz w:val="36"/>
+          <w:szCs w:val="36"/>
+        </w:rPr>
+      </w:pPr>
+      <w:r>
+        <w:rPr>
+          <w:rFonts w:ascii="Cambria" w:eastAsia="Times New Roman" w:hAnsi="Cambria" w:cs="Times New Roman"/>
+          <w:b/>
+          <w:bCs/>
           <w:color w:val="4F81BD"/>
           <w:sz w:val="26"/>
           <w:szCs w:val="26"/>
         </w:rPr>
-        <w:t>Convención</w:t>
-      </w:r>
-    </w:p>
-    <w:p>
-      <w:pPr>
-        <w:spacing w:before="240" w:after="240"/>
+        <w:t>Normalización</w:t>
+      </w:r>
+    </w:p>
+    <w:p>
+      <w:pPr>
+        <w:spacing w:line="240" w:lineRule="auto"/>
+        <w:ind w:left="0" w:hanging="357"/>
+        <w:outlineLvl w:val="2"/>
+        <w:rPr>
+          <w:rFonts w:ascii="Times New Roman" w:eastAsia="Times New Roman" w:hAnsi="Times New Roman" w:cs="Times New Roman"/>
+          <w:b/>
+          <w:bCs/>
+          <w:sz w:val="27"/>
+          <w:szCs w:val="27"/>
+        </w:rPr>
+      </w:pPr>
+      <w:r>
+        <w:rPr>
+          <w:rFonts w:ascii="Cambria" w:eastAsia="Times New Roman" w:hAnsi="Cambria" w:cs="Times New Roman"/>
+          <w:b/>
+          <w:bCs/>
+          <w:color w:val="4F81BD"/>
+        </w:rPr>
+        <w:t>Dependencias funcionales</w:t>
+      </w:r>
+    </w:p>
+    <w:p>
+      <w:pPr>
+        <w:spacing w:line="240" w:lineRule="auto"/>
         <w:ind w:left="0"/>
         <w:jc w:val="both"/>
-      </w:pPr>
-      <w:r>
+        <w:rPr>
+          <w:rFonts w:ascii="Times New Roman" w:eastAsia="Times New Roman" w:hAnsi="Times New Roman" w:cs="Times New Roman"/>
+          <w:sz w:val="24"/>
+          <w:szCs w:val="24"/>
+        </w:rPr>
+      </w:pPr>
+      <w:r>
+        <w:rPr>
+          <w:rFonts w:eastAsia="Times New Roman"/>
+          <w:b/>
+          <w:bCs/>
+          <w:color w:val="4F81BD"/>
+        </w:rPr>
+        <w:t>PROYECTO</w:t>
+      </w:r>
+      <w:r>
+        <w:rPr>
+          <w:rFonts w:eastAsia="Times New Roman"/>
+          <w:color w:val="000000"/>
+        </w:rPr>
+        <w:t> </w:t>
+      </w:r>
+    </w:p>
+    <w:p>
+      <w:pPr>
+        <w:spacing w:line="240" w:lineRule="auto"/>
+        <w:ind w:left="0"/>
+        <w:jc w:val="both"/>
+        <w:rPr>
+          <w:rFonts w:ascii="Times New Roman" w:eastAsia="Times New Roman" w:hAnsi="Times New Roman" w:cs="Times New Roman"/>
+          <w:sz w:val="24"/>
+          <w:szCs w:val="24"/>
+        </w:rPr>
+      </w:pPr>
+      <w:proofErr w:type="spellStart"/>
+      <w:r>
+        <w:rPr>
+          <w:rFonts w:eastAsia="Times New Roman"/>
+          <w:color w:val="000000"/>
+        </w:rPr>
+        <w:t>id_proyecto</w:t>
+      </w:r>
+      <w:proofErr w:type="spellEnd"/>
+      <w:r>
+        <w:rPr>
+          <w:rFonts w:eastAsia="Times New Roman"/>
+          <w:color w:val="000000"/>
+        </w:rPr>
+        <w:t xml:space="preserve"> 🡺 objetivo, </w:t>
+      </w:r>
+      <w:proofErr w:type="spellStart"/>
+      <w:r>
+        <w:rPr>
+          <w:rFonts w:eastAsia="Times New Roman"/>
+          <w:color w:val="000000"/>
+        </w:rPr>
+        <w:t>descripcion</w:t>
+      </w:r>
+      <w:proofErr w:type="spellEnd"/>
+      <w:r>
+        <w:rPr>
+          <w:rFonts w:eastAsia="Times New Roman"/>
+          <w:color w:val="000000"/>
+        </w:rPr>
+        <w:t xml:space="preserve">, estado, nombre, </w:t>
+      </w:r>
+      <w:proofErr w:type="spellStart"/>
+      <w:r>
+        <w:rPr>
+          <w:rFonts w:eastAsia="Times New Roman"/>
+          <w:i/>
+          <w:iCs/>
+          <w:color w:val="000000"/>
+        </w:rPr>
+        <w:t>id_modelo</w:t>
+      </w:r>
+      <w:proofErr w:type="spellEnd"/>
+      <w:r>
+        <w:rPr>
+          <w:rFonts w:eastAsia="Times New Roman"/>
+          <w:i/>
+          <w:iCs/>
+          <w:color w:val="000000"/>
+        </w:rPr>
+        <w:t>.</w:t>
+      </w:r>
+    </w:p>
+    <w:p>
+      <w:pPr>
+        <w:spacing w:line="240" w:lineRule="auto"/>
+        <w:ind w:left="0"/>
+        <w:jc w:val="both"/>
+        <w:rPr>
+          <w:rFonts w:ascii="Times New Roman" w:eastAsia="Times New Roman" w:hAnsi="Times New Roman" w:cs="Times New Roman"/>
+          <w:sz w:val="24"/>
+          <w:szCs w:val="24"/>
+        </w:rPr>
+      </w:pPr>
+      <w:r>
+        <w:rPr>
+          <w:rFonts w:eastAsia="Times New Roman"/>
+          <w:b/>
+          <w:bCs/>
+          <w:color w:val="4F81BD"/>
+        </w:rPr>
+        <w:t>MODELO_CALIDAD </w:t>
+      </w:r>
+    </w:p>
+    <w:p>
+      <w:pPr>
+        <w:spacing w:line="240" w:lineRule="auto"/>
+        <w:ind w:left="0"/>
+        <w:jc w:val="both"/>
+        <w:rPr>
+          <w:rFonts w:ascii="Times New Roman" w:eastAsia="Times New Roman" w:hAnsi="Times New Roman" w:cs="Times New Roman"/>
+          <w:sz w:val="24"/>
+          <w:szCs w:val="24"/>
+        </w:rPr>
+      </w:pPr>
+      <w:proofErr w:type="spellStart"/>
+      <w:r>
+        <w:rPr>
+          <w:rFonts w:eastAsia="Times New Roman"/>
+          <w:color w:val="000000"/>
+        </w:rPr>
+        <w:t>id_modelo</w:t>
+      </w:r>
+      <w:proofErr w:type="spellEnd"/>
+      <w:r>
+        <w:rPr>
+          <w:rFonts w:eastAsia="Times New Roman"/>
+          <w:color w:val="000000"/>
+        </w:rPr>
+        <w:t xml:space="preserve">🡺nombre, </w:t>
+      </w:r>
+      <w:proofErr w:type="spellStart"/>
+      <w:r>
+        <w:rPr>
+          <w:rFonts w:eastAsia="Times New Roman"/>
+          <w:color w:val="000000"/>
+        </w:rPr>
+        <w:t>descripcion</w:t>
+      </w:r>
+      <w:proofErr w:type="spellEnd"/>
+    </w:p>
+    <w:p>
+      <w:pPr>
+        <w:spacing w:line="240" w:lineRule="auto"/>
+        <w:ind w:left="0"/>
+        <w:jc w:val="both"/>
+        <w:rPr>
+          <w:rFonts w:ascii="Times New Roman" w:eastAsia="Times New Roman" w:hAnsi="Times New Roman" w:cs="Times New Roman"/>
+          <w:sz w:val="24"/>
+          <w:szCs w:val="24"/>
+        </w:rPr>
+      </w:pPr>
+      <w:r>
+        <w:rPr>
+          <w:rFonts w:eastAsia="Times New Roman"/>
+          <w:b/>
+          <w:bCs/>
+          <w:color w:val="4F81BD"/>
+        </w:rPr>
+        <w:t>METRICA_MODELO_CALIDAD </w:t>
+      </w:r>
+    </w:p>
+    <w:p>
+      <w:pPr>
+        <w:spacing w:line="240" w:lineRule="auto"/>
+        <w:ind w:left="0"/>
+        <w:jc w:val="both"/>
+        <w:rPr>
+          <w:rFonts w:ascii="Times New Roman" w:eastAsia="Times New Roman" w:hAnsi="Times New Roman" w:cs="Times New Roman"/>
+          <w:sz w:val="24"/>
+          <w:szCs w:val="24"/>
+        </w:rPr>
+      </w:pPr>
+      <w:proofErr w:type="spellStart"/>
+      <w:r>
+        <w:rPr>
+          <w:rFonts w:eastAsia="Times New Roman"/>
+          <w:color w:val="000000"/>
+        </w:rPr>
+        <w:lastRenderedPageBreak/>
+        <w:t>id_metrica</w:t>
+      </w:r>
+      <w:proofErr w:type="spellEnd"/>
+      <w:r>
+        <w:rPr>
+          <w:rFonts w:eastAsia="Times New Roman"/>
+          <w:color w:val="000000"/>
+        </w:rPr>
+        <w:t xml:space="preserve">, </w:t>
+      </w:r>
+      <w:proofErr w:type="spellStart"/>
+      <w:r>
+        <w:rPr>
+          <w:rFonts w:eastAsia="Times New Roman"/>
+          <w:color w:val="000000"/>
+        </w:rPr>
+        <w:t>id_modelo</w:t>
+      </w:r>
+      <w:proofErr w:type="spellEnd"/>
+      <w:r>
+        <w:rPr>
+          <w:rFonts w:eastAsia="Times New Roman"/>
+          <w:color w:val="000000"/>
+        </w:rPr>
+        <w:t>🡺 no existen atributos no clave.</w:t>
+      </w:r>
+    </w:p>
+    <w:p>
+      <w:pPr>
+        <w:spacing w:line="240" w:lineRule="auto"/>
+        <w:ind w:left="0"/>
+        <w:jc w:val="both"/>
+        <w:rPr>
+          <w:rFonts w:ascii="Times New Roman" w:eastAsia="Times New Roman" w:hAnsi="Times New Roman" w:cs="Times New Roman"/>
+          <w:sz w:val="24"/>
+          <w:szCs w:val="24"/>
+        </w:rPr>
+      </w:pPr>
+      <w:r>
+        <w:rPr>
+          <w:rFonts w:eastAsia="Times New Roman"/>
+          <w:b/>
+          <w:bCs/>
+          <w:color w:val="4F81BD"/>
+        </w:rPr>
+        <w:t>METRICA </w:t>
+      </w:r>
+    </w:p>
+    <w:p>
+      <w:pPr>
+        <w:spacing w:line="240" w:lineRule="auto"/>
+        <w:ind w:left="0"/>
+        <w:jc w:val="both"/>
+        <w:rPr>
+          <w:rFonts w:ascii="Times New Roman" w:eastAsia="Times New Roman" w:hAnsi="Times New Roman" w:cs="Times New Roman"/>
+          <w:sz w:val="24"/>
+          <w:szCs w:val="24"/>
+        </w:rPr>
+      </w:pPr>
+      <w:proofErr w:type="spellStart"/>
+      <w:r>
+        <w:rPr>
+          <w:rFonts w:eastAsia="Times New Roman"/>
+          <w:color w:val="000000"/>
+        </w:rPr>
+        <w:t>id_metrica</w:t>
+      </w:r>
+      <w:proofErr w:type="spellEnd"/>
+      <w:r>
+        <w:rPr>
+          <w:rFonts w:eastAsia="Times New Roman"/>
+          <w:color w:val="000000"/>
+        </w:rPr>
+        <w:t>🡺</w:t>
+      </w:r>
+      <w:proofErr w:type="spellStart"/>
+      <w:r>
+        <w:rPr>
+          <w:rFonts w:eastAsia="Times New Roman"/>
+          <w:color w:val="000000"/>
+        </w:rPr>
+        <w:t>nombre,descripcion</w:t>
+      </w:r>
+      <w:proofErr w:type="spellEnd"/>
+      <w:r>
+        <w:rPr>
+          <w:rFonts w:eastAsia="Times New Roman"/>
+          <w:color w:val="000000"/>
+        </w:rPr>
+        <w:t>.</w:t>
+      </w:r>
+    </w:p>
+    <w:p>
+      <w:pPr>
+        <w:spacing w:line="240" w:lineRule="auto"/>
+        <w:ind w:left="0"/>
+        <w:jc w:val="both"/>
+        <w:rPr>
+          <w:rFonts w:ascii="Times New Roman" w:eastAsia="Times New Roman" w:hAnsi="Times New Roman" w:cs="Times New Roman"/>
+          <w:sz w:val="24"/>
+          <w:szCs w:val="24"/>
+        </w:rPr>
+      </w:pPr>
+      <w:r>
+        <w:rPr>
+          <w:rFonts w:eastAsia="Times New Roman"/>
+          <w:b/>
+          <w:bCs/>
+          <w:color w:val="4F81BD"/>
+        </w:rPr>
+        <w:t>METRICA_TAREA </w:t>
+      </w:r>
+    </w:p>
+    <w:p>
+      <w:pPr>
+        <w:spacing w:line="240" w:lineRule="auto"/>
+        <w:ind w:left="0"/>
+        <w:jc w:val="both"/>
+        <w:rPr>
+          <w:rFonts w:ascii="Times New Roman" w:eastAsia="Times New Roman" w:hAnsi="Times New Roman" w:cs="Times New Roman"/>
+          <w:sz w:val="24"/>
+          <w:szCs w:val="24"/>
+        </w:rPr>
+      </w:pPr>
+      <w:proofErr w:type="spellStart"/>
+      <w:r>
+        <w:rPr>
+          <w:rFonts w:eastAsia="Times New Roman"/>
+          <w:color w:val="000000"/>
+        </w:rPr>
+        <w:t>id_metrica</w:t>
+      </w:r>
+      <w:proofErr w:type="spellEnd"/>
+      <w:r>
+        <w:rPr>
+          <w:rFonts w:eastAsia="Times New Roman"/>
+          <w:color w:val="000000"/>
+        </w:rPr>
+        <w:t xml:space="preserve">, </w:t>
+      </w:r>
+      <w:proofErr w:type="spellStart"/>
+      <w:r>
+        <w:rPr>
+          <w:rFonts w:eastAsia="Times New Roman"/>
+          <w:color w:val="000000"/>
+        </w:rPr>
+        <w:t>id_tarea</w:t>
+      </w:r>
+      <w:proofErr w:type="spellEnd"/>
+      <w:r>
+        <w:rPr>
+          <w:rFonts w:eastAsia="Times New Roman"/>
+          <w:color w:val="000000"/>
+        </w:rPr>
+        <w:t>🡺</w:t>
+      </w:r>
+      <w:proofErr w:type="spellStart"/>
+      <w:r>
+        <w:rPr>
+          <w:rFonts w:eastAsia="Times New Roman"/>
+          <w:color w:val="000000"/>
+        </w:rPr>
+        <w:t>valor_planificado</w:t>
+      </w:r>
+      <w:proofErr w:type="spellEnd"/>
+      <w:r>
+        <w:rPr>
+          <w:rFonts w:eastAsia="Times New Roman"/>
+          <w:color w:val="000000"/>
+        </w:rPr>
+        <w:t xml:space="preserve">, </w:t>
+      </w:r>
+      <w:proofErr w:type="spellStart"/>
+      <w:r>
+        <w:rPr>
+          <w:rFonts w:eastAsia="Times New Roman"/>
+          <w:color w:val="000000"/>
+        </w:rPr>
+        <w:t>valor_ejecutado</w:t>
+      </w:r>
+      <w:proofErr w:type="spellEnd"/>
+      <w:r>
+        <w:rPr>
+          <w:rFonts w:eastAsia="Times New Roman"/>
+          <w:color w:val="000000"/>
+        </w:rPr>
+        <w:t xml:space="preserve">, </w:t>
+      </w:r>
+      <w:proofErr w:type="spellStart"/>
+      <w:r>
+        <w:rPr>
+          <w:rFonts w:eastAsia="Times New Roman"/>
+          <w:color w:val="000000"/>
+        </w:rPr>
+        <w:t>umbral_desviacion</w:t>
+      </w:r>
+      <w:proofErr w:type="spellEnd"/>
+      <w:r>
+        <w:rPr>
+          <w:rFonts w:eastAsia="Times New Roman"/>
+          <w:color w:val="000000"/>
+        </w:rPr>
+        <w:t>.</w:t>
+      </w:r>
+    </w:p>
+    <w:p>
+      <w:pPr>
+        <w:spacing w:line="240" w:lineRule="auto"/>
+        <w:ind w:left="0"/>
+        <w:jc w:val="both"/>
+        <w:rPr>
+          <w:rFonts w:ascii="Times New Roman" w:eastAsia="Times New Roman" w:hAnsi="Times New Roman" w:cs="Times New Roman"/>
+          <w:sz w:val="24"/>
+          <w:szCs w:val="24"/>
+        </w:rPr>
+      </w:pPr>
+      <w:r>
+        <w:rPr>
+          <w:rFonts w:eastAsia="Times New Roman"/>
+          <w:b/>
+          <w:bCs/>
+          <w:color w:val="4F81BD"/>
+        </w:rPr>
+        <w:t>TAREA</w:t>
+      </w:r>
+    </w:p>
+    <w:p>
+      <w:pPr>
+        <w:spacing w:line="240" w:lineRule="auto"/>
+        <w:ind w:left="0"/>
+        <w:jc w:val="both"/>
+        <w:rPr>
+          <w:rFonts w:ascii="Times New Roman" w:eastAsia="Times New Roman" w:hAnsi="Times New Roman" w:cs="Times New Roman"/>
+          <w:sz w:val="24"/>
+          <w:szCs w:val="24"/>
+        </w:rPr>
+      </w:pPr>
+      <w:proofErr w:type="spellStart"/>
+      <w:r>
+        <w:rPr>
+          <w:rFonts w:eastAsia="Times New Roman"/>
+          <w:color w:val="000000"/>
+        </w:rPr>
+        <w:t>id_tarea</w:t>
+      </w:r>
+      <w:proofErr w:type="spellEnd"/>
+      <w:r>
+        <w:rPr>
+          <w:rFonts w:eastAsia="Times New Roman"/>
+          <w:color w:val="000000"/>
+        </w:rPr>
+        <w:t>🡺nombre.</w:t>
+      </w:r>
+    </w:p>
+    <w:p>
+      <w:pPr>
+        <w:spacing w:line="240" w:lineRule="auto"/>
+        <w:ind w:left="0"/>
+        <w:jc w:val="both"/>
+        <w:rPr>
+          <w:rFonts w:ascii="Times New Roman" w:eastAsia="Times New Roman" w:hAnsi="Times New Roman" w:cs="Times New Roman"/>
+          <w:sz w:val="24"/>
+          <w:szCs w:val="24"/>
+        </w:rPr>
+      </w:pPr>
+      <w:r>
+        <w:rPr>
+          <w:rFonts w:eastAsia="Times New Roman"/>
+          <w:b/>
+          <w:bCs/>
+          <w:color w:val="4F81BD"/>
+        </w:rPr>
+        <w:t>ITERACION_TAREA </w:t>
+      </w:r>
+    </w:p>
+    <w:p>
+      <w:pPr>
+        <w:spacing w:line="240" w:lineRule="auto"/>
+        <w:ind w:left="0"/>
+        <w:jc w:val="both"/>
+        <w:rPr>
+          <w:rFonts w:ascii="Times New Roman" w:eastAsia="Times New Roman" w:hAnsi="Times New Roman" w:cs="Times New Roman"/>
+          <w:sz w:val="24"/>
+          <w:szCs w:val="24"/>
+        </w:rPr>
+      </w:pPr>
+      <w:proofErr w:type="spellStart"/>
+      <w:r>
+        <w:rPr>
+          <w:rFonts w:eastAsia="Times New Roman"/>
+          <w:color w:val="000000"/>
+        </w:rPr>
+        <w:t>id_iteracion</w:t>
+      </w:r>
+      <w:proofErr w:type="spellEnd"/>
+      <w:r>
+        <w:rPr>
+          <w:rFonts w:eastAsia="Times New Roman"/>
+          <w:color w:val="000000"/>
+        </w:rPr>
+        <w:t xml:space="preserve">, </w:t>
+      </w:r>
+      <w:proofErr w:type="spellStart"/>
+      <w:r>
+        <w:rPr>
+          <w:rFonts w:eastAsia="Times New Roman"/>
+          <w:color w:val="000000"/>
+        </w:rPr>
+        <w:t>id_tarea</w:t>
+      </w:r>
+      <w:proofErr w:type="spellEnd"/>
+      <w:r>
+        <w:rPr>
+          <w:rFonts w:eastAsia="Times New Roman"/>
+          <w:color w:val="000000"/>
+        </w:rPr>
+        <w:t>🡺no existen atributos no clave.</w:t>
+      </w:r>
+    </w:p>
+    <w:p>
+      <w:pPr>
+        <w:spacing w:line="240" w:lineRule="auto"/>
+        <w:ind w:left="0"/>
+        <w:jc w:val="both"/>
+        <w:rPr>
+          <w:rFonts w:ascii="Times New Roman" w:eastAsia="Times New Roman" w:hAnsi="Times New Roman" w:cs="Times New Roman"/>
+          <w:sz w:val="24"/>
+          <w:szCs w:val="24"/>
+        </w:rPr>
+      </w:pPr>
+      <w:r>
+        <w:rPr>
+          <w:rFonts w:eastAsia="Times New Roman"/>
+          <w:b/>
+          <w:bCs/>
+          <w:color w:val="4F81BD"/>
+        </w:rPr>
+        <w:t>ITERACION</w:t>
+      </w:r>
+    </w:p>
+    <w:p>
+      <w:pPr>
+        <w:spacing w:line="240" w:lineRule="auto"/>
+        <w:ind w:left="0"/>
+        <w:jc w:val="both"/>
+        <w:rPr>
+          <w:rFonts w:ascii="Times New Roman" w:eastAsia="Times New Roman" w:hAnsi="Times New Roman" w:cs="Times New Roman"/>
+          <w:sz w:val="24"/>
+          <w:szCs w:val="24"/>
+        </w:rPr>
+      </w:pPr>
+      <w:proofErr w:type="spellStart"/>
+      <w:r>
+        <w:rPr>
+          <w:rFonts w:eastAsia="Times New Roman"/>
+          <w:color w:val="000000"/>
+        </w:rPr>
+        <w:t>id_iteracion</w:t>
+      </w:r>
+      <w:proofErr w:type="spellEnd"/>
+      <w:r>
+        <w:rPr>
+          <w:rFonts w:eastAsia="Times New Roman"/>
+          <w:color w:val="000000"/>
+        </w:rPr>
+        <w:t>🡺</w:t>
+      </w:r>
+      <w:proofErr w:type="spellStart"/>
+      <w:r>
+        <w:rPr>
+          <w:rFonts w:eastAsia="Times New Roman"/>
+          <w:color w:val="000000"/>
+        </w:rPr>
+        <w:t>numero_iteracion</w:t>
+      </w:r>
+      <w:proofErr w:type="spellEnd"/>
+      <w:r>
+        <w:rPr>
+          <w:rFonts w:eastAsia="Times New Roman"/>
+          <w:color w:val="000000"/>
+        </w:rPr>
+        <w:t xml:space="preserve">, </w:t>
+      </w:r>
+      <w:proofErr w:type="spellStart"/>
+      <w:r>
+        <w:rPr>
+          <w:rFonts w:eastAsia="Times New Roman"/>
+          <w:color w:val="000000"/>
+        </w:rPr>
+        <w:t>fecha_fin</w:t>
+      </w:r>
+      <w:proofErr w:type="spellEnd"/>
+      <w:r>
+        <w:rPr>
+          <w:rFonts w:eastAsia="Times New Roman"/>
+          <w:color w:val="000000"/>
+        </w:rPr>
+        <w:t xml:space="preserve">, </w:t>
+      </w:r>
+      <w:proofErr w:type="spellStart"/>
+      <w:r>
+        <w:rPr>
+          <w:rFonts w:eastAsia="Times New Roman"/>
+          <w:color w:val="000000"/>
+        </w:rPr>
+        <w:t>fecha_inicio</w:t>
+      </w:r>
+      <w:proofErr w:type="spellEnd"/>
+      <w:r>
+        <w:rPr>
+          <w:rFonts w:eastAsia="Times New Roman"/>
+          <w:color w:val="000000"/>
+        </w:rPr>
+        <w:t xml:space="preserve">, objetivo, </w:t>
+      </w:r>
+      <w:proofErr w:type="spellStart"/>
+      <w:r>
+        <w:rPr>
+          <w:rFonts w:eastAsia="Times New Roman"/>
+          <w:color w:val="000000"/>
+        </w:rPr>
+        <w:t>id_fase</w:t>
+      </w:r>
+      <w:proofErr w:type="spellEnd"/>
+      <w:r>
+        <w:rPr>
+          <w:rFonts w:eastAsia="Times New Roman"/>
+          <w:color w:val="000000"/>
+        </w:rPr>
+        <w:t>.</w:t>
+      </w:r>
+    </w:p>
+    <w:p>
+      <w:pPr>
+        <w:spacing w:line="240" w:lineRule="auto"/>
+        <w:ind w:left="0"/>
+        <w:jc w:val="both"/>
+        <w:rPr>
+          <w:rFonts w:ascii="Times New Roman" w:eastAsia="Times New Roman" w:hAnsi="Times New Roman" w:cs="Times New Roman"/>
+          <w:sz w:val="24"/>
+          <w:szCs w:val="24"/>
+        </w:rPr>
+      </w:pPr>
+      <w:r>
+        <w:rPr>
+          <w:rFonts w:eastAsia="Times New Roman"/>
+          <w:b/>
+          <w:bCs/>
+          <w:color w:val="4F81BD"/>
+        </w:rPr>
+        <w:t>FASE</w:t>
+      </w:r>
+    </w:p>
+    <w:p>
+      <w:pPr>
+        <w:spacing w:line="240" w:lineRule="auto"/>
+        <w:ind w:left="0"/>
+        <w:jc w:val="both"/>
+        <w:rPr>
+          <w:rFonts w:ascii="Times New Roman" w:eastAsia="Times New Roman" w:hAnsi="Times New Roman" w:cs="Times New Roman"/>
+          <w:sz w:val="24"/>
+          <w:szCs w:val="24"/>
+        </w:rPr>
+      </w:pPr>
+      <w:proofErr w:type="spellStart"/>
+      <w:r>
+        <w:rPr>
+          <w:rFonts w:eastAsia="Times New Roman"/>
+          <w:color w:val="000000"/>
+        </w:rPr>
+        <w:t>id_fase</w:t>
+      </w:r>
+      <w:proofErr w:type="spellEnd"/>
+      <w:r>
+        <w:rPr>
+          <w:rFonts w:eastAsia="Times New Roman"/>
+          <w:color w:val="000000"/>
+        </w:rPr>
+        <w:t>🡺nombre</w:t>
+      </w:r>
+    </w:p>
+    <w:p>
+      <w:pPr>
+        <w:spacing w:line="240" w:lineRule="auto"/>
+        <w:ind w:left="0"/>
+        <w:jc w:val="both"/>
+        <w:rPr>
+          <w:rFonts w:ascii="Times New Roman" w:eastAsia="Times New Roman" w:hAnsi="Times New Roman" w:cs="Times New Roman"/>
+          <w:sz w:val="24"/>
+          <w:szCs w:val="24"/>
+        </w:rPr>
+      </w:pPr>
+      <w:r>
+        <w:rPr>
+          <w:rFonts w:eastAsia="Times New Roman"/>
+          <w:b/>
+          <w:bCs/>
+          <w:color w:val="4F81BD"/>
+        </w:rPr>
+        <w:t>PROYECTO_FASE </w:t>
+      </w:r>
+    </w:p>
+    <w:p>
+      <w:pPr>
+        <w:spacing w:line="240" w:lineRule="auto"/>
+        <w:ind w:left="0"/>
+        <w:jc w:val="both"/>
+        <w:rPr>
+          <w:rFonts w:ascii="Times New Roman" w:eastAsia="Times New Roman" w:hAnsi="Times New Roman" w:cs="Times New Roman"/>
+          <w:sz w:val="24"/>
+          <w:szCs w:val="24"/>
+        </w:rPr>
+      </w:pPr>
+      <w:proofErr w:type="spellStart"/>
+      <w:r>
+        <w:rPr>
+          <w:rFonts w:eastAsia="Times New Roman"/>
+          <w:color w:val="000000"/>
+        </w:rPr>
+        <w:t>id_proyecto,id_fase</w:t>
+      </w:r>
+      <w:proofErr w:type="spellEnd"/>
+      <w:r>
+        <w:rPr>
+          <w:rFonts w:eastAsia="Times New Roman"/>
+          <w:color w:val="000000"/>
+        </w:rPr>
+        <w:t>🡺</w:t>
+      </w:r>
+      <w:proofErr w:type="spellStart"/>
+      <w:r>
+        <w:rPr>
+          <w:rFonts w:eastAsia="Times New Roman"/>
+          <w:color w:val="000000"/>
+        </w:rPr>
+        <w:t>fecha_inicio</w:t>
+      </w:r>
+      <w:proofErr w:type="spellEnd"/>
+      <w:r>
+        <w:rPr>
+          <w:rFonts w:eastAsia="Times New Roman"/>
+          <w:color w:val="000000"/>
+        </w:rPr>
+        <w:t xml:space="preserve">, </w:t>
+      </w:r>
+      <w:proofErr w:type="spellStart"/>
+      <w:r>
+        <w:rPr>
+          <w:rFonts w:eastAsia="Times New Roman"/>
+          <w:color w:val="000000"/>
+        </w:rPr>
+        <w:t>fecha_fin</w:t>
+      </w:r>
+      <w:proofErr w:type="spellEnd"/>
+    </w:p>
+    <w:p>
+      <w:pPr>
+        <w:spacing w:line="240" w:lineRule="auto"/>
+        <w:ind w:left="0"/>
+        <w:jc w:val="both"/>
+        <w:rPr>
+          <w:rFonts w:ascii="Times New Roman" w:eastAsia="Times New Roman" w:hAnsi="Times New Roman" w:cs="Times New Roman"/>
+          <w:sz w:val="24"/>
+          <w:szCs w:val="24"/>
+        </w:rPr>
+      </w:pPr>
+      <w:r>
+        <w:rPr>
+          <w:rFonts w:eastAsia="Times New Roman"/>
+          <w:b/>
+          <w:bCs/>
+          <w:color w:val="4F81BD"/>
+        </w:rPr>
+        <w:t>USUARIO</w:t>
+      </w:r>
+    </w:p>
+    <w:p>
+      <w:pPr>
+        <w:spacing w:line="240" w:lineRule="auto"/>
+        <w:ind w:left="0"/>
+        <w:jc w:val="both"/>
+        <w:rPr>
+          <w:rFonts w:ascii="Times New Roman" w:eastAsia="Times New Roman" w:hAnsi="Times New Roman" w:cs="Times New Roman"/>
+          <w:sz w:val="24"/>
+          <w:szCs w:val="24"/>
+        </w:rPr>
+      </w:pPr>
+      <w:proofErr w:type="spellStart"/>
+      <w:r>
+        <w:rPr>
+          <w:rFonts w:eastAsia="Times New Roman"/>
+          <w:color w:val="000000"/>
+        </w:rPr>
+        <w:t>id_usuario</w:t>
+      </w:r>
+      <w:proofErr w:type="spellEnd"/>
+      <w:r>
+        <w:rPr>
+          <w:rFonts w:eastAsia="Times New Roman"/>
+          <w:color w:val="000000"/>
+        </w:rPr>
+        <w:t>🡺</w:t>
+      </w:r>
+      <w:proofErr w:type="spellStart"/>
+      <w:r>
+        <w:rPr>
+          <w:rFonts w:eastAsia="Times New Roman"/>
+          <w:color w:val="000000"/>
+        </w:rPr>
+        <w:t>nombre_apellido</w:t>
+      </w:r>
+      <w:proofErr w:type="spellEnd"/>
+      <w:r>
+        <w:rPr>
+          <w:rFonts w:eastAsia="Times New Roman"/>
+          <w:color w:val="000000"/>
+        </w:rPr>
+        <w:t>, email.</w:t>
+      </w:r>
+    </w:p>
+    <w:p>
+      <w:pPr>
+        <w:spacing w:line="240" w:lineRule="auto"/>
+        <w:ind w:left="0"/>
+        <w:jc w:val="both"/>
+        <w:rPr>
+          <w:rFonts w:ascii="Times New Roman" w:eastAsia="Times New Roman" w:hAnsi="Times New Roman" w:cs="Times New Roman"/>
+          <w:sz w:val="24"/>
+          <w:szCs w:val="24"/>
+        </w:rPr>
+      </w:pPr>
+      <w:r>
+        <w:rPr>
+          <w:rFonts w:eastAsia="Times New Roman"/>
+          <w:b/>
+          <w:bCs/>
+          <w:color w:val="4F81BD"/>
+        </w:rPr>
+        <w:t>USUARIO_PROYECTO </w:t>
+      </w:r>
+    </w:p>
+    <w:p>
+      <w:pPr>
+        <w:spacing w:line="240" w:lineRule="auto"/>
+        <w:ind w:left="0"/>
+        <w:jc w:val="both"/>
+        <w:rPr>
+          <w:rFonts w:ascii="Times New Roman" w:eastAsia="Times New Roman" w:hAnsi="Times New Roman" w:cs="Times New Roman"/>
+          <w:sz w:val="24"/>
+          <w:szCs w:val="24"/>
+        </w:rPr>
+      </w:pPr>
+      <w:proofErr w:type="spellStart"/>
+      <w:r>
+        <w:rPr>
+          <w:rFonts w:eastAsia="Times New Roman"/>
+          <w:color w:val="000000"/>
+        </w:rPr>
+        <w:t>id_usuario</w:t>
+      </w:r>
+      <w:proofErr w:type="spellEnd"/>
+      <w:r>
+        <w:rPr>
+          <w:rFonts w:eastAsia="Times New Roman"/>
+          <w:color w:val="000000"/>
+        </w:rPr>
+        <w:t xml:space="preserve">, </w:t>
+      </w:r>
+      <w:proofErr w:type="spellStart"/>
+      <w:r>
+        <w:rPr>
+          <w:rFonts w:eastAsia="Times New Roman"/>
+          <w:color w:val="000000"/>
+        </w:rPr>
+        <w:t>id_proyecto</w:t>
+      </w:r>
+      <w:proofErr w:type="spellEnd"/>
+      <w:r>
+        <w:rPr>
+          <w:rFonts w:eastAsia="Times New Roman"/>
+          <w:color w:val="000000"/>
+        </w:rPr>
+        <w:t>🡺rol</w:t>
+      </w:r>
+    </w:p>
+    <w:p>
+      <w:pPr>
+        <w:spacing w:before="0" w:line="240" w:lineRule="auto"/>
+        <w:ind w:left="0"/>
+        <w:rPr>
+          <w:rFonts w:ascii="Times New Roman" w:eastAsia="Times New Roman" w:hAnsi="Times New Roman" w:cs="Times New Roman"/>
+          <w:sz w:val="24"/>
+          <w:szCs w:val="24"/>
+        </w:rPr>
+      </w:pPr>
+    </w:p>
+    <w:p>
+      <w:pPr>
+        <w:spacing w:before="240" w:after="240" w:line="240" w:lineRule="auto"/>
+        <w:ind w:left="0"/>
+        <w:rPr>
+          <w:rFonts w:ascii="Times New Roman" w:eastAsia="Times New Roman" w:hAnsi="Times New Roman" w:cs="Times New Roman"/>
+          <w:sz w:val="24"/>
+          <w:szCs w:val="24"/>
+        </w:rPr>
+      </w:pPr>
+      <w:r>
+        <w:rPr>
+          <w:rFonts w:eastAsia="Times New Roman"/>
+          <w:color w:val="000000"/>
+        </w:rPr>
+        <w:t xml:space="preserve">Las tablas cumplen con </w:t>
+      </w:r>
+      <w:proofErr w:type="gramStart"/>
+      <w:r>
+        <w:rPr>
+          <w:rFonts w:eastAsia="Times New Roman"/>
+          <w:color w:val="000000"/>
+        </w:rPr>
+        <w:t>la  primera</w:t>
+      </w:r>
+      <w:proofErr w:type="gramEnd"/>
+      <w:r>
+        <w:rPr>
+          <w:rFonts w:eastAsia="Times New Roman"/>
+          <w:color w:val="000000"/>
+        </w:rPr>
+        <w:t xml:space="preserve"> forma normal, ya que no hay ningún atributo </w:t>
+      </w:r>
+      <w:proofErr w:type="spellStart"/>
+      <w:r>
+        <w:rPr>
+          <w:rFonts w:eastAsia="Times New Roman"/>
+          <w:color w:val="000000"/>
+        </w:rPr>
+        <w:t>multivalorado</w:t>
+      </w:r>
+      <w:proofErr w:type="spellEnd"/>
+      <w:r>
+        <w:rPr>
+          <w:rFonts w:eastAsia="Times New Roman"/>
+          <w:color w:val="000000"/>
+        </w:rPr>
+        <w:t>.</w:t>
+      </w:r>
+    </w:p>
+    <w:p>
+      <w:pPr>
+        <w:spacing w:before="240" w:after="240" w:line="240" w:lineRule="auto"/>
+        <w:ind w:left="0"/>
+        <w:rPr>
+          <w:rFonts w:ascii="Times New Roman" w:eastAsia="Times New Roman" w:hAnsi="Times New Roman" w:cs="Times New Roman"/>
+          <w:sz w:val="24"/>
+          <w:szCs w:val="24"/>
+        </w:rPr>
+      </w:pPr>
+      <w:r>
+        <w:rPr>
+          <w:rFonts w:eastAsia="Times New Roman"/>
+          <w:color w:val="000000"/>
+        </w:rPr>
+        <w:t xml:space="preserve">Las tablas cumplen con </w:t>
+      </w:r>
+      <w:proofErr w:type="gramStart"/>
+      <w:r>
+        <w:rPr>
+          <w:rFonts w:eastAsia="Times New Roman"/>
+          <w:color w:val="000000"/>
+        </w:rPr>
+        <w:t>la  segunda</w:t>
+      </w:r>
+      <w:proofErr w:type="gramEnd"/>
+      <w:r>
+        <w:rPr>
+          <w:rFonts w:eastAsia="Times New Roman"/>
+          <w:color w:val="000000"/>
+        </w:rPr>
+        <w:t xml:space="preserve"> forma normal, ya que se cumple con la primera forma normal, y además, todos los atributos no clave tienen dependencia funcional completa de la clave primaria.</w:t>
+      </w:r>
+    </w:p>
+    <w:p>
+      <w:pPr>
+        <w:spacing w:before="240" w:after="240" w:line="240" w:lineRule="auto"/>
+        <w:ind w:left="0"/>
+        <w:rPr>
+          <w:rFonts w:ascii="Times New Roman" w:eastAsia="Times New Roman" w:hAnsi="Times New Roman" w:cs="Times New Roman"/>
+          <w:sz w:val="24"/>
+          <w:szCs w:val="24"/>
+        </w:rPr>
+      </w:pPr>
+      <w:r>
+        <w:rPr>
+          <w:rFonts w:eastAsia="Times New Roman"/>
+          <w:color w:val="000000"/>
+        </w:rPr>
+        <w:t xml:space="preserve">Las tablas cumplen con </w:t>
+      </w:r>
+      <w:proofErr w:type="gramStart"/>
+      <w:r>
+        <w:rPr>
+          <w:rFonts w:eastAsia="Times New Roman"/>
+          <w:color w:val="000000"/>
+        </w:rPr>
+        <w:t>la  tercera</w:t>
+      </w:r>
+      <w:proofErr w:type="gramEnd"/>
+      <w:r>
+        <w:rPr>
+          <w:rFonts w:eastAsia="Times New Roman"/>
+          <w:color w:val="000000"/>
+        </w:rPr>
+        <w:t xml:space="preserve"> forma normal, ya que se cumple con la segunda forma normal, y además, no existen dependencias transitivas.</w:t>
+      </w:r>
+    </w:p>
+    <w:p>
+      <w:pPr>
+        <w:spacing w:before="0" w:line="240" w:lineRule="auto"/>
+        <w:ind w:left="0"/>
+        <w:rPr>
+          <w:rFonts w:ascii="Times New Roman" w:eastAsia="Times New Roman" w:hAnsi="Times New Roman" w:cs="Times New Roman"/>
+          <w:sz w:val="24"/>
+          <w:szCs w:val="24"/>
+        </w:rPr>
+      </w:pPr>
+    </w:p>
+    <w:p>
+      <w:pPr>
+        <w:spacing w:line="240" w:lineRule="auto"/>
+        <w:ind w:left="0" w:hanging="357"/>
+        <w:outlineLvl w:val="1"/>
+        <w:rPr>
+          <w:rFonts w:ascii="Times New Roman" w:eastAsia="Times New Roman" w:hAnsi="Times New Roman" w:cs="Times New Roman"/>
+          <w:b/>
+          <w:bCs/>
+          <w:sz w:val="36"/>
+          <w:szCs w:val="36"/>
+        </w:rPr>
+      </w:pPr>
+      <w:r>
+        <w:rPr>
+          <w:rFonts w:ascii="Cambria" w:eastAsia="Times New Roman" w:hAnsi="Cambria" w:cs="Times New Roman"/>
+          <w:b/>
+          <w:bCs/>
+          <w:color w:val="4F81BD"/>
+          <w:sz w:val="26"/>
+          <w:szCs w:val="26"/>
+        </w:rPr>
+        <w:t>Justificación de Forma normal adoptada</w:t>
+      </w:r>
+    </w:p>
+    <w:p>
+      <w:pPr>
+        <w:spacing w:before="240" w:after="240" w:line="240" w:lineRule="auto"/>
+        <w:ind w:left="0"/>
+        <w:jc w:val="both"/>
+        <w:rPr>
+          <w:rFonts w:ascii="Times New Roman" w:eastAsia="Times New Roman" w:hAnsi="Times New Roman" w:cs="Times New Roman"/>
+          <w:sz w:val="24"/>
+          <w:szCs w:val="24"/>
+        </w:rPr>
+      </w:pPr>
+      <w:r>
+        <w:rPr>
+          <w:rFonts w:eastAsia="Times New Roman"/>
+          <w:color w:val="000000"/>
+        </w:rPr>
+        <w:t xml:space="preserve">Se optó por aplicar la </w:t>
+      </w:r>
+      <w:r>
+        <w:rPr>
+          <w:rFonts w:eastAsia="Times New Roman"/>
+          <w:b/>
+          <w:bCs/>
+          <w:color w:val="000000"/>
+        </w:rPr>
+        <w:t>Tercera Forma Normal</w:t>
+      </w:r>
+      <w:r>
+        <w:rPr>
+          <w:rFonts w:eastAsia="Times New Roman"/>
+          <w:color w:val="000000"/>
+        </w:rPr>
+        <w:t xml:space="preserve"> debido a que permite reducir la redundancia de los datos y evitar dependencias anómalas que pueden generar inconsistencias en el modelo. Esta normalización contribuye a mantener la integridad de la información, facilita el </w:t>
+      </w:r>
+      <w:r>
+        <w:rPr>
+          <w:rFonts w:eastAsia="Times New Roman"/>
+          <w:color w:val="000000"/>
+        </w:rPr>
+        <w:lastRenderedPageBreak/>
+        <w:t>mantenimiento de la base de datos y optimiza las consultas al asegurar que los datos se encuentren organizados de manera lógica y coherente. Además, mejora la eficiencia en las operaciones de actualización, inserción y eliminación, garantizando que la información almacenada sea precisa y consistente a lo largo del tiempo</w:t>
+      </w:r>
+    </w:p>
+    <w:p>
+      <w:pPr>
+        <w:spacing w:line="240" w:lineRule="auto"/>
+        <w:ind w:left="0" w:hanging="357"/>
+        <w:rPr>
+          <w:rFonts w:ascii="Times New Roman" w:eastAsia="Times New Roman" w:hAnsi="Times New Roman" w:cs="Times New Roman"/>
+          <w:sz w:val="24"/>
+          <w:szCs w:val="24"/>
+        </w:rPr>
+      </w:pPr>
+      <w:r>
+        <w:rPr>
+          <w:rFonts w:ascii="Cambria" w:eastAsia="Times New Roman" w:hAnsi="Cambria" w:cs="Times New Roman"/>
+          <w:b/>
+          <w:bCs/>
+          <w:color w:val="4F81BD"/>
+          <w:sz w:val="26"/>
+          <w:szCs w:val="26"/>
+        </w:rPr>
+        <w:t>Esquema Lógico</w:t>
+      </w:r>
+    </w:p>
+    <w:p>
+      <w:pPr>
+        <w:spacing w:before="240" w:after="240" w:line="240" w:lineRule="auto"/>
+        <w:ind w:left="0"/>
+        <w:jc w:val="both"/>
+        <w:rPr>
+          <w:rFonts w:ascii="Times New Roman" w:eastAsia="Times New Roman" w:hAnsi="Times New Roman" w:cs="Times New Roman"/>
+          <w:sz w:val="24"/>
+          <w:szCs w:val="24"/>
+        </w:rPr>
+      </w:pPr>
+      <w:r>
+        <w:rPr>
+          <w:rFonts w:eastAsia="Times New Roman"/>
+          <w:color w:val="000000"/>
+        </w:rPr>
+        <w:t xml:space="preserve">Una vez implementado el modelo relacional, se procedió a realizar el esquema lógico con la herramienta MySQL </w:t>
+      </w:r>
+      <w:proofErr w:type="spellStart"/>
+      <w:r>
+        <w:rPr>
+          <w:rFonts w:eastAsia="Times New Roman"/>
+          <w:color w:val="000000"/>
+        </w:rPr>
+        <w:t>WorkBench</w:t>
+      </w:r>
+      <w:proofErr w:type="spellEnd"/>
+      <w:r>
+        <w:rPr>
+          <w:rFonts w:eastAsia="Times New Roman"/>
+          <w:color w:val="000000"/>
+        </w:rPr>
+        <w:t xml:space="preserve"> 8.0. Este modelo cuenta con los tipos de datos y las restricciones a tener en cuenta.</w:t>
+      </w:r>
+    </w:p>
+    <w:p>
+      <w:pPr>
+        <w:spacing w:before="240" w:after="240" w:line="240" w:lineRule="auto"/>
+        <w:ind w:left="0"/>
+        <w:jc w:val="both"/>
+        <w:rPr>
+          <w:rFonts w:ascii="Times New Roman" w:eastAsia="Times New Roman" w:hAnsi="Times New Roman" w:cs="Times New Roman"/>
+          <w:sz w:val="24"/>
+          <w:szCs w:val="24"/>
+        </w:rPr>
+      </w:pPr>
+      <w:r>
+        <w:rPr>
+          <w:rFonts w:eastAsia="Times New Roman"/>
+          <w:noProof/>
+          <w:color w:val="000000"/>
+          <w:bdr w:val="none" w:sz="0" w:space="0" w:color="auto" w:frame="1"/>
+          <w:shd w:val="clear" w:color="auto" w:fill="FFFF00"/>
+        </w:rPr>
+        <w:drawing>
+          <wp:inline distT="0" distB="0" distL="0" distR="0" wp14:anchorId="7EA18ECB" wp14:editId="16EFECD2">
+            <wp:extent cx="6038850" cy="3000375"/>
+            <wp:effectExtent l="0" t="0" r="0" b="9525"/>
+            <wp:docPr id="8" name="Imagen 8"/>
+            <wp:cNvGraphicFramePr>
+              <a:graphicFrameLocks xmlns:a="http://schemas.openxmlformats.org/drawingml/2006/main" noChangeAspect="1"/>
+            </wp:cNvGraphicFramePr>
+            <a:graphic xmlns:a="http://schemas.openxmlformats.org/drawingml/2006/main">
+              <a:graphicData uri="http://schemas.openxmlformats.org/drawingml/2006/picture">
+                <pic:pic xmlns:pic="http://schemas.openxmlformats.org/drawingml/2006/picture">
+                  <pic:nvPicPr>
+                    <pic:cNvPr id="0" name="Picture 8"/>
+                    <pic:cNvPicPr>
+                      <a:picLocks noChangeAspect="1" noChangeArrowheads="1"/>
+                    </pic:cNvPicPr>
+                  </pic:nvPicPr>
+                  <pic:blipFill>
+                    <a:blip r:embed="rId14">
+                      <a:extLst>
+                        <a:ext uri="{28A0092B-C50C-407E-A947-70E740481C1C}">
+                          <a14:useLocalDpi xmlns:a14="http://schemas.microsoft.com/office/drawing/2010/main" val="0"/>
+                        </a:ext>
+                      </a:extLst>
+                    </a:blip>
+                    <a:srcRect/>
+                    <a:stretch>
+                      <a:fillRect/>
+                    </a:stretch>
+                  </pic:blipFill>
+                  <pic:spPr bwMode="auto">
+                    <a:xfrm>
+                      <a:off x="0" y="0"/>
+                      <a:ext cx="6038850" cy="3000375"/>
+                    </a:xfrm>
+                    <a:prstGeom prst="rect">
+                      <a:avLst/>
+                    </a:prstGeom>
+                    <a:noFill/>
+                    <a:ln>
+                      <a:noFill/>
+                    </a:ln>
+                  </pic:spPr>
+                </pic:pic>
+              </a:graphicData>
+            </a:graphic>
+          </wp:inline>
+        </w:drawing>
+      </w:r>
+    </w:p>
+    <w:p>
+      <w:pPr>
+        <w:spacing w:before="0" w:after="240" w:line="240" w:lineRule="auto"/>
+        <w:ind w:left="0"/>
+        <w:jc w:val="center"/>
+        <w:rPr>
+          <w:rFonts w:ascii="Times New Roman" w:eastAsia="Times New Roman" w:hAnsi="Times New Roman" w:cs="Times New Roman"/>
+          <w:sz w:val="24"/>
+          <w:szCs w:val="24"/>
+        </w:rPr>
+      </w:pPr>
+      <w:r>
+        <w:rPr>
+          <w:rFonts w:eastAsia="Times New Roman"/>
+          <w:color w:val="000000"/>
+        </w:rPr>
+        <w:t>Ilustración 3. Esquema Lógico Específico</w:t>
+      </w:r>
+    </w:p>
+    <w:p>
+      <w:pPr>
+        <w:spacing w:before="0" w:line="240" w:lineRule="auto"/>
+        <w:ind w:left="0"/>
+        <w:rPr>
+          <w:rFonts w:ascii="Times New Roman" w:eastAsia="Times New Roman" w:hAnsi="Times New Roman" w:cs="Times New Roman"/>
+          <w:sz w:val="24"/>
+          <w:szCs w:val="24"/>
+        </w:rPr>
+      </w:pPr>
+    </w:p>
+    <w:p>
+      <w:pPr>
+        <w:spacing w:line="240" w:lineRule="auto"/>
+        <w:ind w:left="0" w:hanging="357"/>
+        <w:rPr>
+          <w:rFonts w:ascii="Times New Roman" w:eastAsia="Times New Roman" w:hAnsi="Times New Roman" w:cs="Times New Roman"/>
+          <w:sz w:val="24"/>
+          <w:szCs w:val="24"/>
+        </w:rPr>
+      </w:pPr>
+      <w:r>
+        <w:rPr>
+          <w:rFonts w:ascii="Cambria" w:eastAsia="Times New Roman" w:hAnsi="Cambria" w:cs="Times New Roman"/>
+          <w:b/>
+          <w:bCs/>
+          <w:color w:val="4F81BD"/>
+          <w:sz w:val="26"/>
+          <w:szCs w:val="26"/>
+        </w:rPr>
+        <w:t>Convención</w:t>
+      </w:r>
+    </w:p>
+    <w:p>
+      <w:pPr>
+        <w:spacing w:before="240" w:after="240" w:line="240" w:lineRule="auto"/>
+        <w:ind w:left="0"/>
+        <w:jc w:val="both"/>
+        <w:rPr>
+          <w:rFonts w:ascii="Times New Roman" w:eastAsia="Times New Roman" w:hAnsi="Times New Roman" w:cs="Times New Roman"/>
+          <w:sz w:val="24"/>
+          <w:szCs w:val="24"/>
+        </w:rPr>
+      </w:pPr>
+      <w:r>
+        <w:rPr>
+          <w:rFonts w:eastAsia="Times New Roman"/>
+          <w:color w:val="000000"/>
+        </w:rPr>
         <w:t>Para la implementación se va a utilizar la siguiente convención:</w:t>
       </w:r>
     </w:p>
@@ -13532,12 +14065,21 @@
       <w:pPr>
         <w:numPr>
           <w:ilvl w:val="0"/>
-          <w:numId w:val="5"/>
+          <w:numId w:val="13"/>
         </w:numPr>
-        <w:spacing w:before="240"/>
+        <w:spacing w:before="240" w:line="240" w:lineRule="auto"/>
         <w:jc w:val="both"/>
-      </w:pPr>
-      <w:r>
+        <w:textAlignment w:val="baseline"/>
+        <w:rPr>
+          <w:rFonts w:eastAsia="Times New Roman"/>
+          <w:color w:val="000000"/>
+        </w:rPr>
+      </w:pPr>
+      <w:r>
+        <w:rPr>
+          <w:rFonts w:eastAsia="Times New Roman"/>
+          <w:color w:val="000000"/>
+        </w:rPr>
         <w:t>Los nombres de la tabla se van a poner en minúscula.</w:t>
       </w:r>
     </w:p>
@@ -13545,12 +14087,21 @@
       <w:pPr>
         <w:numPr>
           <w:ilvl w:val="0"/>
-          <w:numId w:val="5"/>
+          <w:numId w:val="13"/>
         </w:numPr>
-        <w:spacing w:before="0"/>
+        <w:spacing w:before="0" w:line="240" w:lineRule="auto"/>
         <w:jc w:val="both"/>
-      </w:pPr>
-      <w:r>
+        <w:textAlignment w:val="baseline"/>
+        <w:rPr>
+          <w:rFonts w:eastAsia="Times New Roman"/>
+          <w:color w:val="000000"/>
+        </w:rPr>
+      </w:pPr>
+      <w:r>
+        <w:rPr>
+          <w:rFonts w:eastAsia="Times New Roman"/>
+          <w:color w:val="000000"/>
+        </w:rPr>
         <w:t>Las claves primarias son id_&lt;nombre de la tabla&gt;</w:t>
       </w:r>
     </w:p>
@@ -13558,20 +14109,37 @@
       <w:pPr>
         <w:numPr>
           <w:ilvl w:val="0"/>
-          <w:numId w:val="5"/>
+          <w:numId w:val="13"/>
         </w:numPr>
-        <w:spacing w:before="0"/>
+        <w:spacing w:before="0" w:line="240" w:lineRule="auto"/>
         <w:jc w:val="both"/>
-      </w:pPr>
-      <w:r>
+        <w:textAlignment w:val="baseline"/>
+        <w:rPr>
+          <w:rFonts w:eastAsia="Times New Roman"/>
+          <w:color w:val="000000"/>
+        </w:rPr>
+      </w:pPr>
+      <w:r>
+        <w:rPr>
+          <w:rFonts w:eastAsia="Times New Roman"/>
+          <w:color w:val="000000"/>
+        </w:rPr>
         <w:t xml:space="preserve">La notación que se utilizara es Snake Case. Ejemplo </w:t>
       </w:r>
       <w:proofErr w:type="spellStart"/>
       <w:r>
+        <w:rPr>
+          <w:rFonts w:eastAsia="Times New Roman"/>
+          <w:color w:val="000000"/>
+        </w:rPr>
         <w:t>fecha_inicio</w:t>
       </w:r>
       <w:proofErr w:type="spellEnd"/>
       <w:r>
+        <w:rPr>
+          <w:rFonts w:eastAsia="Times New Roman"/>
+          <w:color w:val="000000"/>
+        </w:rPr>
         <w:t>.</w:t>
       </w:r>
     </w:p>
@@ -13579,28 +14147,69 @@
       <w:pPr>
         <w:numPr>
           <w:ilvl w:val="0"/>
-          <w:numId w:val="5"/>
+          <w:numId w:val="13"/>
         </w:numPr>
-        <w:spacing w:before="0"/>
+        <w:spacing w:before="0" w:line="240" w:lineRule="auto"/>
         <w:jc w:val="both"/>
-      </w:pPr>
-      <w:r>
+        <w:textAlignment w:val="baseline"/>
+        <w:rPr>
+          <w:rFonts w:eastAsia="Times New Roman"/>
+          <w:color w:val="000000"/>
+        </w:rPr>
+      </w:pPr>
+      <w:r>
+        <w:rPr>
+          <w:rFonts w:eastAsia="Times New Roman"/>
+          <w:color w:val="000000"/>
+        </w:rPr>
         <w:t xml:space="preserve">Los </w:t>
       </w:r>
       <w:proofErr w:type="spellStart"/>
       <w:r>
+        <w:rPr>
+          <w:rFonts w:eastAsia="Times New Roman"/>
+          <w:color w:val="000000"/>
+        </w:rPr>
         <w:t>constraint</w:t>
       </w:r>
       <w:proofErr w:type="spellEnd"/>
       <w:r>
-        <w:t xml:space="preserve"> se utilizaran en claves foráneas y su formato para las tablas principales (tablas del modelo entidad y relación) es </w:t>
+        <w:rPr>
+          <w:rFonts w:eastAsia="Times New Roman"/>
+          <w:color w:val="000000"/>
+        </w:rPr>
+        <w:t xml:space="preserve"> se </w:t>
+      </w:r>
+      <w:proofErr w:type="gramStart"/>
+      <w:r>
+        <w:rPr>
+          <w:rFonts w:eastAsia="Times New Roman"/>
+          <w:color w:val="000000"/>
+        </w:rPr>
+        <w:t>utilizaran</w:t>
+      </w:r>
+      <w:proofErr w:type="gramEnd"/>
+      <w:r>
+        <w:rPr>
+          <w:rFonts w:eastAsia="Times New Roman"/>
+          <w:color w:val="000000"/>
+        </w:rPr>
+        <w:t xml:space="preserve"> en claves foráneas y su formato para las tablas principales (tablas del modelo entidad y relación) es </w:t>
       </w:r>
       <w:proofErr w:type="spellStart"/>
       <w:r>
+        <w:rPr>
+          <w:rFonts w:eastAsia="Times New Roman"/>
+          <w:color w:val="000000"/>
+        </w:rPr>
         <w:t>fk</w:t>
       </w:r>
       <w:proofErr w:type="spellEnd"/>
       <w:r>
+        <w:rPr>
+          <w:rFonts w:eastAsia="Times New Roman"/>
+          <w:color w:val="000000"/>
+        </w:rPr>
         <w:t>_&lt;nombre de la tabla&gt;_&lt;nombre de la tabla referenciada&gt;</w:t>
       </w:r>
     </w:p>
@@ -13608,33 +14217,50 @@
       <w:pPr>
         <w:numPr>
           <w:ilvl w:val="0"/>
-          <w:numId w:val="5"/>
+          <w:numId w:val="13"/>
         </w:numPr>
-        <w:spacing w:before="0" w:after="240"/>
+        <w:spacing w:before="0" w:after="240" w:line="240" w:lineRule="auto"/>
         <w:jc w:val="both"/>
-      </w:pPr>
-      <w:r>
+        <w:textAlignment w:val="baseline"/>
+        <w:rPr>
+          <w:rFonts w:eastAsia="Times New Roman"/>
+          <w:color w:val="000000"/>
+        </w:rPr>
+      </w:pPr>
+      <w:r>
+        <w:rPr>
+          <w:rFonts w:eastAsia="Times New Roman"/>
+          <w:color w:val="000000"/>
+        </w:rPr>
         <w:t xml:space="preserve">Para las tablas generadas en el modelo relacional se va utilizar el siguiente formato </w:t>
       </w:r>
       <w:proofErr w:type="spellStart"/>
       <w:r>
+        <w:rPr>
+          <w:rFonts w:eastAsia="Times New Roman"/>
+          <w:color w:val="000000"/>
+        </w:rPr>
         <w:t>fk</w:t>
       </w:r>
       <w:proofErr w:type="spellEnd"/>
       <w:r>
+        <w:rPr>
+          <w:rFonts w:eastAsia="Times New Roman"/>
+          <w:color w:val="000000"/>
+        </w:rPr>
         <w:t>_&lt;primera letra de la primera tabla&gt;&lt;inicial de la segunda tabla&gt;_&lt;tabla referenciada&gt;</w:t>
       </w:r>
     </w:p>
     <w:p>
       <w:pPr>
-        <w:spacing w:before="240" w:after="240"/>
-        <w:ind w:left="0"/>
-        <w:jc w:val="both"/>
+        <w:spacing w:line="240" w:lineRule="auto"/>
+        <w:ind w:left="0" w:hanging="357"/>
+        <w:outlineLvl w:val="1"/>
       </w:pPr>
     </w:p>
     <w:sectPr>
-      <w:headerReference w:type="default" r:id="rId13"/>
-      <w:footerReference w:type="default" r:id="rId14"/>
+      <w:headerReference w:type="default" r:id="rId15"/>
+      <w:footerReference w:type="default" r:id="rId16"/>
       <w:pgSz w:w="11906" w:h="16838"/>
       <w:pgMar w:top="1535" w:right="1701" w:bottom="1417" w:left="1701" w:header="567" w:footer="572" w:gutter="0"/>
       <w:pgNumType w:start="1"/>
@@ -13809,7 +14435,7 @@
                       </a:xfrm>
                     </wpg:grpSpPr>
                     <wpg:grpSp>
-                      <wpg:cNvPr id="10" name="Grupo 10"/>
+                      <wpg:cNvPr id="11" name="Grupo 10"/>
                       <wpg:cNvGrpSpPr/>
                       <wpg:grpSpPr>
                         <a:xfrm>
@@ -13820,7 +14446,7 @@
                         </a:xfrm>
                       </wpg:grpSpPr>
                       <wps:wsp>
-                        <wps:cNvPr id="11" name="Rectángulo 11"/>
+                        <wps:cNvPr id="13" name="Rectángulo 11"/>
                         <wps:cNvSpPr/>
                         <wps:spPr>
                           <a:xfrm>
@@ -13851,7 +14477,7 @@
                         </wps:bodyPr>
                       </wps:wsp>
                       <wpg:grpSp>
-                        <wpg:cNvPr id="13" name="Grupo 13"/>
+                        <wpg:cNvPr id="14" name="Grupo 13"/>
                         <wpg:cNvGrpSpPr/>
                         <wpg:grpSpPr>
                           <a:xfrm rot="10800000" flipH="1">
@@ -13862,7 +14488,7 @@
                           </a:xfrm>
                         </wpg:grpSpPr>
                         <wps:wsp>
-                          <wps:cNvPr id="14" name="Rectángulo 14"/>
+                          <wps:cNvPr id="15" name="Rectángulo 14"/>
                           <wps:cNvSpPr/>
                           <wps:spPr>
                             <a:xfrm>
@@ -13893,7 +14519,7 @@
                           </wps:bodyPr>
                         </wps:wsp>
                         <wps:wsp>
-                          <wps:cNvPr id="15" name="Conector recto de flecha 15"/>
+                          <wps:cNvPr id="16" name="Conector recto de flecha 15"/>
                           <wps:cNvCnPr/>
                           <wps:spPr>
                             <a:xfrm>
@@ -13917,7 +14543,7 @@
                           <wps:bodyPr/>
                         </wps:wsp>
                         <wps:wsp>
-                          <wps:cNvPr id="16" name="Rectángulo 16"/>
+                          <wps:cNvPr id="17" name="Rectángulo 16"/>
                           <wps:cNvSpPr/>
                           <wps:spPr>
                             <a:xfrm>
@@ -13957,9 +14583,9 @@
         </mc:Choice>
         <mc:Fallback>
           <w:pict>
-            <v:group w14:anchorId="034BEE5F" id="Grupo 73" o:spid="_x0000_s1044" style="position:absolute;left:0;text-align:left;margin-left:-84.75pt;margin-top:-.05pt;width:594pt;height:63.75pt;z-index:251663360" coordorigin="15741,33751" coordsize="75438,8096" o:gfxdata="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">
-              <v:group id="Grupo 10" o:spid="_x0000_s1045" style="position:absolute;left:15741;top:33751;width:75438;height:8097" coordorigin="15760,33751" coordsize="75400,8096" o:gfxdata="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">
-                <v:rect id="Rectángulo 11" o:spid="_x0000_s1046" style="position:absolute;left:15760;top:33751;width:75400;height:8097;visibility:visible;mso-wrap-style:square;v-text-anchor:middle" o:gfxdata="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" filled="f" stroked="f">
+            <v:group w14:anchorId="034BEE5F" id="Grupo 73" o:spid="_x0000_s1044" style="position:absolute;left:0;text-align:left;margin-left:-84.75pt;margin-top:-.05pt;width:594pt;height:63.75pt;z-index:251663360" coordorigin="15741,33751" coordsize="75438,8096" o:gfxdata="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">
+              <v:group id="Grupo 10" o:spid="_x0000_s1045" style="position:absolute;left:15741;top:33751;width:75438;height:8097" coordorigin="15760,33751" coordsize="75400,8096" o:gfxdata="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">
+                <v:rect id="Rectángulo 11" o:spid="_x0000_s1046" style="position:absolute;left:15760;top:33751;width:75400;height:8097;visibility:visible;mso-wrap-style:square;v-text-anchor:middle" o:gfxdata="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" filled="f" stroked="f">
                   <v:textbox inset="2.53958mm,2.53958mm,2.53958mm,2.53958mm">
                     <w:txbxContent>
                       <w:p>
@@ -13972,8 +14598,8 @@
                     </w:txbxContent>
                   </v:textbox>
                 </v:rect>
-                <v:group id="Grupo 13" o:spid="_x0000_s1047" style="position:absolute;left:15760;top:33751;width:75399;height:8097;rotation:180;flip:x" coordorigin="8,9" coordsize="15823,1439" o:gfxdata="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">
-                  <v:rect id="Rectángulo 14" o:spid="_x0000_s1048" style="position:absolute;left:8;top:9;width:15800;height:1425;visibility:visible;mso-wrap-style:square;v-text-anchor:middle" o:gfxdata="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" filled="f" stroked="f">
+                <v:group id="Grupo 13" o:spid="_x0000_s1047" style="position:absolute;left:15760;top:33751;width:75399;height:8097;rotation:180;flip:x" coordorigin="8,9" coordsize="15823,1439" o:gfxdata="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">
+                  <v:rect id="Rectángulo 14" o:spid="_x0000_s1048" style="position:absolute;left:8;top:9;width:15800;height:1425;visibility:visible;mso-wrap-style:square;v-text-anchor:middle" o:gfxdata="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" filled="f" stroked="f">
                     <v:textbox inset="2.53958mm,2.53958mm,2.53958mm,2.53958mm">
                       <w:txbxContent>
                         <w:p>
@@ -13990,10 +14616,10 @@
                     <v:path arrowok="t" fillok="f" o:connecttype="none"/>
                     <o:lock v:ext="edit" shapetype="t"/>
                   </v:shapetype>
-                  <v:shape id="Conector recto de flecha 15" o:spid="_x0000_s1049" type="#_x0000_t32" style="position:absolute;left:9;top:1431;width:15822;height:0;visibility:visible;mso-wrap-style:square" o:connectortype="straight" o:gfxdata="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" strokecolor="#31849b">
+                  <v:shape id="Conector recto de flecha 15" o:spid="_x0000_s1049" type="#_x0000_t32" style="position:absolute;left:9;top:1431;width:15822;height:0;visibility:visible;mso-wrap-style:square" o:connectortype="straight" o:gfxdata="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" strokecolor="#31849b">
                     <v:stroke startarrowwidth="narrow" startarrowlength="short" endarrowwidth="narrow" endarrowlength="short"/>
                   </v:shape>
-                  <v:rect id="Rectángulo 16" o:spid="_x0000_s1050" style="position:absolute;left:8;top:9;width:4031;height:1439;visibility:visible;mso-wrap-style:square;v-text-anchor:middle" o:gfxdata="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" filled="f" stroked="f">
+                  <v:rect id="Rectángulo 16" o:spid="_x0000_s1050" style="position:absolute;left:8;top:9;width:4031;height:1439;visibility:visible;mso-wrap-style:square;v-text-anchor:middle" o:gfxdata="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" filled="f" stroked="f">
                     <v:textbox inset="2.53958mm,2.53958mm,2.53958mm,2.53958mm">
                       <w:txbxContent>
                         <w:p>
@@ -14281,7 +14907,7 @@
                       </a:xfrm>
                     </wpg:grpSpPr>
                     <wpg:grpSp>
-                      <wpg:cNvPr id="4" name="Grupo 4"/>
+                      <wpg:cNvPr id="5" name="Grupo 4"/>
                       <wpg:cNvGrpSpPr/>
                       <wpg:grpSpPr>
                         <a:xfrm>
@@ -14292,7 +14918,7 @@
                         </a:xfrm>
                       </wpg:grpSpPr>
                       <wps:wsp>
-                        <wps:cNvPr id="5" name="Rectángulo 5"/>
+                        <wps:cNvPr id="6" name="Rectángulo 5"/>
                         <wps:cNvSpPr/>
                         <wps:spPr>
                           <a:xfrm>
@@ -14323,7 +14949,7 @@
                         </wps:bodyPr>
                       </wps:wsp>
                       <wpg:grpSp>
-                        <wpg:cNvPr id="6" name="Grupo 6"/>
+                        <wpg:cNvPr id="7" name="Grupo 6"/>
                         <wpg:cNvGrpSpPr/>
                         <wpg:grpSpPr>
                           <a:xfrm>
@@ -14334,7 +14960,7 @@
                           </a:xfrm>
                         </wpg:grpSpPr>
                         <wps:wsp>
-                          <wps:cNvPr id="7" name="Rectángulo 7"/>
+                          <wps:cNvPr id="8" name="Rectángulo 7"/>
                           <wps:cNvSpPr/>
                           <wps:spPr>
                             <a:xfrm>
@@ -14365,7 +14991,7 @@
                           </wps:bodyPr>
                         </wps:wsp>
                         <wps:wsp>
-                          <wps:cNvPr id="8" name="Conector recto de flecha 8"/>
+                          <wps:cNvPr id="9" name="Conector recto de flecha 8"/>
                           <wps:cNvCnPr/>
                           <wps:spPr>
                             <a:xfrm>
@@ -14389,7 +15015,7 @@
                           <wps:bodyPr/>
                         </wps:wsp>
                         <wps:wsp>
-                          <wps:cNvPr id="9" name="Rectángulo 9"/>
+                          <wps:cNvPr id="10" name="Rectángulo 9"/>
                           <wps:cNvSpPr/>
                           <wps:spPr>
                             <a:xfrm>
@@ -14429,9 +15055,9 @@
         </mc:Choice>
         <mc:Fallback>
           <w:pict>
-            <v:group w14:anchorId="56E246F8" id="Grupo 65" o:spid="_x0000_s1035" style="position:absolute;margin-left:1pt;margin-top:1.5pt;width:593.25pt;height:63pt;z-index:251658240;mso-position-horizontal-relative:page;mso-position-vertical-relative:page" coordorigin="15788,33799" coordsize="75343,8001" o:gfxdata="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">
-              <v:group id="Grupo 4" o:spid="_x0000_s1036" style="position:absolute;left:15788;top:33799;width:75343;height:8001" coordorigin="15772,33723" coordsize="75374,8153" o:gfxdata="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">
-                <v:rect id="Rectángulo 5" o:spid="_x0000_s1037" style="position:absolute;left:15772;top:33723;width:75375;height:8153;visibility:visible;mso-wrap-style:square;v-text-anchor:middle" o:gfxdata="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" filled="f" stroked="f">
+            <v:group w14:anchorId="56E246F8" id="Grupo 65" o:spid="_x0000_s1035" style="position:absolute;margin-left:1pt;margin-top:1.5pt;width:593.25pt;height:63pt;z-index:251658240;mso-position-horizontal-relative:page;mso-position-vertical-relative:page" coordorigin="15788,33799" coordsize="75343,8001" o:gfxdata="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">
+              <v:group id="Grupo 4" o:spid="_x0000_s1036" style="position:absolute;left:15788;top:33799;width:75343;height:8001" coordorigin="15772,33723" coordsize="75374,8153" o:gfxdata="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">
+                <v:rect id="Rectángulo 5" o:spid="_x0000_s1037" style="position:absolute;left:15772;top:33723;width:75375;height:8153;visibility:visible;mso-wrap-style:square;v-text-anchor:middle" o:gfxdata="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" filled="f" stroked="f">
                   <v:textbox inset="2.53958mm,2.53958mm,2.53958mm,2.53958mm">
                     <w:txbxContent>
                       <w:p>
@@ -14444,8 +15070,8 @@
                     </w:txbxContent>
                   </v:textbox>
                 </v:rect>
-                <v:group id="Grupo 6" o:spid="_x0000_s1038" style="position:absolute;left:15772;top:33723;width:75375;height:8153" coordorigin="8,9" coordsize="15823,1439" o:gfxdata="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">
-                  <v:rect id="Rectángulo 7" o:spid="_x0000_s1039" style="position:absolute;left:8;top:9;width:15800;height:1425;visibility:visible;mso-wrap-style:square;v-text-anchor:middle" o:gfxdata="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" filled="f" stroked="f">
+                <v:group id="Grupo 6" o:spid="_x0000_s1038" style="position:absolute;left:15772;top:33723;width:75375;height:8153" coordorigin="8,9" coordsize="15823,1439" o:gfxdata="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">
+                  <v:rect id="Rectángulo 7" o:spid="_x0000_s1039" style="position:absolute;left:8;top:9;width:15800;height:1425;visibility:visible;mso-wrap-style:square;v-text-anchor:middle" o:gfxdata="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" filled="f" stroked="f">
                     <v:textbox inset="2.53958mm,2.53958mm,2.53958mm,2.53958mm">
                       <w:txbxContent>
                         <w:p>
@@ -14462,10 +15088,10 @@
                     <v:path arrowok="t" fillok="f" o:connecttype="none"/>
                     <o:lock v:ext="edit" shapetype="t"/>
                   </v:shapetype>
-                  <v:shape id="Conector recto de flecha 8" o:spid="_x0000_s1040" type="#_x0000_t32" style="position:absolute;left:9;top:1431;width:15822;height:0;visibility:visible;mso-wrap-style:square" o:connectortype="straight" o:gfxdata="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" strokecolor="#31849b">
+                  <v:shape id="Conector recto de flecha 8" o:spid="_x0000_s1040" type="#_x0000_t32" style="position:absolute;left:9;top:1431;width:15822;height:0;visibility:visible;mso-wrap-style:square" o:connectortype="straight" o:gfxdata="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" strokecolor="#31849b">
                     <v:stroke startarrowwidth="narrow" startarrowlength="short" endarrowwidth="narrow" endarrowlength="short"/>
                   </v:shape>
-                  <v:rect id="Rectángulo 9" o:spid="_x0000_s1041" style="position:absolute;left:8;top:9;width:4031;height:1439;visibility:visible;mso-wrap-style:square;v-text-anchor:middle" o:gfxdata="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" filled="f" stroked="f">
+                  <v:rect id="Rectángulo 9" o:spid="_x0000_s1041" style="position:absolute;left:8;top:9;width:4031;height:1439;visibility:visible;mso-wrap-style:square;v-text-anchor:middle" o:gfxdata="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" filled="f" stroked="f">
                     <v:textbox inset="2.53958mm,2.53958mm,2.53958mm,2.53958mm">
                       <w:txbxContent>
                         <w:p>
@@ -15728,6 +16354,304 @@
     </w:lvl>
   </w:abstractNum>
   <w:abstractNum w:abstractNumId="8" w15:restartNumberingAfterBreak="0">
+    <w:nsid w:val="33A57881"/>
+    <w:multiLevelType w:val="multilevel"/>
+    <w:tmpl w:val="A498C90C"/>
+    <w:lvl w:ilvl="0">
+      <w:start w:val="1"/>
+      <w:numFmt w:val="bullet"/>
+      <w:lvlText w:val=""/>
+      <w:lvlJc w:val="left"/>
+      <w:pPr>
+        <w:tabs>
+          <w:tab w:val="num" w:pos="720"/>
+        </w:tabs>
+        <w:ind w:left="720" w:hanging="360"/>
+      </w:pPr>
+      <w:rPr>
+        <w:rFonts w:ascii="Symbol" w:hAnsi="Symbol" w:hint="default"/>
+        <w:sz w:val="20"/>
+      </w:rPr>
+    </w:lvl>
+    <w:lvl w:ilvl="1">
+      <w:start w:val="1"/>
+      <w:numFmt w:val="bullet"/>
+      <w:lvlText w:val="o"/>
+      <w:lvlJc w:val="left"/>
+      <w:pPr>
+        <w:tabs>
+          <w:tab w:val="num" w:pos="1440"/>
+        </w:tabs>
+        <w:ind w:left="1440" w:hanging="360"/>
+      </w:pPr>
+      <w:rPr>
+        <w:rFonts w:ascii="Courier New" w:hAnsi="Courier New" w:hint="default"/>
+        <w:sz w:val="20"/>
+      </w:rPr>
+    </w:lvl>
+    <w:lvl w:ilvl="2" w:tentative="1">
+      <w:start w:val="1"/>
+      <w:numFmt w:val="bullet"/>
+      <w:lvlText w:val=""/>
+      <w:lvlJc w:val="left"/>
+      <w:pPr>
+        <w:tabs>
+          <w:tab w:val="num" w:pos="2160"/>
+        </w:tabs>
+        <w:ind w:left="2160" w:hanging="360"/>
+      </w:pPr>
+      <w:rPr>
+        <w:rFonts w:ascii="Wingdings" w:hAnsi="Wingdings" w:hint="default"/>
+        <w:sz w:val="20"/>
+      </w:rPr>
+    </w:lvl>
+    <w:lvl w:ilvl="3" w:tentative="1">
+      <w:start w:val="1"/>
+      <w:numFmt w:val="bullet"/>
+      <w:lvlText w:val=""/>
+      <w:lvlJc w:val="left"/>
+      <w:pPr>
+        <w:tabs>
+          <w:tab w:val="num" w:pos="2880"/>
+        </w:tabs>
+        <w:ind w:left="2880" w:hanging="360"/>
+      </w:pPr>
+      <w:rPr>
+        <w:rFonts w:ascii="Wingdings" w:hAnsi="Wingdings" w:hint="default"/>
+        <w:sz w:val="20"/>
+      </w:rPr>
+    </w:lvl>
+    <w:lvl w:ilvl="4" w:tentative="1">
+      <w:start w:val="1"/>
+      <w:numFmt w:val="bullet"/>
+      <w:lvlText w:val=""/>
+      <w:lvlJc w:val="left"/>
+      <w:pPr>
+        <w:tabs>
+          <w:tab w:val="num" w:pos="3600"/>
+        </w:tabs>
+        <w:ind w:left="3600" w:hanging="360"/>
+      </w:pPr>
+      <w:rPr>
+        <w:rFonts w:ascii="Wingdings" w:hAnsi="Wingdings" w:hint="default"/>
+        <w:sz w:val="20"/>
+      </w:rPr>
+    </w:lvl>
+    <w:lvl w:ilvl="5" w:tentative="1">
+      <w:start w:val="1"/>
+      <w:numFmt w:val="bullet"/>
+      <w:lvlText w:val=""/>
+      <w:lvlJc w:val="left"/>
+      <w:pPr>
+        <w:tabs>
+          <w:tab w:val="num" w:pos="4320"/>
+        </w:tabs>
+        <w:ind w:left="4320" w:hanging="360"/>
+      </w:pPr>
+      <w:rPr>
+        <w:rFonts w:ascii="Wingdings" w:hAnsi="Wingdings" w:hint="default"/>
+        <w:sz w:val="20"/>
+      </w:rPr>
+    </w:lvl>
+    <w:lvl w:ilvl="6" w:tentative="1">
+      <w:start w:val="1"/>
+      <w:numFmt w:val="bullet"/>
+      <w:lvlText w:val=""/>
+      <w:lvlJc w:val="left"/>
+      <w:pPr>
+        <w:tabs>
+          <w:tab w:val="num" w:pos="5040"/>
+        </w:tabs>
+        <w:ind w:left="5040" w:hanging="360"/>
+      </w:pPr>
+      <w:rPr>
+        <w:rFonts w:ascii="Wingdings" w:hAnsi="Wingdings" w:hint="default"/>
+        <w:sz w:val="20"/>
+      </w:rPr>
+    </w:lvl>
+    <w:lvl w:ilvl="7" w:tentative="1">
+      <w:start w:val="1"/>
+      <w:numFmt w:val="bullet"/>
+      <w:lvlText w:val=""/>
+      <w:lvlJc w:val="left"/>
+      <w:pPr>
+        <w:tabs>
+          <w:tab w:val="num" w:pos="5760"/>
+        </w:tabs>
+        <w:ind w:left="5760" w:hanging="360"/>
+      </w:pPr>
+      <w:rPr>
+        <w:rFonts w:ascii="Wingdings" w:hAnsi="Wingdings" w:hint="default"/>
+        <w:sz w:val="20"/>
+      </w:rPr>
+    </w:lvl>
+    <w:lvl w:ilvl="8" w:tentative="1">
+      <w:start w:val="1"/>
+      <w:numFmt w:val="bullet"/>
+      <w:lvlText w:val=""/>
+      <w:lvlJc w:val="left"/>
+      <w:pPr>
+        <w:tabs>
+          <w:tab w:val="num" w:pos="6480"/>
+        </w:tabs>
+        <w:ind w:left="6480" w:hanging="360"/>
+      </w:pPr>
+      <w:rPr>
+        <w:rFonts w:ascii="Wingdings" w:hAnsi="Wingdings" w:hint="default"/>
+        <w:sz w:val="20"/>
+      </w:rPr>
+    </w:lvl>
+  </w:abstractNum>
+  <w:abstractNum w:abstractNumId="9" w15:restartNumberingAfterBreak="0">
+    <w:nsid w:val="63312A6D"/>
+    <w:multiLevelType w:val="multilevel"/>
+    <w:tmpl w:val="BC1C3918"/>
+    <w:lvl w:ilvl="0">
+      <w:start w:val="1"/>
+      <w:numFmt w:val="bullet"/>
+      <w:lvlText w:val=""/>
+      <w:lvlJc w:val="left"/>
+      <w:pPr>
+        <w:tabs>
+          <w:tab w:val="num" w:pos="720"/>
+        </w:tabs>
+        <w:ind w:left="720" w:hanging="360"/>
+      </w:pPr>
+      <w:rPr>
+        <w:rFonts w:ascii="Symbol" w:hAnsi="Symbol" w:hint="default"/>
+        <w:sz w:val="20"/>
+      </w:rPr>
+    </w:lvl>
+    <w:lvl w:ilvl="1" w:tentative="1">
+      <w:start w:val="1"/>
+      <w:numFmt w:val="bullet"/>
+      <w:lvlText w:val="o"/>
+      <w:lvlJc w:val="left"/>
+      <w:pPr>
+        <w:tabs>
+          <w:tab w:val="num" w:pos="1440"/>
+        </w:tabs>
+        <w:ind w:left="1440" w:hanging="360"/>
+      </w:pPr>
+      <w:rPr>
+        <w:rFonts w:ascii="Courier New" w:hAnsi="Courier New" w:hint="default"/>
+        <w:sz w:val="20"/>
+      </w:rPr>
+    </w:lvl>
+    <w:lvl w:ilvl="2" w:tentative="1">
+      <w:start w:val="1"/>
+      <w:numFmt w:val="bullet"/>
+      <w:lvlText w:val=""/>
+      <w:lvlJc w:val="left"/>
+      <w:pPr>
+        <w:tabs>
+          <w:tab w:val="num" w:pos="2160"/>
+        </w:tabs>
+        <w:ind w:left="2160" w:hanging="360"/>
+      </w:pPr>
+      <w:rPr>
+        <w:rFonts w:ascii="Wingdings" w:hAnsi="Wingdings" w:hint="default"/>
+        <w:sz w:val="20"/>
+      </w:rPr>
+    </w:lvl>
+    <w:lvl w:ilvl="3" w:tentative="1">
+      <w:start w:val="1"/>
+      <w:numFmt w:val="bullet"/>
+      <w:lvlText w:val=""/>
+      <w:lvlJc w:val="left"/>
+      <w:pPr>
+        <w:tabs>
+          <w:tab w:val="num" w:pos="2880"/>
+        </w:tabs>
+        <w:ind w:left="2880" w:hanging="360"/>
+      </w:pPr>
+      <w:rPr>
+        <w:rFonts w:ascii="Wingdings" w:hAnsi="Wingdings" w:hint="default"/>
+        <w:sz w:val="20"/>
+      </w:rPr>
+    </w:lvl>
+    <w:lvl w:ilvl="4" w:tentative="1">
+      <w:start w:val="1"/>
+      <w:numFmt w:val="bullet"/>
+      <w:lvlText w:val=""/>
+      <w:lvlJc w:val="left"/>
+      <w:pPr>
+        <w:tabs>
+          <w:tab w:val="num" w:pos="3600"/>
+        </w:tabs>
+        <w:ind w:left="3600" w:hanging="360"/>
+      </w:pPr>
+      <w:rPr>
+        <w:rFonts w:ascii="Wingdings" w:hAnsi="Wingdings" w:hint="default"/>
+        <w:sz w:val="20"/>
+      </w:rPr>
+    </w:lvl>
+    <w:lvl w:ilvl="5" w:tentative="1">
+      <w:start w:val="1"/>
+      <w:numFmt w:val="bullet"/>
+      <w:lvlText w:val=""/>
+      <w:lvlJc w:val="left"/>
+      <w:pPr>
+        <w:tabs>
+          <w:tab w:val="num" w:pos="4320"/>
+        </w:tabs>
+        <w:ind w:left="4320" w:hanging="360"/>
+      </w:pPr>
+      <w:rPr>
+        <w:rFonts w:ascii="Wingdings" w:hAnsi="Wingdings" w:hint="default"/>
+        <w:sz w:val="20"/>
+      </w:rPr>
+    </w:lvl>
+    <w:lvl w:ilvl="6" w:tentative="1">
+      <w:start w:val="1"/>
+      <w:numFmt w:val="bullet"/>
+      <w:lvlText w:val=""/>
+      <w:lvlJc w:val="left"/>
+      <w:pPr>
+        <w:tabs>
+          <w:tab w:val="num" w:pos="5040"/>
+        </w:tabs>
+        <w:ind w:left="5040" w:hanging="360"/>
+      </w:pPr>
+      <w:rPr>
+        <w:rFonts w:ascii="Wingdings" w:hAnsi="Wingdings" w:hint="default"/>
+        <w:sz w:val="20"/>
+      </w:rPr>
+    </w:lvl>
+    <w:lvl w:ilvl="7" w:tentative="1">
+      <w:start w:val="1"/>
+      <w:numFmt w:val="bullet"/>
+      <w:lvlText w:val=""/>
+      <w:lvlJc w:val="left"/>
+      <w:pPr>
+        <w:tabs>
+          <w:tab w:val="num" w:pos="5760"/>
+        </w:tabs>
+        <w:ind w:left="5760" w:hanging="360"/>
+      </w:pPr>
+      <w:rPr>
+        <w:rFonts w:ascii="Wingdings" w:hAnsi="Wingdings" w:hint="default"/>
+        <w:sz w:val="20"/>
+      </w:rPr>
+    </w:lvl>
+    <w:lvl w:ilvl="8" w:tentative="1">
+      <w:start w:val="1"/>
+      <w:numFmt w:val="bullet"/>
+      <w:lvlText w:val=""/>
+      <w:lvlJc w:val="left"/>
+      <w:pPr>
+        <w:tabs>
+          <w:tab w:val="num" w:pos="6480"/>
+        </w:tabs>
+        <w:ind w:left="6480" w:hanging="360"/>
+      </w:pPr>
+      <w:rPr>
+        <w:rFonts w:ascii="Wingdings" w:hAnsi="Wingdings" w:hint="default"/>
+        <w:sz w:val="20"/>
+      </w:rPr>
+    </w:lvl>
+  </w:abstractNum>
+  <w:abstractNum w:abstractNumId="10" w15:restartNumberingAfterBreak="0">
     <w:nsid w:val="70C91A5C"/>
     <w:multiLevelType w:val="multilevel"/>
     <w:tmpl w:val="D78A6AB2"/>
@@ -15840,7 +16764,7 @@
       </w:rPr>
     </w:lvl>
   </w:abstractNum>
-  <w:abstractNum w:abstractNumId="9" w15:restartNumberingAfterBreak="0">
+  <w:abstractNum w:abstractNumId="11" w15:restartNumberingAfterBreak="0">
     <w:nsid w:val="7A81759A"/>
     <w:multiLevelType w:val="multilevel"/>
     <w:tmpl w:val="B75CDFFE"/>
@@ -15966,7 +16890,7 @@
     <w:abstractNumId w:val="1"/>
   </w:num>
   <w:num w:numId="5" w16cid:durableId="1418474617">
-    <w:abstractNumId w:val="8"/>
+    <w:abstractNumId w:val="10"/>
   </w:num>
   <w:num w:numId="6" w16cid:durableId="1229851047">
     <w:abstractNumId w:val="0"/>
@@ -15978,7 +16902,7 @@
     <w:abstractNumId w:val="7"/>
   </w:num>
   <w:num w:numId="9" w16cid:durableId="840775979">
-    <w:abstractNumId w:val="9"/>
+    <w:abstractNumId w:val="11"/>
   </w:num>
   <w:num w:numId="10" w16cid:durableId="1413426400">
     <w:abstractNumId w:val="3"/>
@@ -16012,6 +16936,12 @@
     <w:lvlOverride w:ilvl="8">
       <w:startOverride w:val="1"/>
     </w:lvlOverride>
+  </w:num>
+  <w:num w:numId="12" w16cid:durableId="758872658">
+    <w:abstractNumId w:val="8"/>
+  </w:num>
+  <w:num w:numId="13" w16cid:durableId="1421102342">
+    <w:abstractNumId w:val="9"/>
   </w:num>
 </w:numbering>
 </file>
@@ -16535,6 +17465,7 @@
   <w:style w:type="character" w:default="1" w:styleId="Fuentedeprrafopredeter">
     <w:name w:val="Default Paragraph Font"/>
     <w:uiPriority w:val="1"/>
+    <w:semiHidden/>
     <w:unhideWhenUsed/>
   </w:style>
   <w:style w:type="table" w:default="1" w:styleId="Tablanormal">

--- a/03-Elaboración II/Modelo de Datos/Modelo de Datos_MetricFlow SQA_CoDevIT.docx
+++ b/03-Elaboración II/Modelo de Datos/Modelo de Datos_MetricFlow SQA_CoDevIT.docx
@@ -13941,9 +13941,9 @@
           <w:shd w:val="clear" w:color="auto" w:fill="FFFF00"/>
         </w:rPr>
         <w:drawing>
-          <wp:inline distT="0" distB="0" distL="0" distR="0" wp14:anchorId="7EA18ECB" wp14:editId="16EFECD2">
-            <wp:extent cx="6038850" cy="3000375"/>
-            <wp:effectExtent l="0" t="0" r="0" b="9525"/>
+          <wp:inline distT="0" distB="0" distL="0" distR="0" wp14:anchorId="7EA18ECB" wp14:editId="01EA975B">
+            <wp:extent cx="6184900" cy="2604961"/>
+            <wp:effectExtent l="0" t="0" r="6350" b="5080"/>
             <wp:docPr id="8" name="Imagen 8"/>
             <wp:cNvGraphicFramePr>
               <a:graphicFrameLocks xmlns:a="http://schemas.openxmlformats.org/drawingml/2006/main" noChangeAspect="1"/>
@@ -13952,20 +13952,19 @@
               <a:graphicData uri="http://schemas.openxmlformats.org/drawingml/2006/picture">
                 <pic:pic xmlns:pic="http://schemas.openxmlformats.org/drawingml/2006/picture">
                   <pic:nvPicPr>
-                    <pic:cNvPr id="0" name="Picture 8"/>
+                    <pic:cNvPr id="8" name="Imagen 8"/>
                     <pic:cNvPicPr>
                       <a:picLocks noChangeAspect="1" noChangeArrowheads="1"/>
                     </pic:cNvPicPr>
                   </pic:nvPicPr>
                   <pic:blipFill>
-                    <a:blip r:embed="rId14">
+                    <a:blip r:embed="rId14" cstate="print">
                       <a:extLst>
                         <a:ext uri="{28A0092B-C50C-407E-A947-70E740481C1C}">
                           <a14:useLocalDpi xmlns:a14="http://schemas.microsoft.com/office/drawing/2010/main" val="0"/>
                         </a:ext>
                       </a:extLst>
                     </a:blip>
-                    <a:srcRect/>
                     <a:stretch>
                       <a:fillRect/>
                     </a:stretch>
@@ -13973,7 +13972,7 @@
                   <pic:spPr bwMode="auto">
                     <a:xfrm>
                       <a:off x="0" y="0"/>
-                      <a:ext cx="6038850" cy="3000375"/>
+                      <a:ext cx="6191805" cy="2607869"/>
                     </a:xfrm>
                     <a:prstGeom prst="rect">
                       <a:avLst/>
@@ -14435,7 +14434,7 @@
                       </a:xfrm>
                     </wpg:grpSpPr>
                     <wpg:grpSp>
-                      <wpg:cNvPr id="11" name="Grupo 10"/>
+                      <wpg:cNvPr id="15" name="Grupo 10"/>
                       <wpg:cNvGrpSpPr/>
                       <wpg:grpSpPr>
                         <a:xfrm>
@@ -14446,7 +14445,7 @@
                         </a:xfrm>
                       </wpg:grpSpPr>
                       <wps:wsp>
-                        <wps:cNvPr id="13" name="Rectángulo 11"/>
+                        <wps:cNvPr id="16" name="Rectángulo 11"/>
                         <wps:cNvSpPr/>
                         <wps:spPr>
                           <a:xfrm>
@@ -14477,7 +14476,7 @@
                         </wps:bodyPr>
                       </wps:wsp>
                       <wpg:grpSp>
-                        <wpg:cNvPr id="14" name="Grupo 13"/>
+                        <wpg:cNvPr id="17" name="Grupo 13"/>
                         <wpg:cNvGrpSpPr/>
                         <wpg:grpSpPr>
                           <a:xfrm rot="10800000" flipH="1">
@@ -14488,7 +14487,7 @@
                           </a:xfrm>
                         </wpg:grpSpPr>
                         <wps:wsp>
-                          <wps:cNvPr id="15" name="Rectángulo 14"/>
+                          <wps:cNvPr id="18" name="Rectángulo 14"/>
                           <wps:cNvSpPr/>
                           <wps:spPr>
                             <a:xfrm>
@@ -14519,7 +14518,7 @@
                           </wps:bodyPr>
                         </wps:wsp>
                         <wps:wsp>
-                          <wps:cNvPr id="16" name="Conector recto de flecha 15"/>
+                          <wps:cNvPr id="19" name="Conector recto de flecha 15"/>
                           <wps:cNvCnPr/>
                           <wps:spPr>
                             <a:xfrm>
@@ -14543,7 +14542,7 @@
                           <wps:bodyPr/>
                         </wps:wsp>
                         <wps:wsp>
-                          <wps:cNvPr id="17" name="Rectángulo 16"/>
+                          <wps:cNvPr id="20" name="Rectángulo 16"/>
                           <wps:cNvSpPr/>
                           <wps:spPr>
                             <a:xfrm>
@@ -14583,9 +14582,9 @@
         </mc:Choice>
         <mc:Fallback>
           <w:pict>
-            <v:group w14:anchorId="034BEE5F" id="Grupo 73" o:spid="_x0000_s1044" style="position:absolute;left:0;text-align:left;margin-left:-84.75pt;margin-top:-.05pt;width:594pt;height:63.75pt;z-index:251663360" coordorigin="15741,33751" coordsize="75438,8096" o:gfxdata="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">
-              <v:group id="Grupo 10" o:spid="_x0000_s1045" style="position:absolute;left:15741;top:33751;width:75438;height:8097" coordorigin="15760,33751" coordsize="75400,8096" o:gfxdata="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">
-                <v:rect id="Rectángulo 11" o:spid="_x0000_s1046" style="position:absolute;left:15760;top:33751;width:75400;height:8097;visibility:visible;mso-wrap-style:square;v-text-anchor:middle" o:gfxdata="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" filled="f" stroked="f">
+            <v:group w14:anchorId="034BEE5F" id="Grupo 73" o:spid="_x0000_s1044" style="position:absolute;left:0;text-align:left;margin-left:-84.75pt;margin-top:-.05pt;width:594pt;height:63.75pt;z-index:251663360" coordorigin="15741,33751" coordsize="75438,8096" o:gfxdata="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">
+              <v:group id="Grupo 10" o:spid="_x0000_s1045" style="position:absolute;left:15741;top:33751;width:75438;height:8097" coordorigin="15760,33751" coordsize="75400,8096" o:gfxdata="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">
+                <v:rect id="Rectángulo 11" o:spid="_x0000_s1046" style="position:absolute;left:15760;top:33751;width:75400;height:8097;visibility:visible;mso-wrap-style:square;v-text-anchor:middle" o:gfxdata="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" filled="f" stroked="f">
                   <v:textbox inset="2.53958mm,2.53958mm,2.53958mm,2.53958mm">
                     <w:txbxContent>
                       <w:p>
@@ -14598,8 +14597,8 @@
                     </w:txbxContent>
                   </v:textbox>
                 </v:rect>
-                <v:group id="Grupo 13" o:spid="_x0000_s1047" style="position:absolute;left:15760;top:33751;width:75399;height:8097;rotation:180;flip:x" coordorigin="8,9" coordsize="15823,1439" o:gfxdata="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">
-                  <v:rect id="Rectángulo 14" o:spid="_x0000_s1048" style="position:absolute;left:8;top:9;width:15800;height:1425;visibility:visible;mso-wrap-style:square;v-text-anchor:middle" o:gfxdata="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" filled="f" stroked="f">
+                <v:group id="Grupo 13" o:spid="_x0000_s1047" style="position:absolute;left:15760;top:33751;width:75399;height:8097;rotation:180;flip:x" coordorigin="8,9" coordsize="15823,1439" o:gfxdata="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">
+                  <v:rect id="Rectángulo 14" o:spid="_x0000_s1048" style="position:absolute;left:8;top:9;width:15800;height:1425;visibility:visible;mso-wrap-style:square;v-text-anchor:middle" o:gfxdata="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" filled="f" stroked="f">
                     <v:textbox inset="2.53958mm,2.53958mm,2.53958mm,2.53958mm">
                       <w:txbxContent>
                         <w:p>
@@ -14616,10 +14615,10 @@
                     <v:path arrowok="t" fillok="f" o:connecttype="none"/>
                     <o:lock v:ext="edit" shapetype="t"/>
                   </v:shapetype>
-                  <v:shape id="Conector recto de flecha 15" o:spid="_x0000_s1049" type="#_x0000_t32" style="position:absolute;left:9;top:1431;width:15822;height:0;visibility:visible;mso-wrap-style:square" o:connectortype="straight" o:gfxdata="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" strokecolor="#31849b">
+                  <v:shape id="Conector recto de flecha 15" o:spid="_x0000_s1049" type="#_x0000_t32" style="position:absolute;left:9;top:1431;width:15822;height:0;visibility:visible;mso-wrap-style:square" o:connectortype="straight" o:gfxdata="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" strokecolor="#31849b">
                     <v:stroke startarrowwidth="narrow" startarrowlength="short" endarrowwidth="narrow" endarrowlength="short"/>
                   </v:shape>
-                  <v:rect id="Rectángulo 16" o:spid="_x0000_s1050" style="position:absolute;left:8;top:9;width:4031;height:1439;visibility:visible;mso-wrap-style:square;v-text-anchor:middle" o:gfxdata="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" filled="f" stroked="f">
+                  <v:rect id="Rectángulo 16" o:spid="_x0000_s1050" style="position:absolute;left:8;top:9;width:4031;height:1439;visibility:visible;mso-wrap-style:square;v-text-anchor:middle" o:gfxdata="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" filled="f" stroked="f">
                     <v:textbox inset="2.53958mm,2.53958mm,2.53958mm,2.53958mm">
                       <w:txbxContent>
                         <w:p>
@@ -14907,7 +14906,7 @@
                       </a:xfrm>
                     </wpg:grpSpPr>
                     <wpg:grpSp>
-                      <wpg:cNvPr id="5" name="Grupo 4"/>
+                      <wpg:cNvPr id="4" name="Grupo 4"/>
                       <wpg:cNvGrpSpPr/>
                       <wpg:grpSpPr>
                         <a:xfrm>
@@ -14918,7 +14917,7 @@
                         </a:xfrm>
                       </wpg:grpSpPr>
                       <wps:wsp>
-                        <wps:cNvPr id="6" name="Rectángulo 5"/>
+                        <wps:cNvPr id="9" name="Rectángulo 5"/>
                         <wps:cNvSpPr/>
                         <wps:spPr>
                           <a:xfrm>
@@ -14949,7 +14948,7 @@
                         </wps:bodyPr>
                       </wps:wsp>
                       <wpg:grpSp>
-                        <wpg:cNvPr id="7" name="Grupo 6"/>
+                        <wpg:cNvPr id="10" name="Grupo 6"/>
                         <wpg:cNvGrpSpPr/>
                         <wpg:grpSpPr>
                           <a:xfrm>
@@ -14960,7 +14959,7 @@
                           </a:xfrm>
                         </wpg:grpSpPr>
                         <wps:wsp>
-                          <wps:cNvPr id="8" name="Rectángulo 7"/>
+                          <wps:cNvPr id="11" name="Rectángulo 7"/>
                           <wps:cNvSpPr/>
                           <wps:spPr>
                             <a:xfrm>
@@ -14991,7 +14990,7 @@
                           </wps:bodyPr>
                         </wps:wsp>
                         <wps:wsp>
-                          <wps:cNvPr id="9" name="Conector recto de flecha 8"/>
+                          <wps:cNvPr id="13" name="Conector recto de flecha 8"/>
                           <wps:cNvCnPr/>
                           <wps:spPr>
                             <a:xfrm>
@@ -15015,7 +15014,7 @@
                           <wps:bodyPr/>
                         </wps:wsp>
                         <wps:wsp>
-                          <wps:cNvPr id="10" name="Rectángulo 9"/>
+                          <wps:cNvPr id="14" name="Rectángulo 9"/>
                           <wps:cNvSpPr/>
                           <wps:spPr>
                             <a:xfrm>
@@ -15055,9 +15054,9 @@
         </mc:Choice>
         <mc:Fallback>
           <w:pict>
-            <v:group w14:anchorId="56E246F8" id="Grupo 65" o:spid="_x0000_s1035" style="position:absolute;margin-left:1pt;margin-top:1.5pt;width:593.25pt;height:63pt;z-index:251658240;mso-position-horizontal-relative:page;mso-position-vertical-relative:page" coordorigin="15788,33799" coordsize="75343,8001" o:gfxdata="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">
-              <v:group id="Grupo 4" o:spid="_x0000_s1036" style="position:absolute;left:15788;top:33799;width:75343;height:8001" coordorigin="15772,33723" coordsize="75374,8153" o:gfxdata="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">
-                <v:rect id="Rectángulo 5" o:spid="_x0000_s1037" style="position:absolute;left:15772;top:33723;width:75375;height:8153;visibility:visible;mso-wrap-style:square;v-text-anchor:middle" o:gfxdata="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" filled="f" stroked="f">
+            <v:group w14:anchorId="56E246F8" id="Grupo 65" o:spid="_x0000_s1035" style="position:absolute;margin-left:1pt;margin-top:1.5pt;width:593.25pt;height:63pt;z-index:251658240;mso-position-horizontal-relative:page;mso-position-vertical-relative:page" coordorigin="15788,33799" coordsize="75343,8001" o:gfxdata="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">
+              <v:group id="Grupo 4" o:spid="_x0000_s1036" style="position:absolute;left:15788;top:33799;width:75343;height:8001" coordorigin="15772,33723" coordsize="75374,8153" o:gfxdata="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">
+                <v:rect id="Rectángulo 5" o:spid="_x0000_s1037" style="position:absolute;left:15772;top:33723;width:75375;height:8153;visibility:visible;mso-wrap-style:square;v-text-anchor:middle" o:gfxdata="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" filled="f" stroked="f">
                   <v:textbox inset="2.53958mm,2.53958mm,2.53958mm,2.53958mm">
                     <w:txbxContent>
                       <w:p>
@@ -15070,8 +15069,8 @@
                     </w:txbxContent>
                   </v:textbox>
                 </v:rect>
-                <v:group id="Grupo 6" o:spid="_x0000_s1038" style="position:absolute;left:15772;top:33723;width:75375;height:8153" coordorigin="8,9" coordsize="15823,1439" o:gfxdata="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">
-                  <v:rect id="Rectángulo 7" o:spid="_x0000_s1039" style="position:absolute;left:8;top:9;width:15800;height:1425;visibility:visible;mso-wrap-style:square;v-text-anchor:middle" o:gfxdata="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" filled="f" stroked="f">
+                <v:group id="Grupo 6" o:spid="_x0000_s1038" style="position:absolute;left:15772;top:33723;width:75375;height:8153" coordorigin="8,9" coordsize="15823,1439" o:gfxdata="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">
+                  <v:rect id="Rectángulo 7" o:spid="_x0000_s1039" style="position:absolute;left:8;top:9;width:15800;height:1425;visibility:visible;mso-wrap-style:square;v-text-anchor:middle" o:gfxdata="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" filled="f" stroked="f">
                     <v:textbox inset="2.53958mm,2.53958mm,2.53958mm,2.53958mm">
                       <w:txbxContent>
                         <w:p>
@@ -15088,10 +15087,10 @@
                     <v:path arrowok="t" fillok="f" o:connecttype="none"/>
                     <o:lock v:ext="edit" shapetype="t"/>
                   </v:shapetype>
-                  <v:shape id="Conector recto de flecha 8" o:spid="_x0000_s1040" type="#_x0000_t32" style="position:absolute;left:9;top:1431;width:15822;height:0;visibility:visible;mso-wrap-style:square" o:connectortype="straight" o:gfxdata="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" strokecolor="#31849b">
+                  <v:shape id="Conector recto de flecha 8" o:spid="_x0000_s1040" type="#_x0000_t32" style="position:absolute;left:9;top:1431;width:15822;height:0;visibility:visible;mso-wrap-style:square" o:connectortype="straight" o:gfxdata="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" strokecolor="#31849b">
                     <v:stroke startarrowwidth="narrow" startarrowlength="short" endarrowwidth="narrow" endarrowlength="short"/>
                   </v:shape>
-                  <v:rect id="Rectángulo 9" o:spid="_x0000_s1041" style="position:absolute;left:8;top:9;width:4031;height:1439;visibility:visible;mso-wrap-style:square;v-text-anchor:middle" o:gfxdata="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" filled="f" stroked="f">
+                  <v:rect id="Rectángulo 9" o:spid="_x0000_s1041" style="position:absolute;left:8;top:9;width:4031;height:1439;visibility:visible;mso-wrap-style:square;v-text-anchor:middle" o:gfxdata="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" filled="f" stroked="f">
                     <v:textbox inset="2.53958mm,2.53958mm,2.53958mm,2.53958mm">
                       <w:txbxContent>
                         <w:p>
